--- a/projects/informe_coyuntura/output/fichas/Fichas Semaforo Politica.docx
+++ b/projects/informe_coyuntura/output/fichas/Fichas Semaforo Politica.docx
@@ -116,7 +116,7 @@
         <w:t xml:space="preserve">CIGOB · INFORME DE COYUNTURA</w:t>
       </w:r>
     </w:p>
-    <w:bookmarkStart w:id="23" w:name="cinturón-política-resumen"/>
+    <w:bookmarkStart w:id="24" w:name="cinturón-política-resumen"/>
     <w:p>
       <w:pPr>
         <w:pStyle w:val="Heading1"/>
@@ -134,7 +134,388 @@
         <w:t xml:space="preserve">Este documento tiene una ficha por indicador — son 18 en total, y cada una arranca en página nueva. Antes de las fichas, el cinturón completo de un vistazo.</w:t>
       </w:r>
     </w:p>
-    <w:bookmarkStart w:id="20" w:name="itcp-el-índice-del-cinturón"/>
+    <w:bookmarkStart w:id="20" w:name="cómo-se-define-el-color"/>
+    <w:p>
+      <w:pPr>
+        <w:pStyle w:val="Heading2"/>
+        <w:keepNext/>
+      </w:pPr>
+      <w:r>
+        <w:t xml:space="preserve">Cómo se define el color</w:t>
+      </w:r>
+    </w:p>
+    <w:p>
+      <w:pPr>
+        <w:pStyle w:val="FirstParagraph"/>
+      </w:pPr>
+      <w:r>
+        <w:t xml:space="preserve">Todos los colores de este documento —el del índice, el de cada dimensión y el de cada indicador— salen de una sola escala: la</w:t>
+      </w:r>
+      <w:r>
+        <w:t xml:space="preserve"> </w:t>
+      </w:r>
+      <w:r>
+        <w:rPr>
+          <w:bCs/>
+          <w:b/>
+        </w:rPr>
+        <w:t xml:space="preserve">tensión de 0 a 10</w:t>
+      </w:r>
+      <w:r>
+        <w:t xml:space="preserve"> </w:t>
+      </w:r>
+      <w:r>
+        <w:t xml:space="preserve">que publica el informe. Se parte en cuatro tramos y esos tramos son los mismos para todo.</w:t>
+      </w:r>
+    </w:p>
+    <w:p>
+      <w:pPr>
+        <w:pStyle w:val="BodyText"/>
+      </w:pPr>
+      <w:r>
+        <w:t xml:space="preserve">El puntaje del ITCP y el de cada dimensión van de 0 a 100, donde 100 es la mejor situación. La tensión es su reflejo: (100 − puntaje) ÷ 10.</w:t>
+      </w:r>
+    </w:p>
+    <w:tbl>
+      <w:tblPr>
+        <w:tblStyle w:val="Table"/>
+        <w:tblW w:type="pct" w:w="0.0"/>
+        <w:tblLayout w:type="autofit"/>
+        <w:tblLook w:firstRow="1" w:lastRow="0" w:firstColumn="0" w:lastColumn="0" w:noHBand="0" w:noVBand="0" w:val="0020"/>
+        <w:tblBorders>
+          <w:top w:val="single" w:sz="4" w:color="D9DEDC"/>
+          <w:left w:val="single" w:sz="4" w:color="D9DEDC"/>
+          <w:bottom w:val="single" w:sz="4" w:color="D9DEDC"/>
+          <w:right w:val="single" w:sz="4" w:color="D9DEDC"/>
+          <w:insideH w:val="single" w:sz="4" w:color="D9DEDC"/>
+          <w:insideV w:val="single" w:sz="4" w:color="D9DEDC"/>
+        </w:tblBorders>
+        <w:tblCellMar>
+          <w:top w:w="80" w:type="dxa"/>
+          <w:bottom w:w="80" w:type="dxa"/>
+          <w:left w:w="140" w:type="dxa"/>
+          <w:right w:w="140" w:type="dxa"/>
+        </w:tblCellMar>
+      </w:tblPr>
+      <w:tblGrid/>
+      <w:tr>
+        <w:trPr>
+          <w:cantSplit/>
+          <w:tblHeader/>
+        </w:trPr>
+        <w:tc>
+          <w:tcPr>
+            <w:shd w:val="clear" w:color="auto" w:fill="1F3A34"/>
+          </w:tcPr>
+          <w:p>
+            <w:pPr>
+              <w:pStyle w:val="Compact"/>
+              <w:jc w:val="left"/>
+            </w:pPr>
+            <w:r>
+              <w:rPr>
+                <w:b/>
+                <w:sz w:val="18"/>
+                <w:color w:val="FFFFFF"/>
+              </w:rPr>
+              <w:t xml:space="preserve">Tensión</w:t>
+            </w:r>
+          </w:p>
+        </w:tc>
+        <w:tc>
+          <w:tcPr>
+            <w:shd w:val="clear" w:color="auto" w:fill="1F3A34"/>
+          </w:tcPr>
+          <w:p>
+            <w:pPr>
+              <w:pStyle w:val="Compact"/>
+              <w:jc w:val="left"/>
+            </w:pPr>
+            <w:r>
+              <w:rPr>
+                <w:b/>
+                <w:sz w:val="18"/>
+                <w:color w:val="FFFFFF"/>
+              </w:rPr>
+              <w:t xml:space="preserve">Puntaje del ITCP y de sus dimensiones (0 a 100)</w:t>
+            </w:r>
+          </w:p>
+        </w:tc>
+        <w:tc>
+          <w:tcPr>
+            <w:shd w:val="clear" w:color="auto" w:fill="1F3A34"/>
+          </w:tcPr>
+          <w:p>
+            <w:pPr>
+              <w:pStyle w:val="Compact"/>
+              <w:jc w:val="left"/>
+            </w:pPr>
+            <w:r>
+              <w:rPr>
+                <w:b/>
+                <w:sz w:val="18"/>
+                <w:color w:val="FFFFFF"/>
+              </w:rPr>
+              <w:t xml:space="preserve">Color</w:t>
+            </w:r>
+          </w:p>
+        </w:tc>
+      </w:tr>
+      <w:tr>
+        <w:trPr>
+          <w:cantSplit/>
+        </w:trPr>
+        <w:tc>
+          <w:p>
+            <w:pPr>
+              <w:pStyle w:val="Compact"/>
+              <w:jc w:val="left"/>
+            </w:pPr>
+            <w:r>
+              <w:rPr>
+                <w:sz w:val="18"/>
+              </w:rPr>
+              <w:t xml:space="preserve">hasta 4</w:t>
+            </w:r>
+          </w:p>
+        </w:tc>
+        <w:tc>
+          <w:p>
+            <w:pPr>
+              <w:pStyle w:val="Compact"/>
+              <w:jc w:val="left"/>
+            </w:pPr>
+            <w:r>
+              <w:rPr>
+                <w:sz w:val="18"/>
+              </w:rPr>
+              <w:t xml:space="preserve">60 o más</w:t>
+            </w:r>
+          </w:p>
+        </w:tc>
+        <w:tc>
+          <w:tcPr>
+            <w:shd w:val="clear" w:color="auto" w:fill="DCFCE7"/>
+          </w:tcPr>
+          <w:p>
+            <w:pPr>
+              <w:pStyle w:val="Compact"/>
+              <w:jc w:val="center"/>
+            </w:pPr>
+            <w:r>
+              <w:rPr>
+                <w:b/>
+                <w:sz w:val="18"/>
+                <w:color w:val="14532D"/>
+              </w:rPr>
+              <w:t xml:space="preserve">VERDE</w:t>
+            </w:r>
+          </w:p>
+        </w:tc>
+      </w:tr>
+      <w:tr>
+        <w:trPr>
+          <w:cantSplit/>
+        </w:trPr>
+        <w:tc>
+          <w:tcPr>
+            <w:shd w:val="clear" w:color="auto" w:fill="F6F8F7"/>
+          </w:tcPr>
+          <w:p>
+            <w:pPr>
+              <w:pStyle w:val="Compact"/>
+              <w:jc w:val="left"/>
+            </w:pPr>
+            <w:r>
+              <w:rPr>
+                <w:sz w:val="18"/>
+              </w:rPr>
+              <w:t xml:space="preserve">más de 4 y hasta 6</w:t>
+            </w:r>
+          </w:p>
+        </w:tc>
+        <w:tc>
+          <w:tcPr>
+            <w:shd w:val="clear" w:color="auto" w:fill="F6F8F7"/>
+          </w:tcPr>
+          <w:p>
+            <w:pPr>
+              <w:pStyle w:val="Compact"/>
+              <w:jc w:val="left"/>
+            </w:pPr>
+            <w:r>
+              <w:rPr>
+                <w:sz w:val="18"/>
+              </w:rPr>
+              <w:t xml:space="preserve">de 40 a 60</w:t>
+            </w:r>
+          </w:p>
+        </w:tc>
+        <w:tc>
+          <w:tcPr>
+            <w:shd w:val="clear" w:color="auto" w:fill="FEF3C7"/>
+          </w:tcPr>
+          <w:p>
+            <w:pPr>
+              <w:pStyle w:val="Compact"/>
+              <w:jc w:val="center"/>
+            </w:pPr>
+            <w:r>
+              <w:rPr>
+                <w:b/>
+                <w:sz w:val="18"/>
+                <w:color w:val="713F12"/>
+              </w:rPr>
+              <w:t xml:space="preserve">AMARILLO</w:t>
+            </w:r>
+          </w:p>
+        </w:tc>
+      </w:tr>
+      <w:tr>
+        <w:trPr>
+          <w:cantSplit/>
+        </w:trPr>
+        <w:tc>
+          <w:p>
+            <w:pPr>
+              <w:pStyle w:val="Compact"/>
+              <w:jc w:val="left"/>
+            </w:pPr>
+            <w:r>
+              <w:rPr>
+                <w:sz w:val="18"/>
+              </w:rPr>
+              <w:t xml:space="preserve">más de 6 y hasta 8</w:t>
+            </w:r>
+          </w:p>
+        </w:tc>
+        <w:tc>
+          <w:p>
+            <w:pPr>
+              <w:pStyle w:val="Compact"/>
+              <w:jc w:val="left"/>
+            </w:pPr>
+            <w:r>
+              <w:rPr>
+                <w:sz w:val="18"/>
+              </w:rPr>
+              <w:t xml:space="preserve">de 20 a 40</w:t>
+            </w:r>
+          </w:p>
+        </w:tc>
+        <w:tc>
+          <w:tcPr>
+            <w:shd w:val="clear" w:color="auto" w:fill="FFEDD5"/>
+          </w:tcPr>
+          <w:p>
+            <w:pPr>
+              <w:pStyle w:val="Compact"/>
+              <w:jc w:val="center"/>
+            </w:pPr>
+            <w:r>
+              <w:rPr>
+                <w:b/>
+                <w:sz w:val="18"/>
+                <w:color w:val="7C2D12"/>
+              </w:rPr>
+              <w:t xml:space="preserve">NARANJA</w:t>
+            </w:r>
+          </w:p>
+        </w:tc>
+      </w:tr>
+      <w:tr>
+        <w:trPr>
+          <w:cantSplit/>
+        </w:trPr>
+        <w:tc>
+          <w:tcPr>
+            <w:shd w:val="clear" w:color="auto" w:fill="F6F8F7"/>
+          </w:tcPr>
+          <w:p>
+            <w:pPr>
+              <w:pStyle w:val="Compact"/>
+              <w:jc w:val="left"/>
+            </w:pPr>
+            <w:r>
+              <w:rPr>
+                <w:sz w:val="18"/>
+              </w:rPr>
+              <w:t xml:space="preserve">más de 8</w:t>
+            </w:r>
+          </w:p>
+        </w:tc>
+        <w:tc>
+          <w:tcPr>
+            <w:shd w:val="clear" w:color="auto" w:fill="F6F8F7"/>
+          </w:tcPr>
+          <w:p>
+            <w:pPr>
+              <w:pStyle w:val="Compact"/>
+              <w:jc w:val="left"/>
+            </w:pPr>
+            <w:r>
+              <w:rPr>
+                <w:sz w:val="18"/>
+              </w:rPr>
+              <w:t xml:space="preserve">menos de 20</w:t>
+            </w:r>
+          </w:p>
+        </w:tc>
+        <w:tc>
+          <w:tcPr>
+            <w:shd w:val="clear" w:color="auto" w:fill="FEE2E2"/>
+          </w:tcPr>
+          <w:p>
+            <w:pPr>
+              <w:pStyle w:val="Compact"/>
+              <w:jc w:val="center"/>
+            </w:pPr>
+            <w:r>
+              <w:rPr>
+                <w:b/>
+                <w:sz w:val="18"/>
+                <w:color w:val="7F1D1D"/>
+              </w:rPr>
+              <w:t xml:space="preserve">ROJO</w:t>
+            </w:r>
+          </w:p>
+        </w:tc>
+      </w:tr>
+    </w:tbl>
+    <w:p>
+      <w:pPr>
+        <w:pStyle w:val="BodyText"/>
+      </w:pPr>
+      <w:r>
+        <w:rPr>
+          <w:bCs/>
+          <w:b/>
+        </w:rPr>
+        <w:t xml:space="preserve">Cada indicador tiene además su propia tabla</w:t>
+      </w:r>
+      <w:r>
+        <w:t xml:space="preserve">, en su unidad de medida —pesos, porcentaje, índice, lo que corresponda—, dentro de su ficha, bajo el título «Semáforo — valores que determinan el color». Ahí no hay ninguna escala intermedia: sólo el dato real y el color que le toca.</w:t>
+      </w:r>
+    </w:p>
+    <w:p>
+      <w:r>
+        <w:br w:type="page"/>
+      </w:r>
+    </w:p>
+    <w:p>
+      <w:pPr>
+        <w:pStyle w:val="BodyText"/>
+      </w:pPr>
+      <w:r>
+        <w:rPr>
+          <w:bCs/>
+          <w:b/>
+        </w:rPr>
+        <w:t xml:space="preserve">CIGOB · INFORME DE COYUNTURA</w:t>
+      </w:r>
+    </w:p>
+    <w:bookmarkEnd w:id="20"/>
+    <w:bookmarkStart w:id="21" w:name="itcp-el-índice-del-cinturón"/>
     <w:p>
       <w:pPr>
         <w:pStyle w:val="Heading2"/>
@@ -241,8 +622,8 @@
         </w:tc>
       </w:tr>
     </w:tbl>
-    <w:bookmarkEnd w:id="20"/>
-    <w:bookmarkStart w:id="21" w:name="dimensiones"/>
+    <w:bookmarkEnd w:id="21"/>
+    <w:bookmarkStart w:id="22" w:name="dimensiones"/>
     <w:p>
       <w:pPr>
         <w:pStyle w:val="Heading2"/>
@@ -995,8 +1376,8 @@
         <w:t xml:space="preserve">CIGOB · INFORME DE COYUNTURA</w:t>
       </w:r>
     </w:p>
-    <w:bookmarkEnd w:id="21"/>
-    <w:bookmarkStart w:id="22" w:name="todos-los-indicadores"/>
+    <w:bookmarkEnd w:id="22"/>
+    <w:bookmarkStart w:id="23" w:name="todos-los-indicadores"/>
     <w:p>
       <w:pPr>
         <w:pStyle w:val="Heading2"/>
@@ -2884,9 +3265,9 @@
         <w:t xml:space="preserve">Ficha metodológica · Cinturón Política · Capa de semáforo (4 colores)</w:t>
       </w:r>
     </w:p>
-    <w:bookmarkEnd w:id="22"/>
     <w:bookmarkEnd w:id="23"/>
-    <w:bookmarkStart w:id="33" w:name="ventaja-llapj-votómetro"/>
+    <w:bookmarkEnd w:id="24"/>
+    <w:bookmarkStart w:id="34" w:name="ventaja-llapj-votómetro"/>
     <w:p>
       <w:pPr>
         <w:pStyle w:val="Heading1"/>
@@ -3013,7 +3394,7 @@
         </w:tc>
       </w:tr>
     </w:tbl>
-    <w:bookmarkStart w:id="24" w:name="identificación"/>
+    <w:bookmarkStart w:id="25" w:name="identificación"/>
     <w:p>
       <w:pPr>
         <w:pStyle w:val="Heading2"/>
@@ -3376,8 +3757,8 @@
         </w:tc>
       </w:tr>
     </w:tbl>
-    <w:bookmarkEnd w:id="24"/>
-    <w:bookmarkStart w:id="25" w:name="definición-qué-mide-y-por-qué-importa"/>
+    <w:bookmarkEnd w:id="25"/>
+    <w:bookmarkStart w:id="26" w:name="definición-qué-mide-y-por-qué-importa"/>
     <w:p>
       <w:pPr>
         <w:pStyle w:val="Heading2"/>
@@ -3421,8 +3802,8 @@
         <w:t xml:space="preserve">La ventaja electoral medida en las encuestas: la brecha de intención de voto entre La Libertad Avanza y el peronismo.</w:t>
       </w:r>
     </w:p>
-    <w:bookmarkEnd w:id="25"/>
-    <w:bookmarkStart w:id="26" w:name="método-de-cómputo"/>
+    <w:bookmarkEnd w:id="26"/>
+    <w:bookmarkStart w:id="27" w:name="método-de-cómputo"/>
     <w:p>
       <w:pPr>
         <w:pStyle w:val="Heading2"/>
@@ -3468,8 +3849,8 @@
         <w:t xml:space="preserve">El indicador es la diferencia LLA − PJ de esas intenciones ponderadas, en puntos porcentuales.</w:t>
       </w:r>
     </w:p>
-    <w:bookmarkEnd w:id="26"/>
-    <w:bookmarkStart w:id="27" w:name="semáforo-valores-que-determinan-el-color"/>
+    <w:bookmarkEnd w:id="27"/>
+    <w:bookmarkStart w:id="28" w:name="semáforo-valores-que-determinan-el-color"/>
     <w:p>
       <w:pPr>
         <w:pStyle w:val="Heading2"/>
@@ -3724,8 +4105,8 @@
         </w:tc>
       </w:tr>
     </w:tbl>
-    <w:bookmarkEnd w:id="27"/>
-    <w:bookmarkStart w:id="28" w:name="datos-concretos-detrás-del-valor"/>
+    <w:bookmarkEnd w:id="28"/>
+    <w:bookmarkStart w:id="29" w:name="datos-concretos-detrás-del-valor"/>
     <w:p>
       <w:pPr>
         <w:pStyle w:val="Heading2"/>
@@ -3755,8 +4136,8 @@
         <w:t xml:space="preserve">El informe publica el valor (4 Puntos porcentuales) pero no los números que lo componen: la fuente entrega la serie ya calculada. Para auditar el dato hay que ir a la operación estadística citada más arriba.</w:t>
       </w:r>
     </w:p>
-    <w:bookmarkEnd w:id="28"/>
-    <w:bookmarkStart w:id="29" w:name="color-vigente-y-por-qué"/>
+    <w:bookmarkEnd w:id="29"/>
+    <w:bookmarkStart w:id="30" w:name="color-vigente-y-por-qué"/>
     <w:p>
       <w:pPr>
         <w:pStyle w:val="Heading2"/>
@@ -3824,8 +4205,8 @@
         <w:t xml:space="preserve">El mismo dato alimentó el indicador de clima electoral del cinturón espíritu de época entre junio y julio de 2026, hasta que ese cinturón quedó acotado a la intención migratoria como único indicador; la lectura duplicada se sigue registrando como seguimiento interno, sin publicarse ni puntuar.</w:t>
       </w:r>
     </w:p>
-    <w:bookmarkEnd w:id="29"/>
-    <w:bookmarkStart w:id="30" w:name="transparencia-limitaciones-declaradas"/>
+    <w:bookmarkEnd w:id="30"/>
+    <w:bookmarkStart w:id="31" w:name="transparencia-limitaciones-declaradas"/>
     <w:p>
       <w:pPr>
         <w:pStyle w:val="Heading2"/>
@@ -3871,8 +4252,8 @@
         <w:t xml:space="preserve">Si pasan más de 60 días sin sondeos, el indicador se marca como desactualizado.</w:t>
       </w:r>
     </w:p>
-    <w:bookmarkEnd w:id="30"/>
-    <w:bookmarkStart w:id="31" w:name="si-falta-el-dato-política-de-revisiones"/>
+    <w:bookmarkEnd w:id="31"/>
+    <w:bookmarkStart w:id="32" w:name="si-falta-el-dato-política-de-revisiones"/>
     <w:p>
       <w:pPr>
         <w:pStyle w:val="Heading2"/>
@@ -3924,8 +4305,8 @@
         <w:t xml:space="preserve">La serie mensual completa se rederiva de las encuestas en cada actualización: un sondeo cargado con retraso corrige los meses que toca. La serie evalúa la ponderación al cierre de cada mes, así que su último punto puede diferir levemente del titular, que se recalcula todos los días.</w:t>
       </w:r>
     </w:p>
-    <w:bookmarkEnd w:id="31"/>
-    <w:bookmarkStart w:id="32" w:name="Xa4c99cad3d412932a0237e958bf70f8f0cdbe7e"/>
+    <w:bookmarkEnd w:id="32"/>
+    <w:bookmarkStart w:id="33" w:name="Xa4c99cad3d412932a0237e958bf70f8f0cdbe7e"/>
     <w:p>
       <w:pPr>
         <w:pStyle w:val="Heading2"/>
@@ -4018,9 +4399,9 @@
         <w:t xml:space="preserve">Ficha metodológica · Cinturón Política · Capa de semáforo (4 colores)</w:t>
       </w:r>
     </w:p>
-    <w:bookmarkEnd w:id="32"/>
     <w:bookmarkEnd w:id="33"/>
-    <w:bookmarkStart w:id="43" w:name="ratio-dnu-leyes"/>
+    <w:bookmarkEnd w:id="34"/>
+    <w:bookmarkStart w:id="44" w:name="ratio-dnu-leyes"/>
     <w:p>
       <w:pPr>
         <w:pStyle w:val="Heading1"/>
@@ -4147,7 +4528,7 @@
         </w:tc>
       </w:tr>
     </w:tbl>
-    <w:bookmarkStart w:id="34" w:name="identificación-1"/>
+    <w:bookmarkStart w:id="35" w:name="identificación-1"/>
     <w:p>
       <w:pPr>
         <w:pStyle w:val="Heading2"/>
@@ -4510,8 +4891,8 @@
         </w:tc>
       </w:tr>
     </w:tbl>
-    <w:bookmarkEnd w:id="34"/>
-    <w:bookmarkStart w:id="35" w:name="definición-qué-mide-y-por-qué-importa-1"/>
+    <w:bookmarkEnd w:id="35"/>
+    <w:bookmarkStart w:id="36" w:name="definición-qué-mide-y-por-qué-importa-1"/>
     <w:p>
       <w:pPr>
         <w:pStyle w:val="Heading2"/>
@@ -4555,8 +4936,8 @@
         <w:t xml:space="preserve">La capacidad de gobernar por ley en el Congreso: cuánto legisla por decreto en vez de ley (ratio DNU), qué porción de la agenda del Ejecutivo se aprueba, cuántas sesiones de Diputados fracasan por falta de quórum, cuántas derrotas sufre el Ejecutivo en el recinto y qué porción de sus normas desafiadas logra sostener en pie.</w:t>
       </w:r>
     </w:p>
-    <w:bookmarkEnd w:id="35"/>
-    <w:bookmarkStart w:id="36" w:name="método-de-cómputo-1"/>
+    <w:bookmarkEnd w:id="36"/>
+    <w:bookmarkStart w:id="37" w:name="método-de-cómputo-1"/>
     <w:p>
       <w:pPr>
         <w:pStyle w:val="Heading2"/>
@@ -4602,8 +4983,8 @@
         <w:t xml:space="preserve">La serie histórica recalcula esta misma ventana móvil al cierre de cada mes desde diciembre de 2023: cada punto es homogéneo y comparable con el anterior, sin el reseteo de un acumulado que arranca de cero cada enero.</w:t>
       </w:r>
     </w:p>
-    <w:bookmarkEnd w:id="36"/>
-    <w:bookmarkStart w:id="37" w:name="Xb12ddc46376972206f8477b880174f9cd0b3196"/>
+    <w:bookmarkEnd w:id="37"/>
+    <w:bookmarkStart w:id="38" w:name="Xb12ddc46376972206f8477b880174f9cd0b3196"/>
     <w:p>
       <w:pPr>
         <w:pStyle w:val="Heading2"/>
@@ -4858,8 +5239,8 @@
         </w:tc>
       </w:tr>
     </w:tbl>
-    <w:bookmarkEnd w:id="37"/>
-    <w:bookmarkStart w:id="38" w:name="datos-concretos-detrás-del-valor-1"/>
+    <w:bookmarkEnd w:id="38"/>
+    <w:bookmarkStart w:id="39" w:name="datos-concretos-detrás-del-valor-1"/>
     <w:p>
       <w:pPr>
         <w:pStyle w:val="Heading2"/>
@@ -4889,8 +5270,8 @@
         <w:t xml:space="preserve">El informe publica el valor (1,92 DNUs por ley) pero no los números que lo componen: la fuente entrega la serie ya calculada. Para auditar el dato hay que ir a la operación estadística citada más arriba.</w:t>
       </w:r>
     </w:p>
-    <w:bookmarkEnd w:id="38"/>
-    <w:bookmarkStart w:id="39" w:name="color-vigente-y-por-qué-1"/>
+    <w:bookmarkEnd w:id="39"/>
+    <w:bookmarkStart w:id="40" w:name="color-vigente-y-por-qué-1"/>
     <w:p>
       <w:pPr>
         <w:pStyle w:val="Heading2"/>
@@ -4936,8 +5317,8 @@
         <w:t xml:space="preserve">Ponderación vigente en el ITCP: 4,2 % efectivo. El color es una lectura adicional — no reemplaza ni cambia esta ponderación.</w:t>
       </w:r>
     </w:p>
-    <w:bookmarkEnd w:id="39"/>
-    <w:bookmarkStart w:id="40" w:name="transparencia-limitaciones-declaradas-1"/>
+    <w:bookmarkEnd w:id="40"/>
+    <w:bookmarkStart w:id="41" w:name="transparencia-limitaciones-declaradas-1"/>
     <w:p>
       <w:pPr>
         <w:pStyle w:val="Heading2"/>
@@ -5007,8 +5388,8 @@
         <w:t xml:space="preserve">El buscador no expone un listado con fecha por norma: reconstruir la serie mensual exige una consulta separada por mes, no una descarga única.</w:t>
       </w:r>
     </w:p>
-    <w:bookmarkEnd w:id="40"/>
-    <w:bookmarkStart w:id="41" w:name="X5bd7fb7e3de0539204b5af8f15d14927966600e"/>
+    <w:bookmarkEnd w:id="41"/>
+    <w:bookmarkStart w:id="42" w:name="X5bd7fb7e3de0539204b5af8f15d14927966600e"/>
     <w:p>
       <w:pPr>
         <w:pStyle w:val="Heading2"/>
@@ -5060,8 +5441,8 @@
         <w:t xml:space="preserve">Los conteos se reconsultan completos en cada actualización: si la fuente carga normas con retraso, el número se corrige solo.</w:t>
       </w:r>
     </w:p>
-    <w:bookmarkEnd w:id="41"/>
-    <w:bookmarkStart w:id="42" w:name="X96d65d75de98372a532c7c1fba300d7558b9e4c"/>
+    <w:bookmarkEnd w:id="42"/>
+    <w:bookmarkStart w:id="43" w:name="X96d65d75de98372a532c7c1fba300d7558b9e4c"/>
     <w:p>
       <w:pPr>
         <w:pStyle w:val="Heading2"/>
@@ -5190,9 +5571,9 @@
         <w:t xml:space="preserve">Ficha metodológica · Cinturón Política · Capa de semáforo (4 colores)</w:t>
       </w:r>
     </w:p>
-    <w:bookmarkEnd w:id="42"/>
     <w:bookmarkEnd w:id="43"/>
-    <w:bookmarkStart w:id="53" w:name="X21210b95eacb060cc2a6b4d8856acfbe9172a4d"/>
+    <w:bookmarkEnd w:id="44"/>
+    <w:bookmarkStart w:id="54" w:name="X21210b95eacb060cc2a6b4d8856acfbe9172a4d"/>
     <w:p>
       <w:pPr>
         <w:pStyle w:val="Heading1"/>
@@ -5319,7 +5700,7 @@
         </w:tc>
       </w:tr>
     </w:tbl>
-    <w:bookmarkStart w:id="44" w:name="identificación-2"/>
+    <w:bookmarkStart w:id="45" w:name="identificación-2"/>
     <w:p>
       <w:pPr>
         <w:pStyle w:val="Heading2"/>
@@ -5682,8 +6063,8 @@
         </w:tc>
       </w:tr>
     </w:tbl>
-    <w:bookmarkEnd w:id="44"/>
-    <w:bookmarkStart w:id="45" w:name="definición-qué-mide-y-por-qué-importa-2"/>
+    <w:bookmarkEnd w:id="45"/>
+    <w:bookmarkStart w:id="46" w:name="definición-qué-mide-y-por-qué-importa-2"/>
     <w:p>
       <w:pPr>
         <w:pStyle w:val="Heading2"/>
@@ -5727,8 +6108,8 @@
         <w:t xml:space="preserve">La relación con los empresarios, medida por la diferencia entre lo que esperan las constructoras que trabajan para el Estado y lo que esperan sus pares que trabajan para clientes privados. Al ser el mismo sector, con los mismos costos y el mismo crédito, lo único que las separa es quién les paga: la diferencia aísla lo que aporta la política pública y descarta el ciclo económico.</w:t>
       </w:r>
     </w:p>
-    <w:bookmarkEnd w:id="45"/>
-    <w:bookmarkStart w:id="46" w:name="método-de-cómputo-2"/>
+    <w:bookmarkEnd w:id="46"/>
+    <w:bookmarkStart w:id="47" w:name="método-de-cómputo-2"/>
     <w:p>
       <w:pPr>
         <w:pStyle w:val="Heading2"/>
@@ -5786,8 +6167,8 @@
         <w:t xml:space="preserve">La serie se reconstruye con el mismo cálculo desde noviembre de 2017, de modo que hay línea de base de tres gobiernos anteriores contra la cual comparar.</w:t>
       </w:r>
     </w:p>
-    <w:bookmarkEnd w:id="46"/>
-    <w:bookmarkStart w:id="47" w:name="Xeaceac25dc22f621ad8bee78d29eedd39b8dc62"/>
+    <w:bookmarkEnd w:id="47"/>
+    <w:bookmarkStart w:id="48" w:name="Xeaceac25dc22f621ad8bee78d29eedd39b8dc62"/>
     <w:p>
       <w:pPr>
         <w:pStyle w:val="Heading2"/>
@@ -6042,8 +6423,8 @@
         </w:tc>
       </w:tr>
     </w:tbl>
-    <w:bookmarkEnd w:id="47"/>
-    <w:bookmarkStart w:id="48" w:name="datos-concretos-detrás-del-valor-2"/>
+    <w:bookmarkEnd w:id="48"/>
+    <w:bookmarkStart w:id="49" w:name="datos-concretos-detrás-del-valor-2"/>
     <w:p>
       <w:pPr>
         <w:pStyle w:val="Heading2"/>
@@ -6073,8 +6454,8 @@
         <w:t xml:space="preserve">Brecha de -1,1 pp entre lo que esperan las constructoras de obra pública y las de obra privada (promedio de 12 meses). Negativa = las que dependen del Estado esperan peor que sus pares privadas.</w:t>
       </w:r>
     </w:p>
-    <w:bookmarkEnd w:id="48"/>
-    <w:bookmarkStart w:id="49" w:name="color-vigente-y-por-qué-2"/>
+    <w:bookmarkEnd w:id="49"/>
+    <w:bookmarkStart w:id="50" w:name="color-vigente-y-por-qué-2"/>
     <w:p>
       <w:pPr>
         <w:pStyle w:val="Heading2"/>
@@ -6120,8 +6501,8 @@
         <w:t xml:space="preserve">Ponderación vigente en el ITCP: 6,5 % efectivo. El color es una lectura adicional — no reemplaza ni cambia esta ponderación.</w:t>
       </w:r>
     </w:p>
-    <w:bookmarkEnd w:id="49"/>
-    <w:bookmarkStart w:id="50" w:name="transparencia-limitaciones-declaradas-2"/>
+    <w:bookmarkEnd w:id="50"/>
+    <w:bookmarkStart w:id="51" w:name="transparencia-limitaciones-declaradas-2"/>
     <w:p>
       <w:pPr>
         <w:pStyle w:val="Heading2"/>
@@ -6203,8 +6584,8 @@
         <w:t xml:space="preserve">La encuesta releva grandes empresas constructoras; las pequeñas y las regionales están subrepresentadas.</w:t>
       </w:r>
     </w:p>
-    <w:bookmarkEnd w:id="50"/>
-    <w:bookmarkStart w:id="51" w:name="Xef0254494c8cbb948c0e61c654d5e9b1983623c"/>
+    <w:bookmarkEnd w:id="51"/>
+    <w:bookmarkStart w:id="52" w:name="Xef0254494c8cbb948c0e61c654d5e9b1983623c"/>
     <w:p>
       <w:pPr>
         <w:pStyle w:val="Heading2"/>
@@ -6256,8 +6637,8 @@
         <w:t xml:space="preserve">El INDEC puede revisar los porcentajes de meses anteriores al ampliarse la muestra respondente. Cada actualización recalcula la serie completa desde el origen, de modo que las revisiones se incorporan solas.</w:t>
       </w:r>
     </w:p>
-    <w:bookmarkEnd w:id="51"/>
-    <w:bookmarkStart w:id="52" w:name="X26b91c30c62ddbbdbd672bb193ae636df8c7ae1"/>
+    <w:bookmarkEnd w:id="52"/>
+    <w:bookmarkStart w:id="53" w:name="X26b91c30c62ddbbdbd672bb193ae636df8c7ae1"/>
     <w:p>
       <w:pPr>
         <w:pStyle w:val="Heading2"/>
@@ -6332,9 +6713,9 @@
         <w:t xml:space="preserve">Ficha metodológica · Cinturón Política · Capa de semáforo (4 colores)</w:t>
       </w:r>
     </w:p>
-    <w:bookmarkEnd w:id="52"/>
     <w:bookmarkEnd w:id="53"/>
-    <w:bookmarkStart w:id="63" w:name="X750db741aa2be1baf7a000f2942557ae2936566"/>
+    <w:bookmarkEnd w:id="54"/>
+    <w:bookmarkStart w:id="64" w:name="X750db741aa2be1baf7a000f2942557ae2936566"/>
     <w:p>
       <w:pPr>
         <w:pStyle w:val="Heading1"/>
@@ -6461,7 +6842,7 @@
         </w:tc>
       </w:tr>
     </w:tbl>
-    <w:bookmarkStart w:id="54" w:name="identificación-3"/>
+    <w:bookmarkStart w:id="55" w:name="identificación-3"/>
     <w:p>
       <w:pPr>
         <w:pStyle w:val="Heading2"/>
@@ -6824,8 +7205,8 @@
         </w:tc>
       </w:tr>
     </w:tbl>
-    <w:bookmarkEnd w:id="54"/>
-    <w:bookmarkStart w:id="55" w:name="definición-qué-mide-y-por-qué-importa-3"/>
+    <w:bookmarkEnd w:id="55"/>
+    <w:bookmarkStart w:id="56" w:name="definición-qué-mide-y-por-qué-importa-3"/>
     <w:p>
       <w:pPr>
         <w:pStyle w:val="Heading2"/>
@@ -6869,8 +7250,8 @@
         <w:t xml:space="preserve">La relación con los empresarios, medida por la diferencia entre lo que esperan las constructoras que trabajan para el Estado y lo que esperan sus pares que trabajan para clientes privados. Al ser el mismo sector, con los mismos costos y el mismo crédito, lo único que las separa es quién les paga: la diferencia aísla lo que aporta la política pública y descarta el ciclo económico.</w:t>
       </w:r>
     </w:p>
-    <w:bookmarkEnd w:id="55"/>
-    <w:bookmarkStart w:id="56" w:name="método-de-cómputo-3"/>
+    <w:bookmarkEnd w:id="56"/>
+    <w:bookmarkStart w:id="57" w:name="método-de-cómputo-3"/>
     <w:p>
       <w:pPr>
         <w:pStyle w:val="Heading2"/>
@@ -6928,8 +7309,8 @@
         <w:t xml:space="preserve">Un mes sin ningún comunicado que se pronuncie sobre el Gobierno nacional queda sin valor y no se rellena con cero: cero significa que las cámaras apoyaron tanto como criticaron, que es una afirmación distinta de que no se pronunciaron. En los treinta y dos meses de serie no ocurrió: el mínimo es de tres pronunciamientos por ventana y el promedio, de casi seis.</w:t>
       </w:r>
     </w:p>
-    <w:bookmarkEnd w:id="56"/>
-    <w:bookmarkStart w:id="57" w:name="X884d325e79d6de86b403bfd00b9257f415af6f1"/>
+    <w:bookmarkEnd w:id="57"/>
+    <w:bookmarkStart w:id="58" w:name="X884d325e79d6de86b403bfd00b9257f415af6f1"/>
     <w:p>
       <w:pPr>
         <w:pStyle w:val="Heading2"/>
@@ -7184,8 +7565,8 @@
         </w:tc>
       </w:tr>
     </w:tbl>
-    <w:bookmarkEnd w:id="57"/>
-    <w:bookmarkStart w:id="58" w:name="datos-concretos-detrás-del-valor-3"/>
+    <w:bookmarkEnd w:id="58"/>
+    <w:bookmarkStart w:id="59" w:name="datos-concretos-detrás-del-valor-3"/>
     <w:p>
       <w:pPr>
         <w:pStyle w:val="Heading2"/>
@@ -7215,8 +7596,8 @@
         <w:t xml:space="preserve">En los últimos doce meses AEA y UIA se pronunciaron 7 veces sobre medidas del Gobierno nacional: 2 de apoyo y 5 de crítica. Saldo −0,429 en una escala de −1 (todo crítica) a +1 (todo apoyo).</w:t>
       </w:r>
     </w:p>
-    <w:bookmarkEnd w:id="58"/>
-    <w:bookmarkStart w:id="59" w:name="color-vigente-y-por-qué-3"/>
+    <w:bookmarkEnd w:id="59"/>
+    <w:bookmarkStart w:id="60" w:name="color-vigente-y-por-qué-3"/>
     <w:p>
       <w:pPr>
         <w:pStyle w:val="Heading2"/>
@@ -7262,8 +7643,8 @@
         <w:t xml:space="preserve">Ponderación vigente en el ITCP: 6,5 % efectivo. El color es una lectura adicional — no reemplaza ni cambia esta ponderación.</w:t>
       </w:r>
     </w:p>
-    <w:bookmarkEnd w:id="59"/>
-    <w:bookmarkStart w:id="60" w:name="transparencia-limitaciones-declaradas-3"/>
+    <w:bookmarkEnd w:id="60"/>
+    <w:bookmarkStart w:id="61" w:name="transparencia-limitaciones-declaradas-3"/>
     <w:p>
       <w:pPr>
         <w:pStyle w:val="Heading2"/>
@@ -7345,8 +7726,8 @@
         <w:t xml:space="preserve">Los comunicados de AEA se leen de archivos PDF cuyo texto se extrae con un corte en los primeros párrafos. En los comunicados que abren con un rodeo y recién después fijan posición, esa extracción puede dejar afuera el pasaje decisivo.</w:t>
       </w:r>
     </w:p>
-    <w:bookmarkEnd w:id="60"/>
-    <w:bookmarkStart w:id="61" w:name="X70e697facfb18692fa01ac9fd893f095e78dfba"/>
+    <w:bookmarkEnd w:id="61"/>
+    <w:bookmarkStart w:id="62" w:name="X70e697facfb18692fa01ac9fd893f095e78dfba"/>
     <w:p>
       <w:pPr>
         <w:pStyle w:val="Heading2"/>
@@ -7398,8 +7779,8 @@
         <w:t xml:space="preserve">El registro de clasificación está versionado caso por caso: cualquier corrección queda a la vista con su fecha y recalcula la serie completa desde el origen.</w:t>
       </w:r>
     </w:p>
-    <w:bookmarkEnd w:id="61"/>
-    <w:bookmarkStart w:id="62" w:name="X57c472e6153e0a3a54ac23c7ee61d844b37a3be"/>
+    <w:bookmarkEnd w:id="62"/>
+    <w:bookmarkStart w:id="63" w:name="X57c472e6153e0a3a54ac23c7ee61d844b37a3be"/>
     <w:p>
       <w:pPr>
         <w:pStyle w:val="Heading2"/>
@@ -7474,9 +7855,9 @@
         <w:t xml:space="preserve">Ficha metodológica · Cinturón Política · Capa de semáforo (4 colores)</w:t>
       </w:r>
     </w:p>
-    <w:bookmarkEnd w:id="62"/>
     <w:bookmarkEnd w:id="63"/>
-    <w:bookmarkStart w:id="73" w:name="conflictividad-social-país"/>
+    <w:bookmarkEnd w:id="64"/>
+    <w:bookmarkStart w:id="74" w:name="conflictividad-social-país"/>
     <w:p>
       <w:pPr>
         <w:pStyle w:val="Heading1"/>
@@ -7603,7 +7984,7 @@
         </w:tc>
       </w:tr>
     </w:tbl>
-    <w:bookmarkStart w:id="64" w:name="identificación-4"/>
+    <w:bookmarkStart w:id="65" w:name="identificación-4"/>
     <w:p>
       <w:pPr>
         <w:pStyle w:val="Heading2"/>
@@ -7966,8 +8347,8 @@
         </w:tc>
       </w:tr>
     </w:tbl>
-    <w:bookmarkEnd w:id="64"/>
-    <w:bookmarkStart w:id="65" w:name="definición-qué-mide-y-por-qué-importa-4"/>
+    <w:bookmarkEnd w:id="65"/>
+    <w:bookmarkStart w:id="66" w:name="definición-qué-mide-y-por-qué-importa-4"/>
     <w:p>
       <w:pPr>
         <w:pStyle w:val="Heading2"/>
@@ -8011,8 +8392,8 @@
         <w:t xml:space="preserve">La conflictividad social que el gobierno tiene que administrar: los eventos de protesta y disturbios de todo el país registrados por ACLED, acumulados en 12 meses y comparados contra 2023, la línea de base del mandato.</w:t>
       </w:r>
     </w:p>
-    <w:bookmarkEnd w:id="65"/>
-    <w:bookmarkStart w:id="66" w:name="método-de-cómputo-4"/>
+    <w:bookmarkEnd w:id="66"/>
+    <w:bookmarkStart w:id="67" w:name="método-de-cómputo-4"/>
     <w:p>
       <w:pPr>
         <w:pStyle w:val="Heading2"/>
@@ -8058,8 +8439,8 @@
         <w:t xml:space="preserve">El indicador es la variación porcentual de ese acumulado contra el total del año 2023, la línea de base del mandato: negativo = menos conflicto en la calle que en 2023.</w:t>
       </w:r>
     </w:p>
-    <w:bookmarkEnd w:id="66"/>
-    <w:bookmarkStart w:id="67" w:name="X645ca3b02a92b2e30ea8c7e8d98b73de6b8b70c"/>
+    <w:bookmarkEnd w:id="67"/>
+    <w:bookmarkStart w:id="68" w:name="X645ca3b02a92b2e30ea8c7e8d98b73de6b8b70c"/>
     <w:p>
       <w:pPr>
         <w:pStyle w:val="Heading2"/>
@@ -8314,8 +8695,8 @@
         </w:tc>
       </w:tr>
     </w:tbl>
-    <w:bookmarkEnd w:id="67"/>
-    <w:bookmarkStart w:id="68" w:name="datos-concretos-detrás-del-valor-4"/>
+    <w:bookmarkEnd w:id="68"/>
+    <w:bookmarkStart w:id="69" w:name="datos-concretos-detrás-del-valor-4"/>
     <w:p>
       <w:pPr>
         <w:pStyle w:val="Heading2"/>
@@ -8345,8 +8726,8 @@
         <w:t xml:space="preserve">2006 eventos de protesta y disturbios en el país en 12m (hasta 2026-06) vs 2605 en todo 2023 (-23,0%) — cuenta marchas, concentraciones y disturbios de ACLED en las 24 jurisdicciones; CABA es ~9% del total del país</w:t>
       </w:r>
     </w:p>
-    <w:bookmarkEnd w:id="68"/>
-    <w:bookmarkStart w:id="69" w:name="color-vigente-y-por-qué-4"/>
+    <w:bookmarkEnd w:id="69"/>
+    <w:bookmarkStart w:id="70" w:name="color-vigente-y-por-qué-4"/>
     <w:p>
       <w:pPr>
         <w:pStyle w:val="Heading2"/>
@@ -8392,8 +8773,8 @@
         <w:t xml:space="preserve">Ponderación vigente en el ITCP: 10 % efectivo. El color es una lectura adicional — no reemplaza ni cambia esta ponderación.</w:t>
       </w:r>
     </w:p>
-    <w:bookmarkEnd w:id="69"/>
-    <w:bookmarkStart w:id="70" w:name="transparencia-limitaciones-declaradas-4"/>
+    <w:bookmarkEnd w:id="70"/>
+    <w:bookmarkStart w:id="71" w:name="transparencia-limitaciones-declaradas-4"/>
     <w:p>
       <w:pPr>
         <w:pStyle w:val="Heading2"/>
@@ -8451,8 +8832,8 @@
         <w:t xml:space="preserve">Depende de la cobertura de prensa que releva ACLED: eventos sin cobertura periodística no entran al registro.</w:t>
       </w:r>
     </w:p>
-    <w:bookmarkEnd w:id="70"/>
-    <w:bookmarkStart w:id="71" w:name="X61b77bf27a7482596b8c47f1ea71e4d36077bf4"/>
+    <w:bookmarkEnd w:id="71"/>
+    <w:bookmarkStart w:id="72" w:name="X61b77bf27a7482596b8c47f1ea71e4d36077bf4"/>
     <w:p>
       <w:pPr>
         <w:pStyle w:val="Heading2"/>
@@ -8504,8 +8885,8 @@
         <w:t xml:space="preserve">ACLED revisa y completa semanas recientes en cada publicación; el acumulado de 12 meses se recalcula completo desde el archivo en cada actualización y absorbe esas revisiones automáticamente.</w:t>
       </w:r>
     </w:p>
-    <w:bookmarkEnd w:id="71"/>
-    <w:bookmarkStart w:id="72" w:name="X2689a8f17fd66d16ab78fd446a4f0208d24d005"/>
+    <w:bookmarkEnd w:id="72"/>
+    <w:bookmarkStart w:id="73" w:name="X2689a8f17fd66d16ab78fd446a4f0208d24d005"/>
     <w:p>
       <w:pPr>
         <w:pStyle w:val="Heading2"/>
@@ -8562,9 +8943,9 @@
         <w:t xml:space="preserve">Ficha metodológica · Cinturón Política · Capa de semáforo (4 colores)</w:t>
       </w:r>
     </w:p>
-    <w:bookmarkEnd w:id="72"/>
     <w:bookmarkEnd w:id="73"/>
-    <w:bookmarkStart w:id="83" w:name="armonía-federal-transferencias"/>
+    <w:bookmarkEnd w:id="74"/>
+    <w:bookmarkStart w:id="84" w:name="armonía-federal-transferencias"/>
     <w:p>
       <w:pPr>
         <w:pStyle w:val="Heading1"/>
@@ -8691,7 +9072,7 @@
         </w:tc>
       </w:tr>
     </w:tbl>
-    <w:bookmarkStart w:id="74" w:name="identificación-5"/>
+    <w:bookmarkStart w:id="75" w:name="identificación-5"/>
     <w:p>
       <w:pPr>
         <w:pStyle w:val="Heading2"/>
@@ -9054,8 +9435,8 @@
         </w:tc>
       </w:tr>
     </w:tbl>
-    <w:bookmarkEnd w:id="74"/>
-    <w:bookmarkStart w:id="75" w:name="definición-qué-mide-y-por-qué-importa-5"/>
+    <w:bookmarkEnd w:id="75"/>
+    <w:bookmarkStart w:id="76" w:name="definición-qué-mide-y-por-qué-importa-5"/>
     <w:p>
       <w:pPr>
         <w:pStyle w:val="Heading2"/>
@@ -9099,8 +9480,8 @@
         <w:t xml:space="preserve">El sostén federal del gobierno, visto desde tres señales: las transferencias a las provincias, el alineamiento de los senadores no oficialistas con la posición del bloque de gobierno, y la adhesión provincial al RIGI. Conviene una precisión sobre qué mide y qué no: ninguna de las tres observa directamente la conducta de los gobernadores. La primera describe lo que hace el Gobierno nacional; la segunda, cómo votan los senadores de cada provincia; la tercera, una decisión legislativa provincial ya tomada. No se encontró una fuente pública que midiera de forma automatizable la postura de los ejecutivos provinciales, así que la dimensión se lee como respaldo territorial observado por sus efectos, no como una medición de la relación con cada gobernador.</w:t>
       </w:r>
     </w:p>
-    <w:bookmarkEnd w:id="75"/>
-    <w:bookmarkStart w:id="76" w:name="método-de-cómputo-5"/>
+    <w:bookmarkEnd w:id="76"/>
+    <w:bookmarkStart w:id="77" w:name="método-de-cómputo-5"/>
     <w:p>
       <w:pPr>
         <w:pStyle w:val="Heading2"/>
@@ -9146,8 +9527,8 @@
         <w:t xml:space="preserve">En el gráfico, cada punto anual se ubica en diciembre del año que cierra: el valor fechado en diciembre de 2025 es la variación del año 2025 completo contra 2024.</w:t>
       </w:r>
     </w:p>
-    <w:bookmarkEnd w:id="76"/>
-    <w:bookmarkStart w:id="77" w:name="Xb1931c6abcbcf859f1adda48bf40e4d48635f98"/>
+    <w:bookmarkEnd w:id="77"/>
+    <w:bookmarkStart w:id="78" w:name="Xb1931c6abcbcf859f1adda48bf40e4d48635f98"/>
     <w:p>
       <w:pPr>
         <w:pStyle w:val="Heading2"/>
@@ -9402,8 +9783,8 @@
         </w:tc>
       </w:tr>
     </w:tbl>
-    <w:bookmarkEnd w:id="77"/>
-    <w:bookmarkStart w:id="78" w:name="datos-concretos-detrás-del-valor-5"/>
+    <w:bookmarkEnd w:id="78"/>
+    <w:bookmarkStart w:id="79" w:name="datos-concretos-detrás-del-valor-5"/>
     <w:p>
       <w:pPr>
         <w:pStyle w:val="Heading2"/>
@@ -9433,8 +9814,8 @@
         <w:t xml:space="preserve">El informe publica el valor (0,8 % interanual real) pero no los números que lo componen: la fuente entrega la serie ya calculada. Para auditar el dato hay que ir a la operación estadística citada más arriba.</w:t>
       </w:r>
     </w:p>
-    <w:bookmarkEnd w:id="78"/>
-    <w:bookmarkStart w:id="79" w:name="color-vigente-y-por-qué-5"/>
+    <w:bookmarkEnd w:id="79"/>
+    <w:bookmarkStart w:id="80" w:name="color-vigente-y-por-qué-5"/>
     <w:p>
       <w:pPr>
         <w:pStyle w:val="Heading2"/>
@@ -9480,8 +9861,8 @@
         <w:t xml:space="preserve">Ponderación vigente en el ITCP: 7,6 % efectivo. El color es una lectura adicional — no reemplaza ni cambia esta ponderación.</w:t>
       </w:r>
     </w:p>
-    <w:bookmarkEnd w:id="79"/>
-    <w:bookmarkStart w:id="80" w:name="transparencia-limitaciones-declaradas-5"/>
+    <w:bookmarkEnd w:id="80"/>
+    <w:bookmarkStart w:id="81" w:name="transparencia-limitaciones-declaradas-5"/>
     <w:p>
       <w:pPr>
         <w:pStyle w:val="Heading2"/>
@@ -9539,8 +9920,8 @@
         <w:t xml:space="preserve">La serie cubre las transferencias automáticas (coparticipación neta, financiamiento educativo, leyes especiales y compensaciones del Consenso Fiscal); no incluye los giros discrecionales —las transferencias no automáticas—, que otros informes agregan por separado.</w:t>
       </w:r>
     </w:p>
-    <w:bookmarkEnd w:id="80"/>
-    <w:bookmarkStart w:id="81" w:name="Xc57e4cc3a18d396728e74304c5ee81f44a4293b"/>
+    <w:bookmarkEnd w:id="81"/>
+    <w:bookmarkStart w:id="82" w:name="Xc57e4cc3a18d396728e74304c5ee81f44a4293b"/>
     <w:p>
       <w:pPr>
         <w:pStyle w:val="Heading2"/>
@@ -9592,8 +9973,8 @@
         <w:t xml:space="preserve">Se recalcula completo desde la fuente en cada actualización: revisiones del archivo oficial o del IPC se absorben automáticamente.</w:t>
       </w:r>
     </w:p>
-    <w:bookmarkEnd w:id="81"/>
-    <w:bookmarkStart w:id="82" w:name="X01eece54c25544211d0d4e1d54c663892ca44aa"/>
+    <w:bookmarkEnd w:id="82"/>
+    <w:bookmarkStart w:id="83" w:name="X01eece54c25544211d0d4e1d54c663892ca44aa"/>
     <w:p>
       <w:pPr>
         <w:pStyle w:val="Heading2"/>
@@ -9722,9 +10103,9 @@
         <w:t xml:space="preserve">Ficha metodológica · Cinturón Política · Capa de semáforo (4 colores)</w:t>
       </w:r>
     </w:p>
-    <w:bookmarkEnd w:id="82"/>
     <w:bookmarkEnd w:id="83"/>
-    <w:bookmarkStart w:id="93" w:name="eficacia-parlamentaria"/>
+    <w:bookmarkEnd w:id="84"/>
+    <w:bookmarkStart w:id="94" w:name="eficacia-parlamentaria"/>
     <w:p>
       <w:pPr>
         <w:pStyle w:val="Heading1"/>
@@ -9851,7 +10232,7 @@
         </w:tc>
       </w:tr>
     </w:tbl>
-    <w:bookmarkStart w:id="84" w:name="identificación-6"/>
+    <w:bookmarkStart w:id="85" w:name="identificación-6"/>
     <w:p>
       <w:pPr>
         <w:pStyle w:val="Heading2"/>
@@ -10214,8 +10595,8 @@
         </w:tc>
       </w:tr>
     </w:tbl>
-    <w:bookmarkEnd w:id="84"/>
-    <w:bookmarkStart w:id="85" w:name="definición-qué-mide-y-por-qué-importa-6"/>
+    <w:bookmarkEnd w:id="85"/>
+    <w:bookmarkStart w:id="86" w:name="definición-qué-mide-y-por-qué-importa-6"/>
     <w:p>
       <w:pPr>
         <w:pStyle w:val="Heading2"/>
@@ -10259,8 +10640,8 @@
         <w:t xml:space="preserve">La capacidad de gobernar por ley en el Congreso: cuánto legisla por decreto en vez de ley (ratio DNU), qué porción de la agenda del Ejecutivo se aprueba, cuántas sesiones de Diputados fracasan por falta de quórum, cuántas derrotas sufre el Ejecutivo en el recinto y qué porción de sus normas desafiadas logra sostener en pie.</w:t>
       </w:r>
     </w:p>
-    <w:bookmarkEnd w:id="85"/>
-    <w:bookmarkStart w:id="86" w:name="método-de-cómputo-6"/>
+    <w:bookmarkEnd w:id="86"/>
+    <w:bookmarkStart w:id="87" w:name="método-de-cómputo-6"/>
     <w:p>
       <w:pPr>
         <w:pStyle w:val="Heading2"/>
@@ -10318,8 +10699,8 @@
         <w:t xml:space="preserve">El indicador es aprobados sobre el total de esa cohorte — ya no exige que envío y sanción caigan en la misma ventana.</w:t>
       </w:r>
     </w:p>
-    <w:bookmarkEnd w:id="86"/>
-    <w:bookmarkStart w:id="87" w:name="X6f1889a6c9c1eaefb3e4c5719eab82ff8c71647"/>
+    <w:bookmarkEnd w:id="87"/>
+    <w:bookmarkStart w:id="88" w:name="X6f1889a6c9c1eaefb3e4c5719eab82ff8c71647"/>
     <w:p>
       <w:pPr>
         <w:pStyle w:val="Heading2"/>
@@ -10574,8 +10955,8 @@
         </w:tc>
       </w:tr>
     </w:tbl>
-    <w:bookmarkEnd w:id="87"/>
-    <w:bookmarkStart w:id="88" w:name="datos-concretos-detrás-del-valor-6"/>
+    <w:bookmarkEnd w:id="88"/>
+    <w:bookmarkStart w:id="89" w:name="datos-concretos-detrás-del-valor-6"/>
     <w:p>
       <w:pPr>
         <w:pStyle w:val="Heading2"/>
@@ -10605,8 +10986,8 @@
         <w:t xml:space="preserve">El informe publica el valor (15,4 % de proyectos) pero no los números que lo componen: la fuente entrega la serie ya calculada. Para auditar el dato hay que ir a la operación estadística citada más arriba.</w:t>
       </w:r>
     </w:p>
-    <w:bookmarkEnd w:id="88"/>
-    <w:bookmarkStart w:id="89" w:name="color-vigente-y-por-qué-6"/>
+    <w:bookmarkEnd w:id="89"/>
+    <w:bookmarkStart w:id="90" w:name="color-vigente-y-por-qué-6"/>
     <w:p>
       <w:pPr>
         <w:pStyle w:val="Heading2"/>
@@ -10652,8 +11033,8 @@
         <w:t xml:space="preserve">Ponderación vigente en el ITCP: 5,7 % efectivo. El color es una lectura adicional — no reemplaza ni cambia esta ponderación.</w:t>
       </w:r>
     </w:p>
-    <w:bookmarkEnd w:id="89"/>
-    <w:bookmarkStart w:id="90" w:name="transparencia-limitaciones-declaradas-6"/>
+    <w:bookmarkEnd w:id="90"/>
+    <w:bookmarkStart w:id="91" w:name="transparencia-limitaciones-declaradas-6"/>
     <w:p>
       <w:pPr>
         <w:pStyle w:val="Heading2"/>
@@ -10723,8 +11104,8 @@
         <w:t xml:space="preserve">La serie histórica es reproducible: si un proyecto se sanciona después de publicado un punto de la serie, ese punto no se corrige retroactivamente (aunque el indicador vigente sí lo refleje al recorrer la fuente completa).</w:t>
       </w:r>
     </w:p>
-    <w:bookmarkEnd w:id="90"/>
-    <w:bookmarkStart w:id="91" w:name="Xda21666f7a2dd83c88faf8de956a46075edab32"/>
+    <w:bookmarkEnd w:id="91"/>
+    <w:bookmarkStart w:id="92" w:name="Xda21666f7a2dd83c88faf8de956a46075edab32"/>
     <w:p>
       <w:pPr>
         <w:pStyle w:val="Heading2"/>
@@ -10776,8 +11157,8 @@
         <w:t xml:space="preserve">La serie completa se regenera desde la fuente en cada actualización.</w:t>
       </w:r>
     </w:p>
-    <w:bookmarkEnd w:id="91"/>
-    <w:bookmarkStart w:id="92" w:name="X78b6541d61e709752066d9872c28a219573eb10"/>
+    <w:bookmarkEnd w:id="92"/>
+    <w:bookmarkStart w:id="93" w:name="X78b6541d61e709752066d9872c28a219573eb10"/>
     <w:p>
       <w:pPr>
         <w:pStyle w:val="Heading2"/>
@@ -10942,9 +11323,9 @@
         <w:t xml:space="preserve">Ficha metodológica · Cinturón Política · Capa de semáforo (4 colores)</w:t>
       </w:r>
     </w:p>
-    <w:bookmarkEnd w:id="92"/>
     <w:bookmarkEnd w:id="93"/>
-    <w:bookmarkStart w:id="103" w:name="sesiones-caídas-por-falta-de-quórum"/>
+    <w:bookmarkEnd w:id="94"/>
+    <w:bookmarkStart w:id="104" w:name="sesiones-caídas-por-falta-de-quórum"/>
     <w:p>
       <w:pPr>
         <w:pStyle w:val="Heading1"/>
@@ -11071,7 +11452,7 @@
         </w:tc>
       </w:tr>
     </w:tbl>
-    <w:bookmarkStart w:id="94" w:name="identificación-7"/>
+    <w:bookmarkStart w:id="95" w:name="identificación-7"/>
     <w:p>
       <w:pPr>
         <w:pStyle w:val="Heading2"/>
@@ -11434,8 +11815,8 @@
         </w:tc>
       </w:tr>
     </w:tbl>
-    <w:bookmarkEnd w:id="94"/>
-    <w:bookmarkStart w:id="95" w:name="definición-qué-mide-y-por-qué-importa-7"/>
+    <w:bookmarkEnd w:id="95"/>
+    <w:bookmarkStart w:id="96" w:name="definición-qué-mide-y-por-qué-importa-7"/>
     <w:p>
       <w:pPr>
         <w:pStyle w:val="Heading2"/>
@@ -11479,8 +11860,8 @@
         <w:t xml:space="preserve">La capacidad de gobernar por ley en el Congreso: cuánto legisla por decreto en vez de ley (ratio DNU), qué porción de la agenda del Ejecutivo se aprueba, cuántas sesiones de Diputados fracasan por falta de quórum, cuántas derrotas sufre el Ejecutivo en el recinto y qué porción de sus normas desafiadas logra sostener en pie.</w:t>
       </w:r>
     </w:p>
-    <w:bookmarkEnd w:id="95"/>
-    <w:bookmarkStart w:id="96" w:name="método-de-cómputo-7"/>
+    <w:bookmarkEnd w:id="96"/>
+    <w:bookmarkStart w:id="97" w:name="método-de-cómputo-7"/>
     <w:p>
       <w:pPr>
         <w:pStyle w:val="Heading2"/>
@@ -11526,8 +11907,8 @@
         <w:t xml:space="preserve">Se calcula sobre los últimos doce meses calendario, no por período legislativo. El período reiniciaba el conteo cada marzo, de modo que durante buena parte del año el indicador se apoyaba en dos o tres sesiones.</w:t>
       </w:r>
     </w:p>
-    <w:bookmarkEnd w:id="96"/>
-    <w:bookmarkStart w:id="97" w:name="X580c6ce917b2a709ea8e3c85d9f137a942d26a4"/>
+    <w:bookmarkEnd w:id="97"/>
+    <w:bookmarkStart w:id="98" w:name="X580c6ce917b2a709ea8e3c85d9f137a942d26a4"/>
     <w:p>
       <w:pPr>
         <w:pStyle w:val="Heading2"/>
@@ -11782,8 +12163,8 @@
         </w:tc>
       </w:tr>
     </w:tbl>
-    <w:bookmarkEnd w:id="97"/>
-    <w:bookmarkStart w:id="98" w:name="datos-concretos-detrás-del-valor-7"/>
+    <w:bookmarkEnd w:id="98"/>
+    <w:bookmarkStart w:id="99" w:name="datos-concretos-detrás-del-valor-7"/>
     <w:p>
       <w:pPr>
         <w:pStyle w:val="Heading2"/>
@@ -11813,8 +12194,8 @@
         <w:t xml:space="preserve">1 de 10 sesiones legislativas convocadas en los últimos 12 meses quedaron en minoría (no reunieron quórum)</w:t>
       </w:r>
     </w:p>
-    <w:bookmarkEnd w:id="98"/>
-    <w:bookmarkStart w:id="99" w:name="color-vigente-y-por-qué-7"/>
+    <w:bookmarkEnd w:id="99"/>
+    <w:bookmarkStart w:id="100" w:name="color-vigente-y-por-qué-7"/>
     <w:p>
       <w:pPr>
         <w:pStyle w:val="Heading2"/>
@@ -11860,8 +12241,8 @@
         <w:t xml:space="preserve">Ponderación vigente en el ITCP: 2,7 % efectivo. El color es una lectura adicional — no reemplaza ni cambia esta ponderación.</w:t>
       </w:r>
     </w:p>
-    <w:bookmarkEnd w:id="99"/>
-    <w:bookmarkStart w:id="100" w:name="transparencia-limitaciones-declaradas-7"/>
+    <w:bookmarkEnd w:id="100"/>
+    <w:bookmarkStart w:id="101" w:name="transparencia-limitaciones-declaradas-7"/>
     <w:p>
       <w:pPr>
         <w:pStyle w:val="Heading2"/>
@@ -11907,8 +12288,8 @@
         <w:t xml:space="preserve">No distingue el quórum frustrado por la oposición de la inasistencia propia — decisión metodológica declarada.</w:t>
       </w:r>
     </w:p>
-    <w:bookmarkEnd w:id="100"/>
-    <w:bookmarkStart w:id="101" w:name="X5157a7f3dd1b7c5618784c262e1db635d54cbee"/>
+    <w:bookmarkEnd w:id="101"/>
+    <w:bookmarkStart w:id="102" w:name="X5157a7f3dd1b7c5618784c262e1db635d54cbee"/>
     <w:p>
       <w:pPr>
         <w:pStyle w:val="Heading2"/>
@@ -11960,8 +12341,8 @@
         <w:t xml:space="preserve">El dataset se reconsulta completo en cada actualización.</w:t>
       </w:r>
     </w:p>
-    <w:bookmarkEnd w:id="101"/>
-    <w:bookmarkStart w:id="102" w:name="X132198e4afb37dac2ae05929110b05dce5f3da0"/>
+    <w:bookmarkEnd w:id="102"/>
+    <w:bookmarkStart w:id="103" w:name="X132198e4afb37dac2ae05929110b05dce5f3da0"/>
     <w:p>
       <w:pPr>
         <w:pStyle w:val="Heading2"/>
@@ -12072,9 +12453,9 @@
         <w:t xml:space="preserve">Ficha metodológica · Cinturón Política · Capa de semáforo (4 colores)</w:t>
       </w:r>
     </w:p>
-    <w:bookmarkEnd w:id="102"/>
     <w:bookmarkEnd w:id="103"/>
-    <w:bookmarkStart w:id="113" w:name="adhesión-provincial-al-rigi"/>
+    <w:bookmarkEnd w:id="104"/>
+    <w:bookmarkStart w:id="114" w:name="adhesión-provincial-al-rigi"/>
     <w:p>
       <w:pPr>
         <w:pStyle w:val="Heading1"/>
@@ -12201,7 +12582,7 @@
         </w:tc>
       </w:tr>
     </w:tbl>
-    <w:bookmarkStart w:id="104" w:name="identificación-8"/>
+    <w:bookmarkStart w:id="105" w:name="identificación-8"/>
     <w:p>
       <w:pPr>
         <w:pStyle w:val="Heading2"/>
@@ -12564,8 +12945,8 @@
         </w:tc>
       </w:tr>
     </w:tbl>
-    <w:bookmarkEnd w:id="104"/>
-    <w:bookmarkStart w:id="105" w:name="definición-qué-mide-y-por-qué-importa-8"/>
+    <w:bookmarkEnd w:id="105"/>
+    <w:bookmarkStart w:id="106" w:name="definición-qué-mide-y-por-qué-importa-8"/>
     <w:p>
       <w:pPr>
         <w:pStyle w:val="Heading2"/>
@@ -12609,8 +12990,8 @@
         <w:t xml:space="preserve">El sostén federal del gobierno, visto desde tres señales: las transferencias a las provincias, el alineamiento de los senadores no oficialistas con la posición del bloque de gobierno, y la adhesión provincial al RIGI. Conviene una precisión sobre qué mide y qué no: ninguna de las tres observa directamente la conducta de los gobernadores. La primera describe lo que hace el Gobierno nacional; la segunda, cómo votan los senadores de cada provincia; la tercera, una decisión legislativa provincial ya tomada. No se encontró una fuente pública que midiera de forma automatizable la postura de los ejecutivos provinciales, así que la dimensión se lee como respaldo territorial observado por sus efectos, no como una medición de la relación con cada gobernador.</w:t>
       </w:r>
     </w:p>
-    <w:bookmarkEnd w:id="105"/>
-    <w:bookmarkStart w:id="106" w:name="método-de-cómputo-8"/>
+    <w:bookmarkEnd w:id="106"/>
+    <w:bookmarkStart w:id="107" w:name="método-de-cómputo-8"/>
     <w:p>
       <w:pPr>
         <w:pStyle w:val="Heading2"/>
@@ -12644,8 +13025,8 @@
         <w:t xml:space="preserve">El indicador es ese conteo sobre 24, expresado en porcentaje.</w:t>
       </w:r>
     </w:p>
-    <w:bookmarkEnd w:id="106"/>
-    <w:bookmarkStart w:id="107" w:name="X87b3987c06539a9299ed64e1a1888a4d5564dfd"/>
+    <w:bookmarkEnd w:id="107"/>
+    <w:bookmarkStart w:id="108" w:name="X87b3987c06539a9299ed64e1a1888a4d5564dfd"/>
     <w:p>
       <w:pPr>
         <w:pStyle w:val="Heading2"/>
@@ -12900,8 +13281,8 @@
         </w:tc>
       </w:tr>
     </w:tbl>
-    <w:bookmarkEnd w:id="107"/>
-    <w:bookmarkStart w:id="108" w:name="datos-concretos-detrás-del-valor-8"/>
+    <w:bookmarkEnd w:id="108"/>
+    <w:bookmarkStart w:id="109" w:name="datos-concretos-detrás-del-valor-8"/>
     <w:p>
       <w:pPr>
         <w:pStyle w:val="Heading2"/>
@@ -12931,8 +13312,8 @@
         <w:t xml:space="preserve">16 de 24 jurisdicciones adheridas al RIGI</w:t>
       </w:r>
     </w:p>
-    <w:bookmarkEnd w:id="108"/>
-    <w:bookmarkStart w:id="109" w:name="color-vigente-y-por-qué-8"/>
+    <w:bookmarkEnd w:id="109"/>
+    <w:bookmarkStart w:id="110" w:name="color-vigente-y-por-qué-8"/>
     <w:p>
       <w:pPr>
         <w:pStyle w:val="Heading2"/>
@@ -12978,8 +13359,8 @@
         <w:t xml:space="preserve">Ponderación vigente en el ITCP: 5,7 % efectivo. El color es una lectura adicional — no reemplaza ni cambia esta ponderación.</w:t>
       </w:r>
     </w:p>
-    <w:bookmarkEnd w:id="109"/>
-    <w:bookmarkStart w:id="110" w:name="transparencia-limitaciones-declaradas-8"/>
+    <w:bookmarkEnd w:id="110"/>
+    <w:bookmarkStart w:id="111" w:name="transparencia-limitaciones-declaradas-8"/>
     <w:p>
       <w:pPr>
         <w:pStyle w:val="Heading2"/>
@@ -13025,8 +13406,8 @@
         <w:t xml:space="preserve">El sitio fuente tiene una fila vacía mal formada que puede duplicar el nombre de una provincia al leer la tabla; no altera el conteo final porque cada provincia se cuenta una sola vez.</w:t>
       </w:r>
     </w:p>
-    <w:bookmarkEnd w:id="110"/>
-    <w:bookmarkStart w:id="111" w:name="Xa8ce648c431bea43f551f3baf6efe2b68743848"/>
+    <w:bookmarkEnd w:id="111"/>
+    <w:bookmarkStart w:id="112" w:name="Xa8ce648c431bea43f551f3baf6efe2b68743848"/>
     <w:p>
       <w:pPr>
         <w:pStyle w:val="Heading2"/>
@@ -13078,8 +13459,8 @@
         <w:t xml:space="preserve">La tabla completa se relee de la fuente en cada actualización; no se acumulan lecturas parciales.</w:t>
       </w:r>
     </w:p>
-    <w:bookmarkEnd w:id="111"/>
-    <w:bookmarkStart w:id="112" w:name="X7377c6d2efe561e453f620dd5fcb89b652fe35d"/>
+    <w:bookmarkEnd w:id="112"/>
+    <w:bookmarkStart w:id="113" w:name="X7377c6d2efe561e453f620dd5fcb89b652fe35d"/>
     <w:p>
       <w:pPr>
         <w:pStyle w:val="Heading2"/>
@@ -13154,9 +13535,9 @@
         <w:t xml:space="preserve">Ficha metodológica · Cinturón Política · Capa de semáforo (4 colores)</w:t>
       </w:r>
     </w:p>
-    <w:bookmarkEnd w:id="112"/>
     <w:bookmarkEnd w:id="113"/>
-    <w:bookmarkStart w:id="123" w:name="cohesión-del-bloque-lla-bicameral"/>
+    <w:bookmarkEnd w:id="114"/>
+    <w:bookmarkStart w:id="124" w:name="cohesión-del-bloque-lla-bicameral"/>
     <w:p>
       <w:pPr>
         <w:pStyle w:val="Heading1"/>
@@ -13283,7 +13664,7 @@
         </w:tc>
       </w:tr>
     </w:tbl>
-    <w:bookmarkStart w:id="114" w:name="identificación-9"/>
+    <w:bookmarkStart w:id="115" w:name="identificación-9"/>
     <w:p>
       <w:pPr>
         <w:pStyle w:val="Heading2"/>
@@ -13646,8 +14027,8 @@
         </w:tc>
       </w:tr>
     </w:tbl>
-    <w:bookmarkEnd w:id="114"/>
-    <w:bookmarkStart w:id="115" w:name="definición-qué-mide-y-por-qué-importa-9"/>
+    <w:bookmarkEnd w:id="115"/>
+    <w:bookmarkStart w:id="116" w:name="definición-qué-mide-y-por-qué-importa-9"/>
     <w:p>
       <w:pPr>
         <w:pStyle w:val="Heading2"/>
@@ -13691,8 +14072,8 @@
         <w:t xml:space="preserve">Qué tan unido está el oficialismo puertas adentro: la disciplina de voto del bloque propio de La Libertad Avanza, medida en un único indicador bicameral (Diputados 65%, Senado 35%).</w:t>
       </w:r>
     </w:p>
-    <w:bookmarkEnd w:id="115"/>
-    <w:bookmarkStart w:id="116" w:name="método-de-cómputo-9"/>
+    <w:bookmarkEnd w:id="116"/>
+    <w:bookmarkStart w:id="117" w:name="método-de-cómputo-9"/>
     <w:p>
       <w:pPr>
         <w:pStyle w:val="Heading2"/>
@@ -13738,8 +14119,8 @@
         <w:t xml:space="preserve">El indicador publicado es el compuesto bicameral: Diputados pesa 65% y el Senado 35% — el mismo reparto que las dos cámaras tenían cuando eran indicadores separados. Si una cámara no tiene dato (por ejemplo, receso sin actas divididas), el peso se reparte sobre la que sí lo tiene; la composición por cámara se publica en el detalle de la card.</w:t>
       </w:r>
     </w:p>
-    <w:bookmarkEnd w:id="116"/>
-    <w:bookmarkStart w:id="117" w:name="X7cebc61645757546f8524c030baae18d065141e"/>
+    <w:bookmarkEnd w:id="117"/>
+    <w:bookmarkStart w:id="118" w:name="X7cebc61645757546f8524c030baae18d065141e"/>
     <w:p>
       <w:pPr>
         <w:pStyle w:val="Heading2"/>
@@ -13997,8 +14378,8 @@
         </w:tc>
       </w:tr>
     </w:tbl>
-    <w:bookmarkEnd w:id="117"/>
-    <w:bookmarkStart w:id="118" w:name="datos-concretos-detrás-del-valor-9"/>
+    <w:bookmarkEnd w:id="118"/>
+    <w:bookmarkStart w:id="119" w:name="datos-concretos-detrás-del-valor-9"/>
     <w:p>
       <w:pPr>
         <w:pStyle w:val="Heading2"/>
@@ -14028,8 +14409,8 @@
         <w:t xml:space="preserve">99,8% = Diputados 99,9% (peso 65%, 33 actas) · Senado 99,6% (peso 35%, 30 actas)</w:t>
       </w:r>
     </w:p>
-    <w:bookmarkEnd w:id="118"/>
-    <w:bookmarkStart w:id="119" w:name="color-vigente-y-por-qué-9"/>
+    <w:bookmarkEnd w:id="119"/>
+    <w:bookmarkStart w:id="120" w:name="color-vigente-y-por-qué-9"/>
     <w:p>
       <w:pPr>
         <w:pStyle w:val="Heading2"/>
@@ -14075,8 +14456,8 @@
         <w:t xml:space="preserve">Ponderación vigente en el ITCP: 15 % efectivo. El color es una lectura adicional — no reemplaza ni cambia esta ponderación.</w:t>
       </w:r>
     </w:p>
-    <w:bookmarkEnd w:id="119"/>
-    <w:bookmarkStart w:id="120" w:name="transparencia-limitaciones-declaradas-9"/>
+    <w:bookmarkEnd w:id="120"/>
+    <w:bookmarkStart w:id="121" w:name="transparencia-limitaciones-declaradas-9"/>
     <w:p>
       <w:pPr>
         <w:pStyle w:val="Heading2"/>
@@ -14146,8 +14527,8 @@
         <w:t xml:space="preserve">Con pocas actas divididas en la ventana de 90 días, un solo voto conflictivo mueve el promedio con fuerza.</w:t>
       </w:r>
     </w:p>
-    <w:bookmarkEnd w:id="120"/>
-    <w:bookmarkStart w:id="121" w:name="X0ca14a0d10aa77334bfd7717b8d9d79e39debb4"/>
+    <w:bookmarkEnd w:id="121"/>
+    <w:bookmarkStart w:id="122" w:name="X0ca14a0d10aa77334bfd7717b8d9d79e39debb4"/>
     <w:p>
       <w:pPr>
         <w:pStyle w:val="Heading2"/>
@@ -14199,8 +14580,8 @@
         <w:t xml:space="preserve">El promedio de los últimos 90 días se recalcula completo desde las fuentes en cada actualización; no se arrastran promedios previos.</w:t>
       </w:r>
     </w:p>
-    <w:bookmarkEnd w:id="121"/>
-    <w:bookmarkStart w:id="122" w:name="Xc4c5e47252ec9282a3f09a2ac20eb324c30e392"/>
+    <w:bookmarkEnd w:id="122"/>
+    <w:bookmarkStart w:id="123" w:name="Xc4c5e47252ec9282a3f09a2ac20eb324c30e392"/>
     <w:p>
       <w:pPr>
         <w:pStyle w:val="Heading2"/>
@@ -14311,9 +14692,9 @@
         <w:t xml:space="preserve">Ficha metodológica · Cinturón Política · Capa de semáforo (4 colores)</w:t>
       </w:r>
     </w:p>
-    <w:bookmarkEnd w:id="122"/>
     <w:bookmarkEnd w:id="123"/>
-    <w:bookmarkStart w:id="133" w:name="bloqueo-legislativo-sostenido"/>
+    <w:bookmarkEnd w:id="124"/>
+    <w:bookmarkStart w:id="134" w:name="bloqueo-legislativo-sostenido"/>
     <w:p>
       <w:pPr>
         <w:pStyle w:val="Heading1"/>
@@ -14440,7 +14821,7 @@
         </w:tc>
       </w:tr>
     </w:tbl>
-    <w:bookmarkStart w:id="124" w:name="identificación-10"/>
+    <w:bookmarkStart w:id="125" w:name="identificación-10"/>
     <w:p>
       <w:pPr>
         <w:pStyle w:val="Heading2"/>
@@ -14803,8 +15184,8 @@
         </w:tc>
       </w:tr>
     </w:tbl>
-    <w:bookmarkEnd w:id="124"/>
-    <w:bookmarkStart w:id="125" w:name="definición-qué-mide-y-por-qué-importa-10"/>
+    <w:bookmarkEnd w:id="125"/>
+    <w:bookmarkStart w:id="126" w:name="definición-qué-mide-y-por-qué-importa-10"/>
     <w:p>
       <w:pPr>
         <w:pStyle w:val="Heading2"/>
@@ -14848,8 +15229,8 @@
         <w:t xml:space="preserve">La capacidad de gobernar por ley en el Congreso: cuánto legisla por decreto en vez de ley (ratio DNU), qué porción de la agenda del Ejecutivo se aprueba, cuántas sesiones de Diputados fracasan por falta de quórum, cuántas derrotas sufre el Ejecutivo en el recinto y qué porción de sus normas desafiadas logra sostener en pie.</w:t>
       </w:r>
     </w:p>
-    <w:bookmarkEnd w:id="125"/>
-    <w:bookmarkStart w:id="126" w:name="método-de-cómputo-10"/>
+    <w:bookmarkEnd w:id="126"/>
+    <w:bookmarkStart w:id="127" w:name="método-de-cómputo-10"/>
     <w:p>
       <w:pPr>
         <w:pStyle w:val="Heading2"/>
@@ -14907,8 +15288,8 @@
         <w:t xml:space="preserve">Los vetos sin insistencia votada y los decretos que ninguna cámara trató no entran al denominador: sin desafío no hay prueba del bloqueo.</w:t>
       </w:r>
     </w:p>
-    <w:bookmarkEnd w:id="126"/>
-    <w:bookmarkStart w:id="127" w:name="Xfb29aba7f4cabebf712c4a7a435b3b78f3aa559"/>
+    <w:bookmarkEnd w:id="127"/>
+    <w:bookmarkStart w:id="128" w:name="Xfb29aba7f4cabebf712c4a7a435b3b78f3aa559"/>
     <w:p>
       <w:pPr>
         <w:pStyle w:val="Heading2"/>
@@ -15166,8 +15547,8 @@
         </w:tc>
       </w:tr>
     </w:tbl>
-    <w:bookmarkEnd w:id="127"/>
-    <w:bookmarkStart w:id="128" w:name="datos-concretos-detrás-del-valor-10"/>
+    <w:bookmarkEnd w:id="128"/>
+    <w:bookmarkStart w:id="129" w:name="datos-concretos-detrás-del-valor-10"/>
     <w:p>
       <w:pPr>
         <w:pStyle w:val="Heading2"/>
@@ -15197,8 +15578,8 @@
         <w:t xml:space="preserve">1 de 3 normas desafiadas en el recinto siguen en pie (vetos con insistencia votada + decretos votados bajo la ley 26.122, últimos 12 meses)</w:t>
       </w:r>
     </w:p>
-    <w:bookmarkEnd w:id="128"/>
-    <w:bookmarkStart w:id="129" w:name="color-vigente-y-por-qué-10"/>
+    <w:bookmarkEnd w:id="129"/>
+    <w:bookmarkStart w:id="130" w:name="color-vigente-y-por-qué-10"/>
     <w:p>
       <w:pPr>
         <w:pStyle w:val="Heading2"/>
@@ -15244,8 +15625,8 @@
         <w:t xml:space="preserve">Ponderación vigente en el ITCP: 2,5 % efectivo. El color es una lectura adicional — no reemplaza ni cambia esta ponderación.</w:t>
       </w:r>
     </w:p>
-    <w:bookmarkEnd w:id="129"/>
-    <w:bookmarkStart w:id="130" w:name="transparencia-limitaciones-declaradas-10"/>
+    <w:bookmarkEnd w:id="130"/>
+    <w:bookmarkStart w:id="131" w:name="transparencia-limitaciones-declaradas-10"/>
     <w:p>
       <w:pPr>
         <w:pStyle w:val="Heading2"/>
@@ -15315,8 +15696,8 @@
         <w:t xml:space="preserve">Las actas de Diputados se incorporan con la actualización nocturna: un acta publicada hoy se clasifica al día siguiente.</w:t>
       </w:r>
     </w:p>
-    <w:bookmarkEnd w:id="130"/>
-    <w:bookmarkStart w:id="131" w:name="Xf65b40f3e12a517bfafe6b61886253a31c0106d"/>
+    <w:bookmarkEnd w:id="131"/>
+    <w:bookmarkStart w:id="132" w:name="Xf65b40f3e12a517bfafe6b61886253a31c0106d"/>
     <w:p>
       <w:pPr>
         <w:pStyle w:val="Heading2"/>
@@ -15368,8 +15749,8 @@
         <w:t xml:space="preserve">Las votaciones consumadas son inmutables. Los vetos con media insistencia pendiente se re-verifican en cada actualización (no caducan): si la segunda cámara completa la insistencia, la norma pasa a caída desde ese mes en adelante — los puntos históricos ya publicados no se reescriben, porque cada uno evalúa el estado al cierre de su propio mes.</w:t>
       </w:r>
     </w:p>
-    <w:bookmarkEnd w:id="131"/>
-    <w:bookmarkStart w:id="132" w:name="Xc507494f83e44c325b7cca217ae571956777eab"/>
+    <w:bookmarkEnd w:id="132"/>
+    <w:bookmarkStart w:id="133" w:name="Xc507494f83e44c325b7cca217ae571956777eab"/>
     <w:p>
       <w:pPr>
         <w:pStyle w:val="Heading2"/>
@@ -15426,9 +15807,9 @@
         <w:t xml:space="preserve">Ficha metodológica · Cinturón Política · Capa de semáforo (4 colores)</w:t>
       </w:r>
     </w:p>
-    <w:bookmarkEnd w:id="132"/>
     <w:bookmarkEnd w:id="133"/>
-    <w:bookmarkStart w:id="143" w:name="normas-desafiadas-en-el-recinto"/>
+    <w:bookmarkEnd w:id="134"/>
+    <w:bookmarkStart w:id="144" w:name="normas-desafiadas-en-el-recinto"/>
     <w:p>
       <w:pPr>
         <w:pStyle w:val="Heading1"/>
@@ -15555,7 +15936,7 @@
         </w:tc>
       </w:tr>
     </w:tbl>
-    <w:bookmarkStart w:id="134" w:name="identificación-11"/>
+    <w:bookmarkStart w:id="135" w:name="identificación-11"/>
     <w:p>
       <w:pPr>
         <w:pStyle w:val="Heading2"/>
@@ -15918,8 +16299,8 @@
         </w:tc>
       </w:tr>
     </w:tbl>
-    <w:bookmarkEnd w:id="134"/>
-    <w:bookmarkStart w:id="135" w:name="definición-qué-mide-y-por-qué-importa-11"/>
+    <w:bookmarkEnd w:id="135"/>
+    <w:bookmarkStart w:id="136" w:name="definición-qué-mide-y-por-qué-importa-11"/>
     <w:p>
       <w:pPr>
         <w:pStyle w:val="Heading2"/>
@@ -15963,8 +16344,8 @@
         <w:t xml:space="preserve">La capacidad de gobernar por ley en el Congreso: cuánto legisla por decreto en vez de ley (ratio DNU), qué porción de la agenda del Ejecutivo se aprueba, cuántas sesiones de Diputados fracasan por falta de quórum, cuántas derrotas sufre el Ejecutivo en el recinto y qué porción de sus normas desafiadas logra sostener en pie.</w:t>
       </w:r>
     </w:p>
-    <w:bookmarkEnd w:id="135"/>
-    <w:bookmarkStart w:id="136" w:name="método-de-cómputo-11"/>
+    <w:bookmarkEnd w:id="136"/>
+    <w:bookmarkStart w:id="137" w:name="método-de-cómputo-11"/>
     <w:p>
       <w:pPr>
         <w:pStyle w:val="Heading2"/>
@@ -16010,8 +16391,8 @@
         <w:t xml:space="preserve">Se suman las de los últimos doce meses calendario. No importa el resultado: entran tanto las que el Gobierno terminó perdiendo como las que logró sostener.</w:t>
       </w:r>
     </w:p>
-    <w:bookmarkEnd w:id="136"/>
-    <w:bookmarkStart w:id="137" w:name="X4b7f9d42ad5d49ec575647c9c43b05a66f437ec"/>
+    <w:bookmarkEnd w:id="137"/>
+    <w:bookmarkStart w:id="138" w:name="X4b7f9d42ad5d49ec575647c9c43b05a66f437ec"/>
     <w:p>
       <w:pPr>
         <w:pStyle w:val="Heading2"/>
@@ -16269,8 +16650,8 @@
         </w:tc>
       </w:tr>
     </w:tbl>
-    <w:bookmarkEnd w:id="137"/>
-    <w:bookmarkStart w:id="138" w:name="datos-concretos-detrás-del-valor-11"/>
+    <w:bookmarkEnd w:id="138"/>
+    <w:bookmarkStart w:id="139" w:name="datos-concretos-detrás-del-valor-11"/>
     <w:p>
       <w:pPr>
         <w:pStyle w:val="Heading2"/>
@@ -16300,8 +16681,8 @@
         <w:t xml:space="preserve">3 normas propias desafiadas en el recinto en los últimos 12 meses (2 cayeron, 1 siguen en pie)</w:t>
       </w:r>
     </w:p>
-    <w:bookmarkEnd w:id="138"/>
-    <w:bookmarkStart w:id="139" w:name="color-vigente-y-por-qué-11"/>
+    <w:bookmarkEnd w:id="139"/>
+    <w:bookmarkStart w:id="140" w:name="color-vigente-y-por-qué-11"/>
     <w:p>
       <w:pPr>
         <w:pStyle w:val="Heading2"/>
@@ -16347,8 +16728,8 @@
         <w:t xml:space="preserve">Ponderación vigente en el ITCP: 2,7 % efectivo. El color es una lectura adicional — no reemplaza ni cambia esta ponderación.</w:t>
       </w:r>
     </w:p>
-    <w:bookmarkEnd w:id="139"/>
-    <w:bookmarkStart w:id="140" w:name="transparencia-limitaciones-declaradas-11"/>
+    <w:bookmarkEnd w:id="140"/>
+    <w:bookmarkStart w:id="141" w:name="transparencia-limitaciones-declaradas-11"/>
     <w:p>
       <w:pPr>
         <w:pStyle w:val="Heading2"/>
@@ -16394,8 +16775,8 @@
         <w:t xml:space="preserve">Sigue acoplado al bloqueo sostenido, con el que comparte el registro de eventos. Son las dos caras del mismo pulso —cuánto confronta el Congreso y cuánto resiste el Gobierno— y no deben leerse como dos confirmaciones independientes.</w:t>
       </w:r>
     </w:p>
-    <w:bookmarkEnd w:id="140"/>
-    <w:bookmarkStart w:id="141" w:name="X4ff462a9d09394c6f7304e0055101f0f4b71003"/>
+    <w:bookmarkEnd w:id="141"/>
+    <w:bookmarkStart w:id="142" w:name="X4ff462a9d09394c6f7304e0055101f0f4b71003"/>
     <w:p>
       <w:pPr>
         <w:pStyle w:val="Heading2"/>
@@ -16447,8 +16828,8 @@
         <w:t xml:space="preserve">El registro se reconstruye completo en cada actualización: si una fuente carga un acta con retraso, el conteo se corrige solo hacia atrás.</w:t>
       </w:r>
     </w:p>
-    <w:bookmarkEnd w:id="141"/>
-    <w:bookmarkStart w:id="142" w:name="X32af8005611dd896c50146a828f6519660aac81"/>
+    <w:bookmarkEnd w:id="142"/>
+    <w:bookmarkStart w:id="143" w:name="X32af8005611dd896c50146a828f6519660aac81"/>
     <w:p>
       <w:pPr>
         <w:pStyle w:val="Heading2"/>
@@ -16505,9 +16886,9 @@
         <w:t xml:space="preserve">Ficha metodológica · Cinturón Política · Capa de semáforo (4 colores)</w:t>
       </w:r>
     </w:p>
-    <w:bookmarkEnd w:id="142"/>
     <w:bookmarkEnd w:id="143"/>
-    <w:bookmarkStart w:id="153" w:name="producción-legislativa-del-congreso"/>
+    <w:bookmarkEnd w:id="144"/>
+    <w:bookmarkStart w:id="154" w:name="producción-legislativa-del-congreso"/>
     <w:p>
       <w:pPr>
         <w:pStyle w:val="Heading1"/>
@@ -16634,7 +17015,7 @@
         </w:tc>
       </w:tr>
     </w:tbl>
-    <w:bookmarkStart w:id="144" w:name="identificación-12"/>
+    <w:bookmarkStart w:id="145" w:name="identificación-12"/>
     <w:p>
       <w:pPr>
         <w:pStyle w:val="Heading2"/>
@@ -16997,8 +17378,8 @@
         </w:tc>
       </w:tr>
     </w:tbl>
-    <w:bookmarkEnd w:id="144"/>
-    <w:bookmarkStart w:id="145" w:name="definición-qué-mide-y-por-qué-importa-12"/>
+    <w:bookmarkEnd w:id="145"/>
+    <w:bookmarkStart w:id="146" w:name="definición-qué-mide-y-por-qué-importa-12"/>
     <w:p>
       <w:pPr>
         <w:pStyle w:val="Heading2"/>
@@ -17042,8 +17423,8 @@
         <w:t xml:space="preserve">La capacidad de gobernar por ley en el Congreso: cuánto legisla por decreto en vez de ley (ratio DNU), qué porción de la agenda del Ejecutivo se aprueba, cuántas sesiones de Diputados fracasan por falta de quórum, cuántas derrotas sufre el Ejecutivo en el recinto y qué porción de sus normas desafiadas logra sostener en pie.</w:t>
       </w:r>
     </w:p>
-    <w:bookmarkEnd w:id="145"/>
-    <w:bookmarkStart w:id="146" w:name="método-de-cómputo-12"/>
+    <w:bookmarkEnd w:id="146"/>
+    <w:bookmarkStart w:id="147" w:name="método-de-cómputo-12"/>
     <w:p>
       <w:pPr>
         <w:pStyle w:val="Heading2"/>
@@ -17077,8 +17458,8 @@
         <w:t xml:space="preserve">No se distingue de dónde nació cada proyecto. La composición por origen se publica aparte, en el detalle de la card, porque es una lectura y no el puntaje.</w:t>
       </w:r>
     </w:p>
-    <w:bookmarkEnd w:id="146"/>
-    <w:bookmarkStart w:id="147" w:name="Xc4b49c3d9969b89bf56c0c7c0dc3d292940a05d"/>
+    <w:bookmarkEnd w:id="147"/>
+    <w:bookmarkStart w:id="148" w:name="Xc4b49c3d9969b89bf56c0c7c0dc3d292940a05d"/>
     <w:p>
       <w:pPr>
         <w:pStyle w:val="Heading2"/>
@@ -17333,8 +17714,8 @@
         </w:tc>
       </w:tr>
     </w:tbl>
-    <w:bookmarkEnd w:id="147"/>
-    <w:bookmarkStart w:id="148" w:name="datos-concretos-detrás-del-valor-12"/>
+    <w:bookmarkEnd w:id="148"/>
+    <w:bookmarkStart w:id="149" w:name="datos-concretos-detrás-del-valor-12"/>
     <w:p>
       <w:pPr>
         <w:pStyle w:val="Heading2"/>
@@ -17364,8 +17745,8 @@
         <w:t xml:space="preserve">25 leyes sancionadas en los últimos 12 meses. El promedio histórico del dataset (2008-2025, cuatro presidencias) es de 74 leyes por año.</w:t>
       </w:r>
     </w:p>
-    <w:bookmarkEnd w:id="148"/>
-    <w:bookmarkStart w:id="149" w:name="color-vigente-y-por-qué-12"/>
+    <w:bookmarkEnd w:id="149"/>
+    <w:bookmarkStart w:id="150" w:name="color-vigente-y-por-qué-12"/>
     <w:p>
       <w:pPr>
         <w:pStyle w:val="Heading2"/>
@@ -17411,8 +17792,8 @@
         <w:t xml:space="preserve">Ponderación vigente en el ITCP: 3,1 % efectivo. El color es una lectura adicional — no reemplaza ni cambia esta ponderación.</w:t>
       </w:r>
     </w:p>
-    <w:bookmarkEnd w:id="149"/>
-    <w:bookmarkStart w:id="150" w:name="transparencia-limitaciones-declaradas-12"/>
+    <w:bookmarkEnd w:id="150"/>
+    <w:bookmarkStart w:id="151" w:name="transparencia-limitaciones-declaradas-12"/>
     <w:p>
       <w:pPr>
         <w:pStyle w:val="Heading2"/>
@@ -17458,8 +17839,8 @@
         <w:t xml:space="preserve">La ventana móvil de doce meses suaviza pero también demora: un cambio de ritmo tarda meses en verse completo.</w:t>
       </w:r>
     </w:p>
-    <w:bookmarkEnd w:id="150"/>
-    <w:bookmarkStart w:id="151" w:name="Xef80c7ba60ac922c16c234403633099d6fa1a96"/>
+    <w:bookmarkEnd w:id="151"/>
+    <w:bookmarkStart w:id="152" w:name="Xef80c7ba60ac922c16c234403633099d6fa1a96"/>
     <w:p>
       <w:pPr>
         <w:pStyle w:val="Heading2"/>
@@ -17511,8 +17892,8 @@
         <w:t xml:space="preserve">El dataset puede incorporar leyes con retraso, de modo que los últimos meses de la serie pueden ajustarse levemente hacia arriba.</w:t>
       </w:r>
     </w:p>
-    <w:bookmarkEnd w:id="151"/>
-    <w:bookmarkStart w:id="152" w:name="X95a58e26bcd11004daa5592872527917495b2ed"/>
+    <w:bookmarkEnd w:id="152"/>
+    <w:bookmarkStart w:id="153" w:name="X95a58e26bcd11004daa5592872527917495b2ed"/>
     <w:p>
       <w:pPr>
         <w:pStyle w:val="Heading2"/>
@@ -17569,9 +17950,9 @@
         <w:t xml:space="preserve">Ficha metodológica · Cinturón Política · Capa de semáforo (4 colores)</w:t>
       </w:r>
     </w:p>
-    <w:bookmarkEnd w:id="152"/>
     <w:bookmarkEnd w:id="153"/>
-    <w:bookmarkStart w:id="163" w:name="judicialización-de-la-agenda"/>
+    <w:bookmarkEnd w:id="154"/>
+    <w:bookmarkStart w:id="164" w:name="judicialización-de-la-agenda"/>
     <w:p>
       <w:pPr>
         <w:pStyle w:val="Heading1"/>
@@ -17698,7 +18079,7 @@
         </w:tc>
       </w:tr>
     </w:tbl>
-    <w:bookmarkStart w:id="154" w:name="identificación-13"/>
+    <w:bookmarkStart w:id="155" w:name="identificación-13"/>
     <w:p>
       <w:pPr>
         <w:pStyle w:val="Heading2"/>
@@ -18061,8 +18442,8 @@
         </w:tc>
       </w:tr>
     </w:tbl>
-    <w:bookmarkEnd w:id="154"/>
-    <w:bookmarkStart w:id="155" w:name="definición-qué-mide-y-por-qué-importa-13"/>
+    <w:bookmarkEnd w:id="155"/>
+    <w:bookmarkStart w:id="156" w:name="definición-qué-mide-y-por-qué-importa-13"/>
     <w:p>
       <w:pPr>
         <w:pStyle w:val="Heading2"/>
@@ -18106,8 +18487,8 @@
         <w:t xml:space="preserve">La capacidad de integrar el Poder Judicial, medida por la proporción de cargos de juez que tienen juez designado. No es una decisión que el Gobierno tome solo: designar jueces requiere acuerdo del Senado, de modo que la cobertura de los tribunales es un termómetro de la negociación política. La dimensión mide por ahora la capacidad de nombrar, no el comportamiento de la Justicia.</w:t>
       </w:r>
     </w:p>
-    <w:bookmarkEnd w:id="155"/>
-    <w:bookmarkStart w:id="156" w:name="método-de-cómputo-13"/>
+    <w:bookmarkEnd w:id="156"/>
+    <w:bookmarkStart w:id="157" w:name="método-de-cómputo-13"/>
     <w:p>
       <w:pPr>
         <w:pStyle w:val="Heading2"/>
@@ -18141,8 +18522,8 @@
         <w:t xml:space="preserve">Se publica la proporción y no el conteo. El conteo crudo depende de cuánto publica la base cada año, que varía por razones editoriales y no jurídicas.</w:t>
       </w:r>
     </w:p>
-    <w:bookmarkEnd w:id="156"/>
-    <w:bookmarkStart w:id="157" w:name="Xaab4efafd10175937bfe344609501e53d799b16"/>
+    <w:bookmarkEnd w:id="157"/>
+    <w:bookmarkStart w:id="158" w:name="Xaab4efafd10175937bfe344609501e53d799b16"/>
     <w:p>
       <w:pPr>
         <w:pStyle w:val="Heading2"/>
@@ -18397,8 +18778,8 @@
         </w:tc>
       </w:tr>
     </w:tbl>
-    <w:bookmarkEnd w:id="157"/>
-    <w:bookmarkStart w:id="158" w:name="datos-concretos-detrás-del-valor-13"/>
+    <w:bookmarkEnd w:id="158"/>
+    <w:bookmarkStart w:id="159" w:name="datos-concretos-detrás-del-valor-13"/>
     <w:p>
       <w:pPr>
         <w:pStyle w:val="Heading2"/>
@@ -18428,8 +18809,8 @@
         <w:t xml:space="preserve">104 de 5947 sumarios de jurisdicción federal y nacional publicados en 2026 mencionan una medida cautelar. Se publica la proporción y no el conteo porque el volumen que la base publica varía por razones editoriales.</w:t>
       </w:r>
     </w:p>
-    <w:bookmarkEnd w:id="158"/>
-    <w:bookmarkStart w:id="159" w:name="color-vigente-y-por-qué-13"/>
+    <w:bookmarkEnd w:id="159"/>
+    <w:bookmarkStart w:id="160" w:name="color-vigente-y-por-qué-13"/>
     <w:p>
       <w:pPr>
         <w:pStyle w:val="Heading2"/>
@@ -18475,8 +18856,8 @@
         <w:t xml:space="preserve">Ponderación vigente en el ITCP: 3 % efectivo. El color es una lectura adicional — no reemplaza ni cambia esta ponderación.</w:t>
       </w:r>
     </w:p>
-    <w:bookmarkEnd w:id="159"/>
-    <w:bookmarkStart w:id="160" w:name="transparencia-limitaciones-declaradas-13"/>
+    <w:bookmarkEnd w:id="160"/>
+    <w:bookmarkStart w:id="161" w:name="transparencia-limitaciones-declaradas-13"/>
     <w:p>
       <w:pPr>
         <w:pStyle w:val="Heading2"/>
@@ -18522,8 +18903,8 @@
         <w:t xml:space="preserve">Es anual. No sirve para leer el pulso de un mes.</w:t>
       </w:r>
     </w:p>
-    <w:bookmarkEnd w:id="160"/>
-    <w:bookmarkStart w:id="161" w:name="X71e32d4ef8852d7b89f89dfb87e3c31d8c54533"/>
+    <w:bookmarkEnd w:id="161"/>
+    <w:bookmarkStart w:id="162" w:name="X71e32d4ef8852d7b89f89dfb87e3c31d8c54533"/>
     <w:p>
       <w:pPr>
         <w:pStyle w:val="Heading2"/>
@@ -18575,8 +18956,8 @@
         <w:t xml:space="preserve">El punto del año en curso se recalcula en cada corrida, porque la base sigue indexando fallos de ese año. Al ser un cociente, el numerador y el denominador se recortan juntos y el punto sigue siendo comparable.</w:t>
       </w:r>
     </w:p>
-    <w:bookmarkEnd w:id="161"/>
-    <w:bookmarkStart w:id="162" w:name="Xe97eb45c46db1c6f0b7a9d3dad61e7d604d0a09"/>
+    <w:bookmarkEnd w:id="162"/>
+    <w:bookmarkStart w:id="163" w:name="Xe97eb45c46db1c6f0b7a9d3dad61e7d604d0a09"/>
     <w:p>
       <w:pPr>
         <w:pStyle w:val="Heading2"/>
@@ -18633,9 +19014,9 @@
         <w:t xml:space="preserve">Ficha metodológica · Cinturón Política · Capa de semáforo (4 colores)</w:t>
       </w:r>
     </w:p>
-    <w:bookmarkEnd w:id="162"/>
     <w:bookmarkEnd w:id="163"/>
-    <w:bookmarkStart w:id="173" w:name="velocidad-de-resolución-de-la-corte"/>
+    <w:bookmarkEnd w:id="164"/>
+    <w:bookmarkStart w:id="174" w:name="velocidad-de-resolución-de-la-corte"/>
     <w:p>
       <w:pPr>
         <w:pStyle w:val="Heading1"/>
@@ -18762,7 +19143,7 @@
         </w:tc>
       </w:tr>
     </w:tbl>
-    <w:bookmarkStart w:id="164" w:name="identificación-14"/>
+    <w:bookmarkStart w:id="165" w:name="identificación-14"/>
     <w:p>
       <w:pPr>
         <w:pStyle w:val="Heading2"/>
@@ -19125,8 +19506,8 @@
         </w:tc>
       </w:tr>
     </w:tbl>
-    <w:bookmarkEnd w:id="164"/>
-    <w:bookmarkStart w:id="165" w:name="definición-qué-mide-y-por-qué-importa-14"/>
+    <w:bookmarkEnd w:id="165"/>
+    <w:bookmarkStart w:id="166" w:name="definición-qué-mide-y-por-qué-importa-14"/>
     <w:p>
       <w:pPr>
         <w:pStyle w:val="Heading2"/>
@@ -19170,8 +19551,8 @@
         <w:t xml:space="preserve">La capacidad de integrar el Poder Judicial, medida por la proporción de cargos de juez que tienen juez designado. No es una decisión que el Gobierno tome solo: designar jueces requiere acuerdo del Senado, de modo que la cobertura de los tribunales es un termómetro de la negociación política. La dimensión mide por ahora la capacidad de nombrar, no el comportamiento de la Justicia.</w:t>
       </w:r>
     </w:p>
-    <w:bookmarkEnd w:id="165"/>
-    <w:bookmarkStart w:id="166" w:name="método-de-cómputo-14"/>
+    <w:bookmarkEnd w:id="166"/>
+    <w:bookmarkStart w:id="167" w:name="método-de-cómputo-14"/>
     <w:p>
       <w:pPr>
         <w:pStyle w:val="Heading2"/>
@@ -19205,8 +19586,8 @@
         <w:t xml:space="preserve">Los doce años de la serie se validaron aritméticamente: el saldo que la fuente informa por separado coincide de forma exacta con ingresos menos resueltos en todos los años, sin una sola discrepancia.</w:t>
       </w:r>
     </w:p>
-    <w:bookmarkEnd w:id="166"/>
-    <w:bookmarkStart w:id="167" w:name="X7b7170cc03c186200356a5b68fedf47ae23f2d7"/>
+    <w:bookmarkEnd w:id="167"/>
+    <w:bookmarkStart w:id="168" w:name="X7b7170cc03c186200356a5b68fedf47ae23f2d7"/>
     <w:p>
       <w:pPr>
         <w:pStyle w:val="Heading2"/>
@@ -19461,8 +19842,8 @@
         </w:tc>
       </w:tr>
     </w:tbl>
-    <w:bookmarkEnd w:id="167"/>
-    <w:bookmarkStart w:id="168" w:name="datos-concretos-detrás-del-valor-14"/>
+    <w:bookmarkEnd w:id="168"/>
+    <w:bookmarkStart w:id="169" w:name="datos-concretos-detrás-del-valor-14"/>
     <w:p>
       <w:pPr>
         <w:pStyle w:val="Heading2"/>
@@ -19492,8 +19873,8 @@
         <w:t xml:space="preserve">En 2025 la Corte resolvió 26.524 expedientes sobre 58.424 ingresados. Por encima de 100% descarga atraso; por debajo lo acumula.</w:t>
       </w:r>
     </w:p>
-    <w:bookmarkEnd w:id="168"/>
-    <w:bookmarkStart w:id="169" w:name="color-vigente-y-por-qué-14"/>
+    <w:bookmarkEnd w:id="169"/>
+    <w:bookmarkStart w:id="170" w:name="color-vigente-y-por-qué-14"/>
     <w:p>
       <w:pPr>
         <w:pStyle w:val="Heading2"/>
@@ -19539,8 +19920,8 @@
         <w:t xml:space="preserve">Ponderación vigente en el ITCP: 3 % efectivo. El color es una lectura adicional — no reemplaza ni cambia esta ponderación.</w:t>
       </w:r>
     </w:p>
-    <w:bookmarkEnd w:id="169"/>
-    <w:bookmarkStart w:id="170" w:name="transparencia-limitaciones-declaradas-14"/>
+    <w:bookmarkEnd w:id="170"/>
+    <w:bookmarkStart w:id="171" w:name="transparencia-limitaciones-declaradas-14"/>
     <w:p>
       <w:pPr>
         <w:pStyle w:val="Heading2"/>
@@ -19598,8 +19979,8 @@
         <w:t xml:space="preserve">Es anual. No sirve para leer el pulso de un mes.</w:t>
       </w:r>
     </w:p>
-    <w:bookmarkEnd w:id="170"/>
-    <w:bookmarkStart w:id="171" w:name="X02964bd421b6ce1686f5e02f1f98c7c34b51012"/>
+    <w:bookmarkEnd w:id="171"/>
+    <w:bookmarkStart w:id="172" w:name="X02964bd421b6ce1686f5e02f1f98c7c34b51012"/>
     <w:p>
       <w:pPr>
         <w:pStyle w:val="Heading2"/>
@@ -19651,8 +20032,8 @@
         <w:t xml:space="preserve">La fuente puede corregir cifras de años anteriores al publicar el anuario siguiente.</w:t>
       </w:r>
     </w:p>
-    <w:bookmarkEnd w:id="171"/>
-    <w:bookmarkStart w:id="172" w:name="Xfec2c1dec879a8614d6605057a6efcb2a0b1de1"/>
+    <w:bookmarkEnd w:id="172"/>
+    <w:bookmarkStart w:id="173" w:name="Xfec2c1dec879a8614d6605057a6efcb2a0b1de1"/>
     <w:p>
       <w:pPr>
         <w:pStyle w:val="Heading2"/>
@@ -19709,9 +20090,9 @@
         <w:t xml:space="preserve">Ficha metodológica · Cinturón Política · Capa de semáforo (4 colores)</w:t>
       </w:r>
     </w:p>
-    <w:bookmarkEnd w:id="172"/>
     <w:bookmarkEnd w:id="173"/>
-    <w:bookmarkStart w:id="183" w:name="actividad-de-las-comisiones-de-control"/>
+    <w:bookmarkEnd w:id="174"/>
+    <w:bookmarkStart w:id="184" w:name="actividad-de-las-comisiones-de-control"/>
     <w:p>
       <w:pPr>
         <w:pStyle w:val="Heading1"/>
@@ -19838,7 +20219,7 @@
         </w:tc>
       </w:tr>
     </w:tbl>
-    <w:bookmarkStart w:id="174" w:name="identificación-15"/>
+    <w:bookmarkStart w:id="175" w:name="identificación-15"/>
     <w:p>
       <w:pPr>
         <w:pStyle w:val="Heading2"/>
@@ -20201,8 +20582,8 @@
         </w:tc>
       </w:tr>
     </w:tbl>
-    <w:bookmarkEnd w:id="174"/>
-    <w:bookmarkStart w:id="175" w:name="definición-qué-mide-y-por-qué-importa-15"/>
+    <w:bookmarkEnd w:id="175"/>
+    <w:bookmarkStart w:id="176" w:name="definición-qué-mide-y-por-qué-importa-15"/>
     <w:p>
       <w:pPr>
         <w:pStyle w:val="Heading2"/>
@@ -20246,8 +20627,8 @@
         <w:t xml:space="preserve">La capacidad de integrar el Poder Judicial, medida por la proporción de cargos de juez que tienen juez designado. No es una decisión que el Gobierno tome solo: designar jueces requiere acuerdo del Senado, de modo que la cobertura de los tribunales es un termómetro de la negociación política. La dimensión mide por ahora la capacidad de nombrar, no el comportamiento de la Justicia.</w:t>
       </w:r>
     </w:p>
-    <w:bookmarkEnd w:id="175"/>
-    <w:bookmarkStart w:id="176" w:name="método-de-cómputo-15"/>
+    <w:bookmarkEnd w:id="176"/>
+    <w:bookmarkStart w:id="177" w:name="método-de-cómputo-15"/>
     <w:p>
       <w:pPr>
         <w:pStyle w:val="Heading2"/>
@@ -20281,8 +20662,8 @@
         <w:t xml:space="preserve">Se suman las dos comisiones. Cada una por separado sesiona pocas veces al año, y una serie construida sobre una sola quedaría dominada por el ruido de un evento aislado.</w:t>
       </w:r>
     </w:p>
-    <w:bookmarkEnd w:id="176"/>
-    <w:bookmarkStart w:id="177" w:name="X8797a617a46fa23875915c569ac62b6d653dda8"/>
+    <w:bookmarkEnd w:id="177"/>
+    <w:bookmarkStart w:id="178" w:name="X8797a617a46fa23875915c569ac62b6d653dda8"/>
     <w:p>
       <w:pPr>
         <w:pStyle w:val="Heading2"/>
@@ -20537,8 +20918,8 @@
         </w:tc>
       </w:tr>
     </w:tbl>
-    <w:bookmarkEnd w:id="177"/>
-    <w:bookmarkStart w:id="178" w:name="datos-concretos-detrás-del-valor-15"/>
+    <w:bookmarkEnd w:id="178"/>
+    <w:bookmarkStart w:id="179" w:name="datos-concretos-detrás-del-valor-15"/>
     <w:p>
       <w:pPr>
         <w:pStyle w:val="Heading2"/>
@@ -20568,8 +20949,8 @@
         <w:t xml:space="preserve">6 sesiones ordinarias de las comisiones de Acusación y Disciplina en los últimos 12 meses (rango de la serie: 2 a 7, promedio 5.0).</w:t>
       </w:r>
     </w:p>
-    <w:bookmarkEnd w:id="178"/>
-    <w:bookmarkStart w:id="179" w:name="color-vigente-y-por-qué-15"/>
+    <w:bookmarkEnd w:id="179"/>
+    <w:bookmarkStart w:id="180" w:name="color-vigente-y-por-qué-15"/>
     <w:p>
       <w:pPr>
         <w:pStyle w:val="Heading2"/>
@@ -20615,8 +20996,8 @@
         <w:t xml:space="preserve">Ponderación vigente en el ITCP: 3 % efectivo. El color es una lectura adicional — no reemplaza ni cambia esta ponderación.</w:t>
       </w:r>
     </w:p>
-    <w:bookmarkEnd w:id="179"/>
-    <w:bookmarkStart w:id="180" w:name="transparencia-limitaciones-declaradas-15"/>
+    <w:bookmarkEnd w:id="180"/>
+    <w:bookmarkStart w:id="181" w:name="transparencia-limitaciones-declaradas-15"/>
     <w:p>
       <w:pPr>
         <w:pStyle w:val="Heading2"/>
@@ -20662,8 +21043,8 @@
         <w:t xml:space="preserve">Depende de que el Consejo publique la nota de cada sesión. Una sesión sin nota es invisible para el indicador.</w:t>
       </w:r>
     </w:p>
-    <w:bookmarkEnd w:id="180"/>
-    <w:bookmarkStart w:id="181" w:name="X0c45de6897a5612009ee621684988b95b96a817"/>
+    <w:bookmarkEnd w:id="181"/>
+    <w:bookmarkStart w:id="182" w:name="X0c45de6897a5612009ee621684988b95b96a817"/>
     <w:p>
       <w:pPr>
         <w:pStyle w:val="Heading2"/>
@@ -20715,8 +21096,8 @@
         <w:t xml:space="preserve">Una nota publicada con retraso puede sumar una sesión a meses ya informados.</w:t>
       </w:r>
     </w:p>
-    <w:bookmarkEnd w:id="181"/>
-    <w:bookmarkStart w:id="182" w:name="X4ab0c5eb5abca5f38141be4205cfacb1b6608f5"/>
+    <w:bookmarkEnd w:id="182"/>
+    <w:bookmarkStart w:id="183" w:name="X4ab0c5eb5abca5f38141be4205cfacb1b6608f5"/>
     <w:p>
       <w:pPr>
         <w:pStyle w:val="Heading2"/>
@@ -20773,9 +21154,9 @@
         <w:t xml:space="preserve">Ficha metodológica · Cinturón Política · Capa de semáforo (4 colores)</w:t>
       </w:r>
     </w:p>
-    <w:bookmarkEnd w:id="182"/>
     <w:bookmarkEnd w:id="183"/>
-    <w:bookmarkStart w:id="193" w:name="cobertura-de-cargos-judiciales"/>
+    <w:bookmarkEnd w:id="184"/>
+    <w:bookmarkStart w:id="194" w:name="cobertura-de-cargos-judiciales"/>
     <w:p>
       <w:pPr>
         <w:pStyle w:val="Heading1"/>
@@ -20902,7 +21283,7 @@
         </w:tc>
       </w:tr>
     </w:tbl>
-    <w:bookmarkStart w:id="184" w:name="identificación-16"/>
+    <w:bookmarkStart w:id="185" w:name="identificación-16"/>
     <w:p>
       <w:pPr>
         <w:pStyle w:val="Heading2"/>
@@ -21265,8 +21646,8 @@
         </w:tc>
       </w:tr>
     </w:tbl>
-    <w:bookmarkEnd w:id="184"/>
-    <w:bookmarkStart w:id="185" w:name="definición-qué-mide-y-por-qué-importa-16"/>
+    <w:bookmarkEnd w:id="185"/>
+    <w:bookmarkStart w:id="186" w:name="definición-qué-mide-y-por-qué-importa-16"/>
     <w:p>
       <w:pPr>
         <w:pStyle w:val="Heading2"/>
@@ -21310,8 +21691,8 @@
         <w:t xml:space="preserve">La capacidad de integrar el Poder Judicial, medida por la proporción de cargos de juez que tienen juez designado. No es una decisión que el Gobierno tome solo: designar jueces requiere acuerdo del Senado, de modo que la cobertura de los tribunales es un termómetro de la negociación política. La dimensión mide por ahora la capacidad de nombrar, no el comportamiento de la Justicia.</w:t>
       </w:r>
     </w:p>
-    <w:bookmarkEnd w:id="185"/>
-    <w:bookmarkStart w:id="186" w:name="método-de-cómputo-16"/>
+    <w:bookmarkEnd w:id="186"/>
+    <w:bookmarkStart w:id="187" w:name="método-de-cómputo-16"/>
     <w:p>
       <w:pPr>
         <w:pStyle w:val="Heading2"/>
@@ -21369,8 +21750,8 @@
         <w:t xml:space="preserve">La serie mensual se reconstruye desde el padrón: hacia atrás, cada designación posterior indica un cargo que antes estaba vacante y cada renuncia posterior uno que antes estaba cubierto; hacia adelante, la operación se invierte. Los registros de designaciones y renuncias incluyen fiscales y defensores, que se descartan porque el padrón que fija el nivel es sólo de jueces.</w:t>
       </w:r>
     </w:p>
-    <w:bookmarkEnd w:id="186"/>
-    <w:bookmarkStart w:id="187" w:name="X73e3f854e4b8e082811c0c543bcdb6fb29273d5"/>
+    <w:bookmarkEnd w:id="187"/>
+    <w:bookmarkStart w:id="188" w:name="X73e3f854e4b8e082811c0c543bcdb6fb29273d5"/>
     <w:p>
       <w:pPr>
         <w:pStyle w:val="Heading2"/>
@@ -21625,8 +22006,8 @@
         </w:tc>
       </w:tr>
     </w:tbl>
-    <w:bookmarkEnd w:id="187"/>
-    <w:bookmarkStart w:id="188" w:name="datos-concretos-detrás-del-valor-16"/>
+    <w:bookmarkEnd w:id="188"/>
+    <w:bookmarkStart w:id="189" w:name="datos-concretos-detrás-del-valor-16"/>
     <w:p>
       <w:pPr>
         <w:pStyle w:val="Heading2"/>
@@ -21656,8 +22037,8 @@
         <w:t xml:space="preserve">604 de 955 cargos de juez habilitados tienen titular designado · 282 funcionan con subrogante y 69 están sin cubrir (padrón al 2026-06-05; la serie incorpora designaciones y renuncias posteriores)</w:t>
       </w:r>
     </w:p>
-    <w:bookmarkEnd w:id="188"/>
-    <w:bookmarkStart w:id="189" w:name="color-vigente-y-por-qué-16"/>
+    <w:bookmarkEnd w:id="189"/>
+    <w:bookmarkStart w:id="190" w:name="color-vigente-y-por-qué-16"/>
     <w:p>
       <w:pPr>
         <w:pStyle w:val="Heading2"/>
@@ -21703,8 +22084,8 @@
         <w:t xml:space="preserve">Ponderación vigente en el ITCP: 6 % efectivo. El color es una lectura adicional — no reemplaza ni cambia esta ponderación.</w:t>
       </w:r>
     </w:p>
-    <w:bookmarkEnd w:id="189"/>
-    <w:bookmarkStart w:id="190" w:name="transparencia-limitaciones-declaradas-16"/>
+    <w:bookmarkEnd w:id="190"/>
+    <w:bookmarkStart w:id="191" w:name="transparencia-limitaciones-declaradas-16"/>
     <w:p>
       <w:pPr>
         <w:pStyle w:val="Heading2"/>
@@ -21774,8 +22155,8 @@
         <w:t xml:space="preserve">Los traslados de jueces entre tribunales no se procesan como eventos propios: un traslado deja una vacante y cubre otra, y en el agregado se compensan, pero puede introducir diferencias de un cargo en meses puntuales.</w:t>
       </w:r>
     </w:p>
-    <w:bookmarkEnd w:id="190"/>
-    <w:bookmarkStart w:id="191" w:name="X7a06634bdbc93c4680ba63361d07c52d56fc14d"/>
+    <w:bookmarkEnd w:id="191"/>
+    <w:bookmarkStart w:id="192" w:name="X7a06634bdbc93c4680ba63361d07c52d56fc14d"/>
     <w:p>
       <w:pPr>
         <w:pStyle w:val="Heading2"/>
@@ -21827,8 +22208,8 @@
         <w:t xml:space="preserve">Cada actualización del padrón vuelve a anclar la serie completa, de modo que los valores pasados pueden ajustarse levemente cuando el Ministerio publica una foto nueva. El salto de junio de 2026 fue contrastado contra una fuente independiente: el archivo de concursos del propio Consejo de la Magistratura, que no registra ninguna entrevista entre octubre de 2024 y mayo de 2026 y concentra siete concursos con entrevistas personales entre junio y julio de 2026. Las dos fuentes marcan el mismo quiebre en el mismo mes, sin compartir método: además de aprobarse pliegos en el Senado, la maquinaria de selección volvió a moverse.</w:t>
       </w:r>
     </w:p>
-    <w:bookmarkEnd w:id="191"/>
-    <w:bookmarkStart w:id="192" w:name="X04b1f2d7b7764debfd14097dcda10f65a82388c"/>
+    <w:bookmarkEnd w:id="192"/>
+    <w:bookmarkStart w:id="193" w:name="X04b1f2d7b7764debfd14097dcda10f65a82388c"/>
     <w:p>
       <w:pPr>
         <w:pStyle w:val="Heading2"/>
@@ -21885,9 +22266,9 @@
         <w:t xml:space="preserve">Ficha metodológica · Cinturón Política · Capa de semáforo (4 colores)</w:t>
       </w:r>
     </w:p>
-    <w:bookmarkEnd w:id="192"/>
     <w:bookmarkEnd w:id="193"/>
-    <w:bookmarkStart w:id="203" w:name="alineamiento-de-senadores-por-provincia"/>
+    <w:bookmarkEnd w:id="194"/>
+    <w:bookmarkStart w:id="204" w:name="alineamiento-de-senadores-por-provincia"/>
     <w:p>
       <w:pPr>
         <w:pStyle w:val="Heading1"/>
@@ -22014,7 +22395,7 @@
         </w:tc>
       </w:tr>
     </w:tbl>
-    <w:bookmarkStart w:id="194" w:name="identificación-17"/>
+    <w:bookmarkStart w:id="195" w:name="identificación-17"/>
     <w:p>
       <w:pPr>
         <w:pStyle w:val="Heading2"/>
@@ -22377,8 +22758,8 @@
         </w:tc>
       </w:tr>
     </w:tbl>
-    <w:bookmarkEnd w:id="194"/>
-    <w:bookmarkStart w:id="195" w:name="definición-qué-mide-y-por-qué-importa-17"/>
+    <w:bookmarkEnd w:id="195"/>
+    <w:bookmarkStart w:id="196" w:name="definición-qué-mide-y-por-qué-importa-17"/>
     <w:p>
       <w:pPr>
         <w:pStyle w:val="Heading2"/>
@@ -22422,8 +22803,8 @@
         <w:t xml:space="preserve">El sostén federal del gobierno, visto desde tres señales: las transferencias a las provincias, el alineamiento de los senadores no oficialistas con la posición del bloque de gobierno, y la adhesión provincial al RIGI. Conviene una precisión sobre qué mide y qué no: ninguna de las tres observa directamente la conducta de los gobernadores. La primera describe lo que hace el Gobierno nacional; la segunda, cómo votan los senadores de cada provincia; la tercera, una decisión legislativa provincial ya tomada. No se encontró una fuente pública que midiera de forma automatizable la postura de los ejecutivos provinciales, así que la dimensión se lee como respaldo territorial observado por sus efectos, no como una medición de la relación con cada gobernador.</w:t>
       </w:r>
     </w:p>
-    <w:bookmarkEnd w:id="195"/>
-    <w:bookmarkStart w:id="196" w:name="método-de-cómputo-17"/>
+    <w:bookmarkEnd w:id="196"/>
+    <w:bookmarkStart w:id="197" w:name="método-de-cómputo-17"/>
     <w:p>
       <w:pPr>
         <w:pStyle w:val="Heading2"/>
@@ -22469,8 +22850,8 @@
         <w:t xml:space="preserve">El indicador es el promedio simple de esa proporción entre todas las provincias con al menos un senador no-LLA, sobre las actas de los últimos 90 días.</w:t>
       </w:r>
     </w:p>
-    <w:bookmarkEnd w:id="196"/>
-    <w:bookmarkStart w:id="197" w:name="X388ce3d9170137e5f29d481c4dabba9f3d23523"/>
+    <w:bookmarkEnd w:id="197"/>
+    <w:bookmarkStart w:id="198" w:name="X388ce3d9170137e5f29d481c4dabba9f3d23523"/>
     <w:p>
       <w:pPr>
         <w:pStyle w:val="Heading2"/>
@@ -22728,8 +23109,8 @@
         </w:tc>
       </w:tr>
     </w:tbl>
-    <w:bookmarkEnd w:id="197"/>
-    <w:bookmarkStart w:id="198" w:name="datos-concretos-detrás-del-valor-17"/>
+    <w:bookmarkEnd w:id="198"/>
+    <w:bookmarkStart w:id="199" w:name="datos-concretos-detrás-del-valor-17"/>
     <w:p>
       <w:pPr>
         <w:pStyle w:val="Heading2"/>
@@ -22759,8 +23140,8 @@
         <w:t xml:space="preserve">El informe publica el valor (60,1 % votos de senadores no-LLA alineados con LLA, por provincia) pero no los números que lo componen: la fuente entrega la serie ya calculada. Para auditar el dato hay que ir a la operación estadística citada más arriba.</w:t>
       </w:r>
     </w:p>
-    <w:bookmarkEnd w:id="198"/>
-    <w:bookmarkStart w:id="199" w:name="color-vigente-y-por-qué-17"/>
+    <w:bookmarkEnd w:id="199"/>
+    <w:bookmarkStart w:id="200" w:name="color-vigente-y-por-qué-17"/>
     <w:p>
       <w:pPr>
         <w:pStyle w:val="Heading2"/>
@@ -22806,8 +23187,8 @@
         <w:t xml:space="preserve">Ponderación vigente en el ITCP: 5,7 % efectivo. El color es una lectura adicional — no reemplaza ni cambia esta ponderación.</w:t>
       </w:r>
     </w:p>
-    <w:bookmarkEnd w:id="199"/>
-    <w:bookmarkStart w:id="200" w:name="transparencia-limitaciones-declaradas-17"/>
+    <w:bookmarkEnd w:id="200"/>
+    <w:bookmarkStart w:id="201" w:name="transparencia-limitaciones-declaradas-17"/>
     <w:p>
       <w:pPr>
         <w:pStyle w:val="Heading2"/>
@@ -22883,8 +23264,8 @@
         <w:t xml:space="preserve">Depende de que el portal público del Senado mantenga su estructura actual: un cambio de diseño del sitio puede interrumpir la lectura automática hasta que se ajuste.</w:t>
       </w:r>
     </w:p>
-    <w:bookmarkEnd w:id="200"/>
-    <w:bookmarkStart w:id="201" w:name="Xb990a90e77ada9cf1be6c4bb1f4609d3393a5e6"/>
+    <w:bookmarkEnd w:id="201"/>
+    <w:bookmarkStart w:id="202" w:name="Xb990a90e77ada9cf1be6c4bb1f4609d3393a5e6"/>
     <w:p>
       <w:pPr>
         <w:pStyle w:val="Heading2"/>
@@ -22936,8 +23317,8 @@
         <w:t xml:space="preserve">El promedio de los últimos 90 días se recalcula completo desde la fuente en cada actualización; no se arrastran promedios previos.</w:t>
       </w:r>
     </w:p>
-    <w:bookmarkEnd w:id="201"/>
-    <w:bookmarkStart w:id="202" w:name="Xc1dd7ba14d542f04ff8e5656404b4c5454960db"/>
+    <w:bookmarkEnd w:id="202"/>
+    <w:bookmarkStart w:id="203" w:name="Xc1dd7ba14d542f04ff8e5656404b4c5454960db"/>
     <w:p>
       <w:pPr>
         <w:pStyle w:val="Heading2"/>
@@ -22983,8 +23364,8 @@
         <w:t xml:space="preserve">— Umbrales de puntaje recalibrados (antes 65/45/25/10, heredados de "alineamiento de gobernadores" sin validar) a partir de una serie mensual propia reconstruida (29 meses reales, feb-2024 a jun-2026): nuevos cortes en 70/60/50/40.</w:t>
       </w:r>
     </w:p>
-    <w:bookmarkEnd w:id="202"/>
     <w:bookmarkEnd w:id="203"/>
+    <w:bookmarkEnd w:id="204"/>
     <w:sectPr>
       <w:headerReference r:id="rId9" w:type="default"/>
       <w:footerReference r:id="rId10" w:type="default"/>

--- a/projects/informe_coyuntura/output/fichas/Fichas Semaforo Politica.docx
+++ b/projects/informe_coyuntura/output/fichas/Fichas Semaforo Politica.docx
@@ -171,6 +171,7 @@
     <w:p>
       <w:pPr>
         <w:pStyle w:val="BodyText"/>
+        <w:spacing w:after="160"/>
       </w:pPr>
       <w:r>
         <w:t xml:space="preserve">El puntaje del ITCP y el de cada dimensión van de 0 a 100, donde 100 es la mejor situación. La tensión es su reflejo: (100 − puntaje) ÷ 10.</w:t>
@@ -179,8 +180,6 @@
     <w:tbl>
       <w:tblPr>
         <w:tblStyle w:val="Table"/>
-        <w:tblW w:type="pct" w:w="0.0"/>
-        <w:tblLayout w:type="autofit"/>
         <w:tblLook w:firstRow="1" w:lastRow="0" w:firstColumn="0" w:lastColumn="0" w:noHBand="0" w:noVBand="0" w:val="0020"/>
         <w:tblBorders>
           <w:top w:val="single" w:sz="4" w:color="D9DEDC"/>
@@ -196,8 +195,14 @@
           <w:left w:w="140" w:type="dxa"/>
           <w:right w:w="140" w:type="dxa"/>
         </w:tblCellMar>
+        <w:tblW w:w="9072" w:type="dxa"/>
+        <w:tblLayout w:type="fixed"/>
       </w:tblPr>
-      <w:tblGrid/>
+      <w:tblGrid>
+        <w:gridCol w:w="3178"/>
+        <w:gridCol w:w="3740"/>
+        <w:gridCol w:w="2154"/>
+      </w:tblGrid>
       <w:tr>
         <w:trPr>
           <w:cantSplit/>
@@ -205,6 +210,7 @@
         </w:trPr>
         <w:tc>
           <w:tcPr>
+            <w:tcW w:w="3178" w:type="dxa"/>
             <w:shd w:val="clear" w:color="auto" w:fill="1F3A34"/>
           </w:tcPr>
           <w:p>
@@ -224,6 +230,7 @@
         </w:tc>
         <w:tc>
           <w:tcPr>
+            <w:tcW w:w="3740" w:type="dxa"/>
             <w:shd w:val="clear" w:color="auto" w:fill="1F3A34"/>
           </w:tcPr>
           <w:p>
@@ -243,6 +250,7 @@
         </w:tc>
         <w:tc>
           <w:tcPr>
+            <w:tcW w:w="2154" w:type="dxa"/>
             <w:shd w:val="clear" w:color="auto" w:fill="1F3A34"/>
           </w:tcPr>
           <w:p>
@@ -266,6 +274,9 @@
           <w:cantSplit/>
         </w:trPr>
         <w:tc>
+          <w:tcPr>
+            <w:tcW w:w="3178" w:type="dxa"/>
+          </w:tcPr>
           <w:p>
             <w:pPr>
               <w:pStyle w:val="Compact"/>
@@ -280,6 +291,9 @@
           </w:p>
         </w:tc>
         <w:tc>
+          <w:tcPr>
+            <w:tcW w:w="3740" w:type="dxa"/>
+          </w:tcPr>
           <w:p>
             <w:pPr>
               <w:pStyle w:val="Compact"/>
@@ -295,6 +309,7 @@
         </w:tc>
         <w:tc>
           <w:tcPr>
+            <w:tcW w:w="2154" w:type="dxa"/>
             <w:shd w:val="clear" w:color="auto" w:fill="DCFCE7"/>
           </w:tcPr>
           <w:p>
@@ -319,6 +334,7 @@
         </w:trPr>
         <w:tc>
           <w:tcPr>
+            <w:tcW w:w="3178" w:type="dxa"/>
             <w:shd w:val="clear" w:color="auto" w:fill="F6F8F7"/>
           </w:tcPr>
           <w:p>
@@ -336,6 +352,7 @@
         </w:tc>
         <w:tc>
           <w:tcPr>
+            <w:tcW w:w="3740" w:type="dxa"/>
             <w:shd w:val="clear" w:color="auto" w:fill="F6F8F7"/>
           </w:tcPr>
           <w:p>
@@ -353,6 +370,7 @@
         </w:tc>
         <w:tc>
           <w:tcPr>
+            <w:tcW w:w="2154" w:type="dxa"/>
             <w:shd w:val="clear" w:color="auto" w:fill="FEF3C7"/>
           </w:tcPr>
           <w:p>
@@ -376,6 +394,9 @@
           <w:cantSplit/>
         </w:trPr>
         <w:tc>
+          <w:tcPr>
+            <w:tcW w:w="3178" w:type="dxa"/>
+          </w:tcPr>
           <w:p>
             <w:pPr>
               <w:pStyle w:val="Compact"/>
@@ -390,6 +411,9 @@
           </w:p>
         </w:tc>
         <w:tc>
+          <w:tcPr>
+            <w:tcW w:w="3740" w:type="dxa"/>
+          </w:tcPr>
           <w:p>
             <w:pPr>
               <w:pStyle w:val="Compact"/>
@@ -405,6 +429,7 @@
         </w:tc>
         <w:tc>
           <w:tcPr>
+            <w:tcW w:w="2154" w:type="dxa"/>
             <w:shd w:val="clear" w:color="auto" w:fill="FFEDD5"/>
           </w:tcPr>
           <w:p>
@@ -429,6 +454,7 @@
         </w:trPr>
         <w:tc>
           <w:tcPr>
+            <w:tcW w:w="3178" w:type="dxa"/>
             <w:shd w:val="clear" w:color="auto" w:fill="F6F8F7"/>
           </w:tcPr>
           <w:p>
@@ -446,6 +472,7 @@
         </w:tc>
         <w:tc>
           <w:tcPr>
+            <w:tcW w:w="3740" w:type="dxa"/>
             <w:shd w:val="clear" w:color="auto" w:fill="F6F8F7"/>
           </w:tcPr>
           <w:p>
@@ -463,6 +490,7 @@
         </w:tc>
         <w:tc>
           <w:tcPr>
+            <w:tcW w:w="2154" w:type="dxa"/>
             <w:shd w:val="clear" w:color="auto" w:fill="FEE2E2"/>
           </w:tcPr>
           <w:p>
@@ -485,6 +513,7 @@
     <w:p>
       <w:pPr>
         <w:pStyle w:val="BodyText"/>
+        <w:spacing w:before="200"/>
       </w:pPr>
       <w:r>
         <w:rPr>
@@ -520,6 +549,7 @@
       <w:pPr>
         <w:pStyle w:val="Heading2"/>
         <w:keepNext/>
+        <w:spacing w:after="160"/>
       </w:pPr>
       <w:r>
         <w:t xml:space="preserve">ITCP — el índice del cinturón</w:t>
@@ -528,8 +558,6 @@
     <w:tbl>
       <w:tblPr>
         <w:tblStyle w:val="Table"/>
-        <w:tblW w:type="pct" w:w="5000.0"/>
-        <w:tblLayout w:type="autofit"/>
         <w:tblLook w:firstRow="0" w:lastRow="0" w:firstColumn="0" w:lastColumn="0" w:noHBand="0" w:noVBand="0" w:val="0000"/>
         <w:tblBorders>
           <w:top w:val="single" w:sz="4" w:color="D9DEDC"/>
@@ -545,18 +573,23 @@
           <w:left w:w="140" w:type="dxa"/>
           <w:right w:w="140" w:type="dxa"/>
         </w:tblCellMar>
+        <w:tblW w:w="9072" w:type="dxa"/>
+        <w:tblLayout w:type="fixed"/>
       </w:tblPr>
       <w:tblGrid>
-        <w:gridCol w:w="1980"/>
-        <w:gridCol w:w="1980"/>
-        <w:gridCol w:w="1980"/>
-        <w:gridCol w:w="1980"/>
+        <w:gridCol w:w="1656"/>
+        <w:gridCol w:w="1067"/>
+        <w:gridCol w:w="2385"/>
+        <w:gridCol w:w="3964"/>
       </w:tblGrid>
       <w:tr>
         <w:trPr>
           <w:cantSplit/>
         </w:trPr>
         <w:tc>
+          <w:tcPr>
+            <w:tcW w:w="1656" w:type="dxa"/>
+          </w:tcPr>
           <w:p>
             <w:pPr>
               <w:pStyle w:val="Compact"/>
@@ -574,6 +607,7 @@
         </w:tc>
         <w:tc>
           <w:tcPr>
+            <w:tcW w:w="1067" w:type="dxa"/>
             <w:shd w:val="clear" w:color="auto" w:fill="DCFCE7"/>
           </w:tcPr>
           <w:p>
@@ -593,6 +627,9 @@
           </w:p>
         </w:tc>
         <w:tc>
+          <w:tcPr>
+            <w:tcW w:w="2385" w:type="dxa"/>
+          </w:tcPr>
           <w:p>
             <w:pPr>
               <w:pStyle w:val="Compact"/>
@@ -607,6 +644,9 @@
           </w:p>
         </w:tc>
         <w:tc>
+          <w:tcPr>
+            <w:tcW w:w="3964" w:type="dxa"/>
+          </w:tcPr>
           <w:p>
             <w:pPr>
               <w:pStyle w:val="Compact"/>
@@ -628,6 +668,7 @@
       <w:pPr>
         <w:pStyle w:val="Heading2"/>
         <w:keepNext/>
+        <w:spacing w:after="160"/>
       </w:pPr>
       <w:r>
         <w:t xml:space="preserve">Dimensiones</w:t>
@@ -636,8 +677,6 @@
     <w:tbl>
       <w:tblPr>
         <w:tblStyle w:val="Table"/>
-        <w:tblW w:type="pct" w:w="5000.0"/>
-        <w:tblLayout w:type="autofit"/>
         <w:tblLook w:firstRow="1" w:lastRow="0" w:firstColumn="0" w:lastColumn="0" w:noHBand="0" w:noVBand="0" w:val="0020"/>
         <w:tblBorders>
           <w:top w:val="single" w:sz="4" w:color="D9DEDC"/>
@@ -653,13 +692,15 @@
           <w:left w:w="140" w:type="dxa"/>
           <w:right w:w="140" w:type="dxa"/>
         </w:tblCellMar>
+        <w:tblW w:w="9072" w:type="dxa"/>
+        <w:tblLayout w:type="fixed"/>
       </w:tblPr>
       <w:tblGrid>
-        <w:gridCol w:w="1584"/>
-        <w:gridCol w:w="1584"/>
-        <w:gridCol w:w="1584"/>
-        <w:gridCol w:w="1584"/>
-        <w:gridCol w:w="1584"/>
+        <w:gridCol w:w="2019"/>
+        <w:gridCol w:w="3662"/>
+        <w:gridCol w:w="1098"/>
+        <w:gridCol w:w="1256"/>
+        <w:gridCol w:w="1037"/>
       </w:tblGrid>
       <w:tr>
         <w:trPr>
@@ -668,6 +709,7 @@
         </w:trPr>
         <w:tc>
           <w:tcPr>
+            <w:tcW w:w="2019" w:type="dxa"/>
             <w:shd w:val="clear" w:color="auto" w:fill="1F3A34"/>
           </w:tcPr>
           <w:p>
@@ -687,6 +729,7 @@
         </w:tc>
         <w:tc>
           <w:tcPr>
+            <w:tcW w:w="3662" w:type="dxa"/>
             <w:shd w:val="clear" w:color="auto" w:fill="1F3A34"/>
           </w:tcPr>
           <w:p>
@@ -706,6 +749,7 @@
         </w:tc>
         <w:tc>
           <w:tcPr>
+            <w:tcW w:w="1098" w:type="dxa"/>
             <w:shd w:val="clear" w:color="auto" w:fill="1F3A34"/>
           </w:tcPr>
           <w:p>
@@ -725,6 +769,7 @@
         </w:tc>
         <w:tc>
           <w:tcPr>
+            <w:tcW w:w="1256" w:type="dxa"/>
             <w:shd w:val="clear" w:color="auto" w:fill="1F3A34"/>
           </w:tcPr>
           <w:p>
@@ -744,6 +789,7 @@
         </w:tc>
         <w:tc>
           <w:tcPr>
+            <w:tcW w:w="1037" w:type="dxa"/>
             <w:shd w:val="clear" w:color="auto" w:fill="1F3A34"/>
           </w:tcPr>
           <w:p>
@@ -767,6 +813,9 @@
           <w:cantSplit/>
         </w:trPr>
         <w:tc>
+          <w:tcPr>
+            <w:tcW w:w="2019" w:type="dxa"/>
+          </w:tcPr>
           <w:p>
             <w:pPr>
               <w:pStyle w:val="Compact"/>
@@ -781,6 +830,9 @@
           </w:p>
         </w:tc>
         <w:tc>
+          <w:tcPr>
+            <w:tcW w:w="3662" w:type="dxa"/>
+          </w:tcPr>
           <w:p>
             <w:pPr>
               <w:pStyle w:val="Compact"/>
@@ -795,6 +847,9 @@
           </w:p>
         </w:tc>
         <w:tc>
+          <w:tcPr>
+            <w:tcW w:w="1098" w:type="dxa"/>
+          </w:tcPr>
           <w:p>
             <w:pPr>
               <w:pStyle w:val="Compact"/>
@@ -810,6 +865,7 @@
         </w:tc>
         <w:tc>
           <w:tcPr>
+            <w:tcW w:w="1256" w:type="dxa"/>
             <w:shd w:val="clear" w:color="auto" w:fill="FEF3C7"/>
           </w:tcPr>
           <w:p>
@@ -828,6 +884,9 @@
           </w:p>
         </w:tc>
         <w:tc>
+          <w:tcPr>
+            <w:tcW w:w="1037" w:type="dxa"/>
+          </w:tcPr>
           <w:p>
             <w:pPr>
               <w:pStyle w:val="Compact"/>
@@ -848,6 +907,7 @@
         </w:trPr>
         <w:tc>
           <w:tcPr>
+            <w:tcW w:w="2019" w:type="dxa"/>
             <w:shd w:val="clear" w:color="auto" w:fill="F6F8F7"/>
           </w:tcPr>
           <w:p>
@@ -865,6 +925,7 @@
         </w:tc>
         <w:tc>
           <w:tcPr>
+            <w:tcW w:w="3662" w:type="dxa"/>
             <w:shd w:val="clear" w:color="auto" w:fill="F6F8F7"/>
           </w:tcPr>
           <w:p>
@@ -882,6 +943,7 @@
         </w:tc>
         <w:tc>
           <w:tcPr>
+            <w:tcW w:w="1098" w:type="dxa"/>
             <w:shd w:val="clear" w:color="auto" w:fill="F6F8F7"/>
           </w:tcPr>
           <w:p>
@@ -899,6 +961,7 @@
         </w:tc>
         <w:tc>
           <w:tcPr>
+            <w:tcW w:w="1256" w:type="dxa"/>
             <w:shd w:val="clear" w:color="auto" w:fill="DCFCE7"/>
           </w:tcPr>
           <w:p>
@@ -918,6 +981,7 @@
         </w:tc>
         <w:tc>
           <w:tcPr>
+            <w:tcW w:w="1037" w:type="dxa"/>
             <w:shd w:val="clear" w:color="auto" w:fill="F6F8F7"/>
           </w:tcPr>
           <w:p>
@@ -939,6 +1003,9 @@
           <w:cantSplit/>
         </w:trPr>
         <w:tc>
+          <w:tcPr>
+            <w:tcW w:w="2019" w:type="dxa"/>
+          </w:tcPr>
           <w:p>
             <w:pPr>
               <w:pStyle w:val="Compact"/>
@@ -953,6 +1020,9 @@
           </w:p>
         </w:tc>
         <w:tc>
+          <w:tcPr>
+            <w:tcW w:w="3662" w:type="dxa"/>
+          </w:tcPr>
           <w:p>
             <w:pPr>
               <w:pStyle w:val="Compact"/>
@@ -967,6 +1037,9 @@
           </w:p>
         </w:tc>
         <w:tc>
+          <w:tcPr>
+            <w:tcW w:w="1098" w:type="dxa"/>
+          </w:tcPr>
           <w:p>
             <w:pPr>
               <w:pStyle w:val="Compact"/>
@@ -982,6 +1055,7 @@
         </w:tc>
         <w:tc>
           <w:tcPr>
+            <w:tcW w:w="1256" w:type="dxa"/>
             <w:shd w:val="clear" w:color="auto" w:fill="DCFCE7"/>
           </w:tcPr>
           <w:p>
@@ -1000,6 +1074,9 @@
           </w:p>
         </w:tc>
         <w:tc>
+          <w:tcPr>
+            <w:tcW w:w="1037" w:type="dxa"/>
+          </w:tcPr>
           <w:p>
             <w:pPr>
               <w:pStyle w:val="Compact"/>
@@ -1020,6 +1097,7 @@
         </w:trPr>
         <w:tc>
           <w:tcPr>
+            <w:tcW w:w="2019" w:type="dxa"/>
             <w:shd w:val="clear" w:color="auto" w:fill="F6F8F7"/>
           </w:tcPr>
           <w:p>
@@ -1037,6 +1115,7 @@
         </w:tc>
         <w:tc>
           <w:tcPr>
+            <w:tcW w:w="3662" w:type="dxa"/>
             <w:shd w:val="clear" w:color="auto" w:fill="F6F8F7"/>
           </w:tcPr>
           <w:p>
@@ -1054,6 +1133,7 @@
         </w:tc>
         <w:tc>
           <w:tcPr>
+            <w:tcW w:w="1098" w:type="dxa"/>
             <w:shd w:val="clear" w:color="auto" w:fill="F6F8F7"/>
           </w:tcPr>
           <w:p>
@@ -1071,6 +1151,7 @@
         </w:tc>
         <w:tc>
           <w:tcPr>
+            <w:tcW w:w="1256" w:type="dxa"/>
             <w:shd w:val="clear" w:color="auto" w:fill="FEF3C7"/>
           </w:tcPr>
           <w:p>
@@ -1090,6 +1171,7 @@
         </w:tc>
         <w:tc>
           <w:tcPr>
+            <w:tcW w:w="1037" w:type="dxa"/>
             <w:shd w:val="clear" w:color="auto" w:fill="F6F8F7"/>
           </w:tcPr>
           <w:p>
@@ -1111,6 +1193,9 @@
           <w:cantSplit/>
         </w:trPr>
         <w:tc>
+          <w:tcPr>
+            <w:tcW w:w="2019" w:type="dxa"/>
+          </w:tcPr>
           <w:p>
             <w:pPr>
               <w:pStyle w:val="Compact"/>
@@ -1125,6 +1210,9 @@
           </w:p>
         </w:tc>
         <w:tc>
+          <w:tcPr>
+            <w:tcW w:w="3662" w:type="dxa"/>
+          </w:tcPr>
           <w:p>
             <w:pPr>
               <w:pStyle w:val="Compact"/>
@@ -1139,6 +1227,9 @@
           </w:p>
         </w:tc>
         <w:tc>
+          <w:tcPr>
+            <w:tcW w:w="1098" w:type="dxa"/>
+          </w:tcPr>
           <w:p>
             <w:pPr>
               <w:pStyle w:val="Compact"/>
@@ -1154,6 +1245,7 @@
         </w:tc>
         <w:tc>
           <w:tcPr>
+            <w:tcW w:w="1256" w:type="dxa"/>
             <w:shd w:val="clear" w:color="auto" w:fill="FEF3C7"/>
           </w:tcPr>
           <w:p>
@@ -1172,6 +1264,9 @@
           </w:p>
         </w:tc>
         <w:tc>
+          <w:tcPr>
+            <w:tcW w:w="1037" w:type="dxa"/>
+          </w:tcPr>
           <w:p>
             <w:pPr>
               <w:pStyle w:val="Compact"/>
@@ -1192,6 +1287,7 @@
         </w:trPr>
         <w:tc>
           <w:tcPr>
+            <w:tcW w:w="2019" w:type="dxa"/>
             <w:shd w:val="clear" w:color="auto" w:fill="F6F8F7"/>
           </w:tcPr>
           <w:p>
@@ -1209,6 +1305,7 @@
         </w:tc>
         <w:tc>
           <w:tcPr>
+            <w:tcW w:w="3662" w:type="dxa"/>
             <w:shd w:val="clear" w:color="auto" w:fill="F6F8F7"/>
           </w:tcPr>
           <w:p>
@@ -1226,6 +1323,7 @@
         </w:tc>
         <w:tc>
           <w:tcPr>
+            <w:tcW w:w="1098" w:type="dxa"/>
             <w:shd w:val="clear" w:color="auto" w:fill="F6F8F7"/>
           </w:tcPr>
           <w:p>
@@ -1243,6 +1341,7 @@
         </w:tc>
         <w:tc>
           <w:tcPr>
+            <w:tcW w:w="1256" w:type="dxa"/>
             <w:shd w:val="clear" w:color="auto" w:fill="FEF3C7"/>
           </w:tcPr>
           <w:p>
@@ -1262,6 +1361,7 @@
         </w:tc>
         <w:tc>
           <w:tcPr>
+            <w:tcW w:w="1037" w:type="dxa"/>
             <w:shd w:val="clear" w:color="auto" w:fill="F6F8F7"/>
           </w:tcPr>
           <w:p>
@@ -1283,6 +1383,9 @@
           <w:cantSplit/>
         </w:trPr>
         <w:tc>
+          <w:tcPr>
+            <w:tcW w:w="2019" w:type="dxa"/>
+          </w:tcPr>
           <w:p>
             <w:pPr>
               <w:pStyle w:val="Compact"/>
@@ -1297,6 +1400,9 @@
           </w:p>
         </w:tc>
         <w:tc>
+          <w:tcPr>
+            <w:tcW w:w="3662" w:type="dxa"/>
+          </w:tcPr>
           <w:p>
             <w:pPr>
               <w:pStyle w:val="Compact"/>
@@ -1311,6 +1417,9 @@
           </w:p>
         </w:tc>
         <w:tc>
+          <w:tcPr>
+            <w:tcW w:w="1098" w:type="dxa"/>
+          </w:tcPr>
           <w:p>
             <w:pPr>
               <w:pStyle w:val="Compact"/>
@@ -1326,6 +1435,7 @@
         </w:tc>
         <w:tc>
           <w:tcPr>
+            <w:tcW w:w="1256" w:type="dxa"/>
             <w:shd w:val="clear" w:color="auto" w:fill="DCFCE7"/>
           </w:tcPr>
           <w:p>
@@ -1344,6 +1454,9 @@
           </w:p>
         </w:tc>
         <w:tc>
+          <w:tcPr>
+            <w:tcW w:w="1037" w:type="dxa"/>
+          </w:tcPr>
           <w:p>
             <w:pPr>
               <w:pStyle w:val="Compact"/>
@@ -1360,6 +1473,9 @@
       </w:tr>
     </w:tbl>
     <w:p>
+      <w:pPr>
+        <w:spacing w:before="200"/>
+      </w:pPr>
       <w:r>
         <w:br w:type="page"/>
       </w:r>
@@ -1390,6 +1506,7 @@
     <w:p>
       <w:pPr>
         <w:pStyle w:val="FirstParagraph"/>
+        <w:spacing w:after="160"/>
       </w:pPr>
       <w:r>
         <w:t xml:space="preserve">Agrupados por dimensión. La columna de peso dice cuánto mueve cada indicador el índice del cinturón; el color es el del semáforo de este mes.</w:t>
@@ -1398,8 +1515,6 @@
     <w:tbl>
       <w:tblPr>
         <w:tblStyle w:val="Table"/>
-        <w:tblW w:type="pct" w:w="5000.0"/>
-        <w:tblLayout w:type="autofit"/>
         <w:tblLook w:firstRow="1" w:lastRow="0" w:firstColumn="0" w:lastColumn="0" w:noHBand="0" w:noVBand="0" w:val="0020"/>
         <w:tblBorders>
           <w:top w:val="single" w:sz="4" w:color="D9DEDC"/>
@@ -1415,13 +1530,15 @@
           <w:left w:w="140" w:type="dxa"/>
           <w:right w:w="140" w:type="dxa"/>
         </w:tblCellMar>
+        <w:tblW w:w="9072" w:type="dxa"/>
+        <w:tblLayout w:type="fixed"/>
       </w:tblPr>
       <w:tblGrid>
-        <w:gridCol w:w="1584"/>
-        <w:gridCol w:w="1584"/>
-        <w:gridCol w:w="1584"/>
-        <w:gridCol w:w="1584"/>
-        <w:gridCol w:w="1584"/>
+        <w:gridCol w:w="2272"/>
+        <w:gridCol w:w="2633"/>
+        <w:gridCol w:w="2066"/>
+        <w:gridCol w:w="1153"/>
+        <w:gridCol w:w="948"/>
       </w:tblGrid>
       <w:tr>
         <w:trPr>
@@ -1430,6 +1547,7 @@
         </w:trPr>
         <w:tc>
           <w:tcPr>
+            <w:tcW w:w="2272" w:type="dxa"/>
             <w:shd w:val="clear" w:color="auto" w:fill="1F3A34"/>
           </w:tcPr>
           <w:p>
@@ -1449,6 +1567,7 @@
         </w:tc>
         <w:tc>
           <w:tcPr>
+            <w:tcW w:w="2633" w:type="dxa"/>
             <w:shd w:val="clear" w:color="auto" w:fill="1F3A34"/>
           </w:tcPr>
           <w:p>
@@ -1468,6 +1587,7 @@
         </w:tc>
         <w:tc>
           <w:tcPr>
+            <w:tcW w:w="2066" w:type="dxa"/>
             <w:shd w:val="clear" w:color="auto" w:fill="1F3A34"/>
           </w:tcPr>
           <w:p>
@@ -1487,6 +1607,7 @@
         </w:tc>
         <w:tc>
           <w:tcPr>
+            <w:tcW w:w="1153" w:type="dxa"/>
             <w:shd w:val="clear" w:color="auto" w:fill="1F3A34"/>
           </w:tcPr>
           <w:p>
@@ -1506,6 +1627,7 @@
         </w:tc>
         <w:tc>
           <w:tcPr>
+            <w:tcW w:w="948" w:type="dxa"/>
             <w:shd w:val="clear" w:color="auto" w:fill="1F3A34"/>
           </w:tcPr>
           <w:p>
@@ -1530,6 +1652,7 @@
         </w:trPr>
         <w:tc>
           <w:tcPr>
+            <w:tcW w:w="9072" w:type="dxa"/>
             <w:gridSpan w:val="5"/>
             <w:shd w:val="clear" w:color="auto" w:fill="E8EDEB"/>
           </w:tcPr>
@@ -1555,6 +1678,7 @@
         </w:trPr>
         <w:tc>
           <w:tcPr>
+            <w:tcW w:w="2272" w:type="dxa"/>
             <w:shd w:val="clear" w:color="auto" w:fill="F6F8F7"/>
           </w:tcPr>
           <w:p>
@@ -1572,6 +1696,7 @@
         </w:tc>
         <w:tc>
           <w:tcPr>
+            <w:tcW w:w="2633" w:type="dxa"/>
             <w:shd w:val="clear" w:color="auto" w:fill="F6F8F7"/>
           </w:tcPr>
           <w:p>
@@ -1589,6 +1714,7 @@
         </w:tc>
         <w:tc>
           <w:tcPr>
+            <w:tcW w:w="2066" w:type="dxa"/>
             <w:shd w:val="clear" w:color="auto" w:fill="F6F8F7"/>
           </w:tcPr>
           <w:p>
@@ -1606,6 +1732,7 @@
         </w:tc>
         <w:tc>
           <w:tcPr>
+            <w:tcW w:w="1153" w:type="dxa"/>
             <w:shd w:val="clear" w:color="auto" w:fill="FEE2E2"/>
           </w:tcPr>
           <w:p>
@@ -1625,6 +1752,7 @@
         </w:tc>
         <w:tc>
           <w:tcPr>
+            <w:tcW w:w="948" w:type="dxa"/>
             <w:shd w:val="clear" w:color="auto" w:fill="F6F8F7"/>
           </w:tcPr>
           <w:p>
@@ -1646,6 +1774,9 @@
           <w:cantSplit/>
         </w:trPr>
         <w:tc>
+          <w:tcPr>
+            <w:tcW w:w="2272" w:type="dxa"/>
+          </w:tcPr>
           <w:p>
             <w:pPr>
               <w:pStyle w:val="Compact"/>
@@ -1660,6 +1791,9 @@
           </w:p>
         </w:tc>
         <w:tc>
+          <w:tcPr>
+            <w:tcW w:w="2633" w:type="dxa"/>
+          </w:tcPr>
           <w:p>
             <w:pPr>
               <w:pStyle w:val="Compact"/>
@@ -1674,6 +1808,9 @@
           </w:p>
         </w:tc>
         <w:tc>
+          <w:tcPr>
+            <w:tcW w:w="2066" w:type="dxa"/>
+          </w:tcPr>
           <w:p>
             <w:pPr>
               <w:pStyle w:val="Compact"/>
@@ -1689,6 +1826,7 @@
         </w:tc>
         <w:tc>
           <w:tcPr>
+            <w:tcW w:w="1153" w:type="dxa"/>
             <w:shd w:val="clear" w:color="auto" w:fill="FEF3C7"/>
           </w:tcPr>
           <w:p>
@@ -1707,6 +1845,9 @@
           </w:p>
         </w:tc>
         <w:tc>
+          <w:tcPr>
+            <w:tcW w:w="948" w:type="dxa"/>
+          </w:tcPr>
           <w:p>
             <w:pPr>
               <w:pStyle w:val="Compact"/>
@@ -1727,6 +1868,7 @@
         </w:trPr>
         <w:tc>
           <w:tcPr>
+            <w:tcW w:w="2272" w:type="dxa"/>
             <w:shd w:val="clear" w:color="auto" w:fill="F6F8F7"/>
           </w:tcPr>
           <w:p>
@@ -1744,6 +1886,7 @@
         </w:tc>
         <w:tc>
           <w:tcPr>
+            <w:tcW w:w="2633" w:type="dxa"/>
             <w:shd w:val="clear" w:color="auto" w:fill="F6F8F7"/>
           </w:tcPr>
           <w:p>
@@ -1761,6 +1904,7 @@
         </w:tc>
         <w:tc>
           <w:tcPr>
+            <w:tcW w:w="2066" w:type="dxa"/>
             <w:shd w:val="clear" w:color="auto" w:fill="F6F8F7"/>
           </w:tcPr>
           <w:p>
@@ -1778,6 +1922,7 @@
         </w:tc>
         <w:tc>
           <w:tcPr>
+            <w:tcW w:w="1153" w:type="dxa"/>
             <w:shd w:val="clear" w:color="auto" w:fill="DCFCE7"/>
           </w:tcPr>
           <w:p>
@@ -1797,6 +1942,7 @@
         </w:tc>
         <w:tc>
           <w:tcPr>
+            <w:tcW w:w="948" w:type="dxa"/>
             <w:shd w:val="clear" w:color="auto" w:fill="F6F8F7"/>
           </w:tcPr>
           <w:p>
@@ -1818,6 +1964,9 @@
           <w:cantSplit/>
         </w:trPr>
         <w:tc>
+          <w:tcPr>
+            <w:tcW w:w="2272" w:type="dxa"/>
+          </w:tcPr>
           <w:p>
             <w:pPr>
               <w:pStyle w:val="Compact"/>
@@ -1832,6 +1981,9 @@
           </w:p>
         </w:tc>
         <w:tc>
+          <w:tcPr>
+            <w:tcW w:w="2633" w:type="dxa"/>
+          </w:tcPr>
           <w:p>
             <w:pPr>
               <w:pStyle w:val="Compact"/>
@@ -1846,6 +1998,9 @@
           </w:p>
         </w:tc>
         <w:tc>
+          <w:tcPr>
+            <w:tcW w:w="2066" w:type="dxa"/>
+          </w:tcPr>
           <w:p>
             <w:pPr>
               <w:pStyle w:val="Compact"/>
@@ -1861,6 +2016,7 @@
         </w:tc>
         <w:tc>
           <w:tcPr>
+            <w:tcW w:w="1153" w:type="dxa"/>
             <w:shd w:val="clear" w:color="auto" w:fill="FFEDD5"/>
           </w:tcPr>
           <w:p>
@@ -1879,6 +2035,9 @@
           </w:p>
         </w:tc>
         <w:tc>
+          <w:tcPr>
+            <w:tcW w:w="948" w:type="dxa"/>
+          </w:tcPr>
           <w:p>
             <w:pPr>
               <w:pStyle w:val="Compact"/>
@@ -1899,6 +2058,7 @@
         </w:trPr>
         <w:tc>
           <w:tcPr>
+            <w:tcW w:w="2272" w:type="dxa"/>
             <w:shd w:val="clear" w:color="auto" w:fill="F6F8F7"/>
           </w:tcPr>
           <w:p>
@@ -1916,6 +2076,7 @@
         </w:tc>
         <w:tc>
           <w:tcPr>
+            <w:tcW w:w="2633" w:type="dxa"/>
             <w:shd w:val="clear" w:color="auto" w:fill="F6F8F7"/>
           </w:tcPr>
           <w:p>
@@ -1933,6 +2094,7 @@
         </w:tc>
         <w:tc>
           <w:tcPr>
+            <w:tcW w:w="2066" w:type="dxa"/>
             <w:shd w:val="clear" w:color="auto" w:fill="F6F8F7"/>
           </w:tcPr>
           <w:p>
@@ -1950,6 +2112,7 @@
         </w:tc>
         <w:tc>
           <w:tcPr>
+            <w:tcW w:w="1153" w:type="dxa"/>
             <w:shd w:val="clear" w:color="auto" w:fill="DCFCE7"/>
           </w:tcPr>
           <w:p>
@@ -1969,6 +2132,7 @@
         </w:tc>
         <w:tc>
           <w:tcPr>
+            <w:tcW w:w="948" w:type="dxa"/>
             <w:shd w:val="clear" w:color="auto" w:fill="F6F8F7"/>
           </w:tcPr>
           <w:p>
@@ -1990,6 +2154,9 @@
           <w:cantSplit/>
         </w:trPr>
         <w:tc>
+          <w:tcPr>
+            <w:tcW w:w="2272" w:type="dxa"/>
+          </w:tcPr>
           <w:p>
             <w:pPr>
               <w:pStyle w:val="Compact"/>
@@ -2004,6 +2171,9 @@
           </w:p>
         </w:tc>
         <w:tc>
+          <w:tcPr>
+            <w:tcW w:w="2633" w:type="dxa"/>
+          </w:tcPr>
           <w:p>
             <w:pPr>
               <w:pStyle w:val="Compact"/>
@@ -2018,6 +2188,9 @@
           </w:p>
         </w:tc>
         <w:tc>
+          <w:tcPr>
+            <w:tcW w:w="2066" w:type="dxa"/>
+          </w:tcPr>
           <w:p>
             <w:pPr>
               <w:pStyle w:val="Compact"/>
@@ -2033,6 +2206,7 @@
         </w:tc>
         <w:tc>
           <w:tcPr>
+            <w:tcW w:w="1153" w:type="dxa"/>
             <w:shd w:val="clear" w:color="auto" w:fill="FFEDD5"/>
           </w:tcPr>
           <w:p>
@@ -2051,6 +2225,9 @@
           </w:p>
         </w:tc>
         <w:tc>
+          <w:tcPr>
+            <w:tcW w:w="948" w:type="dxa"/>
+          </w:tcPr>
           <w:p>
             <w:pPr>
               <w:pStyle w:val="Compact"/>
@@ -2071,6 +2248,7 @@
         </w:trPr>
         <w:tc>
           <w:tcPr>
+            <w:tcW w:w="9072" w:type="dxa"/>
             <w:gridSpan w:val="5"/>
             <w:shd w:val="clear" w:color="auto" w:fill="E8EDEB"/>
           </w:tcPr>
@@ -2095,6 +2273,9 @@
           <w:cantSplit/>
         </w:trPr>
         <w:tc>
+          <w:tcPr>
+            <w:tcW w:w="2272" w:type="dxa"/>
+          </w:tcPr>
           <w:p>
             <w:pPr>
               <w:pStyle w:val="Compact"/>
@@ -2109,6 +2290,9 @@
           </w:p>
         </w:tc>
         <w:tc>
+          <w:tcPr>
+            <w:tcW w:w="2633" w:type="dxa"/>
+          </w:tcPr>
           <w:p>
             <w:pPr>
               <w:pStyle w:val="Compact"/>
@@ -2123,6 +2307,9 @@
           </w:p>
         </w:tc>
         <w:tc>
+          <w:tcPr>
+            <w:tcW w:w="2066" w:type="dxa"/>
+          </w:tcPr>
           <w:p>
             <w:pPr>
               <w:pStyle w:val="Compact"/>
@@ -2138,6 +2325,7 @@
         </w:tc>
         <w:tc>
           <w:tcPr>
+            <w:tcW w:w="1153" w:type="dxa"/>
             <w:shd w:val="clear" w:color="auto" w:fill="DCFCE7"/>
           </w:tcPr>
           <w:p>
@@ -2156,6 +2344,9 @@
           </w:p>
         </w:tc>
         <w:tc>
+          <w:tcPr>
+            <w:tcW w:w="948" w:type="dxa"/>
+          </w:tcPr>
           <w:p>
             <w:pPr>
               <w:pStyle w:val="Compact"/>
@@ -2176,6 +2367,7 @@
         </w:trPr>
         <w:tc>
           <w:tcPr>
+            <w:tcW w:w="2272" w:type="dxa"/>
             <w:shd w:val="clear" w:color="auto" w:fill="F6F8F7"/>
           </w:tcPr>
           <w:p>
@@ -2193,6 +2385,7 @@
         </w:tc>
         <w:tc>
           <w:tcPr>
+            <w:tcW w:w="2633" w:type="dxa"/>
             <w:shd w:val="clear" w:color="auto" w:fill="F6F8F7"/>
           </w:tcPr>
           <w:p>
@@ -2210,6 +2403,7 @@
         </w:tc>
         <w:tc>
           <w:tcPr>
+            <w:tcW w:w="2066" w:type="dxa"/>
             <w:shd w:val="clear" w:color="auto" w:fill="F6F8F7"/>
           </w:tcPr>
           <w:p>
@@ -2227,6 +2421,7 @@
         </w:tc>
         <w:tc>
           <w:tcPr>
+            <w:tcW w:w="1153" w:type="dxa"/>
             <w:shd w:val="clear" w:color="auto" w:fill="DCFCE7"/>
           </w:tcPr>
           <w:p>
@@ -2246,6 +2441,7 @@
         </w:tc>
         <w:tc>
           <w:tcPr>
+            <w:tcW w:w="948" w:type="dxa"/>
             <w:shd w:val="clear" w:color="auto" w:fill="F6F8F7"/>
           </w:tcPr>
           <w:p>
@@ -2267,6 +2463,9 @@
           <w:cantSplit/>
         </w:trPr>
         <w:tc>
+          <w:tcPr>
+            <w:tcW w:w="2272" w:type="dxa"/>
+          </w:tcPr>
           <w:p>
             <w:pPr>
               <w:pStyle w:val="Compact"/>
@@ -2281,6 +2480,9 @@
           </w:p>
         </w:tc>
         <w:tc>
+          <w:tcPr>
+            <w:tcW w:w="2633" w:type="dxa"/>
+          </w:tcPr>
           <w:p>
             <w:pPr>
               <w:pStyle w:val="Compact"/>
@@ -2295,6 +2497,9 @@
           </w:p>
         </w:tc>
         <w:tc>
+          <w:tcPr>
+            <w:tcW w:w="2066" w:type="dxa"/>
+          </w:tcPr>
           <w:p>
             <w:pPr>
               <w:pStyle w:val="Compact"/>
@@ -2310,6 +2515,7 @@
         </w:tc>
         <w:tc>
           <w:tcPr>
+            <w:tcW w:w="1153" w:type="dxa"/>
             <w:shd w:val="clear" w:color="auto" w:fill="DCFCE7"/>
           </w:tcPr>
           <w:p>
@@ -2328,6 +2534,9 @@
           </w:p>
         </w:tc>
         <w:tc>
+          <w:tcPr>
+            <w:tcW w:w="948" w:type="dxa"/>
+          </w:tcPr>
           <w:p>
             <w:pPr>
               <w:pStyle w:val="Compact"/>
@@ -2348,6 +2557,7 @@
         </w:trPr>
         <w:tc>
           <w:tcPr>
+            <w:tcW w:w="9072" w:type="dxa"/>
             <w:gridSpan w:val="5"/>
             <w:shd w:val="clear" w:color="auto" w:fill="E8EDEB"/>
           </w:tcPr>
@@ -2372,6 +2582,9 @@
           <w:cantSplit/>
         </w:trPr>
         <w:tc>
+          <w:tcPr>
+            <w:tcW w:w="2272" w:type="dxa"/>
+          </w:tcPr>
           <w:p>
             <w:pPr>
               <w:pStyle w:val="Compact"/>
@@ -2386,6 +2599,9 @@
           </w:p>
         </w:tc>
         <w:tc>
+          <w:tcPr>
+            <w:tcW w:w="2633" w:type="dxa"/>
+          </w:tcPr>
           <w:p>
             <w:pPr>
               <w:pStyle w:val="Compact"/>
@@ -2400,6 +2616,9 @@
           </w:p>
         </w:tc>
         <w:tc>
+          <w:tcPr>
+            <w:tcW w:w="2066" w:type="dxa"/>
+          </w:tcPr>
           <w:p>
             <w:pPr>
               <w:pStyle w:val="Compact"/>
@@ -2415,6 +2634,7 @@
         </w:tc>
         <w:tc>
           <w:tcPr>
+            <w:tcW w:w="1153" w:type="dxa"/>
             <w:shd w:val="clear" w:color="auto" w:fill="DCFCE7"/>
           </w:tcPr>
           <w:p>
@@ -2433,6 +2653,9 @@
           </w:p>
         </w:tc>
         <w:tc>
+          <w:tcPr>
+            <w:tcW w:w="948" w:type="dxa"/>
+          </w:tcPr>
           <w:p>
             <w:pPr>
               <w:pStyle w:val="Compact"/>
@@ -2453,6 +2676,7 @@
         </w:trPr>
         <w:tc>
           <w:tcPr>
+            <w:tcW w:w="9072" w:type="dxa"/>
             <w:gridSpan w:val="5"/>
             <w:shd w:val="clear" w:color="auto" w:fill="E8EDEB"/>
           </w:tcPr>
@@ -2477,6 +2701,9 @@
           <w:cantSplit/>
         </w:trPr>
         <w:tc>
+          <w:tcPr>
+            <w:tcW w:w="2272" w:type="dxa"/>
+          </w:tcPr>
           <w:p>
             <w:pPr>
               <w:pStyle w:val="Compact"/>
@@ -2491,6 +2718,9 @@
           </w:p>
         </w:tc>
         <w:tc>
+          <w:tcPr>
+            <w:tcW w:w="2633" w:type="dxa"/>
+          </w:tcPr>
           <w:p>
             <w:pPr>
               <w:pStyle w:val="Compact"/>
@@ -2505,6 +2735,9 @@
           </w:p>
         </w:tc>
         <w:tc>
+          <w:tcPr>
+            <w:tcW w:w="2066" w:type="dxa"/>
+          </w:tcPr>
           <w:p>
             <w:pPr>
               <w:pStyle w:val="Compact"/>
@@ -2520,6 +2753,7 @@
         </w:tc>
         <w:tc>
           <w:tcPr>
+            <w:tcW w:w="1153" w:type="dxa"/>
             <w:shd w:val="clear" w:color="auto" w:fill="FEF3C7"/>
           </w:tcPr>
           <w:p>
@@ -2538,6 +2772,9 @@
           </w:p>
         </w:tc>
         <w:tc>
+          <w:tcPr>
+            <w:tcW w:w="948" w:type="dxa"/>
+          </w:tcPr>
           <w:p>
             <w:pPr>
               <w:pStyle w:val="Compact"/>
@@ -2558,6 +2795,7 @@
         </w:trPr>
         <w:tc>
           <w:tcPr>
+            <w:tcW w:w="2272" w:type="dxa"/>
             <w:shd w:val="clear" w:color="auto" w:fill="F6F8F7"/>
           </w:tcPr>
           <w:p>
@@ -2575,6 +2813,7 @@
         </w:tc>
         <w:tc>
           <w:tcPr>
+            <w:tcW w:w="2633" w:type="dxa"/>
             <w:shd w:val="clear" w:color="auto" w:fill="F6F8F7"/>
           </w:tcPr>
           <w:p>
@@ -2592,6 +2831,7 @@
         </w:tc>
         <w:tc>
           <w:tcPr>
+            <w:tcW w:w="2066" w:type="dxa"/>
             <w:shd w:val="clear" w:color="auto" w:fill="F6F8F7"/>
           </w:tcPr>
           <w:p>
@@ -2609,6 +2849,7 @@
         </w:tc>
         <w:tc>
           <w:tcPr>
+            <w:tcW w:w="1153" w:type="dxa"/>
             <w:shd w:val="clear" w:color="auto" w:fill="DCFCE7"/>
           </w:tcPr>
           <w:p>
@@ -2628,6 +2869,7 @@
         </w:tc>
         <w:tc>
           <w:tcPr>
+            <w:tcW w:w="948" w:type="dxa"/>
             <w:shd w:val="clear" w:color="auto" w:fill="F6F8F7"/>
           </w:tcPr>
           <w:p>
@@ -2649,6 +2891,9 @@
           <w:cantSplit/>
         </w:trPr>
         <w:tc>
+          <w:tcPr>
+            <w:tcW w:w="2272" w:type="dxa"/>
+          </w:tcPr>
           <w:p>
             <w:pPr>
               <w:pStyle w:val="Compact"/>
@@ -2663,6 +2908,9 @@
           </w:p>
         </w:tc>
         <w:tc>
+          <w:tcPr>
+            <w:tcW w:w="2633" w:type="dxa"/>
+          </w:tcPr>
           <w:p>
             <w:pPr>
               <w:pStyle w:val="Compact"/>
@@ -2677,6 +2925,9 @@
           </w:p>
         </w:tc>
         <w:tc>
+          <w:tcPr>
+            <w:tcW w:w="2066" w:type="dxa"/>
+          </w:tcPr>
           <w:p>
             <w:pPr>
               <w:pStyle w:val="Compact"/>
@@ -2692,6 +2943,7 @@
         </w:tc>
         <w:tc>
           <w:tcPr>
+            <w:tcW w:w="1153" w:type="dxa"/>
             <w:shd w:val="clear" w:color="auto" w:fill="FEF3C7"/>
           </w:tcPr>
           <w:p>
@@ -2710,6 +2962,9 @@
           </w:p>
         </w:tc>
         <w:tc>
+          <w:tcPr>
+            <w:tcW w:w="948" w:type="dxa"/>
+          </w:tcPr>
           <w:p>
             <w:pPr>
               <w:pStyle w:val="Compact"/>
@@ -2730,6 +2985,7 @@
         </w:trPr>
         <w:tc>
           <w:tcPr>
+            <w:tcW w:w="2272" w:type="dxa"/>
             <w:shd w:val="clear" w:color="auto" w:fill="F6F8F7"/>
           </w:tcPr>
           <w:p>
@@ -2747,6 +3003,7 @@
         </w:tc>
         <w:tc>
           <w:tcPr>
+            <w:tcW w:w="2633" w:type="dxa"/>
             <w:shd w:val="clear" w:color="auto" w:fill="F6F8F7"/>
           </w:tcPr>
           <w:p>
@@ -2764,6 +3021,7 @@
         </w:tc>
         <w:tc>
           <w:tcPr>
+            <w:tcW w:w="2066" w:type="dxa"/>
             <w:shd w:val="clear" w:color="auto" w:fill="F6F8F7"/>
           </w:tcPr>
           <w:p>
@@ -2781,6 +3039,7 @@
         </w:tc>
         <w:tc>
           <w:tcPr>
+            <w:tcW w:w="1153" w:type="dxa"/>
             <w:shd w:val="clear" w:color="auto" w:fill="FEF3C7"/>
           </w:tcPr>
           <w:p>
@@ -2800,6 +3059,7 @@
         </w:tc>
         <w:tc>
           <w:tcPr>
+            <w:tcW w:w="948" w:type="dxa"/>
             <w:shd w:val="clear" w:color="auto" w:fill="F6F8F7"/>
           </w:tcPr>
           <w:p>
@@ -2822,6 +3082,7 @@
         </w:trPr>
         <w:tc>
           <w:tcPr>
+            <w:tcW w:w="9072" w:type="dxa"/>
             <w:gridSpan w:val="5"/>
             <w:shd w:val="clear" w:color="auto" w:fill="E8EDEB"/>
           </w:tcPr>
@@ -2847,6 +3108,7 @@
         </w:trPr>
         <w:tc>
           <w:tcPr>
+            <w:tcW w:w="2272" w:type="dxa"/>
             <w:shd w:val="clear" w:color="auto" w:fill="F6F8F7"/>
           </w:tcPr>
           <w:p>
@@ -2864,6 +3126,7 @@
         </w:tc>
         <w:tc>
           <w:tcPr>
+            <w:tcW w:w="2633" w:type="dxa"/>
             <w:shd w:val="clear" w:color="auto" w:fill="F6F8F7"/>
           </w:tcPr>
           <w:p>
@@ -2881,6 +3144,7 @@
         </w:tc>
         <w:tc>
           <w:tcPr>
+            <w:tcW w:w="2066" w:type="dxa"/>
             <w:shd w:val="clear" w:color="auto" w:fill="F6F8F7"/>
           </w:tcPr>
           <w:p>
@@ -2898,6 +3162,7 @@
         </w:tc>
         <w:tc>
           <w:tcPr>
+            <w:tcW w:w="1153" w:type="dxa"/>
             <w:shd w:val="clear" w:color="auto" w:fill="DCFCE7"/>
           </w:tcPr>
           <w:p>
@@ -2917,6 +3182,7 @@
         </w:tc>
         <w:tc>
           <w:tcPr>
+            <w:tcW w:w="948" w:type="dxa"/>
             <w:shd w:val="clear" w:color="auto" w:fill="F6F8F7"/>
           </w:tcPr>
           <w:p>
@@ -2938,6 +3204,9 @@
           <w:cantSplit/>
         </w:trPr>
         <w:tc>
+          <w:tcPr>
+            <w:tcW w:w="2272" w:type="dxa"/>
+          </w:tcPr>
           <w:p>
             <w:pPr>
               <w:pStyle w:val="Compact"/>
@@ -2952,6 +3221,9 @@
           </w:p>
         </w:tc>
         <w:tc>
+          <w:tcPr>
+            <w:tcW w:w="2633" w:type="dxa"/>
+          </w:tcPr>
           <w:p>
             <w:pPr>
               <w:pStyle w:val="Compact"/>
@@ -2966,6 +3238,9 @@
           </w:p>
         </w:tc>
         <w:tc>
+          <w:tcPr>
+            <w:tcW w:w="2066" w:type="dxa"/>
+          </w:tcPr>
           <w:p>
             <w:pPr>
               <w:pStyle w:val="Compact"/>
@@ -2981,6 +3256,7 @@
         </w:tc>
         <w:tc>
           <w:tcPr>
+            <w:tcW w:w="1153" w:type="dxa"/>
             <w:shd w:val="clear" w:color="auto" w:fill="FFEDD5"/>
           </w:tcPr>
           <w:p>
@@ -2999,6 +3275,9 @@
           </w:p>
         </w:tc>
         <w:tc>
+          <w:tcPr>
+            <w:tcW w:w="948" w:type="dxa"/>
+          </w:tcPr>
           <w:p>
             <w:pPr>
               <w:pStyle w:val="Compact"/>
@@ -3019,6 +3298,7 @@
         </w:trPr>
         <w:tc>
           <w:tcPr>
+            <w:tcW w:w="9072" w:type="dxa"/>
             <w:gridSpan w:val="5"/>
             <w:shd w:val="clear" w:color="auto" w:fill="E8EDEB"/>
           </w:tcPr>
@@ -3043,6 +3323,9 @@
           <w:cantSplit/>
         </w:trPr>
         <w:tc>
+          <w:tcPr>
+            <w:tcW w:w="2272" w:type="dxa"/>
+          </w:tcPr>
           <w:p>
             <w:pPr>
               <w:pStyle w:val="Compact"/>
@@ -3057,6 +3340,9 @@
           </w:p>
         </w:tc>
         <w:tc>
+          <w:tcPr>
+            <w:tcW w:w="2633" w:type="dxa"/>
+          </w:tcPr>
           <w:p>
             <w:pPr>
               <w:pStyle w:val="Compact"/>
@@ -3071,6 +3357,9 @@
           </w:p>
         </w:tc>
         <w:tc>
+          <w:tcPr>
+            <w:tcW w:w="2066" w:type="dxa"/>
+          </w:tcPr>
           <w:p>
             <w:pPr>
               <w:pStyle w:val="Compact"/>
@@ -3086,6 +3375,7 @@
         </w:tc>
         <w:tc>
           <w:tcPr>
+            <w:tcW w:w="1153" w:type="dxa"/>
             <w:shd w:val="clear" w:color="auto" w:fill="FEF3C7"/>
           </w:tcPr>
           <w:p>
@@ -3104,6 +3394,9 @@
           </w:p>
         </w:tc>
         <w:tc>
+          <w:tcPr>
+            <w:tcW w:w="948" w:type="dxa"/>
+          </w:tcPr>
           <w:p>
             <w:pPr>
               <w:pStyle w:val="Compact"/>
@@ -3124,6 +3417,7 @@
         </w:trPr>
         <w:tc>
           <w:tcPr>
+            <w:tcW w:w="9072" w:type="dxa"/>
             <w:gridSpan w:val="5"/>
             <w:shd w:val="clear" w:color="auto" w:fill="E8EDEB"/>
           </w:tcPr>
@@ -3148,6 +3442,9 @@
           <w:cantSplit/>
         </w:trPr>
         <w:tc>
+          <w:tcPr>
+            <w:tcW w:w="2272" w:type="dxa"/>
+          </w:tcPr>
           <w:p>
             <w:pPr>
               <w:pStyle w:val="Compact"/>
@@ -3162,6 +3459,9 @@
           </w:p>
         </w:tc>
         <w:tc>
+          <w:tcPr>
+            <w:tcW w:w="2633" w:type="dxa"/>
+          </w:tcPr>
           <w:p>
             <w:pPr>
               <w:pStyle w:val="Compact"/>
@@ -3176,6 +3476,9 @@
           </w:p>
         </w:tc>
         <w:tc>
+          <w:tcPr>
+            <w:tcW w:w="2066" w:type="dxa"/>
+          </w:tcPr>
           <w:p>
             <w:pPr>
               <w:pStyle w:val="Compact"/>
@@ -3191,6 +3494,7 @@
         </w:tc>
         <w:tc>
           <w:tcPr>
+            <w:tcW w:w="1153" w:type="dxa"/>
             <w:shd w:val="clear" w:color="auto" w:fill="DCFCE7"/>
           </w:tcPr>
           <w:p>
@@ -3209,6 +3513,9 @@
           </w:p>
         </w:tc>
         <w:tc>
+          <w:tcPr>
+            <w:tcW w:w="948" w:type="dxa"/>
+          </w:tcPr>
           <w:p>
             <w:pPr>
               <w:pStyle w:val="Compact"/>
@@ -3227,6 +3534,7 @@
     <w:p>
       <w:pPr>
         <w:pStyle w:val="BodyText"/>
+        <w:spacing w:before="200"/>
       </w:pPr>
       <w:r>
         <w:rPr>
@@ -3280,6 +3588,7 @@
     <w:p>
       <w:pPr>
         <w:pStyle w:val="FirstParagraph"/>
+        <w:spacing w:after="160"/>
       </w:pPr>
       <w:r>
         <w:t xml:space="preserve">La diferencia de intención de voto entre LLA y el PJ, ponderando las encuestas disponibles.</w:t>
@@ -3288,8 +3597,6 @@
     <w:tbl>
       <w:tblPr>
         <w:tblStyle w:val="Table"/>
-        <w:tblW w:type="pct" w:w="5000.0"/>
-        <w:tblLayout w:type="autofit"/>
         <w:tblLook w:firstRow="0" w:lastRow="0" w:firstColumn="0" w:lastColumn="0" w:noHBand="0" w:noVBand="0" w:val="0000"/>
         <w:tblBorders>
           <w:top w:val="single" w:sz="4" w:color="D9DEDC"/>
@@ -3305,18 +3612,23 @@
           <w:left w:w="140" w:type="dxa"/>
           <w:right w:w="140" w:type="dxa"/>
         </w:tblCellMar>
+        <w:tblW w:w="9072" w:type="dxa"/>
+        <w:tblLayout w:type="fixed"/>
       </w:tblPr>
       <w:tblGrid>
-        <w:gridCol w:w="1980"/>
-        <w:gridCol w:w="1980"/>
-        <w:gridCol w:w="1980"/>
-        <w:gridCol w:w="1980"/>
+        <w:gridCol w:w="3402"/>
+        <w:gridCol w:w="1196"/>
+        <w:gridCol w:w="2474"/>
+        <w:gridCol w:w="2000"/>
       </w:tblGrid>
       <w:tr>
         <w:trPr>
           <w:cantSplit/>
         </w:trPr>
         <w:tc>
+          <w:tcPr>
+            <w:tcW w:w="3402" w:type="dxa"/>
+          </w:tcPr>
           <w:p>
             <w:pPr>
               <w:pStyle w:val="Compact"/>
@@ -3346,6 +3658,7 @@
         </w:tc>
         <w:tc>
           <w:tcPr>
+            <w:tcW w:w="1196" w:type="dxa"/>
             <w:shd w:val="clear" w:color="auto" w:fill="DCFCE7"/>
           </w:tcPr>
           <w:p>
@@ -3365,6 +3678,9 @@
           </w:p>
         </w:tc>
         <w:tc>
+          <w:tcPr>
+            <w:tcW w:w="2474" w:type="dxa"/>
+          </w:tcPr>
           <w:p>
             <w:pPr>
               <w:pStyle w:val="Compact"/>
@@ -3379,6 +3695,9 @@
           </w:p>
         </w:tc>
         <w:tc>
+          <w:tcPr>
+            <w:tcW w:w="2000" w:type="dxa"/>
+          </w:tcPr>
           <w:p>
             <w:pPr>
               <w:pStyle w:val="Compact"/>
@@ -3399,6 +3718,7 @@
       <w:pPr>
         <w:pStyle w:val="Heading2"/>
         <w:keepNext/>
+        <w:spacing w:after="160"/>
       </w:pPr>
       <w:r>
         <w:t xml:space="preserve">Identificación</w:t>
@@ -3407,8 +3727,6 @@
     <w:tbl>
       <w:tblPr>
         <w:tblStyle w:val="Table"/>
-        <w:tblW w:type="pct" w:w="5000.0"/>
-        <w:tblLayout w:type="autofit"/>
         <w:tblLook w:firstRow="0" w:lastRow="0" w:firstColumn="0" w:lastColumn="0" w:noHBand="0" w:noVBand="0" w:val="0000"/>
         <w:tblBorders>
           <w:top w:val="single" w:sz="4" w:color="D9DEDC"/>
@@ -3424,18 +3742,23 @@
           <w:left w:w="140" w:type="dxa"/>
           <w:right w:w="140" w:type="dxa"/>
         </w:tblCellMar>
+        <w:tblW w:w="9072" w:type="dxa"/>
+        <w:tblLayout w:type="fixed"/>
       </w:tblPr>
       <w:tblGrid>
-        <w:gridCol w:w="1980"/>
-        <w:gridCol w:w="1980"/>
-        <w:gridCol w:w="1980"/>
-        <w:gridCol w:w="1980"/>
+        <w:gridCol w:w="1802"/>
+        <w:gridCol w:w="2916"/>
+        <w:gridCol w:w="1815"/>
+        <w:gridCol w:w="2539"/>
       </w:tblGrid>
       <w:tr>
         <w:trPr>
           <w:cantSplit/>
         </w:trPr>
         <w:tc>
+          <w:tcPr>
+            <w:tcW w:w="1802" w:type="dxa"/>
+          </w:tcPr>
           <w:p>
             <w:pPr>
               <w:pStyle w:val="Compact"/>
@@ -3452,6 +3775,9 @@
           </w:p>
         </w:tc>
         <w:tc>
+          <w:tcPr>
+            <w:tcW w:w="2916" w:type="dxa"/>
+          </w:tcPr>
           <w:p>
             <w:pPr>
               <w:pStyle w:val="Compact"/>
@@ -3466,6 +3792,9 @@
           </w:p>
         </w:tc>
         <w:tc>
+          <w:tcPr>
+            <w:tcW w:w="1815" w:type="dxa"/>
+          </w:tcPr>
           <w:p>
             <w:pPr>
               <w:pStyle w:val="Compact"/>
@@ -3482,6 +3811,9 @@
           </w:p>
         </w:tc>
         <w:tc>
+          <w:tcPr>
+            <w:tcW w:w="2539" w:type="dxa"/>
+          </w:tcPr>
           <w:p>
             <w:pPr>
               <w:pStyle w:val="Compact"/>
@@ -3501,6 +3833,9 @@
           <w:cantSplit/>
         </w:trPr>
         <w:tc>
+          <w:tcPr>
+            <w:tcW w:w="1802" w:type="dxa"/>
+          </w:tcPr>
           <w:p>
             <w:pPr>
               <w:pStyle w:val="Compact"/>
@@ -3517,6 +3852,9 @@
           </w:p>
         </w:tc>
         <w:tc>
+          <w:tcPr>
+            <w:tcW w:w="2916" w:type="dxa"/>
+          </w:tcPr>
           <w:p>
             <w:pPr>
               <w:pStyle w:val="Compact"/>
@@ -3531,6 +3869,9 @@
           </w:p>
         </w:tc>
         <w:tc>
+          <w:tcPr>
+            <w:tcW w:w="1815" w:type="dxa"/>
+          </w:tcPr>
           <w:p>
             <w:pPr>
               <w:pStyle w:val="Compact"/>
@@ -3547,6 +3888,9 @@
           </w:p>
         </w:tc>
         <w:tc>
+          <w:tcPr>
+            <w:tcW w:w="2539" w:type="dxa"/>
+          </w:tcPr>
           <w:p>
             <w:pPr>
               <w:pStyle w:val="Compact"/>
@@ -3566,6 +3910,9 @@
           <w:cantSplit/>
         </w:trPr>
         <w:tc>
+          <w:tcPr>
+            <w:tcW w:w="1802" w:type="dxa"/>
+          </w:tcPr>
           <w:p>
             <w:pPr>
               <w:pStyle w:val="Compact"/>
@@ -3582,6 +3929,9 @@
           </w:p>
         </w:tc>
         <w:tc>
+          <w:tcPr>
+            <w:tcW w:w="2916" w:type="dxa"/>
+          </w:tcPr>
           <w:p>
             <w:pPr>
               <w:pStyle w:val="Compact"/>
@@ -3596,6 +3946,9 @@
           </w:p>
         </w:tc>
         <w:tc>
+          <w:tcPr>
+            <w:tcW w:w="1815" w:type="dxa"/>
+          </w:tcPr>
           <w:p>
             <w:pPr>
               <w:pStyle w:val="Compact"/>
@@ -3612,6 +3965,9 @@
           </w:p>
         </w:tc>
         <w:tc>
+          <w:tcPr>
+            <w:tcW w:w="2539" w:type="dxa"/>
+          </w:tcPr>
           <w:p>
             <w:pPr>
               <w:pStyle w:val="Compact"/>
@@ -3631,6 +3987,9 @@
           <w:cantSplit/>
         </w:trPr>
         <w:tc>
+          <w:tcPr>
+            <w:tcW w:w="1802" w:type="dxa"/>
+          </w:tcPr>
           <w:p>
             <w:pPr>
               <w:pStyle w:val="Compact"/>
@@ -3647,6 +4006,9 @@
           </w:p>
         </w:tc>
         <w:tc>
+          <w:tcPr>
+            <w:tcW w:w="2916" w:type="dxa"/>
+          </w:tcPr>
           <w:p>
             <w:pPr>
               <w:pStyle w:val="Compact"/>
@@ -3661,6 +4023,9 @@
           </w:p>
         </w:tc>
         <w:tc>
+          <w:tcPr>
+            <w:tcW w:w="1815" w:type="dxa"/>
+          </w:tcPr>
           <w:p>
             <w:pPr>
               <w:pStyle w:val="Compact"/>
@@ -3677,6 +4042,9 @@
           </w:p>
         </w:tc>
         <w:tc>
+          <w:tcPr>
+            <w:tcW w:w="2539" w:type="dxa"/>
+          </w:tcPr>
           <w:p>
             <w:pPr>
               <w:pStyle w:val="Compact"/>
@@ -3696,6 +4064,9 @@
           <w:cantSplit/>
         </w:trPr>
         <w:tc>
+          <w:tcPr>
+            <w:tcW w:w="1802" w:type="dxa"/>
+          </w:tcPr>
           <w:p>
             <w:pPr>
               <w:pStyle w:val="Compact"/>
@@ -3712,6 +4083,9 @@
           </w:p>
         </w:tc>
         <w:tc>
+          <w:tcPr>
+            <w:tcW w:w="2916" w:type="dxa"/>
+          </w:tcPr>
           <w:p>
             <w:pPr>
               <w:pStyle w:val="Compact"/>
@@ -3726,6 +4100,9 @@
           </w:p>
         </w:tc>
         <w:tc>
+          <w:tcPr>
+            <w:tcW w:w="1815" w:type="dxa"/>
+          </w:tcPr>
           <w:p>
             <w:pPr>
               <w:pStyle w:val="Compact"/>
@@ -3742,6 +4119,9 @@
           </w:p>
         </w:tc>
         <w:tc>
+          <w:tcPr>
+            <w:tcW w:w="2539" w:type="dxa"/>
+          </w:tcPr>
           <w:p>
             <w:pPr>
               <w:pStyle w:val="Compact"/>
@@ -3871,6 +4251,7 @@
     <w:p>
       <w:pPr>
         <w:pStyle w:val="BodyText"/>
+        <w:spacing w:after="160"/>
       </w:pPr>
       <w:r>
         <w:rPr>
@@ -3883,8 +4264,6 @@
     <w:tbl>
       <w:tblPr>
         <w:tblStyle w:val="Table"/>
-        <w:tblW w:type="pct" w:w="0.0"/>
-        <w:tblLayout w:type="autofit"/>
         <w:tblLook w:firstRow="1" w:lastRow="0" w:firstColumn="0" w:lastColumn="0" w:noHBand="0" w:noVBand="0" w:val="0020"/>
         <w:tblBorders>
           <w:top w:val="single" w:sz="4" w:color="D9DEDC"/>
@@ -3900,8 +4279,13 @@
           <w:left w:w="140" w:type="dxa"/>
           <w:right w:w="140" w:type="dxa"/>
         </w:tblCellMar>
+        <w:tblW w:w="9072" w:type="dxa"/>
+        <w:tblLayout w:type="fixed"/>
       </w:tblPr>
-      <w:tblGrid/>
+      <w:tblGrid>
+        <w:gridCol w:w="5563"/>
+        <w:gridCol w:w="3509"/>
+      </w:tblGrid>
       <w:tr>
         <w:trPr>
           <w:cantSplit/>
@@ -3909,6 +4293,7 @@
         </w:trPr>
         <w:tc>
           <w:tcPr>
+            <w:tcW w:w="5563" w:type="dxa"/>
             <w:shd w:val="clear" w:color="auto" w:fill="1F3A34"/>
           </w:tcPr>
           <w:p>
@@ -3928,6 +4313,7 @@
         </w:tc>
         <w:tc>
           <w:tcPr>
+            <w:tcW w:w="3509" w:type="dxa"/>
             <w:shd w:val="clear" w:color="auto" w:fill="1F3A34"/>
           </w:tcPr>
           <w:p>
@@ -3951,6 +4337,9 @@
           <w:cantSplit/>
         </w:trPr>
         <w:tc>
+          <w:tcPr>
+            <w:tcW w:w="5563" w:type="dxa"/>
+          </w:tcPr>
           <w:p>
             <w:pPr>
               <w:pStyle w:val="Compact"/>
@@ -3966,6 +4355,7 @@
         </w:tc>
         <w:tc>
           <w:tcPr>
+            <w:tcW w:w="3509" w:type="dxa"/>
             <w:shd w:val="clear" w:color="auto" w:fill="DCFCE7"/>
           </w:tcPr>
           <w:p>
@@ -3990,6 +4380,7 @@
         </w:trPr>
         <w:tc>
           <w:tcPr>
+            <w:tcW w:w="5563" w:type="dxa"/>
             <w:shd w:val="clear" w:color="auto" w:fill="F6F8F7"/>
           </w:tcPr>
           <w:p>
@@ -4007,6 +4398,7 @@
         </w:tc>
         <w:tc>
           <w:tcPr>
+            <w:tcW w:w="3509" w:type="dxa"/>
             <w:shd w:val="clear" w:color="auto" w:fill="FEF3C7"/>
           </w:tcPr>
           <w:p>
@@ -4030,6 +4422,9 @@
           <w:cantSplit/>
         </w:trPr>
         <w:tc>
+          <w:tcPr>
+            <w:tcW w:w="5563" w:type="dxa"/>
+          </w:tcPr>
           <w:p>
             <w:pPr>
               <w:pStyle w:val="Compact"/>
@@ -4045,6 +4440,7 @@
         </w:tc>
         <w:tc>
           <w:tcPr>
+            <w:tcW w:w="3509" w:type="dxa"/>
             <w:shd w:val="clear" w:color="auto" w:fill="FFEDD5"/>
           </w:tcPr>
           <w:p>
@@ -4069,6 +4465,7 @@
         </w:trPr>
         <w:tc>
           <w:tcPr>
+            <w:tcW w:w="5563" w:type="dxa"/>
             <w:shd w:val="clear" w:color="auto" w:fill="F6F8F7"/>
           </w:tcPr>
           <w:p>
@@ -4086,6 +4483,7 @@
         </w:tc>
         <w:tc>
           <w:tcPr>
+            <w:tcW w:w="3509" w:type="dxa"/>
             <w:shd w:val="clear" w:color="auto" w:fill="FEE2E2"/>
           </w:tcPr>
           <w:p>
@@ -4414,6 +4812,7 @@
     <w:p>
       <w:pPr>
         <w:pStyle w:val="FirstParagraph"/>
+        <w:spacing w:after="160"/>
       </w:pPr>
       <w:r>
         <w:t xml:space="preserve">Cuántos Decretos de Necesidad y Urgencia se dictan por cada ley sancionada, en los últimos 12 meses.</w:t>
@@ -4422,8 +4821,6 @@
     <w:tbl>
       <w:tblPr>
         <w:tblStyle w:val="Table"/>
-        <w:tblW w:type="pct" w:w="5000.0"/>
-        <w:tblLayout w:type="autofit"/>
         <w:tblLook w:firstRow="0" w:lastRow="0" w:firstColumn="0" w:lastColumn="0" w:noHBand="0" w:noVBand="0" w:val="0000"/>
         <w:tblBorders>
           <w:top w:val="single" w:sz="4" w:color="D9DEDC"/>
@@ -4439,18 +4836,23 @@
           <w:left w:w="140" w:type="dxa"/>
           <w:right w:w="140" w:type="dxa"/>
         </w:tblCellMar>
+        <w:tblW w:w="9072" w:type="dxa"/>
+        <w:tblLayout w:type="fixed"/>
       </w:tblPr>
       <w:tblGrid>
-        <w:gridCol w:w="1980"/>
-        <w:gridCol w:w="1980"/>
-        <w:gridCol w:w="1980"/>
-        <w:gridCol w:w="1980"/>
+        <w:gridCol w:w="3082"/>
+        <w:gridCol w:w="1141"/>
+        <w:gridCol w:w="2747"/>
+        <w:gridCol w:w="2102"/>
       </w:tblGrid>
       <w:tr>
         <w:trPr>
           <w:cantSplit/>
         </w:trPr>
         <w:tc>
+          <w:tcPr>
+            <w:tcW w:w="3082" w:type="dxa"/>
+          </w:tcPr>
           <w:p>
             <w:pPr>
               <w:pStyle w:val="Compact"/>
@@ -4480,6 +4882,7 @@
         </w:tc>
         <w:tc>
           <w:tcPr>
+            <w:tcW w:w="1141" w:type="dxa"/>
             <w:shd w:val="clear" w:color="auto" w:fill="FEE2E2"/>
           </w:tcPr>
           <w:p>
@@ -4499,6 +4902,9 @@
           </w:p>
         </w:tc>
         <w:tc>
+          <w:tcPr>
+            <w:tcW w:w="2747" w:type="dxa"/>
+          </w:tcPr>
           <w:p>
             <w:pPr>
               <w:pStyle w:val="Compact"/>
@@ -4513,6 +4919,9 @@
           </w:p>
         </w:tc>
         <w:tc>
+          <w:tcPr>
+            <w:tcW w:w="2102" w:type="dxa"/>
+          </w:tcPr>
           <w:p>
             <w:pPr>
               <w:pStyle w:val="Compact"/>
@@ -4533,6 +4942,7 @@
       <w:pPr>
         <w:pStyle w:val="Heading2"/>
         <w:keepNext/>
+        <w:spacing w:after="160"/>
       </w:pPr>
       <w:r>
         <w:t xml:space="preserve">Identificación</w:t>
@@ -4541,8 +4951,6 @@
     <w:tbl>
       <w:tblPr>
         <w:tblStyle w:val="Table"/>
-        <w:tblW w:type="pct" w:w="5000.0"/>
-        <w:tblLayout w:type="autofit"/>
         <w:tblLook w:firstRow="0" w:lastRow="0" w:firstColumn="0" w:lastColumn="0" w:noHBand="0" w:noVBand="0" w:val="0000"/>
         <w:tblBorders>
           <w:top w:val="single" w:sz="4" w:color="D9DEDC"/>
@@ -4558,18 +4966,23 @@
           <w:left w:w="140" w:type="dxa"/>
           <w:right w:w="140" w:type="dxa"/>
         </w:tblCellMar>
+        <w:tblW w:w="9072" w:type="dxa"/>
+        <w:tblLayout w:type="fixed"/>
       </w:tblPr>
       <w:tblGrid>
-        <w:gridCol w:w="1980"/>
-        <w:gridCol w:w="1980"/>
-        <w:gridCol w:w="1980"/>
-        <w:gridCol w:w="1980"/>
+        <w:gridCol w:w="1927"/>
+        <w:gridCol w:w="2547"/>
+        <w:gridCol w:w="1948"/>
+        <w:gridCol w:w="2650"/>
       </w:tblGrid>
       <w:tr>
         <w:trPr>
           <w:cantSplit/>
         </w:trPr>
         <w:tc>
+          <w:tcPr>
+            <w:tcW w:w="1927" w:type="dxa"/>
+          </w:tcPr>
           <w:p>
             <w:pPr>
               <w:pStyle w:val="Compact"/>
@@ -4586,6 +4999,9 @@
           </w:p>
         </w:tc>
         <w:tc>
+          <w:tcPr>
+            <w:tcW w:w="2547" w:type="dxa"/>
+          </w:tcPr>
           <w:p>
             <w:pPr>
               <w:pStyle w:val="Compact"/>
@@ -4600,6 +5016,9 @@
           </w:p>
         </w:tc>
         <w:tc>
+          <w:tcPr>
+            <w:tcW w:w="1948" w:type="dxa"/>
+          </w:tcPr>
           <w:p>
             <w:pPr>
               <w:pStyle w:val="Compact"/>
@@ -4616,6 +5035,9 @@
           </w:p>
         </w:tc>
         <w:tc>
+          <w:tcPr>
+            <w:tcW w:w="2650" w:type="dxa"/>
+          </w:tcPr>
           <w:p>
             <w:pPr>
               <w:pStyle w:val="Compact"/>
@@ -4635,6 +5057,9 @@
           <w:cantSplit/>
         </w:trPr>
         <w:tc>
+          <w:tcPr>
+            <w:tcW w:w="1927" w:type="dxa"/>
+          </w:tcPr>
           <w:p>
             <w:pPr>
               <w:pStyle w:val="Compact"/>
@@ -4651,6 +5076,9 @@
           </w:p>
         </w:tc>
         <w:tc>
+          <w:tcPr>
+            <w:tcW w:w="2547" w:type="dxa"/>
+          </w:tcPr>
           <w:p>
             <w:pPr>
               <w:pStyle w:val="Compact"/>
@@ -4665,6 +5093,9 @@
           </w:p>
         </w:tc>
         <w:tc>
+          <w:tcPr>
+            <w:tcW w:w="1948" w:type="dxa"/>
+          </w:tcPr>
           <w:p>
             <w:pPr>
               <w:pStyle w:val="Compact"/>
@@ -4681,6 +5112,9 @@
           </w:p>
         </w:tc>
         <w:tc>
+          <w:tcPr>
+            <w:tcW w:w="2650" w:type="dxa"/>
+          </w:tcPr>
           <w:p>
             <w:pPr>
               <w:pStyle w:val="Compact"/>
@@ -4700,6 +5134,9 @@
           <w:cantSplit/>
         </w:trPr>
         <w:tc>
+          <w:tcPr>
+            <w:tcW w:w="1927" w:type="dxa"/>
+          </w:tcPr>
           <w:p>
             <w:pPr>
               <w:pStyle w:val="Compact"/>
@@ -4716,6 +5153,9 @@
           </w:p>
         </w:tc>
         <w:tc>
+          <w:tcPr>
+            <w:tcW w:w="2547" w:type="dxa"/>
+          </w:tcPr>
           <w:p>
             <w:pPr>
               <w:pStyle w:val="Compact"/>
@@ -4730,6 +5170,9 @@
           </w:p>
         </w:tc>
         <w:tc>
+          <w:tcPr>
+            <w:tcW w:w="1948" w:type="dxa"/>
+          </w:tcPr>
           <w:p>
             <w:pPr>
               <w:pStyle w:val="Compact"/>
@@ -4746,6 +5189,9 @@
           </w:p>
         </w:tc>
         <w:tc>
+          <w:tcPr>
+            <w:tcW w:w="2650" w:type="dxa"/>
+          </w:tcPr>
           <w:p>
             <w:pPr>
               <w:pStyle w:val="Compact"/>
@@ -4765,6 +5211,9 @@
           <w:cantSplit/>
         </w:trPr>
         <w:tc>
+          <w:tcPr>
+            <w:tcW w:w="1927" w:type="dxa"/>
+          </w:tcPr>
           <w:p>
             <w:pPr>
               <w:pStyle w:val="Compact"/>
@@ -4781,6 +5230,9 @@
           </w:p>
         </w:tc>
         <w:tc>
+          <w:tcPr>
+            <w:tcW w:w="2547" w:type="dxa"/>
+          </w:tcPr>
           <w:p>
             <w:pPr>
               <w:pStyle w:val="Compact"/>
@@ -4795,6 +5247,9 @@
           </w:p>
         </w:tc>
         <w:tc>
+          <w:tcPr>
+            <w:tcW w:w="1948" w:type="dxa"/>
+          </w:tcPr>
           <w:p>
             <w:pPr>
               <w:pStyle w:val="Compact"/>
@@ -4811,6 +5266,9 @@
           </w:p>
         </w:tc>
         <w:tc>
+          <w:tcPr>
+            <w:tcW w:w="2650" w:type="dxa"/>
+          </w:tcPr>
           <w:p>
             <w:pPr>
               <w:pStyle w:val="Compact"/>
@@ -4830,6 +5288,9 @@
           <w:cantSplit/>
         </w:trPr>
         <w:tc>
+          <w:tcPr>
+            <w:tcW w:w="1927" w:type="dxa"/>
+          </w:tcPr>
           <w:p>
             <w:pPr>
               <w:pStyle w:val="Compact"/>
@@ -4846,6 +5307,9 @@
           </w:p>
         </w:tc>
         <w:tc>
+          <w:tcPr>
+            <w:tcW w:w="2547" w:type="dxa"/>
+          </w:tcPr>
           <w:p>
             <w:pPr>
               <w:pStyle w:val="Compact"/>
@@ -4860,6 +5324,9 @@
           </w:p>
         </w:tc>
         <w:tc>
+          <w:tcPr>
+            <w:tcW w:w="1948" w:type="dxa"/>
+          </w:tcPr>
           <w:p>
             <w:pPr>
               <w:pStyle w:val="Compact"/>
@@ -4876,6 +5343,9 @@
           </w:p>
         </w:tc>
         <w:tc>
+          <w:tcPr>
+            <w:tcW w:w="2650" w:type="dxa"/>
+          </w:tcPr>
           <w:p>
             <w:pPr>
               <w:pStyle w:val="Compact"/>
@@ -5005,6 +5475,7 @@
     <w:p>
       <w:pPr>
         <w:pStyle w:val="BodyText"/>
+        <w:spacing w:after="160"/>
       </w:pPr>
       <w:r>
         <w:rPr>
@@ -5017,8 +5488,6 @@
     <w:tbl>
       <w:tblPr>
         <w:tblStyle w:val="Table"/>
-        <w:tblW w:type="pct" w:w="0.0"/>
-        <w:tblLayout w:type="autofit"/>
         <w:tblLook w:firstRow="1" w:lastRow="0" w:firstColumn="0" w:lastColumn="0" w:noHBand="0" w:noVBand="0" w:val="0020"/>
         <w:tblBorders>
           <w:top w:val="single" w:sz="4" w:color="D9DEDC"/>
@@ -5034,8 +5503,13 @@
           <w:left w:w="140" w:type="dxa"/>
           <w:right w:w="140" w:type="dxa"/>
         </w:tblCellMar>
+        <w:tblW w:w="9072" w:type="dxa"/>
+        <w:tblLayout w:type="fixed"/>
       </w:tblPr>
-      <w:tblGrid/>
+      <w:tblGrid>
+        <w:gridCol w:w="5146"/>
+        <w:gridCol w:w="3926"/>
+      </w:tblGrid>
       <w:tr>
         <w:trPr>
           <w:cantSplit/>
@@ -5043,6 +5517,7 @@
         </w:trPr>
         <w:tc>
           <w:tcPr>
+            <w:tcW w:w="5146" w:type="dxa"/>
             <w:shd w:val="clear" w:color="auto" w:fill="1F3A34"/>
           </w:tcPr>
           <w:p>
@@ -5062,6 +5537,7 @@
         </w:tc>
         <w:tc>
           <w:tcPr>
+            <w:tcW w:w="3926" w:type="dxa"/>
             <w:shd w:val="clear" w:color="auto" w:fill="1F3A34"/>
           </w:tcPr>
           <w:p>
@@ -5085,6 +5561,9 @@
           <w:cantSplit/>
         </w:trPr>
         <w:tc>
+          <w:tcPr>
+            <w:tcW w:w="5146" w:type="dxa"/>
+          </w:tcPr>
           <w:p>
             <w:pPr>
               <w:pStyle w:val="Compact"/>
@@ -5100,6 +5579,7 @@
         </w:tc>
         <w:tc>
           <w:tcPr>
+            <w:tcW w:w="3926" w:type="dxa"/>
             <w:shd w:val="clear" w:color="auto" w:fill="DCFCE7"/>
           </w:tcPr>
           <w:p>
@@ -5124,6 +5604,7 @@
         </w:trPr>
         <w:tc>
           <w:tcPr>
+            <w:tcW w:w="5146" w:type="dxa"/>
             <w:shd w:val="clear" w:color="auto" w:fill="F6F8F7"/>
           </w:tcPr>
           <w:p>
@@ -5141,6 +5622,7 @@
         </w:tc>
         <w:tc>
           <w:tcPr>
+            <w:tcW w:w="3926" w:type="dxa"/>
             <w:shd w:val="clear" w:color="auto" w:fill="FEF3C7"/>
           </w:tcPr>
           <w:p>
@@ -5164,6 +5646,9 @@
           <w:cantSplit/>
         </w:trPr>
         <w:tc>
+          <w:tcPr>
+            <w:tcW w:w="5146" w:type="dxa"/>
+          </w:tcPr>
           <w:p>
             <w:pPr>
               <w:pStyle w:val="Compact"/>
@@ -5179,6 +5664,7 @@
         </w:tc>
         <w:tc>
           <w:tcPr>
+            <w:tcW w:w="3926" w:type="dxa"/>
             <w:shd w:val="clear" w:color="auto" w:fill="FFEDD5"/>
           </w:tcPr>
           <w:p>
@@ -5203,6 +5689,7 @@
         </w:trPr>
         <w:tc>
           <w:tcPr>
+            <w:tcW w:w="5146" w:type="dxa"/>
             <w:shd w:val="clear" w:color="auto" w:fill="F6F8F7"/>
           </w:tcPr>
           <w:p>
@@ -5220,6 +5707,7 @@
         </w:tc>
         <w:tc>
           <w:tcPr>
+            <w:tcW w:w="3926" w:type="dxa"/>
             <w:shd w:val="clear" w:color="auto" w:fill="FEE2E2"/>
           </w:tcPr>
           <w:p>
@@ -5586,6 +6074,7 @@
     <w:p>
       <w:pPr>
         <w:pStyle w:val="FirstParagraph"/>
+        <w:spacing w:after="160"/>
       </w:pPr>
       <w:r>
         <w:t xml:space="preserve">La diferencia entre lo que esperan las empresas constructoras que trabajan para el Estado y lo que esperan las que trabajan para clientes privados. El INDEC les pregunta todos los meses si creen que su actividad va a subir o bajar en el trimestre siguiente, y publica las dos respuestas por separado. El indicador resta una de la otra y promedia los últimos doce meses.</w:t>
@@ -5594,8 +6083,6 @@
     <w:tbl>
       <w:tblPr>
         <w:tblStyle w:val="Table"/>
-        <w:tblW w:type="pct" w:w="5000.0"/>
-        <w:tblLayout w:type="autofit"/>
         <w:tblLook w:firstRow="0" w:lastRow="0" w:firstColumn="0" w:lastColumn="0" w:noHBand="0" w:noVBand="0" w:val="0000"/>
         <w:tblBorders>
           <w:top w:val="single" w:sz="4" w:color="D9DEDC"/>
@@ -5611,18 +6098,23 @@
           <w:left w:w="140" w:type="dxa"/>
           <w:right w:w="140" w:type="dxa"/>
         </w:tblCellMar>
+        <w:tblW w:w="9072" w:type="dxa"/>
+        <w:tblLayout w:type="fixed"/>
       </w:tblPr>
       <w:tblGrid>
-        <w:gridCol w:w="1980"/>
-        <w:gridCol w:w="1980"/>
-        <w:gridCol w:w="1980"/>
-        <w:gridCol w:w="1980"/>
+        <w:gridCol w:w="3838"/>
+        <w:gridCol w:w="1119"/>
+        <w:gridCol w:w="2291"/>
+        <w:gridCol w:w="1824"/>
       </w:tblGrid>
       <w:tr>
         <w:trPr>
           <w:cantSplit/>
         </w:trPr>
         <w:tc>
+          <w:tcPr>
+            <w:tcW w:w="3838" w:type="dxa"/>
+          </w:tcPr>
           <w:p>
             <w:pPr>
               <w:pStyle w:val="Compact"/>
@@ -5652,6 +6144,7 @@
         </w:tc>
         <w:tc>
           <w:tcPr>
+            <w:tcW w:w="1119" w:type="dxa"/>
             <w:shd w:val="clear" w:color="auto" w:fill="DCFCE7"/>
           </w:tcPr>
           <w:p>
@@ -5671,6 +6164,9 @@
           </w:p>
         </w:tc>
         <w:tc>
+          <w:tcPr>
+            <w:tcW w:w="2291" w:type="dxa"/>
+          </w:tcPr>
           <w:p>
             <w:pPr>
               <w:pStyle w:val="Compact"/>
@@ -5685,6 +6181,9 @@
           </w:p>
         </w:tc>
         <w:tc>
+          <w:tcPr>
+            <w:tcW w:w="1824" w:type="dxa"/>
+          </w:tcPr>
           <w:p>
             <w:pPr>
               <w:pStyle w:val="Compact"/>
@@ -5705,6 +6204,7 @@
       <w:pPr>
         <w:pStyle w:val="Heading2"/>
         <w:keepNext/>
+        <w:spacing w:after="160"/>
       </w:pPr>
       <w:r>
         <w:t xml:space="preserve">Identificación</w:t>
@@ -5713,8 +6213,6 @@
     <w:tbl>
       <w:tblPr>
         <w:tblStyle w:val="Table"/>
-        <w:tblW w:type="pct" w:w="5000.0"/>
-        <w:tblLayout w:type="autofit"/>
         <w:tblLook w:firstRow="0" w:lastRow="0" w:firstColumn="0" w:lastColumn="0" w:noHBand="0" w:noVBand="0" w:val="0000"/>
         <w:tblBorders>
           <w:top w:val="single" w:sz="4" w:color="D9DEDC"/>
@@ -5730,18 +6228,23 @@
           <w:left w:w="140" w:type="dxa"/>
           <w:right w:w="140" w:type="dxa"/>
         </w:tblCellMar>
+        <w:tblW w:w="9072" w:type="dxa"/>
+        <w:tblLayout w:type="fixed"/>
       </w:tblPr>
       <w:tblGrid>
-        <w:gridCol w:w="1980"/>
-        <w:gridCol w:w="1980"/>
-        <w:gridCol w:w="1980"/>
-        <w:gridCol w:w="1980"/>
+        <w:gridCol w:w="1806"/>
+        <w:gridCol w:w="2709"/>
+        <w:gridCol w:w="1819"/>
+        <w:gridCol w:w="2738"/>
       </w:tblGrid>
       <w:tr>
         <w:trPr>
           <w:cantSplit/>
         </w:trPr>
         <w:tc>
+          <w:tcPr>
+            <w:tcW w:w="1806" w:type="dxa"/>
+          </w:tcPr>
           <w:p>
             <w:pPr>
               <w:pStyle w:val="Compact"/>
@@ -5758,6 +6261,9 @@
           </w:p>
         </w:tc>
         <w:tc>
+          <w:tcPr>
+            <w:tcW w:w="2709" w:type="dxa"/>
+          </w:tcPr>
           <w:p>
             <w:pPr>
               <w:pStyle w:val="Compact"/>
@@ -5772,6 +6278,9 @@
           </w:p>
         </w:tc>
         <w:tc>
+          <w:tcPr>
+            <w:tcW w:w="1819" w:type="dxa"/>
+          </w:tcPr>
           <w:p>
             <w:pPr>
               <w:pStyle w:val="Compact"/>
@@ -5788,6 +6297,9 @@
           </w:p>
         </w:tc>
         <w:tc>
+          <w:tcPr>
+            <w:tcW w:w="2738" w:type="dxa"/>
+          </w:tcPr>
           <w:p>
             <w:pPr>
               <w:pStyle w:val="Compact"/>
@@ -5807,6 +6319,9 @@
           <w:cantSplit/>
         </w:trPr>
         <w:tc>
+          <w:tcPr>
+            <w:tcW w:w="1806" w:type="dxa"/>
+          </w:tcPr>
           <w:p>
             <w:pPr>
               <w:pStyle w:val="Compact"/>
@@ -5823,6 +6338,9 @@
           </w:p>
         </w:tc>
         <w:tc>
+          <w:tcPr>
+            <w:tcW w:w="2709" w:type="dxa"/>
+          </w:tcPr>
           <w:p>
             <w:pPr>
               <w:pStyle w:val="Compact"/>
@@ -5837,6 +6355,9 @@
           </w:p>
         </w:tc>
         <w:tc>
+          <w:tcPr>
+            <w:tcW w:w="1819" w:type="dxa"/>
+          </w:tcPr>
           <w:p>
             <w:pPr>
               <w:pStyle w:val="Compact"/>
@@ -5853,6 +6374,9 @@
           </w:p>
         </w:tc>
         <w:tc>
+          <w:tcPr>
+            <w:tcW w:w="2738" w:type="dxa"/>
+          </w:tcPr>
           <w:p>
             <w:pPr>
               <w:pStyle w:val="Compact"/>
@@ -5872,6 +6396,9 @@
           <w:cantSplit/>
         </w:trPr>
         <w:tc>
+          <w:tcPr>
+            <w:tcW w:w="1806" w:type="dxa"/>
+          </w:tcPr>
           <w:p>
             <w:pPr>
               <w:pStyle w:val="Compact"/>
@@ -5888,6 +6415,9 @@
           </w:p>
         </w:tc>
         <w:tc>
+          <w:tcPr>
+            <w:tcW w:w="2709" w:type="dxa"/>
+          </w:tcPr>
           <w:p>
             <w:pPr>
               <w:pStyle w:val="Compact"/>
@@ -5902,6 +6432,9 @@
           </w:p>
         </w:tc>
         <w:tc>
+          <w:tcPr>
+            <w:tcW w:w="1819" w:type="dxa"/>
+          </w:tcPr>
           <w:p>
             <w:pPr>
               <w:pStyle w:val="Compact"/>
@@ -5918,6 +6451,9 @@
           </w:p>
         </w:tc>
         <w:tc>
+          <w:tcPr>
+            <w:tcW w:w="2738" w:type="dxa"/>
+          </w:tcPr>
           <w:p>
             <w:pPr>
               <w:pStyle w:val="Compact"/>
@@ -5937,6 +6473,9 @@
           <w:cantSplit/>
         </w:trPr>
         <w:tc>
+          <w:tcPr>
+            <w:tcW w:w="1806" w:type="dxa"/>
+          </w:tcPr>
           <w:p>
             <w:pPr>
               <w:pStyle w:val="Compact"/>
@@ -5953,6 +6492,9 @@
           </w:p>
         </w:tc>
         <w:tc>
+          <w:tcPr>
+            <w:tcW w:w="2709" w:type="dxa"/>
+          </w:tcPr>
           <w:p>
             <w:pPr>
               <w:pStyle w:val="Compact"/>
@@ -5967,6 +6509,9 @@
           </w:p>
         </w:tc>
         <w:tc>
+          <w:tcPr>
+            <w:tcW w:w="1819" w:type="dxa"/>
+          </w:tcPr>
           <w:p>
             <w:pPr>
               <w:pStyle w:val="Compact"/>
@@ -5983,6 +6528,9 @@
           </w:p>
         </w:tc>
         <w:tc>
+          <w:tcPr>
+            <w:tcW w:w="2738" w:type="dxa"/>
+          </w:tcPr>
           <w:p>
             <w:pPr>
               <w:pStyle w:val="Compact"/>
@@ -6002,6 +6550,9 @@
           <w:cantSplit/>
         </w:trPr>
         <w:tc>
+          <w:tcPr>
+            <w:tcW w:w="1806" w:type="dxa"/>
+          </w:tcPr>
           <w:p>
             <w:pPr>
               <w:pStyle w:val="Compact"/>
@@ -6018,6 +6569,9 @@
           </w:p>
         </w:tc>
         <w:tc>
+          <w:tcPr>
+            <w:tcW w:w="2709" w:type="dxa"/>
+          </w:tcPr>
           <w:p>
             <w:pPr>
               <w:pStyle w:val="Compact"/>
@@ -6032,6 +6586,9 @@
           </w:p>
         </w:tc>
         <w:tc>
+          <w:tcPr>
+            <w:tcW w:w="1819" w:type="dxa"/>
+          </w:tcPr>
           <w:p>
             <w:pPr>
               <w:pStyle w:val="Compact"/>
@@ -6048,6 +6605,9 @@
           </w:p>
         </w:tc>
         <w:tc>
+          <w:tcPr>
+            <w:tcW w:w="2738" w:type="dxa"/>
+          </w:tcPr>
           <w:p>
             <w:pPr>
               <w:pStyle w:val="Compact"/>
@@ -6189,6 +6749,7 @@
     <w:p>
       <w:pPr>
         <w:pStyle w:val="BodyText"/>
+        <w:spacing w:after="160"/>
       </w:pPr>
       <w:r>
         <w:rPr>
@@ -6201,8 +6762,6 @@
     <w:tbl>
       <w:tblPr>
         <w:tblStyle w:val="Table"/>
-        <w:tblW w:type="pct" w:w="0.0"/>
-        <w:tblLayout w:type="autofit"/>
         <w:tblLook w:firstRow="1" w:lastRow="0" w:firstColumn="0" w:lastColumn="0" w:noHBand="0" w:noVBand="0" w:val="0020"/>
         <w:tblBorders>
           <w:top w:val="single" w:sz="4" w:color="D9DEDC"/>
@@ -6218,8 +6777,13 @@
           <w:left w:w="140" w:type="dxa"/>
           <w:right w:w="140" w:type="dxa"/>
         </w:tblCellMar>
+        <w:tblW w:w="9072" w:type="dxa"/>
+        <w:tblLayout w:type="fixed"/>
       </w:tblPr>
-      <w:tblGrid/>
+      <w:tblGrid>
+        <w:gridCol w:w="5681"/>
+        <w:gridCol w:w="3391"/>
+      </w:tblGrid>
       <w:tr>
         <w:trPr>
           <w:cantSplit/>
@@ -6227,6 +6791,7 @@
         </w:trPr>
         <w:tc>
           <w:tcPr>
+            <w:tcW w:w="5681" w:type="dxa"/>
             <w:shd w:val="clear" w:color="auto" w:fill="1F3A34"/>
           </w:tcPr>
           <w:p>
@@ -6246,6 +6811,7 @@
         </w:tc>
         <w:tc>
           <w:tcPr>
+            <w:tcW w:w="3391" w:type="dxa"/>
             <w:shd w:val="clear" w:color="auto" w:fill="1F3A34"/>
           </w:tcPr>
           <w:p>
@@ -6269,6 +6835,9 @@
           <w:cantSplit/>
         </w:trPr>
         <w:tc>
+          <w:tcPr>
+            <w:tcW w:w="5681" w:type="dxa"/>
+          </w:tcPr>
           <w:p>
             <w:pPr>
               <w:pStyle w:val="Compact"/>
@@ -6284,6 +6853,7 @@
         </w:tc>
         <w:tc>
           <w:tcPr>
+            <w:tcW w:w="3391" w:type="dxa"/>
             <w:shd w:val="clear" w:color="auto" w:fill="DCFCE7"/>
           </w:tcPr>
           <w:p>
@@ -6308,6 +6878,7 @@
         </w:trPr>
         <w:tc>
           <w:tcPr>
+            <w:tcW w:w="5681" w:type="dxa"/>
             <w:shd w:val="clear" w:color="auto" w:fill="F6F8F7"/>
           </w:tcPr>
           <w:p>
@@ -6325,6 +6896,7 @@
         </w:tc>
         <w:tc>
           <w:tcPr>
+            <w:tcW w:w="3391" w:type="dxa"/>
             <w:shd w:val="clear" w:color="auto" w:fill="FEF3C7"/>
           </w:tcPr>
           <w:p>
@@ -6348,6 +6920,9 @@
           <w:cantSplit/>
         </w:trPr>
         <w:tc>
+          <w:tcPr>
+            <w:tcW w:w="5681" w:type="dxa"/>
+          </w:tcPr>
           <w:p>
             <w:pPr>
               <w:pStyle w:val="Compact"/>
@@ -6363,6 +6938,7 @@
         </w:tc>
         <w:tc>
           <w:tcPr>
+            <w:tcW w:w="3391" w:type="dxa"/>
             <w:shd w:val="clear" w:color="auto" w:fill="FFEDD5"/>
           </w:tcPr>
           <w:p>
@@ -6387,6 +6963,7 @@
         </w:trPr>
         <w:tc>
           <w:tcPr>
+            <w:tcW w:w="5681" w:type="dxa"/>
             <w:shd w:val="clear" w:color="auto" w:fill="F6F8F7"/>
           </w:tcPr>
           <w:p>
@@ -6404,6 +6981,7 @@
         </w:tc>
         <w:tc>
           <w:tcPr>
+            <w:tcW w:w="3391" w:type="dxa"/>
             <w:shd w:val="clear" w:color="auto" w:fill="FEE2E2"/>
           </w:tcPr>
           <w:p>
@@ -6728,6 +7306,7 @@
     <w:p>
       <w:pPr>
         <w:pStyle w:val="FirstParagraph"/>
+        <w:spacing w:after="160"/>
       </w:pPr>
       <w:r>
         <w:t xml:space="preserve">Qué dicen en público, por escrito y con firma institucional, las dos cámaras empresarias de referencia —la Asociación Empresaria Argentina y la Unión Industrial Argentina— sobre las medidas del Gobierno nacional. Cada comunicado se lee y se clasifica: si respalda o critica, y a quién le habla. Se cuentan sólo los que se pronuncian sobre una medida del Ejecutivo nacional, y el indicador es el saldo entre apoyos y críticas de los últimos doce meses.</w:t>
@@ -6736,8 +7315,6 @@
     <w:tbl>
       <w:tblPr>
         <w:tblStyle w:val="Table"/>
-        <w:tblW w:type="pct" w:w="5000.0"/>
-        <w:tblLayout w:type="autofit"/>
         <w:tblLook w:firstRow="0" w:lastRow="0" w:firstColumn="0" w:lastColumn="0" w:noHBand="0" w:noVBand="0" w:val="0000"/>
         <w:tblBorders>
           <w:top w:val="single" w:sz="4" w:color="D9DEDC"/>
@@ -6753,18 +7330,23 @@
           <w:left w:w="140" w:type="dxa"/>
           <w:right w:w="140" w:type="dxa"/>
         </w:tblCellMar>
+        <w:tblW w:w="9072" w:type="dxa"/>
+        <w:tblLayout w:type="fixed"/>
       </w:tblPr>
       <w:tblGrid>
-        <w:gridCol w:w="1980"/>
-        <w:gridCol w:w="1980"/>
-        <w:gridCol w:w="1980"/>
-        <w:gridCol w:w="1980"/>
+        <w:gridCol w:w="3691"/>
+        <w:gridCol w:w="1311"/>
+        <w:gridCol w:w="2262"/>
+        <w:gridCol w:w="1808"/>
       </w:tblGrid>
       <w:tr>
         <w:trPr>
           <w:cantSplit/>
         </w:trPr>
         <w:tc>
+          <w:tcPr>
+            <w:tcW w:w="3691" w:type="dxa"/>
+          </w:tcPr>
           <w:p>
             <w:pPr>
               <w:pStyle w:val="Compact"/>
@@ -6794,6 +7376,7 @@
         </w:tc>
         <w:tc>
           <w:tcPr>
+            <w:tcW w:w="1311" w:type="dxa"/>
             <w:shd w:val="clear" w:color="auto" w:fill="FFEDD5"/>
           </w:tcPr>
           <w:p>
@@ -6813,6 +7396,9 @@
           </w:p>
         </w:tc>
         <w:tc>
+          <w:tcPr>
+            <w:tcW w:w="2262" w:type="dxa"/>
+          </w:tcPr>
           <w:p>
             <w:pPr>
               <w:pStyle w:val="Compact"/>
@@ -6827,6 +7413,9 @@
           </w:p>
         </w:tc>
         <w:tc>
+          <w:tcPr>
+            <w:tcW w:w="1808" w:type="dxa"/>
+          </w:tcPr>
           <w:p>
             <w:pPr>
               <w:pStyle w:val="Compact"/>
@@ -6847,6 +7436,7 @@
       <w:pPr>
         <w:pStyle w:val="Heading2"/>
         <w:keepNext/>
+        <w:spacing w:after="160"/>
       </w:pPr>
       <w:r>
         <w:t xml:space="preserve">Identificación</w:t>
@@ -6855,8 +7445,6 @@
     <w:tbl>
       <w:tblPr>
         <w:tblStyle w:val="Table"/>
-        <w:tblW w:type="pct" w:w="5000.0"/>
-        <w:tblLayout w:type="autofit"/>
         <w:tblLook w:firstRow="0" w:lastRow="0" w:firstColumn="0" w:lastColumn="0" w:noHBand="0" w:noVBand="0" w:val="0000"/>
         <w:tblBorders>
           <w:top w:val="single" w:sz="4" w:color="D9DEDC"/>
@@ -6872,18 +7460,23 @@
           <w:left w:w="140" w:type="dxa"/>
           <w:right w:w="140" w:type="dxa"/>
         </w:tblCellMar>
+        <w:tblW w:w="9072" w:type="dxa"/>
+        <w:tblLayout w:type="fixed"/>
       </w:tblPr>
       <w:tblGrid>
-        <w:gridCol w:w="1980"/>
-        <w:gridCol w:w="1980"/>
-        <w:gridCol w:w="1980"/>
-        <w:gridCol w:w="1980"/>
+        <w:gridCol w:w="1826"/>
+        <w:gridCol w:w="2667"/>
+        <w:gridCol w:w="1841"/>
+        <w:gridCol w:w="2738"/>
       </w:tblGrid>
       <w:tr>
         <w:trPr>
           <w:cantSplit/>
         </w:trPr>
         <w:tc>
+          <w:tcPr>
+            <w:tcW w:w="1826" w:type="dxa"/>
+          </w:tcPr>
           <w:p>
             <w:pPr>
               <w:pStyle w:val="Compact"/>
@@ -6900,6 +7493,9 @@
           </w:p>
         </w:tc>
         <w:tc>
+          <w:tcPr>
+            <w:tcW w:w="2667" w:type="dxa"/>
+          </w:tcPr>
           <w:p>
             <w:pPr>
               <w:pStyle w:val="Compact"/>
@@ -6914,6 +7510,9 @@
           </w:p>
         </w:tc>
         <w:tc>
+          <w:tcPr>
+            <w:tcW w:w="1841" w:type="dxa"/>
+          </w:tcPr>
           <w:p>
             <w:pPr>
               <w:pStyle w:val="Compact"/>
@@ -6930,6 +7529,9 @@
           </w:p>
         </w:tc>
         <w:tc>
+          <w:tcPr>
+            <w:tcW w:w="2738" w:type="dxa"/>
+          </w:tcPr>
           <w:p>
             <w:pPr>
               <w:pStyle w:val="Compact"/>
@@ -6949,6 +7551,9 @@
           <w:cantSplit/>
         </w:trPr>
         <w:tc>
+          <w:tcPr>
+            <w:tcW w:w="1826" w:type="dxa"/>
+          </w:tcPr>
           <w:p>
             <w:pPr>
               <w:pStyle w:val="Compact"/>
@@ -6965,6 +7570,9 @@
           </w:p>
         </w:tc>
         <w:tc>
+          <w:tcPr>
+            <w:tcW w:w="2667" w:type="dxa"/>
+          </w:tcPr>
           <w:p>
             <w:pPr>
               <w:pStyle w:val="Compact"/>
@@ -6979,6 +7587,9 @@
           </w:p>
         </w:tc>
         <w:tc>
+          <w:tcPr>
+            <w:tcW w:w="1841" w:type="dxa"/>
+          </w:tcPr>
           <w:p>
             <w:pPr>
               <w:pStyle w:val="Compact"/>
@@ -6995,6 +7606,9 @@
           </w:p>
         </w:tc>
         <w:tc>
+          <w:tcPr>
+            <w:tcW w:w="2738" w:type="dxa"/>
+          </w:tcPr>
           <w:p>
             <w:pPr>
               <w:pStyle w:val="Compact"/>
@@ -7014,6 +7628,9 @@
           <w:cantSplit/>
         </w:trPr>
         <w:tc>
+          <w:tcPr>
+            <w:tcW w:w="1826" w:type="dxa"/>
+          </w:tcPr>
           <w:p>
             <w:pPr>
               <w:pStyle w:val="Compact"/>
@@ -7030,6 +7647,9 @@
           </w:p>
         </w:tc>
         <w:tc>
+          <w:tcPr>
+            <w:tcW w:w="2667" w:type="dxa"/>
+          </w:tcPr>
           <w:p>
             <w:pPr>
               <w:pStyle w:val="Compact"/>
@@ -7044,6 +7664,9 @@
           </w:p>
         </w:tc>
         <w:tc>
+          <w:tcPr>
+            <w:tcW w:w="1841" w:type="dxa"/>
+          </w:tcPr>
           <w:p>
             <w:pPr>
               <w:pStyle w:val="Compact"/>
@@ -7060,6 +7683,9 @@
           </w:p>
         </w:tc>
         <w:tc>
+          <w:tcPr>
+            <w:tcW w:w="2738" w:type="dxa"/>
+          </w:tcPr>
           <w:p>
             <w:pPr>
               <w:pStyle w:val="Compact"/>
@@ -7079,6 +7705,9 @@
           <w:cantSplit/>
         </w:trPr>
         <w:tc>
+          <w:tcPr>
+            <w:tcW w:w="1826" w:type="dxa"/>
+          </w:tcPr>
           <w:p>
             <w:pPr>
               <w:pStyle w:val="Compact"/>
@@ -7095,6 +7724,9 @@
           </w:p>
         </w:tc>
         <w:tc>
+          <w:tcPr>
+            <w:tcW w:w="2667" w:type="dxa"/>
+          </w:tcPr>
           <w:p>
             <w:pPr>
               <w:pStyle w:val="Compact"/>
@@ -7109,6 +7741,9 @@
           </w:p>
         </w:tc>
         <w:tc>
+          <w:tcPr>
+            <w:tcW w:w="1841" w:type="dxa"/>
+          </w:tcPr>
           <w:p>
             <w:pPr>
               <w:pStyle w:val="Compact"/>
@@ -7125,6 +7760,9 @@
           </w:p>
         </w:tc>
         <w:tc>
+          <w:tcPr>
+            <w:tcW w:w="2738" w:type="dxa"/>
+          </w:tcPr>
           <w:p>
             <w:pPr>
               <w:pStyle w:val="Compact"/>
@@ -7144,6 +7782,9 @@
           <w:cantSplit/>
         </w:trPr>
         <w:tc>
+          <w:tcPr>
+            <w:tcW w:w="1826" w:type="dxa"/>
+          </w:tcPr>
           <w:p>
             <w:pPr>
               <w:pStyle w:val="Compact"/>
@@ -7160,6 +7801,9 @@
           </w:p>
         </w:tc>
         <w:tc>
+          <w:tcPr>
+            <w:tcW w:w="2667" w:type="dxa"/>
+          </w:tcPr>
           <w:p>
             <w:pPr>
               <w:pStyle w:val="Compact"/>
@@ -7174,6 +7818,9 @@
           </w:p>
         </w:tc>
         <w:tc>
+          <w:tcPr>
+            <w:tcW w:w="1841" w:type="dxa"/>
+          </w:tcPr>
           <w:p>
             <w:pPr>
               <w:pStyle w:val="Compact"/>
@@ -7190,6 +7837,9 @@
           </w:p>
         </w:tc>
         <w:tc>
+          <w:tcPr>
+            <w:tcW w:w="2738" w:type="dxa"/>
+          </w:tcPr>
           <w:p>
             <w:pPr>
               <w:pStyle w:val="Compact"/>
@@ -7331,6 +7981,7 @@
     <w:p>
       <w:pPr>
         <w:pStyle w:val="BodyText"/>
+        <w:spacing w:after="160"/>
       </w:pPr>
       <w:r>
         <w:rPr>
@@ -7343,8 +7994,6 @@
     <w:tbl>
       <w:tblPr>
         <w:tblStyle w:val="Table"/>
-        <w:tblW w:type="pct" w:w="0.0"/>
-        <w:tblLayout w:type="autofit"/>
         <w:tblLook w:firstRow="1" w:lastRow="0" w:firstColumn="0" w:lastColumn="0" w:noHBand="0" w:noVBand="0" w:val="0020"/>
         <w:tblBorders>
           <w:top w:val="single" w:sz="4" w:color="D9DEDC"/>
@@ -7360,8 +8009,13 @@
           <w:left w:w="140" w:type="dxa"/>
           <w:right w:w="140" w:type="dxa"/>
         </w:tblCellMar>
+        <w:tblW w:w="9072" w:type="dxa"/>
+        <w:tblLayout w:type="fixed"/>
       </w:tblPr>
-      <w:tblGrid/>
+      <w:tblGrid>
+        <w:gridCol w:w="5845"/>
+        <w:gridCol w:w="3227"/>
+      </w:tblGrid>
       <w:tr>
         <w:trPr>
           <w:cantSplit/>
@@ -7369,6 +8023,7 @@
         </w:trPr>
         <w:tc>
           <w:tcPr>
+            <w:tcW w:w="5845" w:type="dxa"/>
             <w:shd w:val="clear" w:color="auto" w:fill="1F3A34"/>
           </w:tcPr>
           <w:p>
@@ -7388,6 +8043,7 @@
         </w:tc>
         <w:tc>
           <w:tcPr>
+            <w:tcW w:w="3227" w:type="dxa"/>
             <w:shd w:val="clear" w:color="auto" w:fill="1F3A34"/>
           </w:tcPr>
           <w:p>
@@ -7411,6 +8067,9 @@
           <w:cantSplit/>
         </w:trPr>
         <w:tc>
+          <w:tcPr>
+            <w:tcW w:w="5845" w:type="dxa"/>
+          </w:tcPr>
           <w:p>
             <w:pPr>
               <w:pStyle w:val="Compact"/>
@@ -7426,6 +8085,7 @@
         </w:tc>
         <w:tc>
           <w:tcPr>
+            <w:tcW w:w="3227" w:type="dxa"/>
             <w:shd w:val="clear" w:color="auto" w:fill="DCFCE7"/>
           </w:tcPr>
           <w:p>
@@ -7450,6 +8110,7 @@
         </w:trPr>
         <w:tc>
           <w:tcPr>
+            <w:tcW w:w="5845" w:type="dxa"/>
             <w:shd w:val="clear" w:color="auto" w:fill="F6F8F7"/>
           </w:tcPr>
           <w:p>
@@ -7467,6 +8128,7 @@
         </w:tc>
         <w:tc>
           <w:tcPr>
+            <w:tcW w:w="3227" w:type="dxa"/>
             <w:shd w:val="clear" w:color="auto" w:fill="FEF3C7"/>
           </w:tcPr>
           <w:p>
@@ -7490,6 +8152,9 @@
           <w:cantSplit/>
         </w:trPr>
         <w:tc>
+          <w:tcPr>
+            <w:tcW w:w="5845" w:type="dxa"/>
+          </w:tcPr>
           <w:p>
             <w:pPr>
               <w:pStyle w:val="Compact"/>
@@ -7505,6 +8170,7 @@
         </w:tc>
         <w:tc>
           <w:tcPr>
+            <w:tcW w:w="3227" w:type="dxa"/>
             <w:shd w:val="clear" w:color="auto" w:fill="FFEDD5"/>
           </w:tcPr>
           <w:p>
@@ -7529,6 +8195,7 @@
         </w:trPr>
         <w:tc>
           <w:tcPr>
+            <w:tcW w:w="5845" w:type="dxa"/>
             <w:shd w:val="clear" w:color="auto" w:fill="F6F8F7"/>
           </w:tcPr>
           <w:p>
@@ -7546,6 +8213,7 @@
         </w:tc>
         <w:tc>
           <w:tcPr>
+            <w:tcW w:w="3227" w:type="dxa"/>
             <w:shd w:val="clear" w:color="auto" w:fill="FEE2E2"/>
           </w:tcPr>
           <w:p>
@@ -7870,6 +8538,7 @@
     <w:p>
       <w:pPr>
         <w:pStyle w:val="FirstParagraph"/>
+        <w:spacing w:after="160"/>
       </w:pPr>
       <w:r>
         <w:t xml:space="preserve">Cuántos eventos de protesta y disturbios hubo en todo el país en los últimos 12 meses completos, comparados contra el total de 2023 (el año base del mandato). Cuenta marchas, concentraciones y disturbios registrados por ACLED, el relevamiento académico internacional estándar de conflicto social, en las 24 jurisdicciones.</w:t>
@@ -7878,8 +8547,6 @@
     <w:tbl>
       <w:tblPr>
         <w:tblStyle w:val="Table"/>
-        <w:tblW w:type="pct" w:w="5000.0"/>
-        <w:tblLayout w:type="autofit"/>
         <w:tblLook w:firstRow="0" w:lastRow="0" w:firstColumn="0" w:lastColumn="0" w:noHBand="0" w:noVBand="0" w:val="0000"/>
         <w:tblBorders>
           <w:top w:val="single" w:sz="4" w:color="D9DEDC"/>
@@ -7895,18 +8562,23 @@
           <w:left w:w="140" w:type="dxa"/>
           <w:right w:w="140" w:type="dxa"/>
         </w:tblCellMar>
+        <w:tblW w:w="9072" w:type="dxa"/>
+        <w:tblLayout w:type="fixed"/>
       </w:tblPr>
       <w:tblGrid>
-        <w:gridCol w:w="1980"/>
-        <w:gridCol w:w="1980"/>
-        <w:gridCol w:w="1980"/>
-        <w:gridCol w:w="1980"/>
+        <w:gridCol w:w="2800"/>
+        <w:gridCol w:w="1557"/>
+        <w:gridCol w:w="2643"/>
+        <w:gridCol w:w="2072"/>
       </w:tblGrid>
       <w:tr>
         <w:trPr>
           <w:cantSplit/>
         </w:trPr>
         <w:tc>
+          <w:tcPr>
+            <w:tcW w:w="2800" w:type="dxa"/>
+          </w:tcPr>
           <w:p>
             <w:pPr>
               <w:pStyle w:val="Compact"/>
@@ -7936,6 +8608,7 @@
         </w:tc>
         <w:tc>
           <w:tcPr>
+            <w:tcW w:w="1557" w:type="dxa"/>
             <w:shd w:val="clear" w:color="auto" w:fill="FEF3C7"/>
           </w:tcPr>
           <w:p>
@@ -7955,6 +8628,9 @@
           </w:p>
         </w:tc>
         <w:tc>
+          <w:tcPr>
+            <w:tcW w:w="2643" w:type="dxa"/>
+          </w:tcPr>
           <w:p>
             <w:pPr>
               <w:pStyle w:val="Compact"/>
@@ -7969,6 +8645,9 @@
           </w:p>
         </w:tc>
         <w:tc>
+          <w:tcPr>
+            <w:tcW w:w="2072" w:type="dxa"/>
+          </w:tcPr>
           <w:p>
             <w:pPr>
               <w:pStyle w:val="Compact"/>
@@ -7989,6 +8668,7 @@
       <w:pPr>
         <w:pStyle w:val="Heading2"/>
         <w:keepNext/>
+        <w:spacing w:after="160"/>
       </w:pPr>
       <w:r>
         <w:t xml:space="preserve">Identificación</w:t>
@@ -7997,8 +8677,6 @@
     <w:tbl>
       <w:tblPr>
         <w:tblStyle w:val="Table"/>
-        <w:tblW w:type="pct" w:w="5000.0"/>
-        <w:tblLayout w:type="autofit"/>
         <w:tblLook w:firstRow="0" w:lastRow="0" w:firstColumn="0" w:lastColumn="0" w:noHBand="0" w:noVBand="0" w:val="0000"/>
         <w:tblBorders>
           <w:top w:val="single" w:sz="4" w:color="D9DEDC"/>
@@ -8014,18 +8692,23 @@
           <w:left w:w="140" w:type="dxa"/>
           <w:right w:w="140" w:type="dxa"/>
         </w:tblCellMar>
+        <w:tblW w:w="9072" w:type="dxa"/>
+        <w:tblLayout w:type="fixed"/>
       </w:tblPr>
       <w:tblGrid>
-        <w:gridCol w:w="1980"/>
-        <w:gridCol w:w="1980"/>
-        <w:gridCol w:w="1980"/>
-        <w:gridCol w:w="1980"/>
+        <w:gridCol w:w="1773"/>
+        <w:gridCol w:w="3182"/>
+        <w:gridCol w:w="1784"/>
+        <w:gridCol w:w="2333"/>
       </w:tblGrid>
       <w:tr>
         <w:trPr>
           <w:cantSplit/>
         </w:trPr>
         <w:tc>
+          <w:tcPr>
+            <w:tcW w:w="1773" w:type="dxa"/>
+          </w:tcPr>
           <w:p>
             <w:pPr>
               <w:pStyle w:val="Compact"/>
@@ -8042,6 +8725,9 @@
           </w:p>
         </w:tc>
         <w:tc>
+          <w:tcPr>
+            <w:tcW w:w="3182" w:type="dxa"/>
+          </w:tcPr>
           <w:p>
             <w:pPr>
               <w:pStyle w:val="Compact"/>
@@ -8056,6 +8742,9 @@
           </w:p>
         </w:tc>
         <w:tc>
+          <w:tcPr>
+            <w:tcW w:w="1784" w:type="dxa"/>
+          </w:tcPr>
           <w:p>
             <w:pPr>
               <w:pStyle w:val="Compact"/>
@@ -8072,6 +8761,9 @@
           </w:p>
         </w:tc>
         <w:tc>
+          <w:tcPr>
+            <w:tcW w:w="2333" w:type="dxa"/>
+          </w:tcPr>
           <w:p>
             <w:pPr>
               <w:pStyle w:val="Compact"/>
@@ -8091,6 +8783,9 @@
           <w:cantSplit/>
         </w:trPr>
         <w:tc>
+          <w:tcPr>
+            <w:tcW w:w="1773" w:type="dxa"/>
+          </w:tcPr>
           <w:p>
             <w:pPr>
               <w:pStyle w:val="Compact"/>
@@ -8107,6 +8802,9 @@
           </w:p>
         </w:tc>
         <w:tc>
+          <w:tcPr>
+            <w:tcW w:w="3182" w:type="dxa"/>
+          </w:tcPr>
           <w:p>
             <w:pPr>
               <w:pStyle w:val="Compact"/>
@@ -8121,6 +8819,9 @@
           </w:p>
         </w:tc>
         <w:tc>
+          <w:tcPr>
+            <w:tcW w:w="1784" w:type="dxa"/>
+          </w:tcPr>
           <w:p>
             <w:pPr>
               <w:pStyle w:val="Compact"/>
@@ -8137,6 +8838,9 @@
           </w:p>
         </w:tc>
         <w:tc>
+          <w:tcPr>
+            <w:tcW w:w="2333" w:type="dxa"/>
+          </w:tcPr>
           <w:p>
             <w:pPr>
               <w:pStyle w:val="Compact"/>
@@ -8156,6 +8860,9 @@
           <w:cantSplit/>
         </w:trPr>
         <w:tc>
+          <w:tcPr>
+            <w:tcW w:w="1773" w:type="dxa"/>
+          </w:tcPr>
           <w:p>
             <w:pPr>
               <w:pStyle w:val="Compact"/>
@@ -8172,6 +8879,9 @@
           </w:p>
         </w:tc>
         <w:tc>
+          <w:tcPr>
+            <w:tcW w:w="3182" w:type="dxa"/>
+          </w:tcPr>
           <w:p>
             <w:pPr>
               <w:pStyle w:val="Compact"/>
@@ -8186,6 +8896,9 @@
           </w:p>
         </w:tc>
         <w:tc>
+          <w:tcPr>
+            <w:tcW w:w="1784" w:type="dxa"/>
+          </w:tcPr>
           <w:p>
             <w:pPr>
               <w:pStyle w:val="Compact"/>
@@ -8202,6 +8915,9 @@
           </w:p>
         </w:tc>
         <w:tc>
+          <w:tcPr>
+            <w:tcW w:w="2333" w:type="dxa"/>
+          </w:tcPr>
           <w:p>
             <w:pPr>
               <w:pStyle w:val="Compact"/>
@@ -8221,6 +8937,9 @@
           <w:cantSplit/>
         </w:trPr>
         <w:tc>
+          <w:tcPr>
+            <w:tcW w:w="1773" w:type="dxa"/>
+          </w:tcPr>
           <w:p>
             <w:pPr>
               <w:pStyle w:val="Compact"/>
@@ -8237,6 +8956,9 @@
           </w:p>
         </w:tc>
         <w:tc>
+          <w:tcPr>
+            <w:tcW w:w="3182" w:type="dxa"/>
+          </w:tcPr>
           <w:p>
             <w:pPr>
               <w:pStyle w:val="Compact"/>
@@ -8251,6 +8973,9 @@
           </w:p>
         </w:tc>
         <w:tc>
+          <w:tcPr>
+            <w:tcW w:w="1784" w:type="dxa"/>
+          </w:tcPr>
           <w:p>
             <w:pPr>
               <w:pStyle w:val="Compact"/>
@@ -8267,6 +8992,9 @@
           </w:p>
         </w:tc>
         <w:tc>
+          <w:tcPr>
+            <w:tcW w:w="2333" w:type="dxa"/>
+          </w:tcPr>
           <w:p>
             <w:pPr>
               <w:pStyle w:val="Compact"/>
@@ -8286,6 +9014,9 @@
           <w:cantSplit/>
         </w:trPr>
         <w:tc>
+          <w:tcPr>
+            <w:tcW w:w="1773" w:type="dxa"/>
+          </w:tcPr>
           <w:p>
             <w:pPr>
               <w:pStyle w:val="Compact"/>
@@ -8302,6 +9033,9 @@
           </w:p>
         </w:tc>
         <w:tc>
+          <w:tcPr>
+            <w:tcW w:w="3182" w:type="dxa"/>
+          </w:tcPr>
           <w:p>
             <w:pPr>
               <w:pStyle w:val="Compact"/>
@@ -8316,6 +9050,9 @@
           </w:p>
         </w:tc>
         <w:tc>
+          <w:tcPr>
+            <w:tcW w:w="1784" w:type="dxa"/>
+          </w:tcPr>
           <w:p>
             <w:pPr>
               <w:pStyle w:val="Compact"/>
@@ -8332,6 +9069,9 @@
           </w:p>
         </w:tc>
         <w:tc>
+          <w:tcPr>
+            <w:tcW w:w="2333" w:type="dxa"/>
+          </w:tcPr>
           <w:p>
             <w:pPr>
               <w:pStyle w:val="Compact"/>
@@ -8461,6 +9201,7 @@
     <w:p>
       <w:pPr>
         <w:pStyle w:val="BodyText"/>
+        <w:spacing w:after="160"/>
       </w:pPr>
       <w:r>
         <w:rPr>
@@ -8473,8 +9214,6 @@
     <w:tbl>
       <w:tblPr>
         <w:tblStyle w:val="Table"/>
-        <w:tblW w:type="pct" w:w="0.0"/>
-        <w:tblLayout w:type="autofit"/>
         <w:tblLook w:firstRow="1" w:lastRow="0" w:firstColumn="0" w:lastColumn="0" w:noHBand="0" w:noVBand="0" w:val="0020"/>
         <w:tblBorders>
           <w:top w:val="single" w:sz="4" w:color="D9DEDC"/>
@@ -8490,8 +9229,13 @@
           <w:left w:w="140" w:type="dxa"/>
           <w:right w:w="140" w:type="dxa"/>
         </w:tblCellMar>
+        <w:tblW w:w="9072" w:type="dxa"/>
+        <w:tblLayout w:type="fixed"/>
       </w:tblPr>
-      <w:tblGrid/>
+      <w:tblGrid>
+        <w:gridCol w:w="5513"/>
+        <w:gridCol w:w="3559"/>
+      </w:tblGrid>
       <w:tr>
         <w:trPr>
           <w:cantSplit/>
@@ -8499,6 +9243,7 @@
         </w:trPr>
         <w:tc>
           <w:tcPr>
+            <w:tcW w:w="5513" w:type="dxa"/>
             <w:shd w:val="clear" w:color="auto" w:fill="1F3A34"/>
           </w:tcPr>
           <w:p>
@@ -8518,6 +9263,7 @@
         </w:tc>
         <w:tc>
           <w:tcPr>
+            <w:tcW w:w="3559" w:type="dxa"/>
             <w:shd w:val="clear" w:color="auto" w:fill="1F3A34"/>
           </w:tcPr>
           <w:p>
@@ -8541,6 +9287,9 @@
           <w:cantSplit/>
         </w:trPr>
         <w:tc>
+          <w:tcPr>
+            <w:tcW w:w="5513" w:type="dxa"/>
+          </w:tcPr>
           <w:p>
             <w:pPr>
               <w:pStyle w:val="Compact"/>
@@ -8556,6 +9305,7 @@
         </w:tc>
         <w:tc>
           <w:tcPr>
+            <w:tcW w:w="3559" w:type="dxa"/>
             <w:shd w:val="clear" w:color="auto" w:fill="DCFCE7"/>
           </w:tcPr>
           <w:p>
@@ -8580,6 +9330,7 @@
         </w:trPr>
         <w:tc>
           <w:tcPr>
+            <w:tcW w:w="5513" w:type="dxa"/>
             <w:shd w:val="clear" w:color="auto" w:fill="F6F8F7"/>
           </w:tcPr>
           <w:p>
@@ -8597,6 +9348,7 @@
         </w:tc>
         <w:tc>
           <w:tcPr>
+            <w:tcW w:w="3559" w:type="dxa"/>
             <w:shd w:val="clear" w:color="auto" w:fill="FEF3C7"/>
           </w:tcPr>
           <w:p>
@@ -8620,6 +9372,9 @@
           <w:cantSplit/>
         </w:trPr>
         <w:tc>
+          <w:tcPr>
+            <w:tcW w:w="5513" w:type="dxa"/>
+          </w:tcPr>
           <w:p>
             <w:pPr>
               <w:pStyle w:val="Compact"/>
@@ -8635,6 +9390,7 @@
         </w:tc>
         <w:tc>
           <w:tcPr>
+            <w:tcW w:w="3559" w:type="dxa"/>
             <w:shd w:val="clear" w:color="auto" w:fill="FFEDD5"/>
           </w:tcPr>
           <w:p>
@@ -8659,6 +9415,7 @@
         </w:trPr>
         <w:tc>
           <w:tcPr>
+            <w:tcW w:w="5513" w:type="dxa"/>
             <w:shd w:val="clear" w:color="auto" w:fill="F6F8F7"/>
           </w:tcPr>
           <w:p>
@@ -8676,6 +9433,7 @@
         </w:tc>
         <w:tc>
           <w:tcPr>
+            <w:tcW w:w="3559" w:type="dxa"/>
             <w:shd w:val="clear" w:color="auto" w:fill="FEE2E2"/>
           </w:tcPr>
           <w:p>
@@ -8958,6 +9716,7 @@
     <w:p>
       <w:pPr>
         <w:pStyle w:val="FirstParagraph"/>
+        <w:spacing w:after="160"/>
       </w:pPr>
       <w:r>
         <w:t xml:space="preserve">Cuánto varían, en términos reales, las transferencias del Estado nacional a las provincias.</w:t>
@@ -8966,8 +9725,6 @@
     <w:tbl>
       <w:tblPr>
         <w:tblStyle w:val="Table"/>
-        <w:tblW w:type="pct" w:w="5000.0"/>
-        <w:tblLayout w:type="autofit"/>
         <w:tblLook w:firstRow="0" w:lastRow="0" w:firstColumn="0" w:lastColumn="0" w:noHBand="0" w:noVBand="0" w:val="0000"/>
         <w:tblBorders>
           <w:top w:val="single" w:sz="4" w:color="D9DEDC"/>
@@ -8983,18 +9740,23 @@
           <w:left w:w="140" w:type="dxa"/>
           <w:right w:w="140" w:type="dxa"/>
         </w:tblCellMar>
+        <w:tblW w:w="9072" w:type="dxa"/>
+        <w:tblLayout w:type="fixed"/>
       </w:tblPr>
       <w:tblGrid>
-        <w:gridCol w:w="1980"/>
-        <w:gridCol w:w="1980"/>
-        <w:gridCol w:w="1980"/>
-        <w:gridCol w:w="1980"/>
+        <w:gridCol w:w="3241"/>
+        <w:gridCol w:w="1204"/>
+        <w:gridCol w:w="2609"/>
+        <w:gridCol w:w="2018"/>
       </w:tblGrid>
       <w:tr>
         <w:trPr>
           <w:cantSplit/>
         </w:trPr>
         <w:tc>
+          <w:tcPr>
+            <w:tcW w:w="3241" w:type="dxa"/>
+          </w:tcPr>
           <w:p>
             <w:pPr>
               <w:pStyle w:val="Compact"/>
@@ -9024,6 +9786,7 @@
         </w:tc>
         <w:tc>
           <w:tcPr>
+            <w:tcW w:w="1204" w:type="dxa"/>
             <w:shd w:val="clear" w:color="auto" w:fill="DCFCE7"/>
           </w:tcPr>
           <w:p>
@@ -9043,6 +9806,9 @@
           </w:p>
         </w:tc>
         <w:tc>
+          <w:tcPr>
+            <w:tcW w:w="2609" w:type="dxa"/>
+          </w:tcPr>
           <w:p>
             <w:pPr>
               <w:pStyle w:val="Compact"/>
@@ -9057,6 +9823,9 @@
           </w:p>
         </w:tc>
         <w:tc>
+          <w:tcPr>
+            <w:tcW w:w="2018" w:type="dxa"/>
+          </w:tcPr>
           <w:p>
             <w:pPr>
               <w:pStyle w:val="Compact"/>
@@ -9077,6 +9846,7 @@
       <w:pPr>
         <w:pStyle w:val="Heading2"/>
         <w:keepNext/>
+        <w:spacing w:after="160"/>
       </w:pPr>
       <w:r>
         <w:t xml:space="preserve">Identificación</w:t>
@@ -9085,8 +9855,6 @@
     <w:tbl>
       <w:tblPr>
         <w:tblStyle w:val="Table"/>
-        <w:tblW w:type="pct" w:w="5000.0"/>
-        <w:tblLayout w:type="autofit"/>
         <w:tblLook w:firstRow="0" w:lastRow="0" w:firstColumn="0" w:lastColumn="0" w:noHBand="0" w:noVBand="0" w:val="0000"/>
         <w:tblBorders>
           <w:top w:val="single" w:sz="4" w:color="D9DEDC"/>
@@ -9102,18 +9870,23 @@
           <w:left w:w="140" w:type="dxa"/>
           <w:right w:w="140" w:type="dxa"/>
         </w:tblCellMar>
+        <w:tblW w:w="9072" w:type="dxa"/>
+        <w:tblLayout w:type="fixed"/>
       </w:tblPr>
       <w:tblGrid>
-        <w:gridCol w:w="1980"/>
-        <w:gridCol w:w="1980"/>
-        <w:gridCol w:w="1980"/>
-        <w:gridCol w:w="1980"/>
+        <w:gridCol w:w="1845"/>
+        <w:gridCol w:w="2779"/>
+        <w:gridCol w:w="1861"/>
+        <w:gridCol w:w="2587"/>
       </w:tblGrid>
       <w:tr>
         <w:trPr>
           <w:cantSplit/>
         </w:trPr>
         <w:tc>
+          <w:tcPr>
+            <w:tcW w:w="1845" w:type="dxa"/>
+          </w:tcPr>
           <w:p>
             <w:pPr>
               <w:pStyle w:val="Compact"/>
@@ -9130,6 +9903,9 @@
           </w:p>
         </w:tc>
         <w:tc>
+          <w:tcPr>
+            <w:tcW w:w="2779" w:type="dxa"/>
+          </w:tcPr>
           <w:p>
             <w:pPr>
               <w:pStyle w:val="Compact"/>
@@ -9144,6 +9920,9 @@
           </w:p>
         </w:tc>
         <w:tc>
+          <w:tcPr>
+            <w:tcW w:w="1861" w:type="dxa"/>
+          </w:tcPr>
           <w:p>
             <w:pPr>
               <w:pStyle w:val="Compact"/>
@@ -9160,6 +9939,9 @@
           </w:p>
         </w:tc>
         <w:tc>
+          <w:tcPr>
+            <w:tcW w:w="2587" w:type="dxa"/>
+          </w:tcPr>
           <w:p>
             <w:pPr>
               <w:pStyle w:val="Compact"/>
@@ -9179,6 +9961,9 @@
           <w:cantSplit/>
         </w:trPr>
         <w:tc>
+          <w:tcPr>
+            <w:tcW w:w="1845" w:type="dxa"/>
+          </w:tcPr>
           <w:p>
             <w:pPr>
               <w:pStyle w:val="Compact"/>
@@ -9195,6 +9980,9 @@
           </w:p>
         </w:tc>
         <w:tc>
+          <w:tcPr>
+            <w:tcW w:w="2779" w:type="dxa"/>
+          </w:tcPr>
           <w:p>
             <w:pPr>
               <w:pStyle w:val="Compact"/>
@@ -9209,6 +9997,9 @@
           </w:p>
         </w:tc>
         <w:tc>
+          <w:tcPr>
+            <w:tcW w:w="1861" w:type="dxa"/>
+          </w:tcPr>
           <w:p>
             <w:pPr>
               <w:pStyle w:val="Compact"/>
@@ -9225,6 +10016,9 @@
           </w:p>
         </w:tc>
         <w:tc>
+          <w:tcPr>
+            <w:tcW w:w="2587" w:type="dxa"/>
+          </w:tcPr>
           <w:p>
             <w:pPr>
               <w:pStyle w:val="Compact"/>
@@ -9244,6 +10038,9 @@
           <w:cantSplit/>
         </w:trPr>
         <w:tc>
+          <w:tcPr>
+            <w:tcW w:w="1845" w:type="dxa"/>
+          </w:tcPr>
           <w:p>
             <w:pPr>
               <w:pStyle w:val="Compact"/>
@@ -9260,6 +10057,9 @@
           </w:p>
         </w:tc>
         <w:tc>
+          <w:tcPr>
+            <w:tcW w:w="2779" w:type="dxa"/>
+          </w:tcPr>
           <w:p>
             <w:pPr>
               <w:pStyle w:val="Compact"/>
@@ -9274,6 +10074,9 @@
           </w:p>
         </w:tc>
         <w:tc>
+          <w:tcPr>
+            <w:tcW w:w="1861" w:type="dxa"/>
+          </w:tcPr>
           <w:p>
             <w:pPr>
               <w:pStyle w:val="Compact"/>
@@ -9290,6 +10093,9 @@
           </w:p>
         </w:tc>
         <w:tc>
+          <w:tcPr>
+            <w:tcW w:w="2587" w:type="dxa"/>
+          </w:tcPr>
           <w:p>
             <w:pPr>
               <w:pStyle w:val="Compact"/>
@@ -9309,6 +10115,9 @@
           <w:cantSplit/>
         </w:trPr>
         <w:tc>
+          <w:tcPr>
+            <w:tcW w:w="1845" w:type="dxa"/>
+          </w:tcPr>
           <w:p>
             <w:pPr>
               <w:pStyle w:val="Compact"/>
@@ -9325,6 +10134,9 @@
           </w:p>
         </w:tc>
         <w:tc>
+          <w:tcPr>
+            <w:tcW w:w="2779" w:type="dxa"/>
+          </w:tcPr>
           <w:p>
             <w:pPr>
               <w:pStyle w:val="Compact"/>
@@ -9339,6 +10151,9 @@
           </w:p>
         </w:tc>
         <w:tc>
+          <w:tcPr>
+            <w:tcW w:w="1861" w:type="dxa"/>
+          </w:tcPr>
           <w:p>
             <w:pPr>
               <w:pStyle w:val="Compact"/>
@@ -9355,6 +10170,9 @@
           </w:p>
         </w:tc>
         <w:tc>
+          <w:tcPr>
+            <w:tcW w:w="2587" w:type="dxa"/>
+          </w:tcPr>
           <w:p>
             <w:pPr>
               <w:pStyle w:val="Compact"/>
@@ -9374,6 +10192,9 @@
           <w:cantSplit/>
         </w:trPr>
         <w:tc>
+          <w:tcPr>
+            <w:tcW w:w="1845" w:type="dxa"/>
+          </w:tcPr>
           <w:p>
             <w:pPr>
               <w:pStyle w:val="Compact"/>
@@ -9390,6 +10211,9 @@
           </w:p>
         </w:tc>
         <w:tc>
+          <w:tcPr>
+            <w:tcW w:w="2779" w:type="dxa"/>
+          </w:tcPr>
           <w:p>
             <w:pPr>
               <w:pStyle w:val="Compact"/>
@@ -9404,6 +10228,9 @@
           </w:p>
         </w:tc>
         <w:tc>
+          <w:tcPr>
+            <w:tcW w:w="1861" w:type="dxa"/>
+          </w:tcPr>
           <w:p>
             <w:pPr>
               <w:pStyle w:val="Compact"/>
@@ -9420,6 +10247,9 @@
           </w:p>
         </w:tc>
         <w:tc>
+          <w:tcPr>
+            <w:tcW w:w="2587" w:type="dxa"/>
+          </w:tcPr>
           <w:p>
             <w:pPr>
               <w:pStyle w:val="Compact"/>
@@ -9549,6 +10379,7 @@
     <w:p>
       <w:pPr>
         <w:pStyle w:val="BodyText"/>
+        <w:spacing w:after="160"/>
       </w:pPr>
       <w:r>
         <w:rPr>
@@ -9561,8 +10392,6 @@
     <w:tbl>
       <w:tblPr>
         <w:tblStyle w:val="Table"/>
-        <w:tblW w:type="pct" w:w="0.0"/>
-        <w:tblLayout w:type="autofit"/>
         <w:tblLook w:firstRow="1" w:lastRow="0" w:firstColumn="0" w:lastColumn="0" w:noHBand="0" w:noVBand="0" w:val="0020"/>
         <w:tblBorders>
           <w:top w:val="single" w:sz="4" w:color="D9DEDC"/>
@@ -9578,8 +10407,13 @@
           <w:left w:w="140" w:type="dxa"/>
           <w:right w:w="140" w:type="dxa"/>
         </w:tblCellMar>
+        <w:tblW w:w="9072" w:type="dxa"/>
+        <w:tblLayout w:type="fixed"/>
       </w:tblPr>
-      <w:tblGrid/>
+      <w:tblGrid>
+        <w:gridCol w:w="5420"/>
+        <w:gridCol w:w="3652"/>
+      </w:tblGrid>
       <w:tr>
         <w:trPr>
           <w:cantSplit/>
@@ -9587,6 +10421,7 @@
         </w:trPr>
         <w:tc>
           <w:tcPr>
+            <w:tcW w:w="5420" w:type="dxa"/>
             <w:shd w:val="clear" w:color="auto" w:fill="1F3A34"/>
           </w:tcPr>
           <w:p>
@@ -9606,6 +10441,7 @@
         </w:tc>
         <w:tc>
           <w:tcPr>
+            <w:tcW w:w="3652" w:type="dxa"/>
             <w:shd w:val="clear" w:color="auto" w:fill="1F3A34"/>
           </w:tcPr>
           <w:p>
@@ -9629,6 +10465,9 @@
           <w:cantSplit/>
         </w:trPr>
         <w:tc>
+          <w:tcPr>
+            <w:tcW w:w="5420" w:type="dxa"/>
+          </w:tcPr>
           <w:p>
             <w:pPr>
               <w:pStyle w:val="Compact"/>
@@ -9644,6 +10483,7 @@
         </w:tc>
         <w:tc>
           <w:tcPr>
+            <w:tcW w:w="3652" w:type="dxa"/>
             <w:shd w:val="clear" w:color="auto" w:fill="DCFCE7"/>
           </w:tcPr>
           <w:p>
@@ -9668,6 +10508,7 @@
         </w:trPr>
         <w:tc>
           <w:tcPr>
+            <w:tcW w:w="5420" w:type="dxa"/>
             <w:shd w:val="clear" w:color="auto" w:fill="F6F8F7"/>
           </w:tcPr>
           <w:p>
@@ -9685,6 +10526,7 @@
         </w:tc>
         <w:tc>
           <w:tcPr>
+            <w:tcW w:w="3652" w:type="dxa"/>
             <w:shd w:val="clear" w:color="auto" w:fill="FEF3C7"/>
           </w:tcPr>
           <w:p>
@@ -9708,6 +10550,9 @@
           <w:cantSplit/>
         </w:trPr>
         <w:tc>
+          <w:tcPr>
+            <w:tcW w:w="5420" w:type="dxa"/>
+          </w:tcPr>
           <w:p>
             <w:pPr>
               <w:pStyle w:val="Compact"/>
@@ -9723,6 +10568,7 @@
         </w:tc>
         <w:tc>
           <w:tcPr>
+            <w:tcW w:w="3652" w:type="dxa"/>
             <w:shd w:val="clear" w:color="auto" w:fill="FFEDD5"/>
           </w:tcPr>
           <w:p>
@@ -9747,6 +10593,7 @@
         </w:trPr>
         <w:tc>
           <w:tcPr>
+            <w:tcW w:w="5420" w:type="dxa"/>
             <w:shd w:val="clear" w:color="auto" w:fill="F6F8F7"/>
           </w:tcPr>
           <w:p>
@@ -9764,6 +10611,7 @@
         </w:tc>
         <w:tc>
           <w:tcPr>
+            <w:tcW w:w="3652" w:type="dxa"/>
             <w:shd w:val="clear" w:color="auto" w:fill="FEE2E2"/>
           </w:tcPr>
           <w:p>
@@ -10118,6 +10966,7 @@
     <w:p>
       <w:pPr>
         <w:pStyle w:val="FirstParagraph"/>
+        <w:spacing w:after="160"/>
       </w:pPr>
       <w:r>
         <w:t xml:space="preserve">Qué porcentaje de los proyectos que envía el Ejecutivo el Congreso termina aprobando, contados recién a partir de que tuvieron un año de margen para tramitarse.</w:t>
@@ -10126,8 +10975,6 @@
     <w:tbl>
       <w:tblPr>
         <w:tblStyle w:val="Table"/>
-        <w:tblW w:type="pct" w:w="5000.0"/>
-        <w:tblLayout w:type="autofit"/>
         <w:tblLook w:firstRow="0" w:lastRow="0" w:firstColumn="0" w:lastColumn="0" w:noHBand="0" w:noVBand="0" w:val="0000"/>
         <w:tblBorders>
           <w:top w:val="single" w:sz="4" w:color="D9DEDC"/>
@@ -10143,18 +10990,23 @@
           <w:left w:w="140" w:type="dxa"/>
           <w:right w:w="140" w:type="dxa"/>
         </w:tblCellMar>
+        <w:tblW w:w="9072" w:type="dxa"/>
+        <w:tblLayout w:type="fixed"/>
       </w:tblPr>
       <w:tblGrid>
-        <w:gridCol w:w="1980"/>
-        <w:gridCol w:w="1980"/>
-        <w:gridCol w:w="1980"/>
-        <w:gridCol w:w="1980"/>
+        <w:gridCol w:w="2986"/>
+        <w:gridCol w:w="1520"/>
+        <w:gridCol w:w="2571"/>
+        <w:gridCol w:w="1995"/>
       </w:tblGrid>
       <w:tr>
         <w:trPr>
           <w:cantSplit/>
         </w:trPr>
         <w:tc>
+          <w:tcPr>
+            <w:tcW w:w="2986" w:type="dxa"/>
+          </w:tcPr>
           <w:p>
             <w:pPr>
               <w:pStyle w:val="Compact"/>
@@ -10184,6 +11036,7 @@
         </w:tc>
         <w:tc>
           <w:tcPr>
+            <w:tcW w:w="1520" w:type="dxa"/>
             <w:shd w:val="clear" w:color="auto" w:fill="FEF3C7"/>
           </w:tcPr>
           <w:p>
@@ -10203,6 +11056,9 @@
           </w:p>
         </w:tc>
         <w:tc>
+          <w:tcPr>
+            <w:tcW w:w="2571" w:type="dxa"/>
+          </w:tcPr>
           <w:p>
             <w:pPr>
               <w:pStyle w:val="Compact"/>
@@ -10217,6 +11073,9 @@
           </w:p>
         </w:tc>
         <w:tc>
+          <w:tcPr>
+            <w:tcW w:w="1995" w:type="dxa"/>
+          </w:tcPr>
           <w:p>
             <w:pPr>
               <w:pStyle w:val="Compact"/>
@@ -10237,6 +11096,7 @@
       <w:pPr>
         <w:pStyle w:val="Heading2"/>
         <w:keepNext/>
+        <w:spacing w:after="160"/>
       </w:pPr>
       <w:r>
         <w:t xml:space="preserve">Identificación</w:t>
@@ -10245,8 +11105,6 @@
     <w:tbl>
       <w:tblPr>
         <w:tblStyle w:val="Table"/>
-        <w:tblW w:type="pct" w:w="5000.0"/>
-        <w:tblLayout w:type="autofit"/>
         <w:tblLook w:firstRow="0" w:lastRow="0" w:firstColumn="0" w:lastColumn="0" w:noHBand="0" w:noVBand="0" w:val="0000"/>
         <w:tblBorders>
           <w:top w:val="single" w:sz="4" w:color="D9DEDC"/>
@@ -10262,18 +11120,23 @@
           <w:left w:w="140" w:type="dxa"/>
           <w:right w:w="140" w:type="dxa"/>
         </w:tblCellMar>
+        <w:tblW w:w="9072" w:type="dxa"/>
+        <w:tblLayout w:type="fixed"/>
       </w:tblPr>
       <w:tblGrid>
-        <w:gridCol w:w="1980"/>
-        <w:gridCol w:w="1980"/>
-        <w:gridCol w:w="1980"/>
-        <w:gridCol w:w="1980"/>
+        <w:gridCol w:w="1787"/>
+        <w:gridCol w:w="2970"/>
+        <w:gridCol w:w="1799"/>
+        <w:gridCol w:w="2516"/>
       </w:tblGrid>
       <w:tr>
         <w:trPr>
           <w:cantSplit/>
         </w:trPr>
         <w:tc>
+          <w:tcPr>
+            <w:tcW w:w="1787" w:type="dxa"/>
+          </w:tcPr>
           <w:p>
             <w:pPr>
               <w:pStyle w:val="Compact"/>
@@ -10290,6 +11153,9 @@
           </w:p>
         </w:tc>
         <w:tc>
+          <w:tcPr>
+            <w:tcW w:w="2970" w:type="dxa"/>
+          </w:tcPr>
           <w:p>
             <w:pPr>
               <w:pStyle w:val="Compact"/>
@@ -10304,6 +11170,9 @@
           </w:p>
         </w:tc>
         <w:tc>
+          <w:tcPr>
+            <w:tcW w:w="1799" w:type="dxa"/>
+          </w:tcPr>
           <w:p>
             <w:pPr>
               <w:pStyle w:val="Compact"/>
@@ -10320,6 +11189,9 @@
           </w:p>
         </w:tc>
         <w:tc>
+          <w:tcPr>
+            <w:tcW w:w="2516" w:type="dxa"/>
+          </w:tcPr>
           <w:p>
             <w:pPr>
               <w:pStyle w:val="Compact"/>
@@ -10339,6 +11211,9 @@
           <w:cantSplit/>
         </w:trPr>
         <w:tc>
+          <w:tcPr>
+            <w:tcW w:w="1787" w:type="dxa"/>
+          </w:tcPr>
           <w:p>
             <w:pPr>
               <w:pStyle w:val="Compact"/>
@@ -10355,6 +11230,9 @@
           </w:p>
         </w:tc>
         <w:tc>
+          <w:tcPr>
+            <w:tcW w:w="2970" w:type="dxa"/>
+          </w:tcPr>
           <w:p>
             <w:pPr>
               <w:pStyle w:val="Compact"/>
@@ -10369,6 +11247,9 @@
           </w:p>
         </w:tc>
         <w:tc>
+          <w:tcPr>
+            <w:tcW w:w="1799" w:type="dxa"/>
+          </w:tcPr>
           <w:p>
             <w:pPr>
               <w:pStyle w:val="Compact"/>
@@ -10385,6 +11266,9 @@
           </w:p>
         </w:tc>
         <w:tc>
+          <w:tcPr>
+            <w:tcW w:w="2516" w:type="dxa"/>
+          </w:tcPr>
           <w:p>
             <w:pPr>
               <w:pStyle w:val="Compact"/>
@@ -10404,6 +11288,9 @@
           <w:cantSplit/>
         </w:trPr>
         <w:tc>
+          <w:tcPr>
+            <w:tcW w:w="1787" w:type="dxa"/>
+          </w:tcPr>
           <w:p>
             <w:pPr>
               <w:pStyle w:val="Compact"/>
@@ -10420,6 +11307,9 @@
           </w:p>
         </w:tc>
         <w:tc>
+          <w:tcPr>
+            <w:tcW w:w="2970" w:type="dxa"/>
+          </w:tcPr>
           <w:p>
             <w:pPr>
               <w:pStyle w:val="Compact"/>
@@ -10434,6 +11324,9 @@
           </w:p>
         </w:tc>
         <w:tc>
+          <w:tcPr>
+            <w:tcW w:w="1799" w:type="dxa"/>
+          </w:tcPr>
           <w:p>
             <w:pPr>
               <w:pStyle w:val="Compact"/>
@@ -10450,6 +11343,9 @@
           </w:p>
         </w:tc>
         <w:tc>
+          <w:tcPr>
+            <w:tcW w:w="2516" w:type="dxa"/>
+          </w:tcPr>
           <w:p>
             <w:pPr>
               <w:pStyle w:val="Compact"/>
@@ -10469,6 +11365,9 @@
           <w:cantSplit/>
         </w:trPr>
         <w:tc>
+          <w:tcPr>
+            <w:tcW w:w="1787" w:type="dxa"/>
+          </w:tcPr>
           <w:p>
             <w:pPr>
               <w:pStyle w:val="Compact"/>
@@ -10485,6 +11384,9 @@
           </w:p>
         </w:tc>
         <w:tc>
+          <w:tcPr>
+            <w:tcW w:w="2970" w:type="dxa"/>
+          </w:tcPr>
           <w:p>
             <w:pPr>
               <w:pStyle w:val="Compact"/>
@@ -10499,6 +11401,9 @@
           </w:p>
         </w:tc>
         <w:tc>
+          <w:tcPr>
+            <w:tcW w:w="1799" w:type="dxa"/>
+          </w:tcPr>
           <w:p>
             <w:pPr>
               <w:pStyle w:val="Compact"/>
@@ -10515,6 +11420,9 @@
           </w:p>
         </w:tc>
         <w:tc>
+          <w:tcPr>
+            <w:tcW w:w="2516" w:type="dxa"/>
+          </w:tcPr>
           <w:p>
             <w:pPr>
               <w:pStyle w:val="Compact"/>
@@ -10534,6 +11442,9 @@
           <w:cantSplit/>
         </w:trPr>
         <w:tc>
+          <w:tcPr>
+            <w:tcW w:w="1787" w:type="dxa"/>
+          </w:tcPr>
           <w:p>
             <w:pPr>
               <w:pStyle w:val="Compact"/>
@@ -10550,6 +11461,9 @@
           </w:p>
         </w:tc>
         <w:tc>
+          <w:tcPr>
+            <w:tcW w:w="2970" w:type="dxa"/>
+          </w:tcPr>
           <w:p>
             <w:pPr>
               <w:pStyle w:val="Compact"/>
@@ -10564,6 +11478,9 @@
           </w:p>
         </w:tc>
         <w:tc>
+          <w:tcPr>
+            <w:tcW w:w="1799" w:type="dxa"/>
+          </w:tcPr>
           <w:p>
             <w:pPr>
               <w:pStyle w:val="Compact"/>
@@ -10580,6 +11497,9 @@
           </w:p>
         </w:tc>
         <w:tc>
+          <w:tcPr>
+            <w:tcW w:w="2516" w:type="dxa"/>
+          </w:tcPr>
           <w:p>
             <w:pPr>
               <w:pStyle w:val="Compact"/>
@@ -10721,6 +11641,7 @@
     <w:p>
       <w:pPr>
         <w:pStyle w:val="BodyText"/>
+        <w:spacing w:after="160"/>
       </w:pPr>
       <w:r>
         <w:rPr>
@@ -10733,8 +11654,6 @@
     <w:tbl>
       <w:tblPr>
         <w:tblStyle w:val="Table"/>
-        <w:tblW w:type="pct" w:w="0.0"/>
-        <w:tblLayout w:type="autofit"/>
         <w:tblLook w:firstRow="1" w:lastRow="0" w:firstColumn="0" w:lastColumn="0" w:noHBand="0" w:noVBand="0" w:val="0020"/>
         <w:tblBorders>
           <w:top w:val="single" w:sz="4" w:color="D9DEDC"/>
@@ -10750,8 +11669,13 @@
           <w:left w:w="140" w:type="dxa"/>
           <w:right w:w="140" w:type="dxa"/>
         </w:tblCellMar>
+        <w:tblW w:w="9072" w:type="dxa"/>
+        <w:tblLayout w:type="fixed"/>
       </w:tblPr>
-      <w:tblGrid/>
+      <w:tblGrid>
+        <w:gridCol w:w="5118"/>
+        <w:gridCol w:w="3954"/>
+      </w:tblGrid>
       <w:tr>
         <w:trPr>
           <w:cantSplit/>
@@ -10759,6 +11683,7 @@
         </w:trPr>
         <w:tc>
           <w:tcPr>
+            <w:tcW w:w="5118" w:type="dxa"/>
             <w:shd w:val="clear" w:color="auto" w:fill="1F3A34"/>
           </w:tcPr>
           <w:p>
@@ -10778,6 +11703,7 @@
         </w:tc>
         <w:tc>
           <w:tcPr>
+            <w:tcW w:w="3954" w:type="dxa"/>
             <w:shd w:val="clear" w:color="auto" w:fill="1F3A34"/>
           </w:tcPr>
           <w:p>
@@ -10801,6 +11727,9 @@
           <w:cantSplit/>
         </w:trPr>
         <w:tc>
+          <w:tcPr>
+            <w:tcW w:w="5118" w:type="dxa"/>
+          </w:tcPr>
           <w:p>
             <w:pPr>
               <w:pStyle w:val="Compact"/>
@@ -10816,6 +11745,7 @@
         </w:tc>
         <w:tc>
           <w:tcPr>
+            <w:tcW w:w="3954" w:type="dxa"/>
             <w:shd w:val="clear" w:color="auto" w:fill="DCFCE7"/>
           </w:tcPr>
           <w:p>
@@ -10840,6 +11770,7 @@
         </w:trPr>
         <w:tc>
           <w:tcPr>
+            <w:tcW w:w="5118" w:type="dxa"/>
             <w:shd w:val="clear" w:color="auto" w:fill="F6F8F7"/>
           </w:tcPr>
           <w:p>
@@ -10857,6 +11788,7 @@
         </w:tc>
         <w:tc>
           <w:tcPr>
+            <w:tcW w:w="3954" w:type="dxa"/>
             <w:shd w:val="clear" w:color="auto" w:fill="FEF3C7"/>
           </w:tcPr>
           <w:p>
@@ -10880,6 +11812,9 @@
           <w:cantSplit/>
         </w:trPr>
         <w:tc>
+          <w:tcPr>
+            <w:tcW w:w="5118" w:type="dxa"/>
+          </w:tcPr>
           <w:p>
             <w:pPr>
               <w:pStyle w:val="Compact"/>
@@ -10895,6 +11830,7 @@
         </w:tc>
         <w:tc>
           <w:tcPr>
+            <w:tcW w:w="3954" w:type="dxa"/>
             <w:shd w:val="clear" w:color="auto" w:fill="FFEDD5"/>
           </w:tcPr>
           <w:p>
@@ -10919,6 +11855,7 @@
         </w:trPr>
         <w:tc>
           <w:tcPr>
+            <w:tcW w:w="5118" w:type="dxa"/>
             <w:shd w:val="clear" w:color="auto" w:fill="F6F8F7"/>
           </w:tcPr>
           <w:p>
@@ -10936,6 +11873,7 @@
         </w:tc>
         <w:tc>
           <w:tcPr>
+            <w:tcW w:w="3954" w:type="dxa"/>
             <w:shd w:val="clear" w:color="auto" w:fill="FEE2E2"/>
           </w:tcPr>
           <w:p>
@@ -11338,6 +12276,7 @@
     <w:p>
       <w:pPr>
         <w:pStyle w:val="FirstParagraph"/>
+        <w:spacing w:after="160"/>
       </w:pPr>
       <w:r>
         <w:t xml:space="preserve">Qué porcentaje de las sesiones convocadas en Diputados para tratar temas queda en minoría, es decir, no reúne el quórum necesario para sesionar. Se miden los últimos doce meses.</w:t>
@@ -11346,8 +12285,6 @@
     <w:tbl>
       <w:tblPr>
         <w:tblStyle w:val="Table"/>
-        <w:tblW w:type="pct" w:w="5000.0"/>
-        <w:tblLayout w:type="autofit"/>
         <w:tblLook w:firstRow="0" w:lastRow="0" w:firstColumn="0" w:lastColumn="0" w:noHBand="0" w:noVBand="0" w:val="0000"/>
         <w:tblBorders>
           <w:top w:val="single" w:sz="4" w:color="D9DEDC"/>
@@ -11363,18 +12300,23 @@
           <w:left w:w="140" w:type="dxa"/>
           <w:right w:w="140" w:type="dxa"/>
         </w:tblCellMar>
+        <w:tblW w:w="9072" w:type="dxa"/>
+        <w:tblLayout w:type="fixed"/>
       </w:tblPr>
       <w:tblGrid>
-        <w:gridCol w:w="1980"/>
-        <w:gridCol w:w="1980"/>
-        <w:gridCol w:w="1980"/>
-        <w:gridCol w:w="1980"/>
+        <w:gridCol w:w="3008"/>
+        <w:gridCol w:w="1237"/>
+        <w:gridCol w:w="2733"/>
+        <w:gridCol w:w="2094"/>
       </w:tblGrid>
       <w:tr>
         <w:trPr>
           <w:cantSplit/>
         </w:trPr>
         <w:tc>
+          <w:tcPr>
+            <w:tcW w:w="3008" w:type="dxa"/>
+          </w:tcPr>
           <w:p>
             <w:pPr>
               <w:pStyle w:val="Compact"/>
@@ -11404,6 +12346,7 @@
         </w:tc>
         <w:tc>
           <w:tcPr>
+            <w:tcW w:w="1237" w:type="dxa"/>
             <w:shd w:val="clear" w:color="auto" w:fill="DCFCE7"/>
           </w:tcPr>
           <w:p>
@@ -11423,6 +12366,9 @@
           </w:p>
         </w:tc>
         <w:tc>
+          <w:tcPr>
+            <w:tcW w:w="2733" w:type="dxa"/>
+          </w:tcPr>
           <w:p>
             <w:pPr>
               <w:pStyle w:val="Compact"/>
@@ -11437,6 +12383,9 @@
           </w:p>
         </w:tc>
         <w:tc>
+          <w:tcPr>
+            <w:tcW w:w="2094" w:type="dxa"/>
+          </w:tcPr>
           <w:p>
             <w:pPr>
               <w:pStyle w:val="Compact"/>
@@ -11457,6 +12406,7 @@
       <w:pPr>
         <w:pStyle w:val="Heading2"/>
         <w:keepNext/>
+        <w:spacing w:after="160"/>
       </w:pPr>
       <w:r>
         <w:t xml:space="preserve">Identificación</w:t>
@@ -11465,8 +12415,6 @@
     <w:tbl>
       <w:tblPr>
         <w:tblStyle w:val="Table"/>
-        <w:tblW w:type="pct" w:w="5000.0"/>
-        <w:tblLayout w:type="autofit"/>
         <w:tblLook w:firstRow="0" w:lastRow="0" w:firstColumn="0" w:lastColumn="0" w:noHBand="0" w:noVBand="0" w:val="0000"/>
         <w:tblBorders>
           <w:top w:val="single" w:sz="4" w:color="D9DEDC"/>
@@ -11482,18 +12430,23 @@
           <w:left w:w="140" w:type="dxa"/>
           <w:right w:w="140" w:type="dxa"/>
         </w:tblCellMar>
+        <w:tblW w:w="9072" w:type="dxa"/>
+        <w:tblLayout w:type="fixed"/>
       </w:tblPr>
       <w:tblGrid>
-        <w:gridCol w:w="1980"/>
-        <w:gridCol w:w="1980"/>
-        <w:gridCol w:w="1980"/>
-        <w:gridCol w:w="1980"/>
+        <w:gridCol w:w="2019"/>
+        <w:gridCol w:w="2466"/>
+        <w:gridCol w:w="2045"/>
+        <w:gridCol w:w="2542"/>
       </w:tblGrid>
       <w:tr>
         <w:trPr>
           <w:cantSplit/>
         </w:trPr>
         <w:tc>
+          <w:tcPr>
+            <w:tcW w:w="2019" w:type="dxa"/>
+          </w:tcPr>
           <w:p>
             <w:pPr>
               <w:pStyle w:val="Compact"/>
@@ -11510,6 +12463,9 @@
           </w:p>
         </w:tc>
         <w:tc>
+          <w:tcPr>
+            <w:tcW w:w="2466" w:type="dxa"/>
+          </w:tcPr>
           <w:p>
             <w:pPr>
               <w:pStyle w:val="Compact"/>
@@ -11524,6 +12480,9 @@
           </w:p>
         </w:tc>
         <w:tc>
+          <w:tcPr>
+            <w:tcW w:w="2045" w:type="dxa"/>
+          </w:tcPr>
           <w:p>
             <w:pPr>
               <w:pStyle w:val="Compact"/>
@@ -11540,6 +12499,9 @@
           </w:p>
         </w:tc>
         <w:tc>
+          <w:tcPr>
+            <w:tcW w:w="2542" w:type="dxa"/>
+          </w:tcPr>
           <w:p>
             <w:pPr>
               <w:pStyle w:val="Compact"/>
@@ -11559,6 +12521,9 @@
           <w:cantSplit/>
         </w:trPr>
         <w:tc>
+          <w:tcPr>
+            <w:tcW w:w="2019" w:type="dxa"/>
+          </w:tcPr>
           <w:p>
             <w:pPr>
               <w:pStyle w:val="Compact"/>
@@ -11575,6 +12540,9 @@
           </w:p>
         </w:tc>
         <w:tc>
+          <w:tcPr>
+            <w:tcW w:w="2466" w:type="dxa"/>
+          </w:tcPr>
           <w:p>
             <w:pPr>
               <w:pStyle w:val="Compact"/>
@@ -11589,6 +12557,9 @@
           </w:p>
         </w:tc>
         <w:tc>
+          <w:tcPr>
+            <w:tcW w:w="2045" w:type="dxa"/>
+          </w:tcPr>
           <w:p>
             <w:pPr>
               <w:pStyle w:val="Compact"/>
@@ -11605,6 +12576,9 @@
           </w:p>
         </w:tc>
         <w:tc>
+          <w:tcPr>
+            <w:tcW w:w="2542" w:type="dxa"/>
+          </w:tcPr>
           <w:p>
             <w:pPr>
               <w:pStyle w:val="Compact"/>
@@ -11624,6 +12598,9 @@
           <w:cantSplit/>
         </w:trPr>
         <w:tc>
+          <w:tcPr>
+            <w:tcW w:w="2019" w:type="dxa"/>
+          </w:tcPr>
           <w:p>
             <w:pPr>
               <w:pStyle w:val="Compact"/>
@@ -11640,6 +12617,9 @@
           </w:p>
         </w:tc>
         <w:tc>
+          <w:tcPr>
+            <w:tcW w:w="2466" w:type="dxa"/>
+          </w:tcPr>
           <w:p>
             <w:pPr>
               <w:pStyle w:val="Compact"/>
@@ -11654,6 +12634,9 @@
           </w:p>
         </w:tc>
         <w:tc>
+          <w:tcPr>
+            <w:tcW w:w="2045" w:type="dxa"/>
+          </w:tcPr>
           <w:p>
             <w:pPr>
               <w:pStyle w:val="Compact"/>
@@ -11670,6 +12653,9 @@
           </w:p>
         </w:tc>
         <w:tc>
+          <w:tcPr>
+            <w:tcW w:w="2542" w:type="dxa"/>
+          </w:tcPr>
           <w:p>
             <w:pPr>
               <w:pStyle w:val="Compact"/>
@@ -11689,6 +12675,9 @@
           <w:cantSplit/>
         </w:trPr>
         <w:tc>
+          <w:tcPr>
+            <w:tcW w:w="2019" w:type="dxa"/>
+          </w:tcPr>
           <w:p>
             <w:pPr>
               <w:pStyle w:val="Compact"/>
@@ -11705,6 +12694,9 @@
           </w:p>
         </w:tc>
         <w:tc>
+          <w:tcPr>
+            <w:tcW w:w="2466" w:type="dxa"/>
+          </w:tcPr>
           <w:p>
             <w:pPr>
               <w:pStyle w:val="Compact"/>
@@ -11719,6 +12711,9 @@
           </w:p>
         </w:tc>
         <w:tc>
+          <w:tcPr>
+            <w:tcW w:w="2045" w:type="dxa"/>
+          </w:tcPr>
           <w:p>
             <w:pPr>
               <w:pStyle w:val="Compact"/>
@@ -11735,6 +12730,9 @@
           </w:p>
         </w:tc>
         <w:tc>
+          <w:tcPr>
+            <w:tcW w:w="2542" w:type="dxa"/>
+          </w:tcPr>
           <w:p>
             <w:pPr>
               <w:pStyle w:val="Compact"/>
@@ -11754,6 +12752,9 @@
           <w:cantSplit/>
         </w:trPr>
         <w:tc>
+          <w:tcPr>
+            <w:tcW w:w="2019" w:type="dxa"/>
+          </w:tcPr>
           <w:p>
             <w:pPr>
               <w:pStyle w:val="Compact"/>
@@ -11770,6 +12771,9 @@
           </w:p>
         </w:tc>
         <w:tc>
+          <w:tcPr>
+            <w:tcW w:w="2466" w:type="dxa"/>
+          </w:tcPr>
           <w:p>
             <w:pPr>
               <w:pStyle w:val="Compact"/>
@@ -11784,6 +12788,9 @@
           </w:p>
         </w:tc>
         <w:tc>
+          <w:tcPr>
+            <w:tcW w:w="2045" w:type="dxa"/>
+          </w:tcPr>
           <w:p>
             <w:pPr>
               <w:pStyle w:val="Compact"/>
@@ -11800,6 +12807,9 @@
           </w:p>
         </w:tc>
         <w:tc>
+          <w:tcPr>
+            <w:tcW w:w="2542" w:type="dxa"/>
+          </w:tcPr>
           <w:p>
             <w:pPr>
               <w:pStyle w:val="Compact"/>
@@ -11929,6 +12939,7 @@
     <w:p>
       <w:pPr>
         <w:pStyle w:val="BodyText"/>
+        <w:spacing w:after="160"/>
       </w:pPr>
       <w:r>
         <w:rPr>
@@ -11941,8 +12952,6 @@
     <w:tbl>
       <w:tblPr>
         <w:tblStyle w:val="Table"/>
-        <w:tblW w:type="pct" w:w="0.0"/>
-        <w:tblLayout w:type="autofit"/>
         <w:tblLook w:firstRow="1" w:lastRow="0" w:firstColumn="0" w:lastColumn="0" w:noHBand="0" w:noVBand="0" w:val="0020"/>
         <w:tblBorders>
           <w:top w:val="single" w:sz="4" w:color="D9DEDC"/>
@@ -11958,8 +12967,13 @@
           <w:left w:w="140" w:type="dxa"/>
           <w:right w:w="140" w:type="dxa"/>
         </w:tblCellMar>
+        <w:tblW w:w="9072" w:type="dxa"/>
+        <w:tblLayout w:type="fixed"/>
       </w:tblPr>
-      <w:tblGrid/>
+      <w:tblGrid>
+        <w:gridCol w:w="5150"/>
+        <w:gridCol w:w="3922"/>
+      </w:tblGrid>
       <w:tr>
         <w:trPr>
           <w:cantSplit/>
@@ -11967,6 +12981,7 @@
         </w:trPr>
         <w:tc>
           <w:tcPr>
+            <w:tcW w:w="5150" w:type="dxa"/>
             <w:shd w:val="clear" w:color="auto" w:fill="1F3A34"/>
           </w:tcPr>
           <w:p>
@@ -11986,6 +13001,7 @@
         </w:tc>
         <w:tc>
           <w:tcPr>
+            <w:tcW w:w="3922" w:type="dxa"/>
             <w:shd w:val="clear" w:color="auto" w:fill="1F3A34"/>
           </w:tcPr>
           <w:p>
@@ -12009,6 +13025,9 @@
           <w:cantSplit/>
         </w:trPr>
         <w:tc>
+          <w:tcPr>
+            <w:tcW w:w="5150" w:type="dxa"/>
+          </w:tcPr>
           <w:p>
             <w:pPr>
               <w:pStyle w:val="Compact"/>
@@ -12024,6 +13043,7 @@
         </w:tc>
         <w:tc>
           <w:tcPr>
+            <w:tcW w:w="3922" w:type="dxa"/>
             <w:shd w:val="clear" w:color="auto" w:fill="DCFCE7"/>
           </w:tcPr>
           <w:p>
@@ -12048,6 +13068,7 @@
         </w:trPr>
         <w:tc>
           <w:tcPr>
+            <w:tcW w:w="5150" w:type="dxa"/>
             <w:shd w:val="clear" w:color="auto" w:fill="F6F8F7"/>
           </w:tcPr>
           <w:p>
@@ -12065,6 +13086,7 @@
         </w:tc>
         <w:tc>
           <w:tcPr>
+            <w:tcW w:w="3922" w:type="dxa"/>
             <w:shd w:val="clear" w:color="auto" w:fill="FEF3C7"/>
           </w:tcPr>
           <w:p>
@@ -12088,6 +13110,9 @@
           <w:cantSplit/>
         </w:trPr>
         <w:tc>
+          <w:tcPr>
+            <w:tcW w:w="5150" w:type="dxa"/>
+          </w:tcPr>
           <w:p>
             <w:pPr>
               <w:pStyle w:val="Compact"/>
@@ -12103,6 +13128,7 @@
         </w:tc>
         <w:tc>
           <w:tcPr>
+            <w:tcW w:w="3922" w:type="dxa"/>
             <w:shd w:val="clear" w:color="auto" w:fill="FFEDD5"/>
           </w:tcPr>
           <w:p>
@@ -12127,6 +13153,7 @@
         </w:trPr>
         <w:tc>
           <w:tcPr>
+            <w:tcW w:w="5150" w:type="dxa"/>
             <w:shd w:val="clear" w:color="auto" w:fill="F6F8F7"/>
           </w:tcPr>
           <w:p>
@@ -12144,6 +13171,7 @@
         </w:tc>
         <w:tc>
           <w:tcPr>
+            <w:tcW w:w="3922" w:type="dxa"/>
             <w:shd w:val="clear" w:color="auto" w:fill="FEE2E2"/>
           </w:tcPr>
           <w:p>
@@ -12468,6 +13496,7 @@
     <w:p>
       <w:pPr>
         <w:pStyle w:val="FirstParagraph"/>
+        <w:spacing w:after="160"/>
       </w:pPr>
       <w:r>
         <w:t xml:space="preserve">Cuántas de las 24 jurisdicciones del país (23 provincias y la Ciudad de Buenos Aires) figuran adheridas al Régimen de Incentivo para Grandes Inversiones (RIGI), sobre el total.</w:t>
@@ -12476,8 +13505,6 @@
     <w:tbl>
       <w:tblPr>
         <w:tblStyle w:val="Table"/>
-        <w:tblW w:type="pct" w:w="5000.0"/>
-        <w:tblLayout w:type="autofit"/>
         <w:tblLook w:firstRow="0" w:lastRow="0" w:firstColumn="0" w:lastColumn="0" w:noHBand="0" w:noVBand="0" w:val="0000"/>
         <w:tblBorders>
           <w:top w:val="single" w:sz="4" w:color="D9DEDC"/>
@@ -12493,18 +13520,23 @@
           <w:left w:w="140" w:type="dxa"/>
           <w:right w:w="140" w:type="dxa"/>
         </w:tblCellMar>
+        <w:tblW w:w="9072" w:type="dxa"/>
+        <w:tblLayout w:type="fixed"/>
       </w:tblPr>
       <w:tblGrid>
-        <w:gridCol w:w="1980"/>
-        <w:gridCol w:w="1980"/>
-        <w:gridCol w:w="1980"/>
-        <w:gridCol w:w="1980"/>
+        <w:gridCol w:w="4167"/>
+        <w:gridCol w:w="1072"/>
+        <w:gridCol w:w="2115"/>
+        <w:gridCol w:w="1718"/>
       </w:tblGrid>
       <w:tr>
         <w:trPr>
           <w:cantSplit/>
         </w:trPr>
         <w:tc>
+          <w:tcPr>
+            <w:tcW w:w="4167" w:type="dxa"/>
+          </w:tcPr>
           <w:p>
             <w:pPr>
               <w:pStyle w:val="Compact"/>
@@ -12534,6 +13566,7 @@
         </w:tc>
         <w:tc>
           <w:tcPr>
+            <w:tcW w:w="1072" w:type="dxa"/>
             <w:shd w:val="clear" w:color="auto" w:fill="DCFCE7"/>
           </w:tcPr>
           <w:p>
@@ -12553,6 +13586,9 @@
           </w:p>
         </w:tc>
         <w:tc>
+          <w:tcPr>
+            <w:tcW w:w="2115" w:type="dxa"/>
+          </w:tcPr>
           <w:p>
             <w:pPr>
               <w:pStyle w:val="Compact"/>
@@ -12567,6 +13603,9 @@
           </w:p>
         </w:tc>
         <w:tc>
+          <w:tcPr>
+            <w:tcW w:w="1718" w:type="dxa"/>
+          </w:tcPr>
           <w:p>
             <w:pPr>
               <w:pStyle w:val="Compact"/>
@@ -12587,6 +13626,7 @@
       <w:pPr>
         <w:pStyle w:val="Heading2"/>
         <w:keepNext/>
+        <w:spacing w:after="160"/>
       </w:pPr>
       <w:r>
         <w:t xml:space="preserve">Identificación</w:t>
@@ -12595,8 +13635,6 @@
     <w:tbl>
       <w:tblPr>
         <w:tblStyle w:val="Table"/>
-        <w:tblW w:type="pct" w:w="5000.0"/>
-        <w:tblLayout w:type="autofit"/>
         <w:tblLook w:firstRow="0" w:lastRow="0" w:firstColumn="0" w:lastColumn="0" w:noHBand="0" w:noVBand="0" w:val="0000"/>
         <w:tblBorders>
           <w:top w:val="single" w:sz="4" w:color="D9DEDC"/>
@@ -12612,18 +13650,23 @@
           <w:left w:w="140" w:type="dxa"/>
           <w:right w:w="140" w:type="dxa"/>
         </w:tblCellMar>
+        <w:tblW w:w="9072" w:type="dxa"/>
+        <w:tblLayout w:type="fixed"/>
       </w:tblPr>
       <w:tblGrid>
-        <w:gridCol w:w="1980"/>
-        <w:gridCol w:w="1980"/>
-        <w:gridCol w:w="1980"/>
-        <w:gridCol w:w="1980"/>
+        <w:gridCol w:w="1714"/>
+        <w:gridCol w:w="3378"/>
+        <w:gridCol w:w="1721"/>
+        <w:gridCol w:w="2259"/>
       </w:tblGrid>
       <w:tr>
         <w:trPr>
           <w:cantSplit/>
         </w:trPr>
         <w:tc>
+          <w:tcPr>
+            <w:tcW w:w="1714" w:type="dxa"/>
+          </w:tcPr>
           <w:p>
             <w:pPr>
               <w:pStyle w:val="Compact"/>
@@ -12640,6 +13683,9 @@
           </w:p>
         </w:tc>
         <w:tc>
+          <w:tcPr>
+            <w:tcW w:w="3378" w:type="dxa"/>
+          </w:tcPr>
           <w:p>
             <w:pPr>
               <w:pStyle w:val="Compact"/>
@@ -12654,6 +13700,9 @@
           </w:p>
         </w:tc>
         <w:tc>
+          <w:tcPr>
+            <w:tcW w:w="1721" w:type="dxa"/>
+          </w:tcPr>
           <w:p>
             <w:pPr>
               <w:pStyle w:val="Compact"/>
@@ -12670,6 +13719,9 @@
           </w:p>
         </w:tc>
         <w:tc>
+          <w:tcPr>
+            <w:tcW w:w="2259" w:type="dxa"/>
+          </w:tcPr>
           <w:p>
             <w:pPr>
               <w:pStyle w:val="Compact"/>
@@ -12689,6 +13741,9 @@
           <w:cantSplit/>
         </w:trPr>
         <w:tc>
+          <w:tcPr>
+            <w:tcW w:w="1714" w:type="dxa"/>
+          </w:tcPr>
           <w:p>
             <w:pPr>
               <w:pStyle w:val="Compact"/>
@@ -12705,6 +13760,9 @@
           </w:p>
         </w:tc>
         <w:tc>
+          <w:tcPr>
+            <w:tcW w:w="3378" w:type="dxa"/>
+          </w:tcPr>
           <w:p>
             <w:pPr>
               <w:pStyle w:val="Compact"/>
@@ -12719,6 +13777,9 @@
           </w:p>
         </w:tc>
         <w:tc>
+          <w:tcPr>
+            <w:tcW w:w="1721" w:type="dxa"/>
+          </w:tcPr>
           <w:p>
             <w:pPr>
               <w:pStyle w:val="Compact"/>
@@ -12735,6 +13796,9 @@
           </w:p>
         </w:tc>
         <w:tc>
+          <w:tcPr>
+            <w:tcW w:w="2259" w:type="dxa"/>
+          </w:tcPr>
           <w:p>
             <w:pPr>
               <w:pStyle w:val="Compact"/>
@@ -12754,6 +13818,9 @@
           <w:cantSplit/>
         </w:trPr>
         <w:tc>
+          <w:tcPr>
+            <w:tcW w:w="1714" w:type="dxa"/>
+          </w:tcPr>
           <w:p>
             <w:pPr>
               <w:pStyle w:val="Compact"/>
@@ -12770,6 +13837,9 @@
           </w:p>
         </w:tc>
         <w:tc>
+          <w:tcPr>
+            <w:tcW w:w="3378" w:type="dxa"/>
+          </w:tcPr>
           <w:p>
             <w:pPr>
               <w:pStyle w:val="Compact"/>
@@ -12784,6 +13854,9 @@
           </w:p>
         </w:tc>
         <w:tc>
+          <w:tcPr>
+            <w:tcW w:w="1721" w:type="dxa"/>
+          </w:tcPr>
           <w:p>
             <w:pPr>
               <w:pStyle w:val="Compact"/>
@@ -12800,6 +13873,9 @@
           </w:p>
         </w:tc>
         <w:tc>
+          <w:tcPr>
+            <w:tcW w:w="2259" w:type="dxa"/>
+          </w:tcPr>
           <w:p>
             <w:pPr>
               <w:pStyle w:val="Compact"/>
@@ -12819,6 +13895,9 @@
           <w:cantSplit/>
         </w:trPr>
         <w:tc>
+          <w:tcPr>
+            <w:tcW w:w="1714" w:type="dxa"/>
+          </w:tcPr>
           <w:p>
             <w:pPr>
               <w:pStyle w:val="Compact"/>
@@ -12835,6 +13914,9 @@
           </w:p>
         </w:tc>
         <w:tc>
+          <w:tcPr>
+            <w:tcW w:w="3378" w:type="dxa"/>
+          </w:tcPr>
           <w:p>
             <w:pPr>
               <w:pStyle w:val="Compact"/>
@@ -12849,6 +13931,9 @@
           </w:p>
         </w:tc>
         <w:tc>
+          <w:tcPr>
+            <w:tcW w:w="1721" w:type="dxa"/>
+          </w:tcPr>
           <w:p>
             <w:pPr>
               <w:pStyle w:val="Compact"/>
@@ -12865,6 +13950,9 @@
           </w:p>
         </w:tc>
         <w:tc>
+          <w:tcPr>
+            <w:tcW w:w="2259" w:type="dxa"/>
+          </w:tcPr>
           <w:p>
             <w:pPr>
               <w:pStyle w:val="Compact"/>
@@ -12884,6 +13972,9 @@
           <w:cantSplit/>
         </w:trPr>
         <w:tc>
+          <w:tcPr>
+            <w:tcW w:w="1714" w:type="dxa"/>
+          </w:tcPr>
           <w:p>
             <w:pPr>
               <w:pStyle w:val="Compact"/>
@@ -12900,6 +13991,9 @@
           </w:p>
         </w:tc>
         <w:tc>
+          <w:tcPr>
+            <w:tcW w:w="3378" w:type="dxa"/>
+          </w:tcPr>
           <w:p>
             <w:pPr>
               <w:pStyle w:val="Compact"/>
@@ -12914,6 +14008,9 @@
           </w:p>
         </w:tc>
         <w:tc>
+          <w:tcPr>
+            <w:tcW w:w="1721" w:type="dxa"/>
+          </w:tcPr>
           <w:p>
             <w:pPr>
               <w:pStyle w:val="Compact"/>
@@ -12930,6 +14027,9 @@
           </w:p>
         </w:tc>
         <w:tc>
+          <w:tcPr>
+            <w:tcW w:w="2259" w:type="dxa"/>
+          </w:tcPr>
           <w:p>
             <w:pPr>
               <w:pStyle w:val="Compact"/>
@@ -13047,6 +14147,7 @@
     <w:p>
       <w:pPr>
         <w:pStyle w:val="BodyText"/>
+        <w:spacing w:after="160"/>
       </w:pPr>
       <w:r>
         <w:rPr>
@@ -13059,8 +14160,6 @@
     <w:tbl>
       <w:tblPr>
         <w:tblStyle w:val="Table"/>
-        <w:tblW w:type="pct" w:w="0.0"/>
-        <w:tblLayout w:type="autofit"/>
         <w:tblLook w:firstRow="1" w:lastRow="0" w:firstColumn="0" w:lastColumn="0" w:noHBand="0" w:noVBand="0" w:val="0020"/>
         <w:tblBorders>
           <w:top w:val="single" w:sz="4" w:color="D9DEDC"/>
@@ -13076,8 +14175,13 @@
           <w:left w:w="140" w:type="dxa"/>
           <w:right w:w="140" w:type="dxa"/>
         </w:tblCellMar>
+        <w:tblW w:w="9072" w:type="dxa"/>
+        <w:tblLayout w:type="fixed"/>
       </w:tblPr>
-      <w:tblGrid/>
+      <w:tblGrid>
+        <w:gridCol w:w="5837"/>
+        <w:gridCol w:w="3235"/>
+      </w:tblGrid>
       <w:tr>
         <w:trPr>
           <w:cantSplit/>
@@ -13085,6 +14189,7 @@
         </w:trPr>
         <w:tc>
           <w:tcPr>
+            <w:tcW w:w="5837" w:type="dxa"/>
             <w:shd w:val="clear" w:color="auto" w:fill="1F3A34"/>
           </w:tcPr>
           <w:p>
@@ -13104,6 +14209,7 @@
         </w:tc>
         <w:tc>
           <w:tcPr>
+            <w:tcW w:w="3235" w:type="dxa"/>
             <w:shd w:val="clear" w:color="auto" w:fill="1F3A34"/>
           </w:tcPr>
           <w:p>
@@ -13127,6 +14233,9 @@
           <w:cantSplit/>
         </w:trPr>
         <w:tc>
+          <w:tcPr>
+            <w:tcW w:w="5837" w:type="dxa"/>
+          </w:tcPr>
           <w:p>
             <w:pPr>
               <w:pStyle w:val="Compact"/>
@@ -13142,6 +14251,7 @@
         </w:tc>
         <w:tc>
           <w:tcPr>
+            <w:tcW w:w="3235" w:type="dxa"/>
             <w:shd w:val="clear" w:color="auto" w:fill="DCFCE7"/>
           </w:tcPr>
           <w:p>
@@ -13166,6 +14276,7 @@
         </w:trPr>
         <w:tc>
           <w:tcPr>
+            <w:tcW w:w="5837" w:type="dxa"/>
             <w:shd w:val="clear" w:color="auto" w:fill="F6F8F7"/>
           </w:tcPr>
           <w:p>
@@ -13183,6 +14294,7 @@
         </w:tc>
         <w:tc>
           <w:tcPr>
+            <w:tcW w:w="3235" w:type="dxa"/>
             <w:shd w:val="clear" w:color="auto" w:fill="FEF3C7"/>
           </w:tcPr>
           <w:p>
@@ -13206,6 +14318,9 @@
           <w:cantSplit/>
         </w:trPr>
         <w:tc>
+          <w:tcPr>
+            <w:tcW w:w="5837" w:type="dxa"/>
+          </w:tcPr>
           <w:p>
             <w:pPr>
               <w:pStyle w:val="Compact"/>
@@ -13221,6 +14336,7 @@
         </w:tc>
         <w:tc>
           <w:tcPr>
+            <w:tcW w:w="3235" w:type="dxa"/>
             <w:shd w:val="clear" w:color="auto" w:fill="FFEDD5"/>
           </w:tcPr>
           <w:p>
@@ -13245,6 +14361,7 @@
         </w:trPr>
         <w:tc>
           <w:tcPr>
+            <w:tcW w:w="5837" w:type="dxa"/>
             <w:shd w:val="clear" w:color="auto" w:fill="F6F8F7"/>
           </w:tcPr>
           <w:p>
@@ -13262,6 +14379,7 @@
         </w:tc>
         <w:tc>
           <w:tcPr>
+            <w:tcW w:w="3235" w:type="dxa"/>
             <w:shd w:val="clear" w:color="auto" w:fill="FEE2E2"/>
           </w:tcPr>
           <w:p>
@@ -13550,6 +14668,7 @@
     <w:p>
       <w:pPr>
         <w:pStyle w:val="FirstParagraph"/>
+        <w:spacing w:after="160"/>
       </w:pPr>
       <w:r>
         <w:t xml:space="preserve">Qué tan parejo vota puertas adentro el bloque propio de LLA en las votaciones divididas de los últimos 90 días de ambas cámaras. Pondera Diputados 65% y Senado 35%; si una cámara no tiene actas divididas en la ventana, el peso pasa a la otra.</w:t>
@@ -13558,8 +14677,6 @@
     <w:tbl>
       <w:tblPr>
         <w:tblStyle w:val="Table"/>
-        <w:tblW w:type="pct" w:w="5000.0"/>
-        <w:tblLayout w:type="autofit"/>
         <w:tblLook w:firstRow="0" w:lastRow="0" w:firstColumn="0" w:lastColumn="0" w:noHBand="0" w:noVBand="0" w:val="0000"/>
         <w:tblBorders>
           <w:top w:val="single" w:sz="4" w:color="D9DEDC"/>
@@ -13575,18 +14692,23 @@
           <w:left w:w="140" w:type="dxa"/>
           <w:right w:w="140" w:type="dxa"/>
         </w:tblCellMar>
+        <w:tblW w:w="9072" w:type="dxa"/>
+        <w:tblLayout w:type="fixed"/>
       </w:tblPr>
       <w:tblGrid>
-        <w:gridCol w:w="1980"/>
-        <w:gridCol w:w="1980"/>
-        <w:gridCol w:w="1980"/>
-        <w:gridCol w:w="1980"/>
+        <w:gridCol w:w="4695"/>
+        <w:gridCol w:w="1000"/>
+        <w:gridCol w:w="1821"/>
+        <w:gridCol w:w="1556"/>
       </w:tblGrid>
       <w:tr>
         <w:trPr>
           <w:cantSplit/>
         </w:trPr>
         <w:tc>
+          <w:tcPr>
+            <w:tcW w:w="4695" w:type="dxa"/>
+          </w:tcPr>
           <w:p>
             <w:pPr>
               <w:pStyle w:val="Compact"/>
@@ -13616,6 +14738,7 @@
         </w:tc>
         <w:tc>
           <w:tcPr>
+            <w:tcW w:w="1000" w:type="dxa"/>
             <w:shd w:val="clear" w:color="auto" w:fill="DCFCE7"/>
           </w:tcPr>
           <w:p>
@@ -13635,6 +14758,9 @@
           </w:p>
         </w:tc>
         <w:tc>
+          <w:tcPr>
+            <w:tcW w:w="1821" w:type="dxa"/>
+          </w:tcPr>
           <w:p>
             <w:pPr>
               <w:pStyle w:val="Compact"/>
@@ -13649,6 +14775,9 @@
           </w:p>
         </w:tc>
         <w:tc>
+          <w:tcPr>
+            <w:tcW w:w="1556" w:type="dxa"/>
+          </w:tcPr>
           <w:p>
             <w:pPr>
               <w:pStyle w:val="Compact"/>
@@ -13669,6 +14798,7 @@
       <w:pPr>
         <w:pStyle w:val="Heading2"/>
         <w:keepNext/>
+        <w:spacing w:after="160"/>
       </w:pPr>
       <w:r>
         <w:t xml:space="preserve">Identificación</w:t>
@@ -13677,8 +14807,6 @@
     <w:tbl>
       <w:tblPr>
         <w:tblStyle w:val="Table"/>
-        <w:tblW w:type="pct" w:w="5000.0"/>
-        <w:tblLayout w:type="autofit"/>
         <w:tblLook w:firstRow="0" w:lastRow="0" w:firstColumn="0" w:lastColumn="0" w:noHBand="0" w:noVBand="0" w:val="0000"/>
         <w:tblBorders>
           <w:top w:val="single" w:sz="4" w:color="D9DEDC"/>
@@ -13694,18 +14822,23 @@
           <w:left w:w="140" w:type="dxa"/>
           <w:right w:w="140" w:type="dxa"/>
         </w:tblCellMar>
+        <w:tblW w:w="9072" w:type="dxa"/>
+        <w:tblLayout w:type="fixed"/>
       </w:tblPr>
       <w:tblGrid>
-        <w:gridCol w:w="1980"/>
-        <w:gridCol w:w="1980"/>
-        <w:gridCol w:w="1980"/>
-        <w:gridCol w:w="1980"/>
+        <w:gridCol w:w="1811"/>
+        <w:gridCol w:w="2469"/>
+        <w:gridCol w:w="1824"/>
+        <w:gridCol w:w="2968"/>
       </w:tblGrid>
       <w:tr>
         <w:trPr>
           <w:cantSplit/>
         </w:trPr>
         <w:tc>
+          <w:tcPr>
+            <w:tcW w:w="1811" w:type="dxa"/>
+          </w:tcPr>
           <w:p>
             <w:pPr>
               <w:pStyle w:val="Compact"/>
@@ -13722,6 +14855,9 @@
           </w:p>
         </w:tc>
         <w:tc>
+          <w:tcPr>
+            <w:tcW w:w="2469" w:type="dxa"/>
+          </w:tcPr>
           <w:p>
             <w:pPr>
               <w:pStyle w:val="Compact"/>
@@ -13736,6 +14872,9 @@
           </w:p>
         </w:tc>
         <w:tc>
+          <w:tcPr>
+            <w:tcW w:w="1824" w:type="dxa"/>
+          </w:tcPr>
           <w:p>
             <w:pPr>
               <w:pStyle w:val="Compact"/>
@@ -13752,6 +14891,9 @@
           </w:p>
         </w:tc>
         <w:tc>
+          <w:tcPr>
+            <w:tcW w:w="2968" w:type="dxa"/>
+          </w:tcPr>
           <w:p>
             <w:pPr>
               <w:pStyle w:val="Compact"/>
@@ -13771,6 +14913,9 @@
           <w:cantSplit/>
         </w:trPr>
         <w:tc>
+          <w:tcPr>
+            <w:tcW w:w="1811" w:type="dxa"/>
+          </w:tcPr>
           <w:p>
             <w:pPr>
               <w:pStyle w:val="Compact"/>
@@ -13787,6 +14932,9 @@
           </w:p>
         </w:tc>
         <w:tc>
+          <w:tcPr>
+            <w:tcW w:w="2469" w:type="dxa"/>
+          </w:tcPr>
           <w:p>
             <w:pPr>
               <w:pStyle w:val="Compact"/>
@@ -13801,6 +14949,9 @@
           </w:p>
         </w:tc>
         <w:tc>
+          <w:tcPr>
+            <w:tcW w:w="1824" w:type="dxa"/>
+          </w:tcPr>
           <w:p>
             <w:pPr>
               <w:pStyle w:val="Compact"/>
@@ -13817,6 +14968,9 @@
           </w:p>
         </w:tc>
         <w:tc>
+          <w:tcPr>
+            <w:tcW w:w="2968" w:type="dxa"/>
+          </w:tcPr>
           <w:p>
             <w:pPr>
               <w:pStyle w:val="Compact"/>
@@ -13836,6 +14990,9 @@
           <w:cantSplit/>
         </w:trPr>
         <w:tc>
+          <w:tcPr>
+            <w:tcW w:w="1811" w:type="dxa"/>
+          </w:tcPr>
           <w:p>
             <w:pPr>
               <w:pStyle w:val="Compact"/>
@@ -13852,6 +15009,9 @@
           </w:p>
         </w:tc>
         <w:tc>
+          <w:tcPr>
+            <w:tcW w:w="2469" w:type="dxa"/>
+          </w:tcPr>
           <w:p>
             <w:pPr>
               <w:pStyle w:val="Compact"/>
@@ -13866,6 +15026,9 @@
           </w:p>
         </w:tc>
         <w:tc>
+          <w:tcPr>
+            <w:tcW w:w="1824" w:type="dxa"/>
+          </w:tcPr>
           <w:p>
             <w:pPr>
               <w:pStyle w:val="Compact"/>
@@ -13882,6 +15045,9 @@
           </w:p>
         </w:tc>
         <w:tc>
+          <w:tcPr>
+            <w:tcW w:w="2968" w:type="dxa"/>
+          </w:tcPr>
           <w:p>
             <w:pPr>
               <w:pStyle w:val="Compact"/>
@@ -13901,6 +15067,9 @@
           <w:cantSplit/>
         </w:trPr>
         <w:tc>
+          <w:tcPr>
+            <w:tcW w:w="1811" w:type="dxa"/>
+          </w:tcPr>
           <w:p>
             <w:pPr>
               <w:pStyle w:val="Compact"/>
@@ -13917,6 +15086,9 @@
           </w:p>
         </w:tc>
         <w:tc>
+          <w:tcPr>
+            <w:tcW w:w="2469" w:type="dxa"/>
+          </w:tcPr>
           <w:p>
             <w:pPr>
               <w:pStyle w:val="Compact"/>
@@ -13931,6 +15103,9 @@
           </w:p>
         </w:tc>
         <w:tc>
+          <w:tcPr>
+            <w:tcW w:w="1824" w:type="dxa"/>
+          </w:tcPr>
           <w:p>
             <w:pPr>
               <w:pStyle w:val="Compact"/>
@@ -13947,6 +15122,9 @@
           </w:p>
         </w:tc>
         <w:tc>
+          <w:tcPr>
+            <w:tcW w:w="2968" w:type="dxa"/>
+          </w:tcPr>
           <w:p>
             <w:pPr>
               <w:pStyle w:val="Compact"/>
@@ -13966,6 +15144,9 @@
           <w:cantSplit/>
         </w:trPr>
         <w:tc>
+          <w:tcPr>
+            <w:tcW w:w="1811" w:type="dxa"/>
+          </w:tcPr>
           <w:p>
             <w:pPr>
               <w:pStyle w:val="Compact"/>
@@ -13982,6 +15163,9 @@
           </w:p>
         </w:tc>
         <w:tc>
+          <w:tcPr>
+            <w:tcW w:w="2469" w:type="dxa"/>
+          </w:tcPr>
           <w:p>
             <w:pPr>
               <w:pStyle w:val="Compact"/>
@@ -13996,6 +15180,9 @@
           </w:p>
         </w:tc>
         <w:tc>
+          <w:tcPr>
+            <w:tcW w:w="1824" w:type="dxa"/>
+          </w:tcPr>
           <w:p>
             <w:pPr>
               <w:pStyle w:val="Compact"/>
@@ -14012,6 +15199,9 @@
           </w:p>
         </w:tc>
         <w:tc>
+          <w:tcPr>
+            <w:tcW w:w="2968" w:type="dxa"/>
+          </w:tcPr>
           <w:p>
             <w:pPr>
               <w:pStyle w:val="Compact"/>
@@ -14141,6 +15331,7 @@
     <w:p>
       <w:pPr>
         <w:pStyle w:val="BodyText"/>
+        <w:spacing w:after="160"/>
       </w:pPr>
       <w:r>
         <w:rPr>
@@ -14153,8 +15344,6 @@
     <w:tbl>
       <w:tblPr>
         <w:tblStyle w:val="Table"/>
-        <w:tblW w:type="pct" w:w="5000.0"/>
-        <w:tblLayout w:type="autofit"/>
         <w:tblLook w:firstRow="1" w:lastRow="0" w:firstColumn="0" w:lastColumn="0" w:noHBand="0" w:noVBand="0" w:val="0020"/>
         <w:tblBorders>
           <w:top w:val="single" w:sz="4" w:color="D9DEDC"/>
@@ -14170,10 +15359,12 @@
           <w:left w:w="140" w:type="dxa"/>
           <w:right w:w="140" w:type="dxa"/>
         </w:tblCellMar>
+        <w:tblW w:w="9072" w:type="dxa"/>
+        <w:tblLayout w:type="fixed"/>
       </w:tblPr>
       <w:tblGrid>
-        <w:gridCol w:w="3960"/>
-        <w:gridCol w:w="3960"/>
+        <w:gridCol w:w="6304"/>
+        <w:gridCol w:w="2768"/>
       </w:tblGrid>
       <w:tr>
         <w:trPr>
@@ -14182,6 +15373,7 @@
         </w:trPr>
         <w:tc>
           <w:tcPr>
+            <w:tcW w:w="6304" w:type="dxa"/>
             <w:shd w:val="clear" w:color="auto" w:fill="1F3A34"/>
           </w:tcPr>
           <w:p>
@@ -14201,6 +15393,7 @@
         </w:tc>
         <w:tc>
           <w:tcPr>
+            <w:tcW w:w="2768" w:type="dxa"/>
             <w:shd w:val="clear" w:color="auto" w:fill="1F3A34"/>
           </w:tcPr>
           <w:p>
@@ -14224,6 +15417,9 @@
           <w:cantSplit/>
         </w:trPr>
         <w:tc>
+          <w:tcPr>
+            <w:tcW w:w="6304" w:type="dxa"/>
+          </w:tcPr>
           <w:p>
             <w:pPr>
               <w:pStyle w:val="Compact"/>
@@ -14239,6 +15435,7 @@
         </w:tc>
         <w:tc>
           <w:tcPr>
+            <w:tcW w:w="2768" w:type="dxa"/>
             <w:shd w:val="clear" w:color="auto" w:fill="DCFCE7"/>
           </w:tcPr>
           <w:p>
@@ -14263,6 +15460,7 @@
         </w:trPr>
         <w:tc>
           <w:tcPr>
+            <w:tcW w:w="6304" w:type="dxa"/>
             <w:shd w:val="clear" w:color="auto" w:fill="F6F8F7"/>
           </w:tcPr>
           <w:p>
@@ -14280,6 +15478,7 @@
         </w:tc>
         <w:tc>
           <w:tcPr>
+            <w:tcW w:w="2768" w:type="dxa"/>
             <w:shd w:val="clear" w:color="auto" w:fill="FEF3C7"/>
           </w:tcPr>
           <w:p>
@@ -14303,6 +15502,9 @@
           <w:cantSplit/>
         </w:trPr>
         <w:tc>
+          <w:tcPr>
+            <w:tcW w:w="6304" w:type="dxa"/>
+          </w:tcPr>
           <w:p>
             <w:pPr>
               <w:pStyle w:val="Compact"/>
@@ -14318,6 +15520,7 @@
         </w:tc>
         <w:tc>
           <w:tcPr>
+            <w:tcW w:w="2768" w:type="dxa"/>
             <w:shd w:val="clear" w:color="auto" w:fill="FFEDD5"/>
           </w:tcPr>
           <w:p>
@@ -14342,6 +15545,7 @@
         </w:trPr>
         <w:tc>
           <w:tcPr>
+            <w:tcW w:w="6304" w:type="dxa"/>
             <w:shd w:val="clear" w:color="auto" w:fill="F6F8F7"/>
           </w:tcPr>
           <w:p>
@@ -14359,6 +15563,7 @@
         </w:tc>
         <w:tc>
           <w:tcPr>
+            <w:tcW w:w="2768" w:type="dxa"/>
             <w:shd w:val="clear" w:color="auto" w:fill="FEE2E2"/>
           </w:tcPr>
           <w:p>
@@ -14707,6 +15912,7 @@
     <w:p>
       <w:pPr>
         <w:pStyle w:val="FirstParagraph"/>
+        <w:spacing w:after="160"/>
       </w:pPr>
       <w:r>
         <w:t xml:space="preserve">De las normas del Ejecutivo que el Congreso desafió en el recinto en los últimos 12 meses (vetos cuya insistencia se votó y decretos sometidos a la ley 26.122), qué porcentaje sigue en pie.</w:t>
@@ -14715,8 +15921,6 @@
     <w:tbl>
       <w:tblPr>
         <w:tblStyle w:val="Table"/>
-        <w:tblW w:type="pct" w:w="5000.0"/>
-        <w:tblLayout w:type="autofit"/>
         <w:tblLook w:firstRow="0" w:lastRow="0" w:firstColumn="0" w:lastColumn="0" w:noHBand="0" w:noVBand="0" w:val="0000"/>
         <w:tblBorders>
           <w:top w:val="single" w:sz="4" w:color="D9DEDC"/>
@@ -14732,18 +15936,23 @@
           <w:left w:w="140" w:type="dxa"/>
           <w:right w:w="140" w:type="dxa"/>
         </w:tblCellMar>
+        <w:tblW w:w="9072" w:type="dxa"/>
+        <w:tblLayout w:type="fixed"/>
       </w:tblPr>
       <w:tblGrid>
-        <w:gridCol w:w="1980"/>
-        <w:gridCol w:w="1980"/>
-        <w:gridCol w:w="1980"/>
-        <w:gridCol w:w="1980"/>
+        <w:gridCol w:w="4210"/>
+        <w:gridCol w:w="1237"/>
+        <w:gridCol w:w="1985"/>
+        <w:gridCol w:w="1640"/>
       </w:tblGrid>
       <w:tr>
         <w:trPr>
           <w:cantSplit/>
         </w:trPr>
         <w:tc>
+          <w:tcPr>
+            <w:tcW w:w="4210" w:type="dxa"/>
+          </w:tcPr>
           <w:p>
             <w:pPr>
               <w:pStyle w:val="Compact"/>
@@ -14773,6 +15982,7 @@
         </w:tc>
         <w:tc>
           <w:tcPr>
+            <w:tcW w:w="1237" w:type="dxa"/>
             <w:shd w:val="clear" w:color="auto" w:fill="FFEDD5"/>
           </w:tcPr>
           <w:p>
@@ -14792,6 +16002,9 @@
           </w:p>
         </w:tc>
         <w:tc>
+          <w:tcPr>
+            <w:tcW w:w="1985" w:type="dxa"/>
+          </w:tcPr>
           <w:p>
             <w:pPr>
               <w:pStyle w:val="Compact"/>
@@ -14806,6 +16019,9 @@
           </w:p>
         </w:tc>
         <w:tc>
+          <w:tcPr>
+            <w:tcW w:w="1640" w:type="dxa"/>
+          </w:tcPr>
           <w:p>
             <w:pPr>
               <w:pStyle w:val="Compact"/>
@@ -14826,6 +16042,7 @@
       <w:pPr>
         <w:pStyle w:val="Heading2"/>
         <w:keepNext/>
+        <w:spacing w:after="160"/>
       </w:pPr>
       <w:r>
         <w:t xml:space="preserve">Identificación</w:t>
@@ -14834,8 +16051,6 @@
     <w:tbl>
       <w:tblPr>
         <w:tblStyle w:val="Table"/>
-        <w:tblW w:type="pct" w:w="5000.0"/>
-        <w:tblLayout w:type="autofit"/>
         <w:tblLook w:firstRow="0" w:lastRow="0" w:firstColumn="0" w:lastColumn="0" w:noHBand="0" w:noVBand="0" w:val="0000"/>
         <w:tblBorders>
           <w:top w:val="single" w:sz="4" w:color="D9DEDC"/>
@@ -14851,18 +16066,23 @@
           <w:left w:w="140" w:type="dxa"/>
           <w:right w:w="140" w:type="dxa"/>
         </w:tblCellMar>
+        <w:tblW w:w="9072" w:type="dxa"/>
+        <w:tblLayout w:type="fixed"/>
       </w:tblPr>
       <w:tblGrid>
-        <w:gridCol w:w="1980"/>
-        <w:gridCol w:w="1980"/>
-        <w:gridCol w:w="1980"/>
-        <w:gridCol w:w="1980"/>
+        <w:gridCol w:w="1735"/>
+        <w:gridCol w:w="2870"/>
+        <w:gridCol w:w="1744"/>
+        <w:gridCol w:w="2723"/>
       </w:tblGrid>
       <w:tr>
         <w:trPr>
           <w:cantSplit/>
         </w:trPr>
         <w:tc>
+          <w:tcPr>
+            <w:tcW w:w="1735" w:type="dxa"/>
+          </w:tcPr>
           <w:p>
             <w:pPr>
               <w:pStyle w:val="Compact"/>
@@ -14879,6 +16099,9 @@
           </w:p>
         </w:tc>
         <w:tc>
+          <w:tcPr>
+            <w:tcW w:w="2870" w:type="dxa"/>
+          </w:tcPr>
           <w:p>
             <w:pPr>
               <w:pStyle w:val="Compact"/>
@@ -14893,6 +16116,9 @@
           </w:p>
         </w:tc>
         <w:tc>
+          <w:tcPr>
+            <w:tcW w:w="1744" w:type="dxa"/>
+          </w:tcPr>
           <w:p>
             <w:pPr>
               <w:pStyle w:val="Compact"/>
@@ -14909,6 +16135,9 @@
           </w:p>
         </w:tc>
         <w:tc>
+          <w:tcPr>
+            <w:tcW w:w="2723" w:type="dxa"/>
+          </w:tcPr>
           <w:p>
             <w:pPr>
               <w:pStyle w:val="Compact"/>
@@ -14928,6 +16157,9 @@
           <w:cantSplit/>
         </w:trPr>
         <w:tc>
+          <w:tcPr>
+            <w:tcW w:w="1735" w:type="dxa"/>
+          </w:tcPr>
           <w:p>
             <w:pPr>
               <w:pStyle w:val="Compact"/>
@@ -14944,6 +16176,9 @@
           </w:p>
         </w:tc>
         <w:tc>
+          <w:tcPr>
+            <w:tcW w:w="2870" w:type="dxa"/>
+          </w:tcPr>
           <w:p>
             <w:pPr>
               <w:pStyle w:val="Compact"/>
@@ -14958,6 +16193,9 @@
           </w:p>
         </w:tc>
         <w:tc>
+          <w:tcPr>
+            <w:tcW w:w="1744" w:type="dxa"/>
+          </w:tcPr>
           <w:p>
             <w:pPr>
               <w:pStyle w:val="Compact"/>
@@ -14974,6 +16212,9 @@
           </w:p>
         </w:tc>
         <w:tc>
+          <w:tcPr>
+            <w:tcW w:w="2723" w:type="dxa"/>
+          </w:tcPr>
           <w:p>
             <w:pPr>
               <w:pStyle w:val="Compact"/>
@@ -14993,6 +16234,9 @@
           <w:cantSplit/>
         </w:trPr>
         <w:tc>
+          <w:tcPr>
+            <w:tcW w:w="1735" w:type="dxa"/>
+          </w:tcPr>
           <w:p>
             <w:pPr>
               <w:pStyle w:val="Compact"/>
@@ -15009,6 +16253,9 @@
           </w:p>
         </w:tc>
         <w:tc>
+          <w:tcPr>
+            <w:tcW w:w="2870" w:type="dxa"/>
+          </w:tcPr>
           <w:p>
             <w:pPr>
               <w:pStyle w:val="Compact"/>
@@ -15023,6 +16270,9 @@
           </w:p>
         </w:tc>
         <w:tc>
+          <w:tcPr>
+            <w:tcW w:w="1744" w:type="dxa"/>
+          </w:tcPr>
           <w:p>
             <w:pPr>
               <w:pStyle w:val="Compact"/>
@@ -15039,6 +16289,9 @@
           </w:p>
         </w:tc>
         <w:tc>
+          <w:tcPr>
+            <w:tcW w:w="2723" w:type="dxa"/>
+          </w:tcPr>
           <w:p>
             <w:pPr>
               <w:pStyle w:val="Compact"/>
@@ -15058,6 +16311,9 @@
           <w:cantSplit/>
         </w:trPr>
         <w:tc>
+          <w:tcPr>
+            <w:tcW w:w="1735" w:type="dxa"/>
+          </w:tcPr>
           <w:p>
             <w:pPr>
               <w:pStyle w:val="Compact"/>
@@ -15074,6 +16330,9 @@
           </w:p>
         </w:tc>
         <w:tc>
+          <w:tcPr>
+            <w:tcW w:w="2870" w:type="dxa"/>
+          </w:tcPr>
           <w:p>
             <w:pPr>
               <w:pStyle w:val="Compact"/>
@@ -15088,6 +16347,9 @@
           </w:p>
         </w:tc>
         <w:tc>
+          <w:tcPr>
+            <w:tcW w:w="1744" w:type="dxa"/>
+          </w:tcPr>
           <w:p>
             <w:pPr>
               <w:pStyle w:val="Compact"/>
@@ -15104,6 +16366,9 @@
           </w:p>
         </w:tc>
         <w:tc>
+          <w:tcPr>
+            <w:tcW w:w="2723" w:type="dxa"/>
+          </w:tcPr>
           <w:p>
             <w:pPr>
               <w:pStyle w:val="Compact"/>
@@ -15123,6 +16388,9 @@
           <w:cantSplit/>
         </w:trPr>
         <w:tc>
+          <w:tcPr>
+            <w:tcW w:w="1735" w:type="dxa"/>
+          </w:tcPr>
           <w:p>
             <w:pPr>
               <w:pStyle w:val="Compact"/>
@@ -15139,6 +16407,9 @@
           </w:p>
         </w:tc>
         <w:tc>
+          <w:tcPr>
+            <w:tcW w:w="2870" w:type="dxa"/>
+          </w:tcPr>
           <w:p>
             <w:pPr>
               <w:pStyle w:val="Compact"/>
@@ -15153,6 +16424,9 @@
           </w:p>
         </w:tc>
         <w:tc>
+          <w:tcPr>
+            <w:tcW w:w="1744" w:type="dxa"/>
+          </w:tcPr>
           <w:p>
             <w:pPr>
               <w:pStyle w:val="Compact"/>
@@ -15169,6 +16443,9 @@
           </w:p>
         </w:tc>
         <w:tc>
+          <w:tcPr>
+            <w:tcW w:w="2723" w:type="dxa"/>
+          </w:tcPr>
           <w:p>
             <w:pPr>
               <w:pStyle w:val="Compact"/>
@@ -15310,6 +16587,7 @@
     <w:p>
       <w:pPr>
         <w:pStyle w:val="BodyText"/>
+        <w:spacing w:after="160"/>
       </w:pPr>
       <w:r>
         <w:rPr>
@@ -15322,8 +16600,6 @@
     <w:tbl>
       <w:tblPr>
         <w:tblStyle w:val="Table"/>
-        <w:tblW w:type="pct" w:w="5000.0"/>
-        <w:tblLayout w:type="autofit"/>
         <w:tblLook w:firstRow="1" w:lastRow="0" w:firstColumn="0" w:lastColumn="0" w:noHBand="0" w:noVBand="0" w:val="0020"/>
         <w:tblBorders>
           <w:top w:val="single" w:sz="4" w:color="D9DEDC"/>
@@ -15339,10 +16615,12 @@
           <w:left w:w="140" w:type="dxa"/>
           <w:right w:w="140" w:type="dxa"/>
         </w:tblCellMar>
+        <w:tblW w:w="9072" w:type="dxa"/>
+        <w:tblLayout w:type="fixed"/>
       </w:tblPr>
       <w:tblGrid>
-        <w:gridCol w:w="3960"/>
-        <w:gridCol w:w="3960"/>
+        <w:gridCol w:w="6000"/>
+        <w:gridCol w:w="3072"/>
       </w:tblGrid>
       <w:tr>
         <w:trPr>
@@ -15351,6 +16629,7 @@
         </w:trPr>
         <w:tc>
           <w:tcPr>
+            <w:tcW w:w="6000" w:type="dxa"/>
             <w:shd w:val="clear" w:color="auto" w:fill="1F3A34"/>
           </w:tcPr>
           <w:p>
@@ -15370,6 +16649,7 @@
         </w:tc>
         <w:tc>
           <w:tcPr>
+            <w:tcW w:w="3072" w:type="dxa"/>
             <w:shd w:val="clear" w:color="auto" w:fill="1F3A34"/>
           </w:tcPr>
           <w:p>
@@ -15393,6 +16673,9 @@
           <w:cantSplit/>
         </w:trPr>
         <w:tc>
+          <w:tcPr>
+            <w:tcW w:w="6000" w:type="dxa"/>
+          </w:tcPr>
           <w:p>
             <w:pPr>
               <w:pStyle w:val="Compact"/>
@@ -15408,6 +16691,7 @@
         </w:tc>
         <w:tc>
           <w:tcPr>
+            <w:tcW w:w="3072" w:type="dxa"/>
             <w:shd w:val="clear" w:color="auto" w:fill="DCFCE7"/>
           </w:tcPr>
           <w:p>
@@ -15432,6 +16716,7 @@
         </w:trPr>
         <w:tc>
           <w:tcPr>
+            <w:tcW w:w="6000" w:type="dxa"/>
             <w:shd w:val="clear" w:color="auto" w:fill="F6F8F7"/>
           </w:tcPr>
           <w:p>
@@ -15449,6 +16734,7 @@
         </w:tc>
         <w:tc>
           <w:tcPr>
+            <w:tcW w:w="3072" w:type="dxa"/>
             <w:shd w:val="clear" w:color="auto" w:fill="FEF3C7"/>
           </w:tcPr>
           <w:p>
@@ -15472,6 +16758,9 @@
           <w:cantSplit/>
         </w:trPr>
         <w:tc>
+          <w:tcPr>
+            <w:tcW w:w="6000" w:type="dxa"/>
+          </w:tcPr>
           <w:p>
             <w:pPr>
               <w:pStyle w:val="Compact"/>
@@ -15487,6 +16776,7 @@
         </w:tc>
         <w:tc>
           <w:tcPr>
+            <w:tcW w:w="3072" w:type="dxa"/>
             <w:shd w:val="clear" w:color="auto" w:fill="FFEDD5"/>
           </w:tcPr>
           <w:p>
@@ -15511,6 +16801,7 @@
         </w:trPr>
         <w:tc>
           <w:tcPr>
+            <w:tcW w:w="6000" w:type="dxa"/>
             <w:shd w:val="clear" w:color="auto" w:fill="F6F8F7"/>
           </w:tcPr>
           <w:p>
@@ -15528,6 +16819,7 @@
         </w:tc>
         <w:tc>
           <w:tcPr>
+            <w:tcW w:w="3072" w:type="dxa"/>
             <w:shd w:val="clear" w:color="auto" w:fill="FEE2E2"/>
           </w:tcPr>
           <w:p>
@@ -15822,6 +17114,7 @@
     <w:p>
       <w:pPr>
         <w:pStyle w:val="FirstParagraph"/>
+        <w:spacing w:after="160"/>
       </w:pPr>
       <w:r>
         <w:t xml:space="preserve">Cuántas normas propias del Gobierno fueron puestas en discusión en el recinto durante los últimos doce meses: vetos presidenciales sobre los que el Congreso votó una insistencia, y decretos sometidos a votación bajo la ley 26.122.</w:t>
@@ -15830,8 +17123,6 @@
     <w:tbl>
       <w:tblPr>
         <w:tblStyle w:val="Table"/>
-        <w:tblW w:type="pct" w:w="5000.0"/>
-        <w:tblLayout w:type="autofit"/>
         <w:tblLook w:firstRow="0" w:lastRow="0" w:firstColumn="0" w:lastColumn="0" w:noHBand="0" w:noVBand="0" w:val="0000"/>
         <w:tblBorders>
           <w:top w:val="single" w:sz="4" w:color="D9DEDC"/>
@@ -15847,18 +17138,23 @@
           <w:left w:w="140" w:type="dxa"/>
           <w:right w:w="140" w:type="dxa"/>
         </w:tblCellMar>
+        <w:tblW w:w="9072" w:type="dxa"/>
+        <w:tblLayout w:type="fixed"/>
       </w:tblPr>
       <w:tblGrid>
-        <w:gridCol w:w="1980"/>
-        <w:gridCol w:w="1980"/>
-        <w:gridCol w:w="1980"/>
-        <w:gridCol w:w="1980"/>
+        <w:gridCol w:w="4181"/>
+        <w:gridCol w:w="1070"/>
+        <w:gridCol w:w="2108"/>
+        <w:gridCol w:w="1713"/>
       </w:tblGrid>
       <w:tr>
         <w:trPr>
           <w:cantSplit/>
         </w:trPr>
         <w:tc>
+          <w:tcPr>
+            <w:tcW w:w="4181" w:type="dxa"/>
+          </w:tcPr>
           <w:p>
             <w:pPr>
               <w:pStyle w:val="Compact"/>
@@ -15888,6 +17184,7 @@
         </w:tc>
         <w:tc>
           <w:tcPr>
+            <w:tcW w:w="1070" w:type="dxa"/>
             <w:shd w:val="clear" w:color="auto" w:fill="DCFCE7"/>
           </w:tcPr>
           <w:p>
@@ -15907,6 +17204,9 @@
           </w:p>
         </w:tc>
         <w:tc>
+          <w:tcPr>
+            <w:tcW w:w="2108" w:type="dxa"/>
+          </w:tcPr>
           <w:p>
             <w:pPr>
               <w:pStyle w:val="Compact"/>
@@ -15921,6 +17221,9 @@
           </w:p>
         </w:tc>
         <w:tc>
+          <w:tcPr>
+            <w:tcW w:w="1713" w:type="dxa"/>
+          </w:tcPr>
           <w:p>
             <w:pPr>
               <w:pStyle w:val="Compact"/>
@@ -15941,6 +17244,7 @@
       <w:pPr>
         <w:pStyle w:val="Heading2"/>
         <w:keepNext/>
+        <w:spacing w:after="160"/>
       </w:pPr>
       <w:r>
         <w:t xml:space="preserve">Identificación</w:t>
@@ -15949,8 +17253,6 @@
     <w:tbl>
       <w:tblPr>
         <w:tblStyle w:val="Table"/>
-        <w:tblW w:type="pct" w:w="5000.0"/>
-        <w:tblLayout w:type="autofit"/>
         <w:tblLook w:firstRow="0" w:lastRow="0" w:firstColumn="0" w:lastColumn="0" w:noHBand="0" w:noVBand="0" w:val="0000"/>
         <w:tblBorders>
           <w:top w:val="single" w:sz="4" w:color="D9DEDC"/>
@@ -15966,18 +17268,23 @@
           <w:left w:w="140" w:type="dxa"/>
           <w:right w:w="140" w:type="dxa"/>
         </w:tblCellMar>
+        <w:tblW w:w="9072" w:type="dxa"/>
+        <w:tblLayout w:type="fixed"/>
       </w:tblPr>
       <w:tblGrid>
-        <w:gridCol w:w="1980"/>
-        <w:gridCol w:w="1980"/>
-        <w:gridCol w:w="1980"/>
-        <w:gridCol w:w="1980"/>
+        <w:gridCol w:w="1796"/>
+        <w:gridCol w:w="3068"/>
+        <w:gridCol w:w="1809"/>
+        <w:gridCol w:w="2399"/>
       </w:tblGrid>
       <w:tr>
         <w:trPr>
           <w:cantSplit/>
         </w:trPr>
         <w:tc>
+          <w:tcPr>
+            <w:tcW w:w="1796" w:type="dxa"/>
+          </w:tcPr>
           <w:p>
             <w:pPr>
               <w:pStyle w:val="Compact"/>
@@ -15994,6 +17301,9 @@
           </w:p>
         </w:tc>
         <w:tc>
+          <w:tcPr>
+            <w:tcW w:w="3068" w:type="dxa"/>
+          </w:tcPr>
           <w:p>
             <w:pPr>
               <w:pStyle w:val="Compact"/>
@@ -16008,6 +17318,9 @@
           </w:p>
         </w:tc>
         <w:tc>
+          <w:tcPr>
+            <w:tcW w:w="1809" w:type="dxa"/>
+          </w:tcPr>
           <w:p>
             <w:pPr>
               <w:pStyle w:val="Compact"/>
@@ -16024,6 +17337,9 @@
           </w:p>
         </w:tc>
         <w:tc>
+          <w:tcPr>
+            <w:tcW w:w="2399" w:type="dxa"/>
+          </w:tcPr>
           <w:p>
             <w:pPr>
               <w:pStyle w:val="Compact"/>
@@ -16043,6 +17359,9 @@
           <w:cantSplit/>
         </w:trPr>
         <w:tc>
+          <w:tcPr>
+            <w:tcW w:w="1796" w:type="dxa"/>
+          </w:tcPr>
           <w:p>
             <w:pPr>
               <w:pStyle w:val="Compact"/>
@@ -16059,6 +17378,9 @@
           </w:p>
         </w:tc>
         <w:tc>
+          <w:tcPr>
+            <w:tcW w:w="3068" w:type="dxa"/>
+          </w:tcPr>
           <w:p>
             <w:pPr>
               <w:pStyle w:val="Compact"/>
@@ -16073,6 +17395,9 @@
           </w:p>
         </w:tc>
         <w:tc>
+          <w:tcPr>
+            <w:tcW w:w="1809" w:type="dxa"/>
+          </w:tcPr>
           <w:p>
             <w:pPr>
               <w:pStyle w:val="Compact"/>
@@ -16089,6 +17414,9 @@
           </w:p>
         </w:tc>
         <w:tc>
+          <w:tcPr>
+            <w:tcW w:w="2399" w:type="dxa"/>
+          </w:tcPr>
           <w:p>
             <w:pPr>
               <w:pStyle w:val="Compact"/>
@@ -16108,6 +17436,9 @@
           <w:cantSplit/>
         </w:trPr>
         <w:tc>
+          <w:tcPr>
+            <w:tcW w:w="1796" w:type="dxa"/>
+          </w:tcPr>
           <w:p>
             <w:pPr>
               <w:pStyle w:val="Compact"/>
@@ -16124,6 +17455,9 @@
           </w:p>
         </w:tc>
         <w:tc>
+          <w:tcPr>
+            <w:tcW w:w="3068" w:type="dxa"/>
+          </w:tcPr>
           <w:p>
             <w:pPr>
               <w:pStyle w:val="Compact"/>
@@ -16138,6 +17472,9 @@
           </w:p>
         </w:tc>
         <w:tc>
+          <w:tcPr>
+            <w:tcW w:w="1809" w:type="dxa"/>
+          </w:tcPr>
           <w:p>
             <w:pPr>
               <w:pStyle w:val="Compact"/>
@@ -16154,6 +17491,9 @@
           </w:p>
         </w:tc>
         <w:tc>
+          <w:tcPr>
+            <w:tcW w:w="2399" w:type="dxa"/>
+          </w:tcPr>
           <w:p>
             <w:pPr>
               <w:pStyle w:val="Compact"/>
@@ -16173,6 +17513,9 @@
           <w:cantSplit/>
         </w:trPr>
         <w:tc>
+          <w:tcPr>
+            <w:tcW w:w="1796" w:type="dxa"/>
+          </w:tcPr>
           <w:p>
             <w:pPr>
               <w:pStyle w:val="Compact"/>
@@ -16189,6 +17532,9 @@
           </w:p>
         </w:tc>
         <w:tc>
+          <w:tcPr>
+            <w:tcW w:w="3068" w:type="dxa"/>
+          </w:tcPr>
           <w:p>
             <w:pPr>
               <w:pStyle w:val="Compact"/>
@@ -16203,6 +17549,9 @@
           </w:p>
         </w:tc>
         <w:tc>
+          <w:tcPr>
+            <w:tcW w:w="1809" w:type="dxa"/>
+          </w:tcPr>
           <w:p>
             <w:pPr>
               <w:pStyle w:val="Compact"/>
@@ -16219,6 +17568,9 @@
           </w:p>
         </w:tc>
         <w:tc>
+          <w:tcPr>
+            <w:tcW w:w="2399" w:type="dxa"/>
+          </w:tcPr>
           <w:p>
             <w:pPr>
               <w:pStyle w:val="Compact"/>
@@ -16238,6 +17590,9 @@
           <w:cantSplit/>
         </w:trPr>
         <w:tc>
+          <w:tcPr>
+            <w:tcW w:w="1796" w:type="dxa"/>
+          </w:tcPr>
           <w:p>
             <w:pPr>
               <w:pStyle w:val="Compact"/>
@@ -16254,6 +17609,9 @@
           </w:p>
         </w:tc>
         <w:tc>
+          <w:tcPr>
+            <w:tcW w:w="3068" w:type="dxa"/>
+          </w:tcPr>
           <w:p>
             <w:pPr>
               <w:pStyle w:val="Compact"/>
@@ -16268,6 +17626,9 @@
           </w:p>
         </w:tc>
         <w:tc>
+          <w:tcPr>
+            <w:tcW w:w="1809" w:type="dxa"/>
+          </w:tcPr>
           <w:p>
             <w:pPr>
               <w:pStyle w:val="Compact"/>
@@ -16284,6 +17645,9 @@
           </w:p>
         </w:tc>
         <w:tc>
+          <w:tcPr>
+            <w:tcW w:w="2399" w:type="dxa"/>
+          </w:tcPr>
           <w:p>
             <w:pPr>
               <w:pStyle w:val="Compact"/>
@@ -16413,6 +17777,7 @@
     <w:p>
       <w:pPr>
         <w:pStyle w:val="BodyText"/>
+        <w:spacing w:after="160"/>
       </w:pPr>
       <w:r>
         <w:rPr>
@@ -16425,8 +17790,6 @@
     <w:tbl>
       <w:tblPr>
         <w:tblStyle w:val="Table"/>
-        <w:tblW w:type="pct" w:w="5000.0"/>
-        <w:tblLayout w:type="autofit"/>
         <w:tblLook w:firstRow="1" w:lastRow="0" w:firstColumn="0" w:lastColumn="0" w:noHBand="0" w:noVBand="0" w:val="0020"/>
         <w:tblBorders>
           <w:top w:val="single" w:sz="4" w:color="D9DEDC"/>
@@ -16442,10 +17805,12 @@
           <w:left w:w="140" w:type="dxa"/>
           <w:right w:w="140" w:type="dxa"/>
         </w:tblCellMar>
+        <w:tblW w:w="9072" w:type="dxa"/>
+        <w:tblLayout w:type="fixed"/>
       </w:tblPr>
       <w:tblGrid>
-        <w:gridCol w:w="3960"/>
-        <w:gridCol w:w="3960"/>
+        <w:gridCol w:w="5964"/>
+        <w:gridCol w:w="3108"/>
       </w:tblGrid>
       <w:tr>
         <w:trPr>
@@ -16454,6 +17819,7 @@
         </w:trPr>
         <w:tc>
           <w:tcPr>
+            <w:tcW w:w="5964" w:type="dxa"/>
             <w:shd w:val="clear" w:color="auto" w:fill="1F3A34"/>
           </w:tcPr>
           <w:p>
@@ -16473,6 +17839,7 @@
         </w:tc>
         <w:tc>
           <w:tcPr>
+            <w:tcW w:w="3108" w:type="dxa"/>
             <w:shd w:val="clear" w:color="auto" w:fill="1F3A34"/>
           </w:tcPr>
           <w:p>
@@ -16496,6 +17863,9 @@
           <w:cantSplit/>
         </w:trPr>
         <w:tc>
+          <w:tcPr>
+            <w:tcW w:w="5964" w:type="dxa"/>
+          </w:tcPr>
           <w:p>
             <w:pPr>
               <w:pStyle w:val="Compact"/>
@@ -16511,6 +17881,7 @@
         </w:tc>
         <w:tc>
           <w:tcPr>
+            <w:tcW w:w="3108" w:type="dxa"/>
             <w:shd w:val="clear" w:color="auto" w:fill="DCFCE7"/>
           </w:tcPr>
           <w:p>
@@ -16535,6 +17906,7 @@
         </w:trPr>
         <w:tc>
           <w:tcPr>
+            <w:tcW w:w="5964" w:type="dxa"/>
             <w:shd w:val="clear" w:color="auto" w:fill="F6F8F7"/>
           </w:tcPr>
           <w:p>
@@ -16552,6 +17924,7 @@
         </w:tc>
         <w:tc>
           <w:tcPr>
+            <w:tcW w:w="3108" w:type="dxa"/>
             <w:shd w:val="clear" w:color="auto" w:fill="FEF3C7"/>
           </w:tcPr>
           <w:p>
@@ -16575,6 +17948,9 @@
           <w:cantSplit/>
         </w:trPr>
         <w:tc>
+          <w:tcPr>
+            <w:tcW w:w="5964" w:type="dxa"/>
+          </w:tcPr>
           <w:p>
             <w:pPr>
               <w:pStyle w:val="Compact"/>
@@ -16590,6 +17966,7 @@
         </w:tc>
         <w:tc>
           <w:tcPr>
+            <w:tcW w:w="3108" w:type="dxa"/>
             <w:shd w:val="clear" w:color="auto" w:fill="FFEDD5"/>
           </w:tcPr>
           <w:p>
@@ -16614,6 +17991,7 @@
         </w:trPr>
         <w:tc>
           <w:tcPr>
+            <w:tcW w:w="5964" w:type="dxa"/>
             <w:shd w:val="clear" w:color="auto" w:fill="F6F8F7"/>
           </w:tcPr>
           <w:p>
@@ -16631,6 +18009,7 @@
         </w:tc>
         <w:tc>
           <w:tcPr>
+            <w:tcW w:w="3108" w:type="dxa"/>
             <w:shd w:val="clear" w:color="auto" w:fill="FEE2E2"/>
           </w:tcPr>
           <w:p>
@@ -16901,6 +18280,7 @@
     <w:p>
       <w:pPr>
         <w:pStyle w:val="FirstParagraph"/>
+        <w:spacing w:after="160"/>
       </w:pPr>
       <w:r>
         <w:t xml:space="preserve">Cuántas leyes sancionó el Congreso en los últimos doce meses, sin distinguir de quién nació cada proyecto.</w:t>
@@ -16909,8 +18289,6 @@
     <w:tbl>
       <w:tblPr>
         <w:tblStyle w:val="Table"/>
-        <w:tblW w:type="pct" w:w="5000.0"/>
-        <w:tblLayout w:type="autofit"/>
         <w:tblLook w:firstRow="0" w:lastRow="0" w:firstColumn="0" w:lastColumn="0" w:noHBand="0" w:noVBand="0" w:val="0000"/>
         <w:tblBorders>
           <w:top w:val="single" w:sz="4" w:color="D9DEDC"/>
@@ -16926,18 +18304,23 @@
           <w:left w:w="140" w:type="dxa"/>
           <w:right w:w="140" w:type="dxa"/>
         </w:tblCellMar>
+        <w:tblW w:w="9072" w:type="dxa"/>
+        <w:tblLayout w:type="fixed"/>
       </w:tblPr>
       <w:tblGrid>
-        <w:gridCol w:w="1980"/>
-        <w:gridCol w:w="1980"/>
-        <w:gridCol w:w="1980"/>
-        <w:gridCol w:w="1980"/>
+        <w:gridCol w:w="3360"/>
+        <w:gridCol w:w="1358"/>
+        <w:gridCol w:w="2439"/>
+        <w:gridCol w:w="1915"/>
       </w:tblGrid>
       <w:tr>
         <w:trPr>
           <w:cantSplit/>
         </w:trPr>
         <w:tc>
+          <w:tcPr>
+            <w:tcW w:w="3360" w:type="dxa"/>
+          </w:tcPr>
           <w:p>
             <w:pPr>
               <w:pStyle w:val="Compact"/>
@@ -16967,6 +18350,7 @@
         </w:tc>
         <w:tc>
           <w:tcPr>
+            <w:tcW w:w="1358" w:type="dxa"/>
             <w:shd w:val="clear" w:color="auto" w:fill="FFEDD5"/>
           </w:tcPr>
           <w:p>
@@ -16986,6 +18370,9 @@
           </w:p>
         </w:tc>
         <w:tc>
+          <w:tcPr>
+            <w:tcW w:w="2439" w:type="dxa"/>
+          </w:tcPr>
           <w:p>
             <w:pPr>
               <w:pStyle w:val="Compact"/>
@@ -17000,6 +18387,9 @@
           </w:p>
         </w:tc>
         <w:tc>
+          <w:tcPr>
+            <w:tcW w:w="1915" w:type="dxa"/>
+          </w:tcPr>
           <w:p>
             <w:pPr>
               <w:pStyle w:val="Compact"/>
@@ -17020,6 +18410,7 @@
       <w:pPr>
         <w:pStyle w:val="Heading2"/>
         <w:keepNext/>
+        <w:spacing w:after="160"/>
       </w:pPr>
       <w:r>
         <w:t xml:space="preserve">Identificación</w:t>
@@ -17028,8 +18419,6 @@
     <w:tbl>
       <w:tblPr>
         <w:tblStyle w:val="Table"/>
-        <w:tblW w:type="pct" w:w="5000.0"/>
-        <w:tblLayout w:type="autofit"/>
         <w:tblLook w:firstRow="0" w:lastRow="0" w:firstColumn="0" w:lastColumn="0" w:noHBand="0" w:noVBand="0" w:val="0000"/>
         <w:tblBorders>
           <w:top w:val="single" w:sz="4" w:color="D9DEDC"/>
@@ -17045,18 +18434,23 @@
           <w:left w:w="140" w:type="dxa"/>
           <w:right w:w="140" w:type="dxa"/>
         </w:tblCellMar>
+        <w:tblW w:w="9072" w:type="dxa"/>
+        <w:tblLayout w:type="fixed"/>
       </w:tblPr>
       <w:tblGrid>
-        <w:gridCol w:w="1980"/>
-        <w:gridCol w:w="1980"/>
-        <w:gridCol w:w="1980"/>
-        <w:gridCol w:w="1980"/>
+        <w:gridCol w:w="1819"/>
+        <w:gridCol w:w="2998"/>
+        <w:gridCol w:w="1832"/>
+        <w:gridCol w:w="2423"/>
       </w:tblGrid>
       <w:tr>
         <w:trPr>
           <w:cantSplit/>
         </w:trPr>
         <w:tc>
+          <w:tcPr>
+            <w:tcW w:w="1819" w:type="dxa"/>
+          </w:tcPr>
           <w:p>
             <w:pPr>
               <w:pStyle w:val="Compact"/>
@@ -17073,6 +18467,9 @@
           </w:p>
         </w:tc>
         <w:tc>
+          <w:tcPr>
+            <w:tcW w:w="2998" w:type="dxa"/>
+          </w:tcPr>
           <w:p>
             <w:pPr>
               <w:pStyle w:val="Compact"/>
@@ -17087,6 +18484,9 @@
           </w:p>
         </w:tc>
         <w:tc>
+          <w:tcPr>
+            <w:tcW w:w="1832" w:type="dxa"/>
+          </w:tcPr>
           <w:p>
             <w:pPr>
               <w:pStyle w:val="Compact"/>
@@ -17103,6 +18503,9 @@
           </w:p>
         </w:tc>
         <w:tc>
+          <w:tcPr>
+            <w:tcW w:w="2423" w:type="dxa"/>
+          </w:tcPr>
           <w:p>
             <w:pPr>
               <w:pStyle w:val="Compact"/>
@@ -17122,6 +18525,9 @@
           <w:cantSplit/>
         </w:trPr>
         <w:tc>
+          <w:tcPr>
+            <w:tcW w:w="1819" w:type="dxa"/>
+          </w:tcPr>
           <w:p>
             <w:pPr>
               <w:pStyle w:val="Compact"/>
@@ -17138,6 +18544,9 @@
           </w:p>
         </w:tc>
         <w:tc>
+          <w:tcPr>
+            <w:tcW w:w="2998" w:type="dxa"/>
+          </w:tcPr>
           <w:p>
             <w:pPr>
               <w:pStyle w:val="Compact"/>
@@ -17152,6 +18561,9 @@
           </w:p>
         </w:tc>
         <w:tc>
+          <w:tcPr>
+            <w:tcW w:w="1832" w:type="dxa"/>
+          </w:tcPr>
           <w:p>
             <w:pPr>
               <w:pStyle w:val="Compact"/>
@@ -17168,6 +18580,9 @@
           </w:p>
         </w:tc>
         <w:tc>
+          <w:tcPr>
+            <w:tcW w:w="2423" w:type="dxa"/>
+          </w:tcPr>
           <w:p>
             <w:pPr>
               <w:pStyle w:val="Compact"/>
@@ -17187,6 +18602,9 @@
           <w:cantSplit/>
         </w:trPr>
         <w:tc>
+          <w:tcPr>
+            <w:tcW w:w="1819" w:type="dxa"/>
+          </w:tcPr>
           <w:p>
             <w:pPr>
               <w:pStyle w:val="Compact"/>
@@ -17203,6 +18621,9 @@
           </w:p>
         </w:tc>
         <w:tc>
+          <w:tcPr>
+            <w:tcW w:w="2998" w:type="dxa"/>
+          </w:tcPr>
           <w:p>
             <w:pPr>
               <w:pStyle w:val="Compact"/>
@@ -17217,6 +18638,9 @@
           </w:p>
         </w:tc>
         <w:tc>
+          <w:tcPr>
+            <w:tcW w:w="1832" w:type="dxa"/>
+          </w:tcPr>
           <w:p>
             <w:pPr>
               <w:pStyle w:val="Compact"/>
@@ -17233,6 +18657,9 @@
           </w:p>
         </w:tc>
         <w:tc>
+          <w:tcPr>
+            <w:tcW w:w="2423" w:type="dxa"/>
+          </w:tcPr>
           <w:p>
             <w:pPr>
               <w:pStyle w:val="Compact"/>
@@ -17252,6 +18679,9 @@
           <w:cantSplit/>
         </w:trPr>
         <w:tc>
+          <w:tcPr>
+            <w:tcW w:w="1819" w:type="dxa"/>
+          </w:tcPr>
           <w:p>
             <w:pPr>
               <w:pStyle w:val="Compact"/>
@@ -17268,6 +18698,9 @@
           </w:p>
         </w:tc>
         <w:tc>
+          <w:tcPr>
+            <w:tcW w:w="2998" w:type="dxa"/>
+          </w:tcPr>
           <w:p>
             <w:pPr>
               <w:pStyle w:val="Compact"/>
@@ -17282,6 +18715,9 @@
           </w:p>
         </w:tc>
         <w:tc>
+          <w:tcPr>
+            <w:tcW w:w="1832" w:type="dxa"/>
+          </w:tcPr>
           <w:p>
             <w:pPr>
               <w:pStyle w:val="Compact"/>
@@ -17298,6 +18734,9 @@
           </w:p>
         </w:tc>
         <w:tc>
+          <w:tcPr>
+            <w:tcW w:w="2423" w:type="dxa"/>
+          </w:tcPr>
           <w:p>
             <w:pPr>
               <w:pStyle w:val="Compact"/>
@@ -17317,6 +18756,9 @@
           <w:cantSplit/>
         </w:trPr>
         <w:tc>
+          <w:tcPr>
+            <w:tcW w:w="1819" w:type="dxa"/>
+          </w:tcPr>
           <w:p>
             <w:pPr>
               <w:pStyle w:val="Compact"/>
@@ -17333,6 +18775,9 @@
           </w:p>
         </w:tc>
         <w:tc>
+          <w:tcPr>
+            <w:tcW w:w="2998" w:type="dxa"/>
+          </w:tcPr>
           <w:p>
             <w:pPr>
               <w:pStyle w:val="Compact"/>
@@ -17347,6 +18792,9 @@
           </w:p>
         </w:tc>
         <w:tc>
+          <w:tcPr>
+            <w:tcW w:w="1832" w:type="dxa"/>
+          </w:tcPr>
           <w:p>
             <w:pPr>
               <w:pStyle w:val="Compact"/>
@@ -17363,6 +18811,9 @@
           </w:p>
         </w:tc>
         <w:tc>
+          <w:tcPr>
+            <w:tcW w:w="2423" w:type="dxa"/>
+          </w:tcPr>
           <w:p>
             <w:pPr>
               <w:pStyle w:val="Compact"/>
@@ -17480,6 +18931,7 @@
     <w:p>
       <w:pPr>
         <w:pStyle w:val="BodyText"/>
+        <w:spacing w:after="160"/>
       </w:pPr>
       <w:r>
         <w:rPr>
@@ -17492,8 +18944,6 @@
     <w:tbl>
       <w:tblPr>
         <w:tblStyle w:val="Table"/>
-        <w:tblW w:type="pct" w:w="0.0"/>
-        <w:tblLayout w:type="autofit"/>
         <w:tblLook w:firstRow="1" w:lastRow="0" w:firstColumn="0" w:lastColumn="0" w:noHBand="0" w:noVBand="0" w:val="0020"/>
         <w:tblBorders>
           <w:top w:val="single" w:sz="4" w:color="D9DEDC"/>
@@ -17509,8 +18959,13 @@
           <w:left w:w="140" w:type="dxa"/>
           <w:right w:w="140" w:type="dxa"/>
         </w:tblCellMar>
+        <w:tblW w:w="9072" w:type="dxa"/>
+        <w:tblLayout w:type="fixed"/>
       </w:tblPr>
-      <w:tblGrid/>
+      <w:tblGrid>
+        <w:gridCol w:w="5611"/>
+        <w:gridCol w:w="3461"/>
+      </w:tblGrid>
       <w:tr>
         <w:trPr>
           <w:cantSplit/>
@@ -17518,6 +18973,7 @@
         </w:trPr>
         <w:tc>
           <w:tcPr>
+            <w:tcW w:w="5611" w:type="dxa"/>
             <w:shd w:val="clear" w:color="auto" w:fill="1F3A34"/>
           </w:tcPr>
           <w:p>
@@ -17537,6 +18993,7 @@
         </w:tc>
         <w:tc>
           <w:tcPr>
+            <w:tcW w:w="3461" w:type="dxa"/>
             <w:shd w:val="clear" w:color="auto" w:fill="1F3A34"/>
           </w:tcPr>
           <w:p>
@@ -17560,6 +19017,9 @@
           <w:cantSplit/>
         </w:trPr>
         <w:tc>
+          <w:tcPr>
+            <w:tcW w:w="5611" w:type="dxa"/>
+          </w:tcPr>
           <w:p>
             <w:pPr>
               <w:pStyle w:val="Compact"/>
@@ -17575,6 +19035,7 @@
         </w:tc>
         <w:tc>
           <w:tcPr>
+            <w:tcW w:w="3461" w:type="dxa"/>
             <w:shd w:val="clear" w:color="auto" w:fill="DCFCE7"/>
           </w:tcPr>
           <w:p>
@@ -17599,6 +19060,7 @@
         </w:trPr>
         <w:tc>
           <w:tcPr>
+            <w:tcW w:w="5611" w:type="dxa"/>
             <w:shd w:val="clear" w:color="auto" w:fill="F6F8F7"/>
           </w:tcPr>
           <w:p>
@@ -17616,6 +19078,7 @@
         </w:tc>
         <w:tc>
           <w:tcPr>
+            <w:tcW w:w="3461" w:type="dxa"/>
             <w:shd w:val="clear" w:color="auto" w:fill="FEF3C7"/>
           </w:tcPr>
           <w:p>
@@ -17639,6 +19102,9 @@
           <w:cantSplit/>
         </w:trPr>
         <w:tc>
+          <w:tcPr>
+            <w:tcW w:w="5611" w:type="dxa"/>
+          </w:tcPr>
           <w:p>
             <w:pPr>
               <w:pStyle w:val="Compact"/>
@@ -17654,6 +19120,7 @@
         </w:tc>
         <w:tc>
           <w:tcPr>
+            <w:tcW w:w="3461" w:type="dxa"/>
             <w:shd w:val="clear" w:color="auto" w:fill="FFEDD5"/>
           </w:tcPr>
           <w:p>
@@ -17678,6 +19145,7 @@
         </w:trPr>
         <w:tc>
           <w:tcPr>
+            <w:tcW w:w="5611" w:type="dxa"/>
             <w:shd w:val="clear" w:color="auto" w:fill="F6F8F7"/>
           </w:tcPr>
           <w:p>
@@ -17695,6 +19163,7 @@
         </w:tc>
         <w:tc>
           <w:tcPr>
+            <w:tcW w:w="3461" w:type="dxa"/>
             <w:shd w:val="clear" w:color="auto" w:fill="FEE2E2"/>
           </w:tcPr>
           <w:p>
@@ -17965,6 +19434,7 @@
     <w:p>
       <w:pPr>
         <w:pStyle w:val="FirstParagraph"/>
+        <w:spacing w:after="160"/>
       </w:pPr>
       <w:r>
         <w:t xml:space="preserve">Qué porcentaje de los fallos publicados en jurisdicción federal y nacional involucra una medida cautelar.</w:t>
@@ -17973,8 +19443,6 @@
     <w:tbl>
       <w:tblPr>
         <w:tblStyle w:val="Table"/>
-        <w:tblW w:type="pct" w:w="5000.0"/>
-        <w:tblLayout w:type="autofit"/>
         <w:tblLook w:firstRow="0" w:lastRow="0" w:firstColumn="0" w:lastColumn="0" w:noHBand="0" w:noVBand="0" w:val="0000"/>
         <w:tblBorders>
           <w:top w:val="single" w:sz="4" w:color="D9DEDC"/>
@@ -17990,18 +19458,23 @@
           <w:left w:w="140" w:type="dxa"/>
           <w:right w:w="140" w:type="dxa"/>
         </w:tblCellMar>
+        <w:tblW w:w="9072" w:type="dxa"/>
+        <w:tblLayout w:type="fixed"/>
       </w:tblPr>
       <w:tblGrid>
-        <w:gridCol w:w="1980"/>
-        <w:gridCol w:w="1980"/>
-        <w:gridCol w:w="1980"/>
-        <w:gridCol w:w="1980"/>
+        <w:gridCol w:w="3529"/>
+        <w:gridCol w:w="1451"/>
+        <w:gridCol w:w="2243"/>
+        <w:gridCol w:w="1849"/>
       </w:tblGrid>
       <w:tr>
         <w:trPr>
           <w:cantSplit/>
         </w:trPr>
         <w:tc>
+          <w:tcPr>
+            <w:tcW w:w="3529" w:type="dxa"/>
+          </w:tcPr>
           <w:p>
             <w:pPr>
               <w:pStyle w:val="Compact"/>
@@ -18031,6 +19504,7 @@
         </w:tc>
         <w:tc>
           <w:tcPr>
+            <w:tcW w:w="1451" w:type="dxa"/>
             <w:shd w:val="clear" w:color="auto" w:fill="FEF3C7"/>
           </w:tcPr>
           <w:p>
@@ -18050,6 +19524,9 @@
           </w:p>
         </w:tc>
         <w:tc>
+          <w:tcPr>
+            <w:tcW w:w="2243" w:type="dxa"/>
+          </w:tcPr>
           <w:p>
             <w:pPr>
               <w:pStyle w:val="Compact"/>
@@ -18064,6 +19541,9 @@
           </w:p>
         </w:tc>
         <w:tc>
+          <w:tcPr>
+            <w:tcW w:w="1849" w:type="dxa"/>
+          </w:tcPr>
           <w:p>
             <w:pPr>
               <w:pStyle w:val="Compact"/>
@@ -18084,6 +19564,7 @@
       <w:pPr>
         <w:pStyle w:val="Heading2"/>
         <w:keepNext/>
+        <w:spacing w:after="160"/>
       </w:pPr>
       <w:r>
         <w:t xml:space="preserve">Identificación</w:t>
@@ -18092,8 +19573,6 @@
     <w:tbl>
       <w:tblPr>
         <w:tblStyle w:val="Table"/>
-        <w:tblW w:type="pct" w:w="5000.0"/>
-        <w:tblLayout w:type="autofit"/>
         <w:tblLook w:firstRow="0" w:lastRow="0" w:firstColumn="0" w:lastColumn="0" w:noHBand="0" w:noVBand="0" w:val="0000"/>
         <w:tblBorders>
           <w:top w:val="single" w:sz="4" w:color="D9DEDC"/>
@@ -18109,18 +19588,23 @@
           <w:left w:w="140" w:type="dxa"/>
           <w:right w:w="140" w:type="dxa"/>
         </w:tblCellMar>
+        <w:tblW w:w="9072" w:type="dxa"/>
+        <w:tblLayout w:type="fixed"/>
       </w:tblPr>
       <w:tblGrid>
-        <w:gridCol w:w="1980"/>
-        <w:gridCol w:w="1980"/>
-        <w:gridCol w:w="1980"/>
-        <w:gridCol w:w="1980"/>
+        <w:gridCol w:w="1889"/>
+        <w:gridCol w:w="2508"/>
+        <w:gridCol w:w="1907"/>
+        <w:gridCol w:w="2768"/>
       </w:tblGrid>
       <w:tr>
         <w:trPr>
           <w:cantSplit/>
         </w:trPr>
         <w:tc>
+          <w:tcPr>
+            <w:tcW w:w="1889" w:type="dxa"/>
+          </w:tcPr>
           <w:p>
             <w:pPr>
               <w:pStyle w:val="Compact"/>
@@ -18137,6 +19621,9 @@
           </w:p>
         </w:tc>
         <w:tc>
+          <w:tcPr>
+            <w:tcW w:w="2508" w:type="dxa"/>
+          </w:tcPr>
           <w:p>
             <w:pPr>
               <w:pStyle w:val="Compact"/>
@@ -18151,6 +19638,9 @@
           </w:p>
         </w:tc>
         <w:tc>
+          <w:tcPr>
+            <w:tcW w:w="1907" w:type="dxa"/>
+          </w:tcPr>
           <w:p>
             <w:pPr>
               <w:pStyle w:val="Compact"/>
@@ -18167,6 +19657,9 @@
           </w:p>
         </w:tc>
         <w:tc>
+          <w:tcPr>
+            <w:tcW w:w="2768" w:type="dxa"/>
+          </w:tcPr>
           <w:p>
             <w:pPr>
               <w:pStyle w:val="Compact"/>
@@ -18186,6 +19679,9 @@
           <w:cantSplit/>
         </w:trPr>
         <w:tc>
+          <w:tcPr>
+            <w:tcW w:w="1889" w:type="dxa"/>
+          </w:tcPr>
           <w:p>
             <w:pPr>
               <w:pStyle w:val="Compact"/>
@@ -18202,6 +19698,9 @@
           </w:p>
         </w:tc>
         <w:tc>
+          <w:tcPr>
+            <w:tcW w:w="2508" w:type="dxa"/>
+          </w:tcPr>
           <w:p>
             <w:pPr>
               <w:pStyle w:val="Compact"/>
@@ -18216,6 +19715,9 @@
           </w:p>
         </w:tc>
         <w:tc>
+          <w:tcPr>
+            <w:tcW w:w="1907" w:type="dxa"/>
+          </w:tcPr>
           <w:p>
             <w:pPr>
               <w:pStyle w:val="Compact"/>
@@ -18232,6 +19734,9 @@
           </w:p>
         </w:tc>
         <w:tc>
+          <w:tcPr>
+            <w:tcW w:w="2768" w:type="dxa"/>
+          </w:tcPr>
           <w:p>
             <w:pPr>
               <w:pStyle w:val="Compact"/>
@@ -18251,6 +19756,9 @@
           <w:cantSplit/>
         </w:trPr>
         <w:tc>
+          <w:tcPr>
+            <w:tcW w:w="1889" w:type="dxa"/>
+          </w:tcPr>
           <w:p>
             <w:pPr>
               <w:pStyle w:val="Compact"/>
@@ -18267,6 +19775,9 @@
           </w:p>
         </w:tc>
         <w:tc>
+          <w:tcPr>
+            <w:tcW w:w="2508" w:type="dxa"/>
+          </w:tcPr>
           <w:p>
             <w:pPr>
               <w:pStyle w:val="Compact"/>
@@ -18281,6 +19792,9 @@
           </w:p>
         </w:tc>
         <w:tc>
+          <w:tcPr>
+            <w:tcW w:w="1907" w:type="dxa"/>
+          </w:tcPr>
           <w:p>
             <w:pPr>
               <w:pStyle w:val="Compact"/>
@@ -18297,6 +19811,9 @@
           </w:p>
         </w:tc>
         <w:tc>
+          <w:tcPr>
+            <w:tcW w:w="2768" w:type="dxa"/>
+          </w:tcPr>
           <w:p>
             <w:pPr>
               <w:pStyle w:val="Compact"/>
@@ -18316,6 +19833,9 @@
           <w:cantSplit/>
         </w:trPr>
         <w:tc>
+          <w:tcPr>
+            <w:tcW w:w="1889" w:type="dxa"/>
+          </w:tcPr>
           <w:p>
             <w:pPr>
               <w:pStyle w:val="Compact"/>
@@ -18332,6 +19852,9 @@
           </w:p>
         </w:tc>
         <w:tc>
+          <w:tcPr>
+            <w:tcW w:w="2508" w:type="dxa"/>
+          </w:tcPr>
           <w:p>
             <w:pPr>
               <w:pStyle w:val="Compact"/>
@@ -18346,6 +19869,9 @@
           </w:p>
         </w:tc>
         <w:tc>
+          <w:tcPr>
+            <w:tcW w:w="1907" w:type="dxa"/>
+          </w:tcPr>
           <w:p>
             <w:pPr>
               <w:pStyle w:val="Compact"/>
@@ -18362,6 +19888,9 @@
           </w:p>
         </w:tc>
         <w:tc>
+          <w:tcPr>
+            <w:tcW w:w="2768" w:type="dxa"/>
+          </w:tcPr>
           <w:p>
             <w:pPr>
               <w:pStyle w:val="Compact"/>
@@ -18381,6 +19910,9 @@
           <w:cantSplit/>
         </w:trPr>
         <w:tc>
+          <w:tcPr>
+            <w:tcW w:w="1889" w:type="dxa"/>
+          </w:tcPr>
           <w:p>
             <w:pPr>
               <w:pStyle w:val="Compact"/>
@@ -18397,6 +19929,9 @@
           </w:p>
         </w:tc>
         <w:tc>
+          <w:tcPr>
+            <w:tcW w:w="2508" w:type="dxa"/>
+          </w:tcPr>
           <w:p>
             <w:pPr>
               <w:pStyle w:val="Compact"/>
@@ -18411,6 +19946,9 @@
           </w:p>
         </w:tc>
         <w:tc>
+          <w:tcPr>
+            <w:tcW w:w="1907" w:type="dxa"/>
+          </w:tcPr>
           <w:p>
             <w:pPr>
               <w:pStyle w:val="Compact"/>
@@ -18427,6 +19965,9 @@
           </w:p>
         </w:tc>
         <w:tc>
+          <w:tcPr>
+            <w:tcW w:w="2768" w:type="dxa"/>
+          </w:tcPr>
           <w:p>
             <w:pPr>
               <w:pStyle w:val="Compact"/>
@@ -18544,6 +20085,7 @@
     <w:p>
       <w:pPr>
         <w:pStyle w:val="BodyText"/>
+        <w:spacing w:after="160"/>
       </w:pPr>
       <w:r>
         <w:rPr>
@@ -18556,8 +20098,6 @@
     <w:tbl>
       <w:tblPr>
         <w:tblStyle w:val="Table"/>
-        <w:tblW w:type="pct" w:w="0.0"/>
-        <w:tblLayout w:type="autofit"/>
         <w:tblLook w:firstRow="1" w:lastRow="0" w:firstColumn="0" w:lastColumn="0" w:noHBand="0" w:noVBand="0" w:val="0020"/>
         <w:tblBorders>
           <w:top w:val="single" w:sz="4" w:color="D9DEDC"/>
@@ -18573,8 +20113,13 @@
           <w:left w:w="140" w:type="dxa"/>
           <w:right w:w="140" w:type="dxa"/>
         </w:tblCellMar>
+        <w:tblW w:w="9072" w:type="dxa"/>
+        <w:tblLayout w:type="fixed"/>
       </w:tblPr>
-      <w:tblGrid/>
+      <w:tblGrid>
+        <w:gridCol w:w="5605"/>
+        <w:gridCol w:w="3467"/>
+      </w:tblGrid>
       <w:tr>
         <w:trPr>
           <w:cantSplit/>
@@ -18582,6 +20127,7 @@
         </w:trPr>
         <w:tc>
           <w:tcPr>
+            <w:tcW w:w="5605" w:type="dxa"/>
             <w:shd w:val="clear" w:color="auto" w:fill="1F3A34"/>
           </w:tcPr>
           <w:p>
@@ -18601,6 +20147,7 @@
         </w:tc>
         <w:tc>
           <w:tcPr>
+            <w:tcW w:w="3467" w:type="dxa"/>
             <w:shd w:val="clear" w:color="auto" w:fill="1F3A34"/>
           </w:tcPr>
           <w:p>
@@ -18624,6 +20171,9 @@
           <w:cantSplit/>
         </w:trPr>
         <w:tc>
+          <w:tcPr>
+            <w:tcW w:w="5605" w:type="dxa"/>
+          </w:tcPr>
           <w:p>
             <w:pPr>
               <w:pStyle w:val="Compact"/>
@@ -18639,6 +20189,7 @@
         </w:tc>
         <w:tc>
           <w:tcPr>
+            <w:tcW w:w="3467" w:type="dxa"/>
             <w:shd w:val="clear" w:color="auto" w:fill="DCFCE7"/>
           </w:tcPr>
           <w:p>
@@ -18663,6 +20214,7 @@
         </w:trPr>
         <w:tc>
           <w:tcPr>
+            <w:tcW w:w="5605" w:type="dxa"/>
             <w:shd w:val="clear" w:color="auto" w:fill="F6F8F7"/>
           </w:tcPr>
           <w:p>
@@ -18680,6 +20232,7 @@
         </w:tc>
         <w:tc>
           <w:tcPr>
+            <w:tcW w:w="3467" w:type="dxa"/>
             <w:shd w:val="clear" w:color="auto" w:fill="FEF3C7"/>
           </w:tcPr>
           <w:p>
@@ -18703,6 +20256,9 @@
           <w:cantSplit/>
         </w:trPr>
         <w:tc>
+          <w:tcPr>
+            <w:tcW w:w="5605" w:type="dxa"/>
+          </w:tcPr>
           <w:p>
             <w:pPr>
               <w:pStyle w:val="Compact"/>
@@ -18718,6 +20274,7 @@
         </w:tc>
         <w:tc>
           <w:tcPr>
+            <w:tcW w:w="3467" w:type="dxa"/>
             <w:shd w:val="clear" w:color="auto" w:fill="FFEDD5"/>
           </w:tcPr>
           <w:p>
@@ -18742,6 +20299,7 @@
         </w:trPr>
         <w:tc>
           <w:tcPr>
+            <w:tcW w:w="5605" w:type="dxa"/>
             <w:shd w:val="clear" w:color="auto" w:fill="F6F8F7"/>
           </w:tcPr>
           <w:p>
@@ -18759,6 +20317,7 @@
         </w:tc>
         <w:tc>
           <w:tcPr>
+            <w:tcW w:w="3467" w:type="dxa"/>
             <w:shd w:val="clear" w:color="auto" w:fill="FEE2E2"/>
           </w:tcPr>
           <w:p>
@@ -19029,6 +20588,7 @@
     <w:p>
       <w:pPr>
         <w:pStyle w:val="FirstParagraph"/>
+        <w:spacing w:after="160"/>
       </w:pPr>
       <w:r>
         <w:t xml:space="preserve">Cuántos expedientes resuelve la Corte Suprema en un año, en proporción a los que le ingresan.</w:t>
@@ -19037,8 +20597,6 @@
     <w:tbl>
       <w:tblPr>
         <w:tblStyle w:val="Table"/>
-        <w:tblW w:type="pct" w:w="5000.0"/>
-        <w:tblLayout w:type="autofit"/>
         <w:tblLook w:firstRow="0" w:lastRow="0" w:firstColumn="0" w:lastColumn="0" w:noHBand="0" w:noVBand="0" w:val="0000"/>
         <w:tblBorders>
           <w:top w:val="single" w:sz="4" w:color="D9DEDC"/>
@@ -19054,18 +20612,23 @@
           <w:left w:w="140" w:type="dxa"/>
           <w:right w:w="140" w:type="dxa"/>
         </w:tblCellMar>
+        <w:tblW w:w="9072" w:type="dxa"/>
+        <w:tblLayout w:type="fixed"/>
       </w:tblPr>
       <w:tblGrid>
-        <w:gridCol w:w="1980"/>
-        <w:gridCol w:w="1980"/>
-        <w:gridCol w:w="1980"/>
-        <w:gridCol w:w="1980"/>
+        <w:gridCol w:w="3993"/>
+        <w:gridCol w:w="1108"/>
+        <w:gridCol w:w="2170"/>
+        <w:gridCol w:w="1801"/>
       </w:tblGrid>
       <w:tr>
         <w:trPr>
           <w:cantSplit/>
         </w:trPr>
         <w:tc>
+          <w:tcPr>
+            <w:tcW w:w="3993" w:type="dxa"/>
+          </w:tcPr>
           <w:p>
             <w:pPr>
               <w:pStyle w:val="Compact"/>
@@ -19095,6 +20658,7 @@
         </w:tc>
         <w:tc>
           <w:tcPr>
+            <w:tcW w:w="1108" w:type="dxa"/>
             <w:shd w:val="clear" w:color="auto" w:fill="DCFCE7"/>
           </w:tcPr>
           <w:p>
@@ -19114,6 +20678,9 @@
           </w:p>
         </w:tc>
         <w:tc>
+          <w:tcPr>
+            <w:tcW w:w="2170" w:type="dxa"/>
+          </w:tcPr>
           <w:p>
             <w:pPr>
               <w:pStyle w:val="Compact"/>
@@ -19128,6 +20695,9 @@
           </w:p>
         </w:tc>
         <w:tc>
+          <w:tcPr>
+            <w:tcW w:w="1801" w:type="dxa"/>
+          </w:tcPr>
           <w:p>
             <w:pPr>
               <w:pStyle w:val="Compact"/>
@@ -19148,6 +20718,7 @@
       <w:pPr>
         <w:pStyle w:val="Heading2"/>
         <w:keepNext/>
+        <w:spacing w:after="160"/>
       </w:pPr>
       <w:r>
         <w:t xml:space="preserve">Identificación</w:t>
@@ -19156,8 +20727,6 @@
     <w:tbl>
       <w:tblPr>
         <w:tblStyle w:val="Table"/>
-        <w:tblW w:type="pct" w:w="5000.0"/>
-        <w:tblLayout w:type="autofit"/>
         <w:tblLook w:firstRow="0" w:lastRow="0" w:firstColumn="0" w:lastColumn="0" w:noHBand="0" w:noVBand="0" w:val="0000"/>
         <w:tblBorders>
           <w:top w:val="single" w:sz="4" w:color="D9DEDC"/>
@@ -19173,18 +20742,23 @@
           <w:left w:w="140" w:type="dxa"/>
           <w:right w:w="140" w:type="dxa"/>
         </w:tblCellMar>
+        <w:tblW w:w="9072" w:type="dxa"/>
+        <w:tblLayout w:type="fixed"/>
       </w:tblPr>
       <w:tblGrid>
-        <w:gridCol w:w="1980"/>
-        <w:gridCol w:w="1980"/>
-        <w:gridCol w:w="1980"/>
-        <w:gridCol w:w="1980"/>
+        <w:gridCol w:w="1839"/>
+        <w:gridCol w:w="3134"/>
+        <w:gridCol w:w="1854"/>
+        <w:gridCol w:w="2245"/>
       </w:tblGrid>
       <w:tr>
         <w:trPr>
           <w:cantSplit/>
         </w:trPr>
         <w:tc>
+          <w:tcPr>
+            <w:tcW w:w="1839" w:type="dxa"/>
+          </w:tcPr>
           <w:p>
             <w:pPr>
               <w:pStyle w:val="Compact"/>
@@ -19201,6 +20775,9 @@
           </w:p>
         </w:tc>
         <w:tc>
+          <w:tcPr>
+            <w:tcW w:w="3134" w:type="dxa"/>
+          </w:tcPr>
           <w:p>
             <w:pPr>
               <w:pStyle w:val="Compact"/>
@@ -19215,6 +20792,9 @@
           </w:p>
         </w:tc>
         <w:tc>
+          <w:tcPr>
+            <w:tcW w:w="1854" w:type="dxa"/>
+          </w:tcPr>
           <w:p>
             <w:pPr>
               <w:pStyle w:val="Compact"/>
@@ -19231,6 +20811,9 @@
           </w:p>
         </w:tc>
         <w:tc>
+          <w:tcPr>
+            <w:tcW w:w="2245" w:type="dxa"/>
+          </w:tcPr>
           <w:p>
             <w:pPr>
               <w:pStyle w:val="Compact"/>
@@ -19250,6 +20833,9 @@
           <w:cantSplit/>
         </w:trPr>
         <w:tc>
+          <w:tcPr>
+            <w:tcW w:w="1839" w:type="dxa"/>
+          </w:tcPr>
           <w:p>
             <w:pPr>
               <w:pStyle w:val="Compact"/>
@@ -19266,6 +20852,9 @@
           </w:p>
         </w:tc>
         <w:tc>
+          <w:tcPr>
+            <w:tcW w:w="3134" w:type="dxa"/>
+          </w:tcPr>
           <w:p>
             <w:pPr>
               <w:pStyle w:val="Compact"/>
@@ -19280,6 +20869,9 @@
           </w:p>
         </w:tc>
         <w:tc>
+          <w:tcPr>
+            <w:tcW w:w="1854" w:type="dxa"/>
+          </w:tcPr>
           <w:p>
             <w:pPr>
               <w:pStyle w:val="Compact"/>
@@ -19296,6 +20888,9 @@
           </w:p>
         </w:tc>
         <w:tc>
+          <w:tcPr>
+            <w:tcW w:w="2245" w:type="dxa"/>
+          </w:tcPr>
           <w:p>
             <w:pPr>
               <w:pStyle w:val="Compact"/>
@@ -19315,6 +20910,9 @@
           <w:cantSplit/>
         </w:trPr>
         <w:tc>
+          <w:tcPr>
+            <w:tcW w:w="1839" w:type="dxa"/>
+          </w:tcPr>
           <w:p>
             <w:pPr>
               <w:pStyle w:val="Compact"/>
@@ -19331,6 +20929,9 @@
           </w:p>
         </w:tc>
         <w:tc>
+          <w:tcPr>
+            <w:tcW w:w="3134" w:type="dxa"/>
+          </w:tcPr>
           <w:p>
             <w:pPr>
               <w:pStyle w:val="Compact"/>
@@ -19345,6 +20946,9 @@
           </w:p>
         </w:tc>
         <w:tc>
+          <w:tcPr>
+            <w:tcW w:w="1854" w:type="dxa"/>
+          </w:tcPr>
           <w:p>
             <w:pPr>
               <w:pStyle w:val="Compact"/>
@@ -19361,6 +20965,9 @@
           </w:p>
         </w:tc>
         <w:tc>
+          <w:tcPr>
+            <w:tcW w:w="2245" w:type="dxa"/>
+          </w:tcPr>
           <w:p>
             <w:pPr>
               <w:pStyle w:val="Compact"/>
@@ -19380,6 +20987,9 @@
           <w:cantSplit/>
         </w:trPr>
         <w:tc>
+          <w:tcPr>
+            <w:tcW w:w="1839" w:type="dxa"/>
+          </w:tcPr>
           <w:p>
             <w:pPr>
               <w:pStyle w:val="Compact"/>
@@ -19396,6 +21006,9 @@
           </w:p>
         </w:tc>
         <w:tc>
+          <w:tcPr>
+            <w:tcW w:w="3134" w:type="dxa"/>
+          </w:tcPr>
           <w:p>
             <w:pPr>
               <w:pStyle w:val="Compact"/>
@@ -19410,6 +21023,9 @@
           </w:p>
         </w:tc>
         <w:tc>
+          <w:tcPr>
+            <w:tcW w:w="1854" w:type="dxa"/>
+          </w:tcPr>
           <w:p>
             <w:pPr>
               <w:pStyle w:val="Compact"/>
@@ -19426,6 +21042,9 @@
           </w:p>
         </w:tc>
         <w:tc>
+          <w:tcPr>
+            <w:tcW w:w="2245" w:type="dxa"/>
+          </w:tcPr>
           <w:p>
             <w:pPr>
               <w:pStyle w:val="Compact"/>
@@ -19445,6 +21064,9 @@
           <w:cantSplit/>
         </w:trPr>
         <w:tc>
+          <w:tcPr>
+            <w:tcW w:w="1839" w:type="dxa"/>
+          </w:tcPr>
           <w:p>
             <w:pPr>
               <w:pStyle w:val="Compact"/>
@@ -19461,6 +21083,9 @@
           </w:p>
         </w:tc>
         <w:tc>
+          <w:tcPr>
+            <w:tcW w:w="3134" w:type="dxa"/>
+          </w:tcPr>
           <w:p>
             <w:pPr>
               <w:pStyle w:val="Compact"/>
@@ -19475,6 +21100,9 @@
           </w:p>
         </w:tc>
         <w:tc>
+          <w:tcPr>
+            <w:tcW w:w="1854" w:type="dxa"/>
+          </w:tcPr>
           <w:p>
             <w:pPr>
               <w:pStyle w:val="Compact"/>
@@ -19491,6 +21119,9 @@
           </w:p>
         </w:tc>
         <w:tc>
+          <w:tcPr>
+            <w:tcW w:w="2245" w:type="dxa"/>
+          </w:tcPr>
           <w:p>
             <w:pPr>
               <w:pStyle w:val="Compact"/>
@@ -19608,6 +21239,7 @@
     <w:p>
       <w:pPr>
         <w:pStyle w:val="BodyText"/>
+        <w:spacing w:after="160"/>
       </w:pPr>
       <w:r>
         <w:rPr>
@@ -19620,8 +21252,6 @@
     <w:tbl>
       <w:tblPr>
         <w:tblStyle w:val="Table"/>
-        <w:tblW w:type="pct" w:w="0.0"/>
-        <w:tblLayout w:type="autofit"/>
         <w:tblLook w:firstRow="1" w:lastRow="0" w:firstColumn="0" w:lastColumn="0" w:noHBand="0" w:noVBand="0" w:val="0020"/>
         <w:tblBorders>
           <w:top w:val="single" w:sz="4" w:color="D9DEDC"/>
@@ -19637,8 +21267,13 @@
           <w:left w:w="140" w:type="dxa"/>
           <w:right w:w="140" w:type="dxa"/>
         </w:tblCellMar>
+        <w:tblW w:w="9072" w:type="dxa"/>
+        <w:tblLayout w:type="fixed"/>
       </w:tblPr>
-      <w:tblGrid/>
+      <w:tblGrid>
+        <w:gridCol w:w="5611"/>
+        <w:gridCol w:w="3461"/>
+      </w:tblGrid>
       <w:tr>
         <w:trPr>
           <w:cantSplit/>
@@ -19646,6 +21281,7 @@
         </w:trPr>
         <w:tc>
           <w:tcPr>
+            <w:tcW w:w="5611" w:type="dxa"/>
             <w:shd w:val="clear" w:color="auto" w:fill="1F3A34"/>
           </w:tcPr>
           <w:p>
@@ -19665,6 +21301,7 @@
         </w:tc>
         <w:tc>
           <w:tcPr>
+            <w:tcW w:w="3461" w:type="dxa"/>
             <w:shd w:val="clear" w:color="auto" w:fill="1F3A34"/>
           </w:tcPr>
           <w:p>
@@ -19688,6 +21325,9 @@
           <w:cantSplit/>
         </w:trPr>
         <w:tc>
+          <w:tcPr>
+            <w:tcW w:w="5611" w:type="dxa"/>
+          </w:tcPr>
           <w:p>
             <w:pPr>
               <w:pStyle w:val="Compact"/>
@@ -19703,6 +21343,7 @@
         </w:tc>
         <w:tc>
           <w:tcPr>
+            <w:tcW w:w="3461" w:type="dxa"/>
             <w:shd w:val="clear" w:color="auto" w:fill="DCFCE7"/>
           </w:tcPr>
           <w:p>
@@ -19727,6 +21368,7 @@
         </w:trPr>
         <w:tc>
           <w:tcPr>
+            <w:tcW w:w="5611" w:type="dxa"/>
             <w:shd w:val="clear" w:color="auto" w:fill="F6F8F7"/>
           </w:tcPr>
           <w:p>
@@ -19744,6 +21386,7 @@
         </w:tc>
         <w:tc>
           <w:tcPr>
+            <w:tcW w:w="3461" w:type="dxa"/>
             <w:shd w:val="clear" w:color="auto" w:fill="FEF3C7"/>
           </w:tcPr>
           <w:p>
@@ -19767,6 +21410,9 @@
           <w:cantSplit/>
         </w:trPr>
         <w:tc>
+          <w:tcPr>
+            <w:tcW w:w="5611" w:type="dxa"/>
+          </w:tcPr>
           <w:p>
             <w:pPr>
               <w:pStyle w:val="Compact"/>
@@ -19782,6 +21428,7 @@
         </w:tc>
         <w:tc>
           <w:tcPr>
+            <w:tcW w:w="3461" w:type="dxa"/>
             <w:shd w:val="clear" w:color="auto" w:fill="FFEDD5"/>
           </w:tcPr>
           <w:p>
@@ -19806,6 +21453,7 @@
         </w:trPr>
         <w:tc>
           <w:tcPr>
+            <w:tcW w:w="5611" w:type="dxa"/>
             <w:shd w:val="clear" w:color="auto" w:fill="F6F8F7"/>
           </w:tcPr>
           <w:p>
@@ -19823,6 +21471,7 @@
         </w:tc>
         <w:tc>
           <w:tcPr>
+            <w:tcW w:w="3461" w:type="dxa"/>
             <w:shd w:val="clear" w:color="auto" w:fill="FEE2E2"/>
           </w:tcPr>
           <w:p>
@@ -20105,6 +21754,7 @@
     <w:p>
       <w:pPr>
         <w:pStyle w:val="FirstParagraph"/>
+        <w:spacing w:after="160"/>
       </w:pPr>
       <w:r>
         <w:t xml:space="preserve">Cuántas veces sesionaron en los últimos doce meses las dos comisiones del Consejo de la Magistratura que tramitan las denuncias contra jueces: Acusación y Disciplina.</w:t>
@@ -20113,8 +21763,6 @@
     <w:tbl>
       <w:tblPr>
         <w:tblStyle w:val="Table"/>
-        <w:tblW w:type="pct" w:w="5000.0"/>
-        <w:tblLayout w:type="autofit"/>
         <w:tblLook w:firstRow="0" w:lastRow="0" w:firstColumn="0" w:lastColumn="0" w:noHBand="0" w:noVBand="0" w:val="0000"/>
         <w:tblBorders>
           <w:top w:val="single" w:sz="4" w:color="D9DEDC"/>
@@ -20130,18 +21778,23 @@
           <w:left w:w="140" w:type="dxa"/>
           <w:right w:w="140" w:type="dxa"/>
         </w:tblCellMar>
+        <w:tblW w:w="9072" w:type="dxa"/>
+        <w:tblLayout w:type="fixed"/>
       </w:tblPr>
       <w:tblGrid>
-        <w:gridCol w:w="1980"/>
-        <w:gridCol w:w="1980"/>
-        <w:gridCol w:w="1980"/>
-        <w:gridCol w:w="1980"/>
+        <w:gridCol w:w="3717"/>
+        <w:gridCol w:w="1422"/>
+        <w:gridCol w:w="2147"/>
+        <w:gridCol w:w="1786"/>
       </w:tblGrid>
       <w:tr>
         <w:trPr>
           <w:cantSplit/>
         </w:trPr>
         <w:tc>
+          <w:tcPr>
+            <w:tcW w:w="3717" w:type="dxa"/>
+          </w:tcPr>
           <w:p>
             <w:pPr>
               <w:pStyle w:val="Compact"/>
@@ -20171,6 +21824,7 @@
         </w:tc>
         <w:tc>
           <w:tcPr>
+            <w:tcW w:w="1422" w:type="dxa"/>
             <w:shd w:val="clear" w:color="auto" w:fill="FEF3C7"/>
           </w:tcPr>
           <w:p>
@@ -20190,6 +21844,9 @@
           </w:p>
         </w:tc>
         <w:tc>
+          <w:tcPr>
+            <w:tcW w:w="2147" w:type="dxa"/>
+          </w:tcPr>
           <w:p>
             <w:pPr>
               <w:pStyle w:val="Compact"/>
@@ -20204,6 +21861,9 @@
           </w:p>
         </w:tc>
         <w:tc>
+          <w:tcPr>
+            <w:tcW w:w="1786" w:type="dxa"/>
+          </w:tcPr>
           <w:p>
             <w:pPr>
               <w:pStyle w:val="Compact"/>
@@ -20224,6 +21884,7 @@
       <w:pPr>
         <w:pStyle w:val="Heading2"/>
         <w:keepNext/>
+        <w:spacing w:after="160"/>
       </w:pPr>
       <w:r>
         <w:t xml:space="preserve">Identificación</w:t>
@@ -20232,8 +21893,6 @@
     <w:tbl>
       <w:tblPr>
         <w:tblStyle w:val="Table"/>
-        <w:tblW w:type="pct" w:w="5000.0"/>
-        <w:tblLayout w:type="autofit"/>
         <w:tblLook w:firstRow="0" w:lastRow="0" w:firstColumn="0" w:lastColumn="0" w:noHBand="0" w:noVBand="0" w:val="0000"/>
         <w:tblBorders>
           <w:top w:val="single" w:sz="4" w:color="D9DEDC"/>
@@ -20249,18 +21908,23 @@
           <w:left w:w="140" w:type="dxa"/>
           <w:right w:w="140" w:type="dxa"/>
         </w:tblCellMar>
+        <w:tblW w:w="9072" w:type="dxa"/>
+        <w:tblLayout w:type="fixed"/>
       </w:tblPr>
       <w:tblGrid>
-        <w:gridCol w:w="1980"/>
-        <w:gridCol w:w="1980"/>
-        <w:gridCol w:w="1980"/>
-        <w:gridCol w:w="1980"/>
+        <w:gridCol w:w="1908"/>
+        <w:gridCol w:w="2742"/>
+        <w:gridCol w:w="1927"/>
+        <w:gridCol w:w="2495"/>
       </w:tblGrid>
       <w:tr>
         <w:trPr>
           <w:cantSplit/>
         </w:trPr>
         <w:tc>
+          <w:tcPr>
+            <w:tcW w:w="1908" w:type="dxa"/>
+          </w:tcPr>
           <w:p>
             <w:pPr>
               <w:pStyle w:val="Compact"/>
@@ -20277,6 +21941,9 @@
           </w:p>
         </w:tc>
         <w:tc>
+          <w:tcPr>
+            <w:tcW w:w="2742" w:type="dxa"/>
+          </w:tcPr>
           <w:p>
             <w:pPr>
               <w:pStyle w:val="Compact"/>
@@ -20291,6 +21958,9 @@
           </w:p>
         </w:tc>
         <w:tc>
+          <w:tcPr>
+            <w:tcW w:w="1927" w:type="dxa"/>
+          </w:tcPr>
           <w:p>
             <w:pPr>
               <w:pStyle w:val="Compact"/>
@@ -20307,6 +21977,9 @@
           </w:p>
         </w:tc>
         <w:tc>
+          <w:tcPr>
+            <w:tcW w:w="2495" w:type="dxa"/>
+          </w:tcPr>
           <w:p>
             <w:pPr>
               <w:pStyle w:val="Compact"/>
@@ -20326,6 +21999,9 @@
           <w:cantSplit/>
         </w:trPr>
         <w:tc>
+          <w:tcPr>
+            <w:tcW w:w="1908" w:type="dxa"/>
+          </w:tcPr>
           <w:p>
             <w:pPr>
               <w:pStyle w:val="Compact"/>
@@ -20342,6 +22018,9 @@
           </w:p>
         </w:tc>
         <w:tc>
+          <w:tcPr>
+            <w:tcW w:w="2742" w:type="dxa"/>
+          </w:tcPr>
           <w:p>
             <w:pPr>
               <w:pStyle w:val="Compact"/>
@@ -20356,6 +22035,9 @@
           </w:p>
         </w:tc>
         <w:tc>
+          <w:tcPr>
+            <w:tcW w:w="1927" w:type="dxa"/>
+          </w:tcPr>
           <w:p>
             <w:pPr>
               <w:pStyle w:val="Compact"/>
@@ -20372,6 +22054,9 @@
           </w:p>
         </w:tc>
         <w:tc>
+          <w:tcPr>
+            <w:tcW w:w="2495" w:type="dxa"/>
+          </w:tcPr>
           <w:p>
             <w:pPr>
               <w:pStyle w:val="Compact"/>
@@ -20391,6 +22076,9 @@
           <w:cantSplit/>
         </w:trPr>
         <w:tc>
+          <w:tcPr>
+            <w:tcW w:w="1908" w:type="dxa"/>
+          </w:tcPr>
           <w:p>
             <w:pPr>
               <w:pStyle w:val="Compact"/>
@@ -20407,6 +22095,9 @@
           </w:p>
         </w:tc>
         <w:tc>
+          <w:tcPr>
+            <w:tcW w:w="2742" w:type="dxa"/>
+          </w:tcPr>
           <w:p>
             <w:pPr>
               <w:pStyle w:val="Compact"/>
@@ -20421,6 +22112,9 @@
           </w:p>
         </w:tc>
         <w:tc>
+          <w:tcPr>
+            <w:tcW w:w="1927" w:type="dxa"/>
+          </w:tcPr>
           <w:p>
             <w:pPr>
               <w:pStyle w:val="Compact"/>
@@ -20437,6 +22131,9 @@
           </w:p>
         </w:tc>
         <w:tc>
+          <w:tcPr>
+            <w:tcW w:w="2495" w:type="dxa"/>
+          </w:tcPr>
           <w:p>
             <w:pPr>
               <w:pStyle w:val="Compact"/>
@@ -20456,6 +22153,9 @@
           <w:cantSplit/>
         </w:trPr>
         <w:tc>
+          <w:tcPr>
+            <w:tcW w:w="1908" w:type="dxa"/>
+          </w:tcPr>
           <w:p>
             <w:pPr>
               <w:pStyle w:val="Compact"/>
@@ -20472,6 +22172,9 @@
           </w:p>
         </w:tc>
         <w:tc>
+          <w:tcPr>
+            <w:tcW w:w="2742" w:type="dxa"/>
+          </w:tcPr>
           <w:p>
             <w:pPr>
               <w:pStyle w:val="Compact"/>
@@ -20486,6 +22189,9 @@
           </w:p>
         </w:tc>
         <w:tc>
+          <w:tcPr>
+            <w:tcW w:w="1927" w:type="dxa"/>
+          </w:tcPr>
           <w:p>
             <w:pPr>
               <w:pStyle w:val="Compact"/>
@@ -20502,6 +22208,9 @@
           </w:p>
         </w:tc>
         <w:tc>
+          <w:tcPr>
+            <w:tcW w:w="2495" w:type="dxa"/>
+          </w:tcPr>
           <w:p>
             <w:pPr>
               <w:pStyle w:val="Compact"/>
@@ -20521,6 +22230,9 @@
           <w:cantSplit/>
         </w:trPr>
         <w:tc>
+          <w:tcPr>
+            <w:tcW w:w="1908" w:type="dxa"/>
+          </w:tcPr>
           <w:p>
             <w:pPr>
               <w:pStyle w:val="Compact"/>
@@ -20537,6 +22249,9 @@
           </w:p>
         </w:tc>
         <w:tc>
+          <w:tcPr>
+            <w:tcW w:w="2742" w:type="dxa"/>
+          </w:tcPr>
           <w:p>
             <w:pPr>
               <w:pStyle w:val="Compact"/>
@@ -20551,6 +22266,9 @@
           </w:p>
         </w:tc>
         <w:tc>
+          <w:tcPr>
+            <w:tcW w:w="1927" w:type="dxa"/>
+          </w:tcPr>
           <w:p>
             <w:pPr>
               <w:pStyle w:val="Compact"/>
@@ -20567,6 +22285,9 @@
           </w:p>
         </w:tc>
         <w:tc>
+          <w:tcPr>
+            <w:tcW w:w="2495" w:type="dxa"/>
+          </w:tcPr>
           <w:p>
             <w:pPr>
               <w:pStyle w:val="Compact"/>
@@ -20684,6 +22405,7 @@
     <w:p>
       <w:pPr>
         <w:pStyle w:val="BodyText"/>
+        <w:spacing w:after="160"/>
       </w:pPr>
       <w:r>
         <w:rPr>
@@ -20696,8 +22418,6 @@
     <w:tbl>
       <w:tblPr>
         <w:tblStyle w:val="Table"/>
-        <w:tblW w:type="pct" w:w="0.0"/>
-        <w:tblLayout w:type="autofit"/>
         <w:tblLook w:firstRow="1" w:lastRow="0" w:firstColumn="0" w:lastColumn="0" w:noHBand="0" w:noVBand="0" w:val="0020"/>
         <w:tblBorders>
           <w:top w:val="single" w:sz="4" w:color="D9DEDC"/>
@@ -20713,8 +22433,13 @@
           <w:left w:w="140" w:type="dxa"/>
           <w:right w:w="140" w:type="dxa"/>
         </w:tblCellMar>
+        <w:tblW w:w="9072" w:type="dxa"/>
+        <w:tblLayout w:type="fixed"/>
       </w:tblPr>
-      <w:tblGrid/>
+      <w:tblGrid>
+        <w:gridCol w:w="5640"/>
+        <w:gridCol w:w="3432"/>
+      </w:tblGrid>
       <w:tr>
         <w:trPr>
           <w:cantSplit/>
@@ -20722,6 +22447,7 @@
         </w:trPr>
         <w:tc>
           <w:tcPr>
+            <w:tcW w:w="5640" w:type="dxa"/>
             <w:shd w:val="clear" w:color="auto" w:fill="1F3A34"/>
           </w:tcPr>
           <w:p>
@@ -20741,6 +22467,7 @@
         </w:tc>
         <w:tc>
           <w:tcPr>
+            <w:tcW w:w="3432" w:type="dxa"/>
             <w:shd w:val="clear" w:color="auto" w:fill="1F3A34"/>
           </w:tcPr>
           <w:p>
@@ -20764,6 +22491,9 @@
           <w:cantSplit/>
         </w:trPr>
         <w:tc>
+          <w:tcPr>
+            <w:tcW w:w="5640" w:type="dxa"/>
+          </w:tcPr>
           <w:p>
             <w:pPr>
               <w:pStyle w:val="Compact"/>
@@ -20779,6 +22509,7 @@
         </w:tc>
         <w:tc>
           <w:tcPr>
+            <w:tcW w:w="3432" w:type="dxa"/>
             <w:shd w:val="clear" w:color="auto" w:fill="DCFCE7"/>
           </w:tcPr>
           <w:p>
@@ -20803,6 +22534,7 @@
         </w:trPr>
         <w:tc>
           <w:tcPr>
+            <w:tcW w:w="5640" w:type="dxa"/>
             <w:shd w:val="clear" w:color="auto" w:fill="F6F8F7"/>
           </w:tcPr>
           <w:p>
@@ -20820,6 +22552,7 @@
         </w:tc>
         <w:tc>
           <w:tcPr>
+            <w:tcW w:w="3432" w:type="dxa"/>
             <w:shd w:val="clear" w:color="auto" w:fill="FEF3C7"/>
           </w:tcPr>
           <w:p>
@@ -20843,6 +22576,9 @@
           <w:cantSplit/>
         </w:trPr>
         <w:tc>
+          <w:tcPr>
+            <w:tcW w:w="5640" w:type="dxa"/>
+          </w:tcPr>
           <w:p>
             <w:pPr>
               <w:pStyle w:val="Compact"/>
@@ -20858,6 +22594,7 @@
         </w:tc>
         <w:tc>
           <w:tcPr>
+            <w:tcW w:w="3432" w:type="dxa"/>
             <w:shd w:val="clear" w:color="auto" w:fill="FFEDD5"/>
           </w:tcPr>
           <w:p>
@@ -20882,6 +22619,7 @@
         </w:trPr>
         <w:tc>
           <w:tcPr>
+            <w:tcW w:w="5640" w:type="dxa"/>
             <w:shd w:val="clear" w:color="auto" w:fill="F6F8F7"/>
           </w:tcPr>
           <w:p>
@@ -20899,6 +22637,7 @@
         </w:tc>
         <w:tc>
           <w:tcPr>
+            <w:tcW w:w="3432" w:type="dxa"/>
             <w:shd w:val="clear" w:color="auto" w:fill="FEE2E2"/>
           </w:tcPr>
           <w:p>
@@ -21169,6 +22908,7 @@
     <w:p>
       <w:pPr>
         <w:pStyle w:val="FirstParagraph"/>
+        <w:spacing w:after="160"/>
       </w:pPr>
       <w:r>
         <w:t xml:space="preserve">Qué porcentaje de los cargos de juez de la justicia federal y nacional tiene juez designado. Un cargo cubierto por un subrogante cuenta como vacante, porque la subrogancia es transitoria y no reemplaza a un juez nombrado para ese tribunal.</w:t>
@@ -21177,8 +22917,6 @@
     <w:tbl>
       <w:tblPr>
         <w:tblStyle w:val="Table"/>
-        <w:tblW w:type="pct" w:w="5000.0"/>
-        <w:tblLayout w:type="autofit"/>
         <w:tblLook w:firstRow="0" w:lastRow="0" w:firstColumn="0" w:lastColumn="0" w:noHBand="0" w:noVBand="0" w:val="0000"/>
         <w:tblBorders>
           <w:top w:val="single" w:sz="4" w:color="D9DEDC"/>
@@ -21194,18 +22932,23 @@
           <w:left w:w="140" w:type="dxa"/>
           <w:right w:w="140" w:type="dxa"/>
         </w:tblCellMar>
+        <w:tblW w:w="9072" w:type="dxa"/>
+        <w:tblLayout w:type="fixed"/>
       </w:tblPr>
       <w:tblGrid>
-        <w:gridCol w:w="1980"/>
-        <w:gridCol w:w="1980"/>
-        <w:gridCol w:w="1980"/>
-        <w:gridCol w:w="1980"/>
+        <w:gridCol w:w="3652"/>
+        <w:gridCol w:w="1432"/>
+        <w:gridCol w:w="2180"/>
+        <w:gridCol w:w="1808"/>
       </w:tblGrid>
       <w:tr>
         <w:trPr>
           <w:cantSplit/>
         </w:trPr>
         <w:tc>
+          <w:tcPr>
+            <w:tcW w:w="3652" w:type="dxa"/>
+          </w:tcPr>
           <w:p>
             <w:pPr>
               <w:pStyle w:val="Compact"/>
@@ -21235,6 +22978,7 @@
         </w:tc>
         <w:tc>
           <w:tcPr>
+            <w:tcW w:w="1432" w:type="dxa"/>
             <w:shd w:val="clear" w:color="auto" w:fill="FEF3C7"/>
           </w:tcPr>
           <w:p>
@@ -21254,6 +22998,9 @@
           </w:p>
         </w:tc>
         <w:tc>
+          <w:tcPr>
+            <w:tcW w:w="2180" w:type="dxa"/>
+          </w:tcPr>
           <w:p>
             <w:pPr>
               <w:pStyle w:val="Compact"/>
@@ -21268,6 +23015,9 @@
           </w:p>
         </w:tc>
         <w:tc>
+          <w:tcPr>
+            <w:tcW w:w="1808" w:type="dxa"/>
+          </w:tcPr>
           <w:p>
             <w:pPr>
               <w:pStyle w:val="Compact"/>
@@ -21288,6 +23038,7 @@
       <w:pPr>
         <w:pStyle w:val="Heading2"/>
         <w:keepNext/>
+        <w:spacing w:after="160"/>
       </w:pPr>
       <w:r>
         <w:t xml:space="preserve">Identificación</w:t>
@@ -21296,8 +23047,6 @@
     <w:tbl>
       <w:tblPr>
         <w:tblStyle w:val="Table"/>
-        <w:tblW w:type="pct" w:w="5000.0"/>
-        <w:tblLayout w:type="autofit"/>
         <w:tblLook w:firstRow="0" w:lastRow="0" w:firstColumn="0" w:lastColumn="0" w:noHBand="0" w:noVBand="0" w:val="0000"/>
         <w:tblBorders>
           <w:top w:val="single" w:sz="4" w:color="D9DEDC"/>
@@ -21313,18 +23062,23 @@
           <w:left w:w="140" w:type="dxa"/>
           <w:right w:w="140" w:type="dxa"/>
         </w:tblCellMar>
+        <w:tblW w:w="9072" w:type="dxa"/>
+        <w:tblLayout w:type="fixed"/>
       </w:tblPr>
       <w:tblGrid>
-        <w:gridCol w:w="1980"/>
-        <w:gridCol w:w="1980"/>
-        <w:gridCol w:w="1980"/>
-        <w:gridCol w:w="1980"/>
+        <w:gridCol w:w="1751"/>
+        <w:gridCol w:w="2761"/>
+        <w:gridCol w:w="1761"/>
+        <w:gridCol w:w="2799"/>
       </w:tblGrid>
       <w:tr>
         <w:trPr>
           <w:cantSplit/>
         </w:trPr>
         <w:tc>
+          <w:tcPr>
+            <w:tcW w:w="1751" w:type="dxa"/>
+          </w:tcPr>
           <w:p>
             <w:pPr>
               <w:pStyle w:val="Compact"/>
@@ -21341,6 +23095,9 @@
           </w:p>
         </w:tc>
         <w:tc>
+          <w:tcPr>
+            <w:tcW w:w="2761" w:type="dxa"/>
+          </w:tcPr>
           <w:p>
             <w:pPr>
               <w:pStyle w:val="Compact"/>
@@ -21355,6 +23112,9 @@
           </w:p>
         </w:tc>
         <w:tc>
+          <w:tcPr>
+            <w:tcW w:w="1761" w:type="dxa"/>
+          </w:tcPr>
           <w:p>
             <w:pPr>
               <w:pStyle w:val="Compact"/>
@@ -21371,6 +23131,9 @@
           </w:p>
         </w:tc>
         <w:tc>
+          <w:tcPr>
+            <w:tcW w:w="2799" w:type="dxa"/>
+          </w:tcPr>
           <w:p>
             <w:pPr>
               <w:pStyle w:val="Compact"/>
@@ -21390,6 +23153,9 @@
           <w:cantSplit/>
         </w:trPr>
         <w:tc>
+          <w:tcPr>
+            <w:tcW w:w="1751" w:type="dxa"/>
+          </w:tcPr>
           <w:p>
             <w:pPr>
               <w:pStyle w:val="Compact"/>
@@ -21406,6 +23172,9 @@
           </w:p>
         </w:tc>
         <w:tc>
+          <w:tcPr>
+            <w:tcW w:w="2761" w:type="dxa"/>
+          </w:tcPr>
           <w:p>
             <w:pPr>
               <w:pStyle w:val="Compact"/>
@@ -21420,6 +23189,9 @@
           </w:p>
         </w:tc>
         <w:tc>
+          <w:tcPr>
+            <w:tcW w:w="1761" w:type="dxa"/>
+          </w:tcPr>
           <w:p>
             <w:pPr>
               <w:pStyle w:val="Compact"/>
@@ -21436,6 +23208,9 @@
           </w:p>
         </w:tc>
         <w:tc>
+          <w:tcPr>
+            <w:tcW w:w="2799" w:type="dxa"/>
+          </w:tcPr>
           <w:p>
             <w:pPr>
               <w:pStyle w:val="Compact"/>
@@ -21455,6 +23230,9 @@
           <w:cantSplit/>
         </w:trPr>
         <w:tc>
+          <w:tcPr>
+            <w:tcW w:w="1751" w:type="dxa"/>
+          </w:tcPr>
           <w:p>
             <w:pPr>
               <w:pStyle w:val="Compact"/>
@@ -21471,6 +23249,9 @@
           </w:p>
         </w:tc>
         <w:tc>
+          <w:tcPr>
+            <w:tcW w:w="2761" w:type="dxa"/>
+          </w:tcPr>
           <w:p>
             <w:pPr>
               <w:pStyle w:val="Compact"/>
@@ -21485,6 +23266,9 @@
           </w:p>
         </w:tc>
         <w:tc>
+          <w:tcPr>
+            <w:tcW w:w="1761" w:type="dxa"/>
+          </w:tcPr>
           <w:p>
             <w:pPr>
               <w:pStyle w:val="Compact"/>
@@ -21501,6 +23285,9 @@
           </w:p>
         </w:tc>
         <w:tc>
+          <w:tcPr>
+            <w:tcW w:w="2799" w:type="dxa"/>
+          </w:tcPr>
           <w:p>
             <w:pPr>
               <w:pStyle w:val="Compact"/>
@@ -21520,6 +23307,9 @@
           <w:cantSplit/>
         </w:trPr>
         <w:tc>
+          <w:tcPr>
+            <w:tcW w:w="1751" w:type="dxa"/>
+          </w:tcPr>
           <w:p>
             <w:pPr>
               <w:pStyle w:val="Compact"/>
@@ -21536,6 +23326,9 @@
           </w:p>
         </w:tc>
         <w:tc>
+          <w:tcPr>
+            <w:tcW w:w="2761" w:type="dxa"/>
+          </w:tcPr>
           <w:p>
             <w:pPr>
               <w:pStyle w:val="Compact"/>
@@ -21550,6 +23343,9 @@
           </w:p>
         </w:tc>
         <w:tc>
+          <w:tcPr>
+            <w:tcW w:w="1761" w:type="dxa"/>
+          </w:tcPr>
           <w:p>
             <w:pPr>
               <w:pStyle w:val="Compact"/>
@@ -21566,6 +23362,9 @@
           </w:p>
         </w:tc>
         <w:tc>
+          <w:tcPr>
+            <w:tcW w:w="2799" w:type="dxa"/>
+          </w:tcPr>
           <w:p>
             <w:pPr>
               <w:pStyle w:val="Compact"/>
@@ -21585,6 +23384,9 @@
           <w:cantSplit/>
         </w:trPr>
         <w:tc>
+          <w:tcPr>
+            <w:tcW w:w="1751" w:type="dxa"/>
+          </w:tcPr>
           <w:p>
             <w:pPr>
               <w:pStyle w:val="Compact"/>
@@ -21601,6 +23403,9 @@
           </w:p>
         </w:tc>
         <w:tc>
+          <w:tcPr>
+            <w:tcW w:w="2761" w:type="dxa"/>
+          </w:tcPr>
           <w:p>
             <w:pPr>
               <w:pStyle w:val="Compact"/>
@@ -21615,6 +23420,9 @@
           </w:p>
         </w:tc>
         <w:tc>
+          <w:tcPr>
+            <w:tcW w:w="1761" w:type="dxa"/>
+          </w:tcPr>
           <w:p>
             <w:pPr>
               <w:pStyle w:val="Compact"/>
@@ -21631,6 +23439,9 @@
           </w:p>
         </w:tc>
         <w:tc>
+          <w:tcPr>
+            <w:tcW w:w="2799" w:type="dxa"/>
+          </w:tcPr>
           <w:p>
             <w:pPr>
               <w:pStyle w:val="Compact"/>
@@ -21772,6 +23583,7 @@
     <w:p>
       <w:pPr>
         <w:pStyle w:val="BodyText"/>
+        <w:spacing w:after="160"/>
       </w:pPr>
       <w:r>
         <w:rPr>
@@ -21784,8 +23596,6 @@
     <w:tbl>
       <w:tblPr>
         <w:tblStyle w:val="Table"/>
-        <w:tblW w:type="pct" w:w="0.0"/>
-        <w:tblLayout w:type="autofit"/>
         <w:tblLook w:firstRow="1" w:lastRow="0" w:firstColumn="0" w:lastColumn="0" w:noHBand="0" w:noVBand="0" w:val="0020"/>
         <w:tblBorders>
           <w:top w:val="single" w:sz="4" w:color="D9DEDC"/>
@@ -21801,8 +23611,13 @@
           <w:left w:w="140" w:type="dxa"/>
           <w:right w:w="140" w:type="dxa"/>
         </w:tblCellMar>
+        <w:tblW w:w="9072" w:type="dxa"/>
+        <w:tblLayout w:type="fixed"/>
       </w:tblPr>
-      <w:tblGrid/>
+      <w:tblGrid>
+        <w:gridCol w:w="5575"/>
+        <w:gridCol w:w="3497"/>
+      </w:tblGrid>
       <w:tr>
         <w:trPr>
           <w:cantSplit/>
@@ -21810,6 +23625,7 @@
         </w:trPr>
         <w:tc>
           <w:tcPr>
+            <w:tcW w:w="5575" w:type="dxa"/>
             <w:shd w:val="clear" w:color="auto" w:fill="1F3A34"/>
           </w:tcPr>
           <w:p>
@@ -21829,6 +23645,7 @@
         </w:tc>
         <w:tc>
           <w:tcPr>
+            <w:tcW w:w="3497" w:type="dxa"/>
             <w:shd w:val="clear" w:color="auto" w:fill="1F3A34"/>
           </w:tcPr>
           <w:p>
@@ -21852,6 +23669,9 @@
           <w:cantSplit/>
         </w:trPr>
         <w:tc>
+          <w:tcPr>
+            <w:tcW w:w="5575" w:type="dxa"/>
+          </w:tcPr>
           <w:p>
             <w:pPr>
               <w:pStyle w:val="Compact"/>
@@ -21867,6 +23687,7 @@
         </w:tc>
         <w:tc>
           <w:tcPr>
+            <w:tcW w:w="3497" w:type="dxa"/>
             <w:shd w:val="clear" w:color="auto" w:fill="DCFCE7"/>
           </w:tcPr>
           <w:p>
@@ -21891,6 +23712,7 @@
         </w:trPr>
         <w:tc>
           <w:tcPr>
+            <w:tcW w:w="5575" w:type="dxa"/>
             <w:shd w:val="clear" w:color="auto" w:fill="F6F8F7"/>
           </w:tcPr>
           <w:p>
@@ -21908,6 +23730,7 @@
         </w:tc>
         <w:tc>
           <w:tcPr>
+            <w:tcW w:w="3497" w:type="dxa"/>
             <w:shd w:val="clear" w:color="auto" w:fill="FEF3C7"/>
           </w:tcPr>
           <w:p>
@@ -21931,6 +23754,9 @@
           <w:cantSplit/>
         </w:trPr>
         <w:tc>
+          <w:tcPr>
+            <w:tcW w:w="5575" w:type="dxa"/>
+          </w:tcPr>
           <w:p>
             <w:pPr>
               <w:pStyle w:val="Compact"/>
@@ -21946,6 +23772,7 @@
         </w:tc>
         <w:tc>
           <w:tcPr>
+            <w:tcW w:w="3497" w:type="dxa"/>
             <w:shd w:val="clear" w:color="auto" w:fill="FFEDD5"/>
           </w:tcPr>
           <w:p>
@@ -21970,6 +23797,7 @@
         </w:trPr>
         <w:tc>
           <w:tcPr>
+            <w:tcW w:w="5575" w:type="dxa"/>
             <w:shd w:val="clear" w:color="auto" w:fill="F6F8F7"/>
           </w:tcPr>
           <w:p>
@@ -21987,6 +23815,7 @@
         </w:tc>
         <w:tc>
           <w:tcPr>
+            <w:tcW w:w="3497" w:type="dxa"/>
             <w:shd w:val="clear" w:color="auto" w:fill="FEE2E2"/>
           </w:tcPr>
           <w:p>
@@ -22281,6 +24110,7 @@
     <w:p>
       <w:pPr>
         <w:pStyle w:val="FirstParagraph"/>
+        <w:spacing w:after="160"/>
       </w:pPr>
       <w:r>
         <w:t xml:space="preserve">Qué porcentaje de los votos de senadores no alineados con el oficialismo (La Libertad Avanza) coincide con la posición que tomó el bloque oficialista en esa misma votación, promediado entre provincias.</w:t>
@@ -22289,8 +24119,6 @@
     <w:tbl>
       <w:tblPr>
         <w:tblStyle w:val="Table"/>
-        <w:tblW w:type="pct" w:w="5000.0"/>
-        <w:tblLayout w:type="autofit"/>
         <w:tblLook w:firstRow="0" w:lastRow="0" w:firstColumn="0" w:lastColumn="0" w:noHBand="0" w:noVBand="0" w:val="0000"/>
         <w:tblBorders>
           <w:top w:val="single" w:sz="4" w:color="D9DEDC"/>
@@ -22306,18 +24134,23 @@
           <w:left w:w="140" w:type="dxa"/>
           <w:right w:w="140" w:type="dxa"/>
         </w:tblCellMar>
+        <w:tblW w:w="9072" w:type="dxa"/>
+        <w:tblLayout w:type="fixed"/>
       </w:tblPr>
       <w:tblGrid>
-        <w:gridCol w:w="1980"/>
-        <w:gridCol w:w="1980"/>
-        <w:gridCol w:w="1980"/>
-        <w:gridCol w:w="1980"/>
+        <w:gridCol w:w="4141"/>
+        <w:gridCol w:w="1075"/>
+        <w:gridCol w:w="2129"/>
+        <w:gridCol w:w="1727"/>
       </w:tblGrid>
       <w:tr>
         <w:trPr>
           <w:cantSplit/>
         </w:trPr>
         <w:tc>
+          <w:tcPr>
+            <w:tcW w:w="4141" w:type="dxa"/>
+          </w:tcPr>
           <w:p>
             <w:pPr>
               <w:pStyle w:val="Compact"/>
@@ -22347,6 +24180,7 @@
         </w:tc>
         <w:tc>
           <w:tcPr>
+            <w:tcW w:w="1075" w:type="dxa"/>
             <w:shd w:val="clear" w:color="auto" w:fill="DCFCE7"/>
           </w:tcPr>
           <w:p>
@@ -22366,6 +24200,9 @@
           </w:p>
         </w:tc>
         <w:tc>
+          <w:tcPr>
+            <w:tcW w:w="2129" w:type="dxa"/>
+          </w:tcPr>
           <w:p>
             <w:pPr>
               <w:pStyle w:val="Compact"/>
@@ -22380,6 +24217,9 @@
           </w:p>
         </w:tc>
         <w:tc>
+          <w:tcPr>
+            <w:tcW w:w="1727" w:type="dxa"/>
+          </w:tcPr>
           <w:p>
             <w:pPr>
               <w:pStyle w:val="Compact"/>
@@ -22400,6 +24240,7 @@
       <w:pPr>
         <w:pStyle w:val="Heading2"/>
         <w:keepNext/>
+        <w:spacing w:after="160"/>
       </w:pPr>
       <w:r>
         <w:t xml:space="preserve">Identificación</w:t>
@@ -22408,8 +24249,6 @@
     <w:tbl>
       <w:tblPr>
         <w:tblStyle w:val="Table"/>
-        <w:tblW w:type="pct" w:w="5000.0"/>
-        <w:tblLayout w:type="autofit"/>
         <w:tblLook w:firstRow="0" w:lastRow="0" w:firstColumn="0" w:lastColumn="0" w:noHBand="0" w:noVBand="0" w:val="0000"/>
         <w:tblBorders>
           <w:top w:val="single" w:sz="4" w:color="D9DEDC"/>
@@ -22425,18 +24264,23 @@
           <w:left w:w="140" w:type="dxa"/>
           <w:right w:w="140" w:type="dxa"/>
         </w:tblCellMar>
+        <w:tblW w:w="9072" w:type="dxa"/>
+        <w:tblLayout w:type="fixed"/>
       </w:tblPr>
       <w:tblGrid>
-        <w:gridCol w:w="1980"/>
-        <w:gridCol w:w="1980"/>
-        <w:gridCol w:w="1980"/>
-        <w:gridCol w:w="1980"/>
+        <w:gridCol w:w="1713"/>
+        <w:gridCol w:w="3268"/>
+        <w:gridCol w:w="1720"/>
+        <w:gridCol w:w="2371"/>
       </w:tblGrid>
       <w:tr>
         <w:trPr>
           <w:cantSplit/>
         </w:trPr>
         <w:tc>
+          <w:tcPr>
+            <w:tcW w:w="1713" w:type="dxa"/>
+          </w:tcPr>
           <w:p>
             <w:pPr>
               <w:pStyle w:val="Compact"/>
@@ -22453,6 +24297,9 @@
           </w:p>
         </w:tc>
         <w:tc>
+          <w:tcPr>
+            <w:tcW w:w="3268" w:type="dxa"/>
+          </w:tcPr>
           <w:p>
             <w:pPr>
               <w:pStyle w:val="Compact"/>
@@ -22467,6 +24314,9 @@
           </w:p>
         </w:tc>
         <w:tc>
+          <w:tcPr>
+            <w:tcW w:w="1720" w:type="dxa"/>
+          </w:tcPr>
           <w:p>
             <w:pPr>
               <w:pStyle w:val="Compact"/>
@@ -22483,6 +24333,9 @@
           </w:p>
         </w:tc>
         <w:tc>
+          <w:tcPr>
+            <w:tcW w:w="2371" w:type="dxa"/>
+          </w:tcPr>
           <w:p>
             <w:pPr>
               <w:pStyle w:val="Compact"/>
@@ -22502,6 +24355,9 @@
           <w:cantSplit/>
         </w:trPr>
         <w:tc>
+          <w:tcPr>
+            <w:tcW w:w="1713" w:type="dxa"/>
+          </w:tcPr>
           <w:p>
             <w:pPr>
               <w:pStyle w:val="Compact"/>
@@ -22518,6 +24374,9 @@
           </w:p>
         </w:tc>
         <w:tc>
+          <w:tcPr>
+            <w:tcW w:w="3268" w:type="dxa"/>
+          </w:tcPr>
           <w:p>
             <w:pPr>
               <w:pStyle w:val="Compact"/>
@@ -22532,6 +24391,9 @@
           </w:p>
         </w:tc>
         <w:tc>
+          <w:tcPr>
+            <w:tcW w:w="1720" w:type="dxa"/>
+          </w:tcPr>
           <w:p>
             <w:pPr>
               <w:pStyle w:val="Compact"/>
@@ -22548,6 +24410,9 @@
           </w:p>
         </w:tc>
         <w:tc>
+          <w:tcPr>
+            <w:tcW w:w="2371" w:type="dxa"/>
+          </w:tcPr>
           <w:p>
             <w:pPr>
               <w:pStyle w:val="Compact"/>
@@ -22567,6 +24432,9 @@
           <w:cantSplit/>
         </w:trPr>
         <w:tc>
+          <w:tcPr>
+            <w:tcW w:w="1713" w:type="dxa"/>
+          </w:tcPr>
           <w:p>
             <w:pPr>
               <w:pStyle w:val="Compact"/>
@@ -22583,6 +24451,9 @@
           </w:p>
         </w:tc>
         <w:tc>
+          <w:tcPr>
+            <w:tcW w:w="3268" w:type="dxa"/>
+          </w:tcPr>
           <w:p>
             <w:pPr>
               <w:pStyle w:val="Compact"/>
@@ -22597,6 +24468,9 @@
           </w:p>
         </w:tc>
         <w:tc>
+          <w:tcPr>
+            <w:tcW w:w="1720" w:type="dxa"/>
+          </w:tcPr>
           <w:p>
             <w:pPr>
               <w:pStyle w:val="Compact"/>
@@ -22613,6 +24487,9 @@
           </w:p>
         </w:tc>
         <w:tc>
+          <w:tcPr>
+            <w:tcW w:w="2371" w:type="dxa"/>
+          </w:tcPr>
           <w:p>
             <w:pPr>
               <w:pStyle w:val="Compact"/>
@@ -22632,6 +24509,9 @@
           <w:cantSplit/>
         </w:trPr>
         <w:tc>
+          <w:tcPr>
+            <w:tcW w:w="1713" w:type="dxa"/>
+          </w:tcPr>
           <w:p>
             <w:pPr>
               <w:pStyle w:val="Compact"/>
@@ -22648,6 +24528,9 @@
           </w:p>
         </w:tc>
         <w:tc>
+          <w:tcPr>
+            <w:tcW w:w="3268" w:type="dxa"/>
+          </w:tcPr>
           <w:p>
             <w:pPr>
               <w:pStyle w:val="Compact"/>
@@ -22662,6 +24545,9 @@
           </w:p>
         </w:tc>
         <w:tc>
+          <w:tcPr>
+            <w:tcW w:w="1720" w:type="dxa"/>
+          </w:tcPr>
           <w:p>
             <w:pPr>
               <w:pStyle w:val="Compact"/>
@@ -22678,6 +24564,9 @@
           </w:p>
         </w:tc>
         <w:tc>
+          <w:tcPr>
+            <w:tcW w:w="2371" w:type="dxa"/>
+          </w:tcPr>
           <w:p>
             <w:pPr>
               <w:pStyle w:val="Compact"/>
@@ -22697,6 +24586,9 @@
           <w:cantSplit/>
         </w:trPr>
         <w:tc>
+          <w:tcPr>
+            <w:tcW w:w="1713" w:type="dxa"/>
+          </w:tcPr>
           <w:p>
             <w:pPr>
               <w:pStyle w:val="Compact"/>
@@ -22713,6 +24605,9 @@
           </w:p>
         </w:tc>
         <w:tc>
+          <w:tcPr>
+            <w:tcW w:w="3268" w:type="dxa"/>
+          </w:tcPr>
           <w:p>
             <w:pPr>
               <w:pStyle w:val="Compact"/>
@@ -22727,6 +24622,9 @@
           </w:p>
         </w:tc>
         <w:tc>
+          <w:tcPr>
+            <w:tcW w:w="1720" w:type="dxa"/>
+          </w:tcPr>
           <w:p>
             <w:pPr>
               <w:pStyle w:val="Compact"/>
@@ -22743,6 +24641,9 @@
           </w:p>
         </w:tc>
         <w:tc>
+          <w:tcPr>
+            <w:tcW w:w="2371" w:type="dxa"/>
+          </w:tcPr>
           <w:p>
             <w:pPr>
               <w:pStyle w:val="Compact"/>
@@ -22872,6 +24773,7 @@
     <w:p>
       <w:pPr>
         <w:pStyle w:val="BodyText"/>
+        <w:spacing w:after="160"/>
       </w:pPr>
       <w:r>
         <w:rPr>
@@ -22884,8 +24786,6 @@
     <w:tbl>
       <w:tblPr>
         <w:tblStyle w:val="Table"/>
-        <w:tblW w:type="pct" w:w="5000.0"/>
-        <w:tblLayout w:type="autofit"/>
         <w:tblLook w:firstRow="1" w:lastRow="0" w:firstColumn="0" w:lastColumn="0" w:noHBand="0" w:noVBand="0" w:val="0020"/>
         <w:tblBorders>
           <w:top w:val="single" w:sz="4" w:color="D9DEDC"/>
@@ -22901,10 +24801,12 @@
           <w:left w:w="140" w:type="dxa"/>
           <w:right w:w="140" w:type="dxa"/>
         </w:tblCellMar>
+        <w:tblW w:w="9072" w:type="dxa"/>
+        <w:tblLayout w:type="fixed"/>
       </w:tblPr>
       <w:tblGrid>
-        <w:gridCol w:w="3960"/>
-        <w:gridCol w:w="3960"/>
+        <w:gridCol w:w="5835"/>
+        <w:gridCol w:w="3237"/>
       </w:tblGrid>
       <w:tr>
         <w:trPr>
@@ -22913,6 +24815,7 @@
         </w:trPr>
         <w:tc>
           <w:tcPr>
+            <w:tcW w:w="5835" w:type="dxa"/>
             <w:shd w:val="clear" w:color="auto" w:fill="1F3A34"/>
           </w:tcPr>
           <w:p>
@@ -22932,6 +24835,7 @@
         </w:tc>
         <w:tc>
           <w:tcPr>
+            <w:tcW w:w="3237" w:type="dxa"/>
             <w:shd w:val="clear" w:color="auto" w:fill="1F3A34"/>
           </w:tcPr>
           <w:p>
@@ -22955,6 +24859,9 @@
           <w:cantSplit/>
         </w:trPr>
         <w:tc>
+          <w:tcPr>
+            <w:tcW w:w="5835" w:type="dxa"/>
+          </w:tcPr>
           <w:p>
             <w:pPr>
               <w:pStyle w:val="Compact"/>
@@ -22970,6 +24877,7 @@
         </w:tc>
         <w:tc>
           <w:tcPr>
+            <w:tcW w:w="3237" w:type="dxa"/>
             <w:shd w:val="clear" w:color="auto" w:fill="DCFCE7"/>
           </w:tcPr>
           <w:p>
@@ -22994,6 +24902,7 @@
         </w:trPr>
         <w:tc>
           <w:tcPr>
+            <w:tcW w:w="5835" w:type="dxa"/>
             <w:shd w:val="clear" w:color="auto" w:fill="F6F8F7"/>
           </w:tcPr>
           <w:p>
@@ -23011,6 +24920,7 @@
         </w:tc>
         <w:tc>
           <w:tcPr>
+            <w:tcW w:w="3237" w:type="dxa"/>
             <w:shd w:val="clear" w:color="auto" w:fill="FEF3C7"/>
           </w:tcPr>
           <w:p>
@@ -23034,6 +24944,9 @@
           <w:cantSplit/>
         </w:trPr>
         <w:tc>
+          <w:tcPr>
+            <w:tcW w:w="5835" w:type="dxa"/>
+          </w:tcPr>
           <w:p>
             <w:pPr>
               <w:pStyle w:val="Compact"/>
@@ -23049,6 +24962,7 @@
         </w:tc>
         <w:tc>
           <w:tcPr>
+            <w:tcW w:w="3237" w:type="dxa"/>
             <w:shd w:val="clear" w:color="auto" w:fill="FFEDD5"/>
           </w:tcPr>
           <w:p>
@@ -23073,6 +24987,7 @@
         </w:trPr>
         <w:tc>
           <w:tcPr>
+            <w:tcW w:w="5835" w:type="dxa"/>
             <w:shd w:val="clear" w:color="auto" w:fill="F6F8F7"/>
           </w:tcPr>
           <w:p>
@@ -23090,6 +25005,7 @@
         </w:tc>
         <w:tc>
           <w:tcPr>
+            <w:tcW w:w="3237" w:type="dxa"/>
             <w:shd w:val="clear" w:color="auto" w:fill="FEE2E2"/>
           </w:tcPr>
           <w:p>
